--- a/Report/Task3_TowerOfHanoi_Report.docx
+++ b/Report/Task3_TowerOfHanoi_Report.docx
@@ -1,6 +1,6 @@
 
 <file path=word/document.xml><?xml version="1.0" encoding="utf-8"?>
-<w:document xmlns:wpc="http://schemas.microsoft.com/office/word/2010/wordprocessingCanvas" xmlns:cx="http://schemas.microsoft.com/office/drawing/2014/chartex" xmlns:cx1="http://schemas.microsoft.com/office/drawing/2015/9/8/chartex" xmlns:cx2="http://schemas.microsoft.com/office/drawing/2015/10/21/chartex" xmlns:cx3="http://schemas.microsoft.com/office/drawing/2016/5/9/chartex" xmlns:cx4="http://schemas.microsoft.com/office/drawing/2016/5/10/chartex" xmlns:cx5="http://schemas.microsoft.com/office/drawing/2016/5/11/chartex" xmlns:cx6="http://schemas.microsoft.com/office/drawing/2016/5/12/chartex" xmlns:cx7="http://schemas.microsoft.com/office/drawing/2016/5/13/chartex" xmlns:cx8="http://schemas.microsoft.com/office/drawing/2016/5/14/chartex" xmlns:mc="http://schemas.openxmlformats.org/markup-compatibility/2006" xmlns:aink="http://schemas.microsoft.com/office/drawing/2016/ink" xmlns:am3d="http://schemas.microsoft.com/office/drawing/2017/model3d" xmlns:o="urn:schemas-microsoft-com:office:office" xmlns:oel="http://schemas.microsoft.com/office/2019/extlst" xmlns:r="http://schemas.openxmlformats.org/officeDocument/2006/relationships" xmlns:m="http://schemas.openxmlformats.org/officeDocument/2006/math" xmlns:v="urn:schemas-microsoft-com:vml" xmlns:wp14="http://schemas.microsoft.com/office/word/2010/wordprocessingDrawing" xmlns:wp="http://schemas.openxmlformats.org/drawingml/2006/wordprocessingDrawing" xmlns:w10="urn:schemas-microsoft-com:office:word" xmlns:w="http://schemas.openxmlformats.org/wordprocessingml/2006/main" xmlns:w14="http://schemas.microsoft.com/office/word/2010/wordml" xmlns:w15="http://schemas.microsoft.com/office/word/2012/wordml" xmlns:w16cex="http://schemas.microsoft.com/office/word/2018/wordml/cex" xmlns:w16cid="http://schemas.microsoft.com/office/word/2016/wordml/cid" xmlns:w16="http://schemas.microsoft.com/office/word/2018/wordml" xmlns:w16du="http://schemas.microsoft.com/office/word/2023/wordml/word16du" xmlns:w16sdtdh="http://schemas.microsoft.com/office/word/2020/wordml/sdtdatahash" xmlns:w16sdtfl="http://schemas.microsoft.com/office/word/2024/wordml/sdtformatlock" xmlns:w16se="http://schemas.microsoft.com/office/word/2015/wordml/symex" xmlns:wpg="http://schemas.microsoft.com/office/word/2010/wordprocessingGroup" xmlns:wpi="http://schemas.microsoft.com/office/word/2010/wordprocessingInk" xmlns:wne="http://schemas.microsoft.com/office/word/2006/wordml" xmlns:wps="http://schemas.microsoft.com/office/word/2010/wordprocessingShape" mc:Ignorable="w14 w15 w16se w16cid w16 w16cex w16sdtdh w16sdtfl w16du wp14">
+<w:document xmlns:wpc="http://schemas.microsoft.com/office/word/2010/wordprocessingCanvas" xmlns:cx="http://schemas.microsoft.com/office/drawing/2014/chartex" xmlns:cx1="http://schemas.microsoft.com/office/drawing/2015/9/8/chartex" xmlns:cx2="http://schemas.microsoft.com/office/drawing/2015/10/21/chartex" xmlns:cx3="http://schemas.microsoft.com/office/drawing/2016/5/9/chartex" xmlns:cx4="http://schemas.microsoft.com/office/drawing/2016/5/10/chartex" xmlns:cx5="http://schemas.microsoft.com/office/drawing/2016/5/11/chartex" xmlns:cx6="http://schemas.microsoft.com/office/drawing/2016/5/12/chartex" xmlns:cx7="http://schemas.microsoft.com/office/drawing/2016/5/13/chartex" xmlns:cx8="http://schemas.microsoft.com/office/drawing/2016/5/14/chartex" xmlns:mc="http://schemas.openxmlformats.org/markup-compatibility/2006" xmlns:aink="http://schemas.microsoft.com/office/drawing/2016/ink" xmlns:am3d="http://schemas.microsoft.com/office/drawing/2017/model3d" xmlns:o="urn:schemas-microsoft-com:office:office" xmlns:oel="http://schemas.microsoft.com/office/2019/extlst" xmlns:r="http://schemas.openxmlformats.org/officeDocument/2006/relationships" xmlns:m="http://schemas.openxmlformats.org/officeDocument/2006/math" xmlns:v="urn:schemas-microsoft-com:vml" xmlns:wp14="http://schemas.microsoft.com/office/word/2010/wordprocessingDrawing" xmlns:wp="http://schemas.openxmlformats.org/drawingml/2006/wordprocessingDrawing" xmlns:w10="urn:schemas-microsoft-com:office:word" xmlns:w="http://schemas.openxmlformats.org/wordprocessingml/2006/main" xmlns:w14="http://schemas.microsoft.com/office/word/2010/wordml" xmlns:w15="http://schemas.microsoft.com/office/word/2012/wordml" xmlns:w16cex="http://schemas.microsoft.com/office/word/2018/wordml/cex" xmlns:w16cid="http://schemas.microsoft.com/office/word/2016/wordml/cid" xmlns:w16="http://schemas.microsoft.com/office/word/2018/wordml" xmlns:w16du="http://schemas.microsoft.com/office/word/2023/wordml/word16du" xmlns:w16sdtdh="http://schemas.microsoft.com/office/word/2020/wordml/sdtdatahash" xmlns:w16se="http://schemas.microsoft.com/office/word/2015/wordml/symex" xmlns:wpg="http://schemas.microsoft.com/office/word/2010/wordprocessingGroup" xmlns:wpi="http://schemas.microsoft.com/office/word/2010/wordprocessingInk" xmlns:wne="http://schemas.microsoft.com/office/word/2006/wordml" xmlns:wps="http://schemas.microsoft.com/office/word/2010/wordprocessingShape" mc:Ignorable="w14 w15 w16se w16cid w16 w16cex w16sdtdh wp14">
   <w:body>
     <w:p>
       <w:pPr>
@@ -25,21 +25,7 @@
         <w:rPr>
           <w:color w:val="000000"/>
         </w:rPr>
-        <w:t xml:space="preserve">The Tower of Hanoi is one of the most celebrated problems in computer science and discrete mathematics. Originally conceived by the French mathematician Edouard Lucas in 1883, the classical three-peg variant has a closed-form solution requiring exactly 2ⁿ − 1 moves for n disks. Adding a fourth peg transforms the problem into a rich </w:t>
-      </w:r>
-      <w:proofErr w:type="spellStart"/>
-      <w:r>
-        <w:rPr>
-          <w:color w:val="000000"/>
-        </w:rPr>
-        <w:t>optimisation</w:t>
-      </w:r>
-      <w:proofErr w:type="spellEnd"/>
-      <w:r>
-        <w:rPr>
-          <w:color w:val="000000"/>
-        </w:rPr>
-        <w:t xml:space="preserve"> challenge whose exact solution remained conjectural for decades.</w:t>
+        <w:t>The Tower of Hanoi is one of the most celebrated problems in computer science and discrete mathematics. Originally conceived by the French mathematician Edouard Lucas in 1883, the classical three-peg variant has a closed-form solution requiring exactly 2ⁿ − 1 moves for n disks. Adding a fourth peg transforms the problem into a rich optimisation challenge whose exact solution remained conjectural for decades.</w:t>
       </w:r>
     </w:p>
     <w:p>
@@ -51,21 +37,7 @@
         <w:rPr>
           <w:color w:val="000000"/>
         </w:rPr>
-        <w:t xml:space="preserve">This report provides an exhaustive treatment of the four-peg Tower of Hanoi. It covers six distinct algorithmic techniques, </w:t>
-      </w:r>
-      <w:proofErr w:type="spellStart"/>
-      <w:r>
-        <w:rPr>
-          <w:color w:val="000000"/>
-        </w:rPr>
-        <w:t>analysing</w:t>
-      </w:r>
-      <w:proofErr w:type="spellEnd"/>
-      <w:r>
-        <w:rPr>
-          <w:color w:val="000000"/>
-        </w:rPr>
-        <w:t xml:space="preserve"> each one from first principles: what the technique is, how it works, its advantages and disadvantages, the cases where it succeeds or fails, how failures can be remedied, time and space complexity, and a detailed cross-technique comparison. The primary algorithm implemented in Java is the Frame-Stewart Dynamic Programming approach, which produces the best known and verified-optimal solution of 33 moves for eight disks.</w:t>
+        <w:t>This report provides an exhaustive treatment of the four-peg Tower of Hanoi. It covers six distinct algorithmic techniques, analysing each one from first principles: what the technique is, how it works, its advantages and disadvantages, the cases where it succeeds or fails, how failures can be remedied, time and space complexity, and a detailed cross-technique comparison. The primary algorithm implemented in Java is the Frame-Stewart Dynamic Programming approach, which produces the best known and verified-optimal solution of 33 moves for eight disks.</w:t>
       </w:r>
     </w:p>
     <w:p>
@@ -125,21 +97,7 @@
         <w:rPr>
           <w:color w:val="000000"/>
         </w:rPr>
-        <w:t xml:space="preserve">Eight disks of strictly distinct sizes; the solution </w:t>
-      </w:r>
-      <w:proofErr w:type="spellStart"/>
-      <w:r>
-        <w:rPr>
-          <w:color w:val="000000"/>
-        </w:rPr>
-        <w:t>generalises</w:t>
-      </w:r>
-      <w:proofErr w:type="spellEnd"/>
-      <w:r>
-        <w:rPr>
-          <w:color w:val="000000"/>
-        </w:rPr>
-        <w:t xml:space="preserve"> to any n.</w:t>
+        <w:t>Eight disks of strictly distinct sizes; the solution generalises to any n.</w:t>
       </w:r>
     </w:p>
     <w:p>
@@ -224,21 +182,7 @@
         <w:rPr>
           <w:color w:val="000000"/>
         </w:rPr>
-        <w:t>The Frame-Stewart conjecture is accepted as producing the minimum move count; verified computationally for n ≤ 30 (</w:t>
-      </w:r>
-      <w:proofErr w:type="spellStart"/>
-      <w:r>
-        <w:rPr>
-          <w:color w:val="000000"/>
-        </w:rPr>
-        <w:t>Bousch</w:t>
-      </w:r>
-      <w:proofErr w:type="spellEnd"/>
-      <w:r>
-        <w:rPr>
-          <w:color w:val="000000"/>
-        </w:rPr>
-        <w:t>, 2014).</w:t>
+        <w:t>The Frame-Stewart conjecture is accepted as producing the minimum move count; verified computationally for n ≤ 30 (Bousch, 2014).</w:t>
       </w:r>
     </w:p>
     <w:p>
@@ -324,21 +268,7 @@
         <w:rPr>
           <w:color w:val="000000"/>
         </w:rPr>
-        <w:t xml:space="preserve">With four pegs, the Frame-Stewart algorithm introduces an </w:t>
-      </w:r>
-      <w:proofErr w:type="spellStart"/>
-      <w:r>
-        <w:rPr>
-          <w:color w:val="000000"/>
-        </w:rPr>
-        <w:t>optimised</w:t>
-      </w:r>
-      <w:proofErr w:type="spellEnd"/>
-      <w:r>
-        <w:rPr>
-          <w:color w:val="000000"/>
-        </w:rPr>
-        <w:t xml:space="preserve"> split: move k disks to a staging peg using all four pegs, transfer the remaining n−k disks to the destination using only three pegs (with the staging peg frozen), then bring the k staged disks to the destination using all four pegs again. The recurrence is:</w:t>
+        <w:t>With four pegs, the Frame-Stewart algorithm introduces an optimised split: move k disks to a staging peg using all four pegs, transfer the remaining n−k disks to the destination using only three pegs (with the staging peg frozen), then bring the k staged disks to the destination using all four pegs again. The recurrence is:</w:t>
       </w:r>
     </w:p>
     <w:p>
@@ -470,21 +400,7 @@
         <w:rPr>
           <w:color w:val="000000"/>
         </w:rPr>
-        <w:t xml:space="preserve">Dynamic Programming (DP) is an algorithm design paradigm that solves complex </w:t>
-      </w:r>
-      <w:proofErr w:type="spellStart"/>
-      <w:r>
-        <w:rPr>
-          <w:color w:val="000000"/>
-        </w:rPr>
-        <w:t>optimisation</w:t>
-      </w:r>
-      <w:proofErr w:type="spellEnd"/>
-      <w:r>
-        <w:rPr>
-          <w:color w:val="000000"/>
-        </w:rPr>
-        <w:t xml:space="preserve"> problems by decomposing them into overlapping sub-problems, solving each sub-problem exactly once, and storing results in a table to avoid redundant computation. It is applicable when the problem exhibits optimal substructure (the global optimum contains local optima) and overlapping sub-problems (identical sub-problems recur throughout the computation). For four-peg Tower of Hanoi, DP is applied through the Frame-Stewart algorithm (Frame &amp; Stewart, 1941): a bottom-up tabulation that finds the optimal disk-split k for every disk count from 1 to n.</w:t>
+        <w:t>Dynamic Programming (DP) is an algorithm design paradigm that solves complex optimisation problems by decomposing them into overlapping sub-problems, solving each sub-problem exactly once, and storing results in a table to avoid redundant computation. It is applicable when the problem exhibits optimal substructure (the global optimum contains local optima) and overlapping sub-problems (identical sub-problems recur throughout the computation). For four-peg Tower of Hanoi, DP is applied through the Frame-Stewart algorithm (Frame &amp; Stewart, 1941): a bottom-up tabulation that finds the optimal disk-split k for every disk count from 1 to n.</w:t>
       </w:r>
     </w:p>
     <w:p>
@@ -511,35 +427,7 @@
         <w:rPr>
           <w:color w:val="000000"/>
         </w:rPr>
-        <w:t>The algorithm has two distinct phases. First, the DP pre-computation phase fills the table dp4[</w:t>
-      </w:r>
-      <w:proofErr w:type="gramStart"/>
-      <w:r>
-        <w:rPr>
-          <w:color w:val="000000"/>
-        </w:rPr>
-        <w:t>0..</w:t>
-      </w:r>
-      <w:proofErr w:type="gramEnd"/>
-      <w:r>
-        <w:rPr>
-          <w:color w:val="000000"/>
-        </w:rPr>
-        <w:t xml:space="preserve">n]. For each disk count from 2 to </w:t>
-      </w:r>
-      <w:proofErr w:type="spellStart"/>
-      <w:r>
-        <w:rPr>
-          <w:color w:val="000000"/>
-        </w:rPr>
-        <w:t>maxDisks</w:t>
-      </w:r>
-      <w:proofErr w:type="spellEnd"/>
-      <w:r>
-        <w:rPr>
-          <w:color w:val="000000"/>
-        </w:rPr>
-        <w:t xml:space="preserve">, every split point k from 1 to n-1 is evaluated. The candidate cost is 2*dp4[k] + (2^(n-k) - 1), which represents: two four-peg sub-problems of size k plus one three-peg sub-problem of size n-k. The minimum candidate is stored alongside the optimal k. Second, the move generation phase uses the pre-computed split table to drive recursion: hanoi4 calls hanoi4 for the top-k sub-problem, hanoi3 for the locked middle sub-problem, and hanoi4 again for the </w:t>
+        <w:t xml:space="preserve">The algorithm has two distinct phases. First, the DP pre-computation phase fills the table dp4[0..n]. For each disk count from 2 to maxDisks, every split point k from 1 to n-1 is evaluated. The candidate cost is 2*dp4[k] + (2^(n-k) - 1), which represents: two four-peg sub-problems of size k plus one three-peg sub-problem of size n-k. The minimum candidate is stored alongside the optimal k. Second, the move generation phase uses the pre-computed split table to drive recursion: hanoi4 calls hanoi4 for the top-k sub-problem, hanoi3 for the locked middle sub-problem, and hanoi4 again for the </w:t>
       </w:r>
       <w:r>
         <w:rPr>
@@ -568,9 +456,15 @@
           <w:sz w:val="18"/>
           <w:szCs w:val="18"/>
         </w:rPr>
-        <w:t xml:space="preserve">PROCEDURE </w:t>
-      </w:r>
-      <w:proofErr w:type="spellStart"/>
+        <w:t>PROCEDURE BuildDPTable(maxN):</w:t>
+      </w:r>
+    </w:p>
+    <w:p>
+      <w:pPr>
+        <w:shd w:val="clear" w:color="auto" w:fill="F4F4F4"/>
+        <w:spacing w:line="220" w:lineRule="auto"/>
+        <w:ind w:left="360"/>
+      </w:pPr>
       <w:r>
         <w:rPr>
           <w:rFonts w:ascii="Courier New" w:eastAsia="Courier New" w:hAnsi="Courier New" w:cs="Courier New"/>
@@ -578,9 +472,15 @@
           <w:sz w:val="18"/>
           <w:szCs w:val="18"/>
         </w:rPr>
-        <w:t>BuildDPTable</w:t>
-      </w:r>
-      <w:proofErr w:type="spellEnd"/>
+        <w:t xml:space="preserve">  dp4[0]:=0; dp4[1]:=1; split[1]:=1</w:t>
+      </w:r>
+    </w:p>
+    <w:p>
+      <w:pPr>
+        <w:shd w:val="clear" w:color="auto" w:fill="F4F4F4"/>
+        <w:spacing w:line="220" w:lineRule="auto"/>
+        <w:ind w:left="360"/>
+      </w:pPr>
       <w:r>
         <w:rPr>
           <w:rFonts w:ascii="Courier New" w:eastAsia="Courier New" w:hAnsi="Courier New" w:cs="Courier New"/>
@@ -588,9 +488,15 @@
           <w:sz w:val="18"/>
           <w:szCs w:val="18"/>
         </w:rPr>
-        <w:t>(</w:t>
-      </w:r>
-      <w:proofErr w:type="spellStart"/>
+        <w:t xml:space="preserve">  FOR n:=2 TO maxN DO</w:t>
+      </w:r>
+    </w:p>
+    <w:p>
+      <w:pPr>
+        <w:shd w:val="clear" w:color="auto" w:fill="F4F4F4"/>
+        <w:spacing w:line="220" w:lineRule="auto"/>
+        <w:ind w:left="360"/>
+      </w:pPr>
       <w:r>
         <w:rPr>
           <w:rFonts w:ascii="Courier New" w:eastAsia="Courier New" w:hAnsi="Courier New" w:cs="Courier New"/>
@@ -598,9 +504,15 @@
           <w:sz w:val="18"/>
           <w:szCs w:val="18"/>
         </w:rPr>
-        <w:t>maxN</w:t>
-      </w:r>
-      <w:proofErr w:type="spellEnd"/>
+        <w:t xml:space="preserve">    dp4[n]:=INF</w:t>
+      </w:r>
+    </w:p>
+    <w:p>
+      <w:pPr>
+        <w:shd w:val="clear" w:color="auto" w:fill="F4F4F4"/>
+        <w:spacing w:line="220" w:lineRule="auto"/>
+        <w:ind w:left="360"/>
+      </w:pPr>
       <w:r>
         <w:rPr>
           <w:rFonts w:ascii="Courier New" w:eastAsia="Courier New" w:hAnsi="Courier New" w:cs="Courier New"/>
@@ -608,7 +520,7 @@
           <w:sz w:val="18"/>
           <w:szCs w:val="18"/>
         </w:rPr>
-        <w:t>):</w:t>
+        <w:t xml:space="preserve">    FOR k:=1 TO n-1 DO</w:t>
       </w:r>
     </w:p>
     <w:p>
@@ -624,7 +536,7 @@
           <w:sz w:val="18"/>
           <w:szCs w:val="18"/>
         </w:rPr>
-        <w:t xml:space="preserve">  dp4[0]:=0; dp4[1]:=1; split[1]:=1</w:t>
+        <w:t xml:space="preserve">      candidate := 2*dp4[k] + (2^(n-k) - 1)</w:t>
       </w:r>
     </w:p>
     <w:p>
@@ -640,9 +552,15 @@
           <w:sz w:val="18"/>
           <w:szCs w:val="18"/>
         </w:rPr>
-        <w:t xml:space="preserve">  FOR n:=2 TO </w:t>
-      </w:r>
-      <w:proofErr w:type="spellStart"/>
+        <w:t xml:space="preserve">      IF candidate &lt; dp4[n] THEN</w:t>
+      </w:r>
+    </w:p>
+    <w:p>
+      <w:pPr>
+        <w:shd w:val="clear" w:color="auto" w:fill="F4F4F4"/>
+        <w:spacing w:line="220" w:lineRule="auto"/>
+        <w:ind w:left="360"/>
+      </w:pPr>
       <w:r>
         <w:rPr>
           <w:rFonts w:ascii="Courier New" w:eastAsia="Courier New" w:hAnsi="Courier New" w:cs="Courier New"/>
@@ -650,9 +568,15 @@
           <w:sz w:val="18"/>
           <w:szCs w:val="18"/>
         </w:rPr>
-        <w:t>maxN</w:t>
-      </w:r>
-      <w:proofErr w:type="spellEnd"/>
+        <w:t xml:space="preserve">        dp4[n]:=candidate; split[n]:=k</w:t>
+      </w:r>
+    </w:p>
+    <w:p>
+      <w:pPr>
+        <w:shd w:val="clear" w:color="auto" w:fill="F4F4F4"/>
+        <w:spacing w:line="220" w:lineRule="auto"/>
+        <w:ind w:left="360"/>
+      </w:pPr>
       <w:r>
         <w:rPr>
           <w:rFonts w:ascii="Courier New" w:eastAsia="Courier New" w:hAnsi="Courier New" w:cs="Courier New"/>
@@ -660,7 +584,7 @@
           <w:sz w:val="18"/>
           <w:szCs w:val="18"/>
         </w:rPr>
-        <w:t xml:space="preserve"> DO</w:t>
+        <w:t>PROCEDURE Hanoi4(n, src, dst, aux1, aux2):</w:t>
       </w:r>
     </w:p>
     <w:p>
@@ -676,7 +600,7 @@
           <w:sz w:val="18"/>
           <w:szCs w:val="18"/>
         </w:rPr>
-        <w:t xml:space="preserve">    dp4[n]:=INF</w:t>
+        <w:t xml:space="preserve">  IF n=0 THEN RETURN</w:t>
       </w:r>
     </w:p>
     <w:p>
@@ -692,7 +616,7 @@
           <w:sz w:val="18"/>
           <w:szCs w:val="18"/>
         </w:rPr>
-        <w:t xml:space="preserve">    FOR k:=1 TO n-1 DO</w:t>
+        <w:t xml:space="preserve">  IF n=1 THEN OUTPUT Move(src,dst); RETURN</w:t>
       </w:r>
     </w:p>
     <w:p>
@@ -708,7 +632,7 @@
           <w:sz w:val="18"/>
           <w:szCs w:val="18"/>
         </w:rPr>
-        <w:t xml:space="preserve">      candidate := 2*dp4[k] + (2^(n-k) - 1)</w:t>
+        <w:t xml:space="preserve">  k := split[n]</w:t>
       </w:r>
     </w:p>
     <w:p>
@@ -724,7 +648,7 @@
           <w:sz w:val="18"/>
           <w:szCs w:val="18"/>
         </w:rPr>
-        <w:t xml:space="preserve">      IF candidate &lt; dp4[n] THEN</w:t>
+        <w:t xml:space="preserve">  Hanoi4(k, src, aux1, dst, aux2)  // park top-k disks on aux1</w:t>
       </w:r>
     </w:p>
     <w:p>
@@ -740,7 +664,7 @@
           <w:sz w:val="18"/>
           <w:szCs w:val="18"/>
         </w:rPr>
-        <w:t xml:space="preserve">        dp4[n]:=candidate; split[n]:=k</w:t>
+        <w:t xml:space="preserve">  Hanoi3(n-k, src, dst, aux2)       // shift n-k disks (3 pegs only)</w:t>
       </w:r>
     </w:p>
     <w:p>
@@ -756,303 +680,7 @@
           <w:sz w:val="18"/>
           <w:szCs w:val="18"/>
         </w:rPr>
-        <w:t xml:space="preserve">PROCEDURE Hanoi4(n, </w:t>
-      </w:r>
-      <w:proofErr w:type="spellStart"/>
-      <w:r>
-        <w:rPr>
-          <w:rFonts w:ascii="Courier New" w:eastAsia="Courier New" w:hAnsi="Courier New" w:cs="Courier New"/>
-          <w:color w:val="1A1A1A"/>
-          <w:sz w:val="18"/>
-          <w:szCs w:val="18"/>
-        </w:rPr>
-        <w:t>src</w:t>
-      </w:r>
-      <w:proofErr w:type="spellEnd"/>
-      <w:r>
-        <w:rPr>
-          <w:rFonts w:ascii="Courier New" w:eastAsia="Courier New" w:hAnsi="Courier New" w:cs="Courier New"/>
-          <w:color w:val="1A1A1A"/>
-          <w:sz w:val="18"/>
-          <w:szCs w:val="18"/>
-        </w:rPr>
-        <w:t xml:space="preserve">, </w:t>
-      </w:r>
-      <w:proofErr w:type="spellStart"/>
-      <w:r>
-        <w:rPr>
-          <w:rFonts w:ascii="Courier New" w:eastAsia="Courier New" w:hAnsi="Courier New" w:cs="Courier New"/>
-          <w:color w:val="1A1A1A"/>
-          <w:sz w:val="18"/>
-          <w:szCs w:val="18"/>
-        </w:rPr>
-        <w:t>dst</w:t>
-      </w:r>
-      <w:proofErr w:type="spellEnd"/>
-      <w:r>
-        <w:rPr>
-          <w:rFonts w:ascii="Courier New" w:eastAsia="Courier New" w:hAnsi="Courier New" w:cs="Courier New"/>
-          <w:color w:val="1A1A1A"/>
-          <w:sz w:val="18"/>
-          <w:szCs w:val="18"/>
-        </w:rPr>
-        <w:t>, aux1, aux2):</w:t>
-      </w:r>
-    </w:p>
-    <w:p>
-      <w:pPr>
-        <w:shd w:val="clear" w:color="auto" w:fill="F4F4F4"/>
-        <w:spacing w:line="220" w:lineRule="auto"/>
-        <w:ind w:left="360"/>
-      </w:pPr>
-      <w:r>
-        <w:rPr>
-          <w:rFonts w:ascii="Courier New" w:eastAsia="Courier New" w:hAnsi="Courier New" w:cs="Courier New"/>
-          <w:color w:val="1A1A1A"/>
-          <w:sz w:val="18"/>
-          <w:szCs w:val="18"/>
-        </w:rPr>
-        <w:t xml:space="preserve">  IF n=0 THEN RETURN</w:t>
-      </w:r>
-    </w:p>
-    <w:p>
-      <w:pPr>
-        <w:shd w:val="clear" w:color="auto" w:fill="F4F4F4"/>
-        <w:spacing w:line="220" w:lineRule="auto"/>
-        <w:ind w:left="360"/>
-      </w:pPr>
-      <w:r>
-        <w:rPr>
-          <w:rFonts w:ascii="Courier New" w:eastAsia="Courier New" w:hAnsi="Courier New" w:cs="Courier New"/>
-          <w:color w:val="1A1A1A"/>
-          <w:sz w:val="18"/>
-          <w:szCs w:val="18"/>
-        </w:rPr>
-        <w:t xml:space="preserve">  IF n=1 THEN OUTPUT Move(</w:t>
-      </w:r>
-      <w:proofErr w:type="spellStart"/>
-      <w:r>
-        <w:rPr>
-          <w:rFonts w:ascii="Courier New" w:eastAsia="Courier New" w:hAnsi="Courier New" w:cs="Courier New"/>
-          <w:color w:val="1A1A1A"/>
-          <w:sz w:val="18"/>
-          <w:szCs w:val="18"/>
-        </w:rPr>
-        <w:t>src,dst</w:t>
-      </w:r>
-      <w:proofErr w:type="spellEnd"/>
-      <w:r>
-        <w:rPr>
-          <w:rFonts w:ascii="Courier New" w:eastAsia="Courier New" w:hAnsi="Courier New" w:cs="Courier New"/>
-          <w:color w:val="1A1A1A"/>
-          <w:sz w:val="18"/>
-          <w:szCs w:val="18"/>
-        </w:rPr>
-        <w:t>); RETURN</w:t>
-      </w:r>
-    </w:p>
-    <w:p>
-      <w:pPr>
-        <w:shd w:val="clear" w:color="auto" w:fill="F4F4F4"/>
-        <w:spacing w:line="220" w:lineRule="auto"/>
-        <w:ind w:left="360"/>
-      </w:pPr>
-      <w:r>
-        <w:rPr>
-          <w:rFonts w:ascii="Courier New" w:eastAsia="Courier New" w:hAnsi="Courier New" w:cs="Courier New"/>
-          <w:color w:val="1A1A1A"/>
-          <w:sz w:val="18"/>
-          <w:szCs w:val="18"/>
-        </w:rPr>
-        <w:t xml:space="preserve">  k := split[n]</w:t>
-      </w:r>
-    </w:p>
-    <w:p>
-      <w:pPr>
-        <w:shd w:val="clear" w:color="auto" w:fill="F4F4F4"/>
-        <w:spacing w:line="220" w:lineRule="auto"/>
-        <w:ind w:left="360"/>
-      </w:pPr>
-      <w:r>
-        <w:rPr>
-          <w:rFonts w:ascii="Courier New" w:eastAsia="Courier New" w:hAnsi="Courier New" w:cs="Courier New"/>
-          <w:color w:val="1A1A1A"/>
-          <w:sz w:val="18"/>
-          <w:szCs w:val="18"/>
-        </w:rPr>
-        <w:t xml:space="preserve">  Hanoi4(k, </w:t>
-      </w:r>
-      <w:proofErr w:type="spellStart"/>
-      <w:r>
-        <w:rPr>
-          <w:rFonts w:ascii="Courier New" w:eastAsia="Courier New" w:hAnsi="Courier New" w:cs="Courier New"/>
-          <w:color w:val="1A1A1A"/>
-          <w:sz w:val="18"/>
-          <w:szCs w:val="18"/>
-        </w:rPr>
-        <w:t>src</w:t>
-      </w:r>
-      <w:proofErr w:type="spellEnd"/>
-      <w:r>
-        <w:rPr>
-          <w:rFonts w:ascii="Courier New" w:eastAsia="Courier New" w:hAnsi="Courier New" w:cs="Courier New"/>
-          <w:color w:val="1A1A1A"/>
-          <w:sz w:val="18"/>
-          <w:szCs w:val="18"/>
-        </w:rPr>
-        <w:t xml:space="preserve">, aux1, </w:t>
-      </w:r>
-      <w:proofErr w:type="spellStart"/>
-      <w:r>
-        <w:rPr>
-          <w:rFonts w:ascii="Courier New" w:eastAsia="Courier New" w:hAnsi="Courier New" w:cs="Courier New"/>
-          <w:color w:val="1A1A1A"/>
-          <w:sz w:val="18"/>
-          <w:szCs w:val="18"/>
-        </w:rPr>
-        <w:t>dst</w:t>
-      </w:r>
-      <w:proofErr w:type="spellEnd"/>
-      <w:r>
-        <w:rPr>
-          <w:rFonts w:ascii="Courier New" w:eastAsia="Courier New" w:hAnsi="Courier New" w:cs="Courier New"/>
-          <w:color w:val="1A1A1A"/>
-          <w:sz w:val="18"/>
-          <w:szCs w:val="18"/>
-        </w:rPr>
-        <w:t>, aux2)  // park top-k disks on aux1</w:t>
-      </w:r>
-    </w:p>
-    <w:p>
-      <w:pPr>
-        <w:shd w:val="clear" w:color="auto" w:fill="F4F4F4"/>
-        <w:spacing w:line="220" w:lineRule="auto"/>
-        <w:ind w:left="360"/>
-      </w:pPr>
-      <w:r>
-        <w:rPr>
-          <w:rFonts w:ascii="Courier New" w:eastAsia="Courier New" w:hAnsi="Courier New" w:cs="Courier New"/>
-          <w:color w:val="1A1A1A"/>
-          <w:sz w:val="18"/>
-          <w:szCs w:val="18"/>
-        </w:rPr>
-        <w:t xml:space="preserve">  Hanoi3(n-k, </w:t>
-      </w:r>
-      <w:proofErr w:type="spellStart"/>
-      <w:r>
-        <w:rPr>
-          <w:rFonts w:ascii="Courier New" w:eastAsia="Courier New" w:hAnsi="Courier New" w:cs="Courier New"/>
-          <w:color w:val="1A1A1A"/>
-          <w:sz w:val="18"/>
-          <w:szCs w:val="18"/>
-        </w:rPr>
-        <w:t>src</w:t>
-      </w:r>
-      <w:proofErr w:type="spellEnd"/>
-      <w:r>
-        <w:rPr>
-          <w:rFonts w:ascii="Courier New" w:eastAsia="Courier New" w:hAnsi="Courier New" w:cs="Courier New"/>
-          <w:color w:val="1A1A1A"/>
-          <w:sz w:val="18"/>
-          <w:szCs w:val="18"/>
-        </w:rPr>
-        <w:t xml:space="preserve">, </w:t>
-      </w:r>
-      <w:proofErr w:type="spellStart"/>
-      <w:r>
-        <w:rPr>
-          <w:rFonts w:ascii="Courier New" w:eastAsia="Courier New" w:hAnsi="Courier New" w:cs="Courier New"/>
-          <w:color w:val="1A1A1A"/>
-          <w:sz w:val="18"/>
-          <w:szCs w:val="18"/>
-        </w:rPr>
-        <w:t>dst</w:t>
-      </w:r>
-      <w:proofErr w:type="spellEnd"/>
-      <w:r>
-        <w:rPr>
-          <w:rFonts w:ascii="Courier New" w:eastAsia="Courier New" w:hAnsi="Courier New" w:cs="Courier New"/>
-          <w:color w:val="1A1A1A"/>
-          <w:sz w:val="18"/>
-          <w:szCs w:val="18"/>
-        </w:rPr>
-        <w:t>, aux2)       // shift n-k disks (3 pegs only)</w:t>
-      </w:r>
-    </w:p>
-    <w:p>
-      <w:pPr>
-        <w:shd w:val="clear" w:color="auto" w:fill="F4F4F4"/>
-        <w:spacing w:line="220" w:lineRule="auto"/>
-        <w:ind w:left="360"/>
-      </w:pPr>
-      <w:r>
-        <w:rPr>
-          <w:rFonts w:ascii="Courier New" w:eastAsia="Courier New" w:hAnsi="Courier New" w:cs="Courier New"/>
-          <w:color w:val="1A1A1A"/>
-          <w:sz w:val="18"/>
-          <w:szCs w:val="18"/>
-        </w:rPr>
-        <w:t xml:space="preserve">  Hanoi4(k, aux1, </w:t>
-      </w:r>
-      <w:proofErr w:type="spellStart"/>
-      <w:r>
-        <w:rPr>
-          <w:rFonts w:ascii="Courier New" w:eastAsia="Courier New" w:hAnsi="Courier New" w:cs="Courier New"/>
-          <w:color w:val="1A1A1A"/>
-          <w:sz w:val="18"/>
-          <w:szCs w:val="18"/>
-        </w:rPr>
-        <w:t>dst</w:t>
-      </w:r>
-      <w:proofErr w:type="spellEnd"/>
-      <w:r>
-        <w:rPr>
-          <w:rFonts w:ascii="Courier New" w:eastAsia="Courier New" w:hAnsi="Courier New" w:cs="Courier New"/>
-          <w:color w:val="1A1A1A"/>
-          <w:sz w:val="18"/>
-          <w:szCs w:val="18"/>
-        </w:rPr>
-        <w:t xml:space="preserve">, </w:t>
-      </w:r>
-      <w:proofErr w:type="spellStart"/>
-      <w:r>
-        <w:rPr>
-          <w:rFonts w:ascii="Courier New" w:eastAsia="Courier New" w:hAnsi="Courier New" w:cs="Courier New"/>
-          <w:color w:val="1A1A1A"/>
-          <w:sz w:val="18"/>
-          <w:szCs w:val="18"/>
-        </w:rPr>
-        <w:t>src</w:t>
-      </w:r>
-      <w:proofErr w:type="spellEnd"/>
-      <w:r>
-        <w:rPr>
-          <w:rFonts w:ascii="Courier New" w:eastAsia="Courier New" w:hAnsi="Courier New" w:cs="Courier New"/>
-          <w:color w:val="1A1A1A"/>
-          <w:sz w:val="18"/>
-          <w:szCs w:val="18"/>
-        </w:rPr>
-        <w:t xml:space="preserve">, aux2)  // finalize </w:t>
-      </w:r>
-      <w:proofErr w:type="gramStart"/>
-      <w:r>
-        <w:rPr>
-          <w:rFonts w:ascii="Courier New" w:eastAsia="Courier New" w:hAnsi="Courier New" w:cs="Courier New"/>
-          <w:color w:val="1A1A1A"/>
-          <w:sz w:val="18"/>
-          <w:szCs w:val="18"/>
-        </w:rPr>
-        <w:t>top-k</w:t>
-      </w:r>
-      <w:proofErr w:type="gramEnd"/>
-      <w:r>
-        <w:rPr>
-          <w:rFonts w:ascii="Courier New" w:eastAsia="Courier New" w:hAnsi="Courier New" w:cs="Courier New"/>
-          <w:color w:val="1A1A1A"/>
-          <w:sz w:val="18"/>
-          <w:szCs w:val="18"/>
-        </w:rPr>
-        <w:t xml:space="preserve"> to destination</w:t>
+        <w:t xml:space="preserve">  Hanoi4(k, aux1, dst, src, aux2)  // finalize top-k to destination</w:t>
       </w:r>
     </w:p>
     <w:p/>
@@ -1237,31 +865,7 @@
           <w:szCs w:val="24"/>
           <w:shd w:val="clear" w:color="auto" w:fill="EBEEF2"/>
         </w:rPr>
-        <w:t>dp4[</w:t>
-      </w:r>
-      <w:proofErr w:type="gramStart"/>
-      <w:r>
-        <w:rPr>
-          <w:rStyle w:val="HTMLCode"/>
-          <w:rFonts w:ascii="Calibri" w:hAnsi="Calibri" w:cs="Calibri"/>
-          <w:color w:val="0F1115"/>
-          <w:sz w:val="24"/>
-          <w:szCs w:val="24"/>
-          <w:shd w:val="clear" w:color="auto" w:fill="EBEEF2"/>
-        </w:rPr>
-        <w:t>0..</w:t>
-      </w:r>
-      <w:proofErr w:type="gramEnd"/>
-      <w:r>
-        <w:rPr>
-          <w:rStyle w:val="HTMLCode"/>
-          <w:rFonts w:ascii="Calibri" w:hAnsi="Calibri" w:cs="Calibri"/>
-          <w:color w:val="0F1115"/>
-          <w:sz w:val="24"/>
-          <w:szCs w:val="24"/>
-          <w:shd w:val="clear" w:color="auto" w:fill="EBEEF2"/>
-        </w:rPr>
-        <w:t>n]</w:t>
+        <w:t>dp4[0..n]</w:t>
       </w:r>
       <w:r>
         <w:rPr>
@@ -1295,31 +899,7 @@
           <w:szCs w:val="24"/>
           <w:shd w:val="clear" w:color="auto" w:fill="EBEEF2"/>
         </w:rPr>
-        <w:t>split[</w:t>
-      </w:r>
-      <w:proofErr w:type="gramStart"/>
-      <w:r>
-        <w:rPr>
-          <w:rStyle w:val="HTMLCode"/>
-          <w:rFonts w:ascii="Calibri" w:hAnsi="Calibri" w:cs="Calibri"/>
-          <w:color w:val="0F1115"/>
-          <w:sz w:val="24"/>
-          <w:szCs w:val="24"/>
-          <w:shd w:val="clear" w:color="auto" w:fill="EBEEF2"/>
-        </w:rPr>
-        <w:t>1..</w:t>
-      </w:r>
-      <w:proofErr w:type="gramEnd"/>
-      <w:r>
-        <w:rPr>
-          <w:rStyle w:val="HTMLCode"/>
-          <w:rFonts w:ascii="Calibri" w:hAnsi="Calibri" w:cs="Calibri"/>
-          <w:color w:val="0F1115"/>
-          <w:sz w:val="24"/>
-          <w:szCs w:val="24"/>
-          <w:shd w:val="clear" w:color="auto" w:fill="EBEEF2"/>
-        </w:rPr>
-        <w:t>n]</w:t>
+        <w:t>split[1..n]</w:t>
       </w:r>
       <w:r>
         <w:rPr>
@@ -1406,21 +986,7 @@
         <w:rPr>
           <w:color w:val="000000"/>
         </w:rPr>
-        <w:t xml:space="preserve">Naturally </w:t>
-      </w:r>
-      <w:proofErr w:type="spellStart"/>
-      <w:r>
-        <w:rPr>
-          <w:color w:val="000000"/>
-        </w:rPr>
-        <w:t>generalises</w:t>
-      </w:r>
-      <w:proofErr w:type="spellEnd"/>
-      <w:r>
-        <w:rPr>
-          <w:color w:val="000000"/>
-        </w:rPr>
-        <w:t xml:space="preserve"> to any number of pegs p ≥ 4 by extending the recurrence.</w:t>
+        <w:t>Naturally generalises to any number of pegs p ≥ 4 by extending the recurrence.</w:t>
       </w:r>
     </w:p>
     <w:p>
@@ -1631,23 +1197,7 @@
           <w:rFonts w:ascii="Calibri" w:hAnsi="Calibri" w:cs="Calibri"/>
           <w:color w:val="0F1115"/>
         </w:rPr>
-        <w:t xml:space="preserve"> The conjecture has </w:t>
-      </w:r>
-      <w:proofErr w:type="gramStart"/>
-      <w:r>
-        <w:rPr>
-          <w:rFonts w:ascii="Calibri" w:hAnsi="Calibri" w:cs="Calibri"/>
-          <w:color w:val="0F1115"/>
-        </w:rPr>
-        <w:t>held</w:t>
-      </w:r>
-      <w:proofErr w:type="gramEnd"/>
-      <w:r>
-        <w:rPr>
-          <w:rFonts w:ascii="Calibri" w:hAnsi="Calibri" w:cs="Calibri"/>
-          <w:color w:val="0F1115"/>
-        </w:rPr>
-        <w:t xml:space="preserve"> for all verified </w:t>
+        <w:t> The conjecture has held for all verified </w:t>
       </w:r>
       <w:r>
         <w:rPr>
@@ -1682,63 +1232,7 @@
         <w:rPr>
           <w:color w:val="000000"/>
         </w:rPr>
-        <w:t xml:space="preserve">Extension </w:t>
-      </w:r>
-      <w:proofErr w:type="spellStart"/>
-      <w:r>
-        <w:rPr>
-          <w:color w:val="000000"/>
-        </w:rPr>
-        <w:t>to p</w:t>
-      </w:r>
-      <w:proofErr w:type="spellEnd"/>
-      <w:r>
-        <w:rPr>
-          <w:color w:val="000000"/>
-        </w:rPr>
-        <w:t xml:space="preserve"> &gt; 4 pegs: Apply the </w:t>
-      </w:r>
-      <w:proofErr w:type="spellStart"/>
-      <w:r>
-        <w:rPr>
-          <w:color w:val="000000"/>
-        </w:rPr>
-        <w:t>generalised</w:t>
-      </w:r>
-      <w:proofErr w:type="spellEnd"/>
-      <w:r>
-        <w:rPr>
-          <w:color w:val="000000"/>
-        </w:rPr>
-        <w:t xml:space="preserve"> recurrence T(</w:t>
-      </w:r>
-      <w:proofErr w:type="spellStart"/>
-      <w:r>
-        <w:rPr>
-          <w:color w:val="000000"/>
-        </w:rPr>
-        <w:t>n,p</w:t>
-      </w:r>
-      <w:proofErr w:type="spellEnd"/>
-      <w:r>
-        <w:rPr>
-          <w:color w:val="000000"/>
-        </w:rPr>
-        <w:t>) = min { 2T(</w:t>
-      </w:r>
-      <w:proofErr w:type="spellStart"/>
-      <w:r>
-        <w:rPr>
-          <w:color w:val="000000"/>
-        </w:rPr>
-        <w:t>k,p</w:t>
-      </w:r>
-      <w:proofErr w:type="spellEnd"/>
-      <w:r>
-        <w:rPr>
-          <w:color w:val="000000"/>
-        </w:rPr>
-        <w:t>) + T(n-k,p-1) }, handled by an additional DP loop over p.</w:t>
+        <w:t>Extension to p &gt; 4 pegs: Apply the generalised recurrence T(n,p) = min { 2T(k,p) + T(n-k,p-1) }, handled by an additional DP loop over p.</w:t>
       </w:r>
     </w:p>
     <w:p>
@@ -1879,35 +1373,7 @@
         <w:rPr>
           <w:color w:val="000000"/>
         </w:rPr>
-        <w:t>Each configuration is encoded as a state vector: an array of length n where state[</w:t>
-      </w:r>
-      <w:proofErr w:type="spellStart"/>
-      <w:r>
-        <w:rPr>
-          <w:color w:val="000000"/>
-        </w:rPr>
-        <w:t>i</w:t>
-      </w:r>
-      <w:proofErr w:type="spellEnd"/>
-      <w:r>
-        <w:rPr>
-          <w:color w:val="000000"/>
-        </w:rPr>
-        <w:t xml:space="preserve">] = the peg holding disk </w:t>
-      </w:r>
-      <w:proofErr w:type="spellStart"/>
-      <w:r>
-        <w:rPr>
-          <w:color w:val="000000"/>
-        </w:rPr>
-        <w:t>i</w:t>
-      </w:r>
-      <w:proofErr w:type="spellEnd"/>
-      <w:r>
-        <w:rPr>
-          <w:color w:val="000000"/>
-        </w:rPr>
-        <w:t xml:space="preserve">. The BFS explores every state reachable from the initial configuration, layer by layer, </w:t>
+        <w:t xml:space="preserve">Each configuration is encoded as a state vector: an array of length n where state[i] = the peg holding disk i. The BFS explores every state reachable from the initial configuration, layer by layer, </w:t>
       </w:r>
       <w:r>
         <w:rPr>
@@ -1978,9 +1444,15 @@
           <w:sz w:val="18"/>
           <w:szCs w:val="18"/>
         </w:rPr>
-        <w:t xml:space="preserve">    state := </w:t>
-      </w:r>
-      <w:proofErr w:type="spellStart"/>
+        <w:t xml:space="preserve">    state := queue.dequeue()</w:t>
+      </w:r>
+    </w:p>
+    <w:p>
+      <w:pPr>
+        <w:shd w:val="clear" w:color="auto" w:fill="F4F4F4"/>
+        <w:spacing w:line="220" w:lineRule="auto"/>
+        <w:ind w:left="360"/>
+      </w:pPr>
       <w:r>
         <w:rPr>
           <w:rFonts w:ascii="Courier New" w:eastAsia="Courier New" w:hAnsi="Courier New" w:cs="Courier New"/>
@@ -1988,9 +1460,15 @@
           <w:sz w:val="18"/>
           <w:szCs w:val="18"/>
         </w:rPr>
-        <w:t>queue.dequeue</w:t>
-      </w:r>
-      <w:proofErr w:type="spellEnd"/>
+        <w:t xml:space="preserve">    IF state = goal THEN RETURN reconstruct(parent, state)</w:t>
+      </w:r>
+    </w:p>
+    <w:p>
+      <w:pPr>
+        <w:shd w:val="clear" w:color="auto" w:fill="F4F4F4"/>
+        <w:spacing w:line="220" w:lineRule="auto"/>
+        <w:ind w:left="360"/>
+      </w:pPr>
       <w:r>
         <w:rPr>
           <w:rFonts w:ascii="Courier New" w:eastAsia="Courier New" w:hAnsi="Courier New" w:cs="Courier New"/>
@@ -1998,7 +1476,7 @@
           <w:sz w:val="18"/>
           <w:szCs w:val="18"/>
         </w:rPr>
-        <w:t>()</w:t>
+        <w:t xml:space="preserve">    FOR each valid move m from state DO</w:t>
       </w:r>
     </w:p>
     <w:p>
@@ -2014,7 +1492,7 @@
           <w:sz w:val="18"/>
           <w:szCs w:val="18"/>
         </w:rPr>
-        <w:t xml:space="preserve">    IF state = goal THEN RETURN reconstruct(parent, state)</w:t>
+        <w:t xml:space="preserve">      next := applyMove(state, m)</w:t>
       </w:r>
     </w:p>
     <w:p>
@@ -2030,7 +1508,7 @@
           <w:sz w:val="18"/>
           <w:szCs w:val="18"/>
         </w:rPr>
-        <w:t xml:space="preserve">    FOR each valid move m from state DO</w:t>
+        <w:t xml:space="preserve">      IF next NOT IN visited THEN</w:t>
       </w:r>
     </w:p>
     <w:p>
@@ -2046,119 +1524,7 @@
           <w:sz w:val="18"/>
           <w:szCs w:val="18"/>
         </w:rPr>
-        <w:t xml:space="preserve">      next := </w:t>
-      </w:r>
-      <w:proofErr w:type="spellStart"/>
-      <w:r>
-        <w:rPr>
-          <w:rFonts w:ascii="Courier New" w:eastAsia="Courier New" w:hAnsi="Courier New" w:cs="Courier New"/>
-          <w:color w:val="1A1A1A"/>
-          <w:sz w:val="18"/>
-          <w:szCs w:val="18"/>
-        </w:rPr>
-        <w:t>applyMove</w:t>
-      </w:r>
-      <w:proofErr w:type="spellEnd"/>
-      <w:r>
-        <w:rPr>
-          <w:rFonts w:ascii="Courier New" w:eastAsia="Courier New" w:hAnsi="Courier New" w:cs="Courier New"/>
-          <w:color w:val="1A1A1A"/>
-          <w:sz w:val="18"/>
-          <w:szCs w:val="18"/>
-        </w:rPr>
-        <w:t>(state, m)</w:t>
-      </w:r>
-    </w:p>
-    <w:p>
-      <w:pPr>
-        <w:shd w:val="clear" w:color="auto" w:fill="F4F4F4"/>
-        <w:spacing w:line="220" w:lineRule="auto"/>
-        <w:ind w:left="360"/>
-      </w:pPr>
-      <w:r>
-        <w:rPr>
-          <w:rFonts w:ascii="Courier New" w:eastAsia="Courier New" w:hAnsi="Courier New" w:cs="Courier New"/>
-          <w:color w:val="1A1A1A"/>
-          <w:sz w:val="18"/>
-          <w:szCs w:val="18"/>
-        </w:rPr>
-        <w:t xml:space="preserve">      IF next NOT IN visited THEN</w:t>
-      </w:r>
-    </w:p>
-    <w:p>
-      <w:pPr>
-        <w:shd w:val="clear" w:color="auto" w:fill="F4F4F4"/>
-        <w:spacing w:line="220" w:lineRule="auto"/>
-        <w:ind w:left="360"/>
-      </w:pPr>
-      <w:r>
-        <w:rPr>
-          <w:rFonts w:ascii="Courier New" w:eastAsia="Courier New" w:hAnsi="Courier New" w:cs="Courier New"/>
-          <w:color w:val="1A1A1A"/>
-          <w:sz w:val="18"/>
-          <w:szCs w:val="18"/>
-        </w:rPr>
-        <w:t xml:space="preserve">        </w:t>
-      </w:r>
-      <w:proofErr w:type="spellStart"/>
-      <w:r>
-        <w:rPr>
-          <w:rFonts w:ascii="Courier New" w:eastAsia="Courier New" w:hAnsi="Courier New" w:cs="Courier New"/>
-          <w:color w:val="1A1A1A"/>
-          <w:sz w:val="18"/>
-          <w:szCs w:val="18"/>
-        </w:rPr>
-        <w:t>visited.add</w:t>
-      </w:r>
-      <w:proofErr w:type="spellEnd"/>
-      <w:r>
-        <w:rPr>
-          <w:rFonts w:ascii="Courier New" w:eastAsia="Courier New" w:hAnsi="Courier New" w:cs="Courier New"/>
-          <w:color w:val="1A1A1A"/>
-          <w:sz w:val="18"/>
-          <w:szCs w:val="18"/>
-        </w:rPr>
-        <w:t>(next);  parent[next]:=(</w:t>
-      </w:r>
-      <w:proofErr w:type="spellStart"/>
-      <w:r>
-        <w:rPr>
-          <w:rFonts w:ascii="Courier New" w:eastAsia="Courier New" w:hAnsi="Courier New" w:cs="Courier New"/>
-          <w:color w:val="1A1A1A"/>
-          <w:sz w:val="18"/>
-          <w:szCs w:val="18"/>
-        </w:rPr>
-        <w:t>state,m</w:t>
-      </w:r>
-      <w:proofErr w:type="spellEnd"/>
-      <w:r>
-        <w:rPr>
-          <w:rFonts w:ascii="Courier New" w:eastAsia="Courier New" w:hAnsi="Courier New" w:cs="Courier New"/>
-          <w:color w:val="1A1A1A"/>
-          <w:sz w:val="18"/>
-          <w:szCs w:val="18"/>
-        </w:rPr>
-        <w:t xml:space="preserve">);  </w:t>
-      </w:r>
-      <w:proofErr w:type="spellStart"/>
-      <w:r>
-        <w:rPr>
-          <w:rFonts w:ascii="Courier New" w:eastAsia="Courier New" w:hAnsi="Courier New" w:cs="Courier New"/>
-          <w:color w:val="1A1A1A"/>
-          <w:sz w:val="18"/>
-          <w:szCs w:val="18"/>
-        </w:rPr>
-        <w:t>queue.enqueue</w:t>
-      </w:r>
-      <w:proofErr w:type="spellEnd"/>
-      <w:r>
-        <w:rPr>
-          <w:rFonts w:ascii="Courier New" w:eastAsia="Courier New" w:hAnsi="Courier New" w:cs="Courier New"/>
-          <w:color w:val="1A1A1A"/>
-          <w:sz w:val="18"/>
-          <w:szCs w:val="18"/>
-        </w:rPr>
-        <w:t>(next)</w:t>
+        <w:t xml:space="preserve">        visited.add(next);  parent[next]:=(state,m);  queue.enqueue(next)</w:t>
       </w:r>
     </w:p>
     <w:p>
@@ -2290,21 +1656,7 @@
         <w:rPr>
           <w:color w:val="000000"/>
         </w:rPr>
-        <w:t xml:space="preserve">Catastrophic memory: the state space </w:t>
-      </w:r>
-      <w:proofErr w:type="gramStart"/>
-      <w:r>
-        <w:rPr>
-          <w:color w:val="000000"/>
-        </w:rPr>
-        <w:t>has</w:t>
-      </w:r>
-      <w:proofErr w:type="gramEnd"/>
-      <w:r>
-        <w:rPr>
-          <w:color w:val="000000"/>
-        </w:rPr>
-        <w:t xml:space="preserve"> size 4ⁿ. For n=8: 65,536 states; for n=20: over 10¹² states.</w:t>
+        <w:t>Catastrophic memory: the state space has size 4ⁿ. For n=8: 65,536 states; for n=20: over 10¹² states.</w:t>
       </w:r>
     </w:p>
     <w:p>
@@ -2570,21 +1922,7 @@
         <w:rPr>
           <w:color w:val="000000"/>
         </w:rPr>
-        <w:t>Can complexity be enhanced? Bidirectional BFS improves to O(4^(n/</w:t>
-      </w:r>
-      <w:proofErr w:type="gramStart"/>
-      <w:r>
-        <w:rPr>
-          <w:color w:val="000000"/>
-        </w:rPr>
-        <w:t>2) ·</w:t>
-      </w:r>
-      <w:proofErr w:type="gramEnd"/>
-      <w:r>
-        <w:rPr>
-          <w:color w:val="000000"/>
-        </w:rPr>
-        <w:t xml:space="preserve"> n) in time and space, reducing the exponent by half. IDA* reduces space to O(n) but does not improve worst-case time. No approach eliminates the exponential growth; Frame-Stewart DP is the correct algorithm for large n.</w:t>
+        <w:t>Can complexity be enhanced? Bidirectional BFS improves to O(4^(n/2) · n) in time and space, reducing the exponent by half. IDA* reduces space to O(n) but does not improve worst-case time. No approach eliminates the exponential growth; Frame-Stewart DP is the correct algorithm for large n.</w:t>
       </w:r>
     </w:p>
     <w:p>
@@ -2635,21 +1973,7 @@
         <w:rPr>
           <w:color w:val="000000"/>
         </w:rPr>
-        <w:t xml:space="preserve">A* is an informed graph search algorithm that uses a heuristic function h(s) to estimate the remaining cost from any </w:t>
-      </w:r>
-      <w:proofErr w:type="spellStart"/>
-      <w:r>
-        <w:rPr>
-          <w:color w:val="000000"/>
-        </w:rPr>
-        <w:t>state s</w:t>
-      </w:r>
-      <w:proofErr w:type="spellEnd"/>
-      <w:r>
-        <w:rPr>
-          <w:color w:val="000000"/>
-        </w:rPr>
-        <w:t xml:space="preserve"> to the goal. It maintains a priority queue ordered by f(s) = g(s) + h(s), where g(s) is the actual cost from the start state to s, and h(s) is the heuristic estimate of the cost from s to the goal. When h(s) is admissible (never overestimates the true remaining cost), A* is guaranteed to find the optimal solution while exploring fewer states than uninformed BFS.</w:t>
+        <w:t>A* is an informed graph search algorithm that uses a heuristic function h(s) to estimate the remaining cost from any state s to the goal. It maintains a priority queue ordered by f(s) = g(s) + h(s), where g(s) is the actual cost from the start state to s, and h(s) is the heuristic estimate of the cost from s to the goal. When h(s) is admissible (never overestimates the true remaining cost), A* is guaranteed to find the optimal solution while exploring fewer states than uninformed BFS.</w:t>
       </w:r>
     </w:p>
     <w:p>
@@ -2683,49 +2007,7 @@
         <w:rPr>
           <w:color w:val="000000"/>
         </w:rPr>
-        <w:t xml:space="preserve">For Tower of Hanoi, an admissible heuristic </w:t>
-      </w:r>
-      <w:proofErr w:type="gramStart"/>
-      <w:r>
-        <w:rPr>
-          <w:color w:val="000000"/>
-        </w:rPr>
-        <w:t>is:</w:t>
-      </w:r>
-      <w:proofErr w:type="gramEnd"/>
-      <w:r>
-        <w:rPr>
-          <w:color w:val="000000"/>
-        </w:rPr>
-        <w:t xml:space="preserve"> h(s) = number of disks not yet on the destination peg. This is admissible because each disk not on the destination peg requires at least one move to get there. A* explores states in order of f(s) = </w:t>
-      </w:r>
-      <w:proofErr w:type="spellStart"/>
-      <w:r>
-        <w:rPr>
-          <w:color w:val="000000"/>
-        </w:rPr>
-        <w:t>moves_so_far</w:t>
-      </w:r>
-      <w:proofErr w:type="spellEnd"/>
-      <w:r>
-        <w:rPr>
-          <w:color w:val="000000"/>
-        </w:rPr>
-        <w:t xml:space="preserve"> + h(state), </w:t>
-      </w:r>
-      <w:proofErr w:type="spellStart"/>
-      <w:r>
-        <w:rPr>
-          <w:color w:val="000000"/>
-        </w:rPr>
-        <w:t>prioritising</w:t>
-      </w:r>
-      <w:proofErr w:type="spellEnd"/>
-      <w:r>
-        <w:rPr>
-          <w:color w:val="000000"/>
-        </w:rPr>
-        <w:t xml:space="preserve"> states that appear closest to the goal.</w:t>
+        <w:t>For Tower of Hanoi, an admissible heuristic is: h(s) = number of disks not yet on the destination peg. This is admissible because each disk not on the destination peg requires at least one move to get there. A* explores states in order of f(s) = moves_so_far + h(state), prioritising states that appear closest to the goal.</w:t>
       </w:r>
     </w:p>
     <w:p>
@@ -2741,9 +2023,15 @@
           <w:sz w:val="18"/>
           <w:szCs w:val="18"/>
         </w:rPr>
-        <w:t xml:space="preserve">PROCEDURE </w:t>
-      </w:r>
-      <w:proofErr w:type="spellStart"/>
+        <w:t>PROCEDURE AStar(start, goal, h):</w:t>
+      </w:r>
+    </w:p>
+    <w:p>
+      <w:pPr>
+        <w:shd w:val="clear" w:color="auto" w:fill="F4F4F4"/>
+        <w:spacing w:line="220" w:lineRule="auto"/>
+        <w:ind w:left="360"/>
+      </w:pPr>
       <w:r>
         <w:rPr>
           <w:rFonts w:ascii="Courier New" w:eastAsia="Courier New" w:hAnsi="Courier New" w:cs="Courier New"/>
@@ -2751,9 +2039,15 @@
           <w:sz w:val="18"/>
           <w:szCs w:val="18"/>
         </w:rPr>
-        <w:t>AStar</w:t>
-      </w:r>
-      <w:proofErr w:type="spellEnd"/>
+        <w:t xml:space="preserve">  open := priority_queue ordered by f = g + h</w:t>
+      </w:r>
+    </w:p>
+    <w:p>
+      <w:pPr>
+        <w:shd w:val="clear" w:color="auto" w:fill="F4F4F4"/>
+        <w:spacing w:line="220" w:lineRule="auto"/>
+        <w:ind w:left="360"/>
+      </w:pPr>
       <w:r>
         <w:rPr>
           <w:rFonts w:ascii="Courier New" w:eastAsia="Courier New" w:hAnsi="Courier New" w:cs="Courier New"/>
@@ -2761,7 +2055,7 @@
           <w:sz w:val="18"/>
           <w:szCs w:val="18"/>
         </w:rPr>
-        <w:t>(start, goal, h):</w:t>
+        <w:t xml:space="preserve">  open.insert(start, f=h(start));  g := {start: 0}</w:t>
       </w:r>
     </w:p>
     <w:p>
@@ -2777,9 +2071,15 @@
           <w:sz w:val="18"/>
           <w:szCs w:val="18"/>
         </w:rPr>
-        <w:t xml:space="preserve">  open := </w:t>
-      </w:r>
-      <w:proofErr w:type="spellStart"/>
+        <w:t xml:space="preserve">  WHILE open not empty DO</w:t>
+      </w:r>
+    </w:p>
+    <w:p>
+      <w:pPr>
+        <w:shd w:val="clear" w:color="auto" w:fill="F4F4F4"/>
+        <w:spacing w:line="220" w:lineRule="auto"/>
+        <w:ind w:left="360"/>
+      </w:pPr>
       <w:r>
         <w:rPr>
           <w:rFonts w:ascii="Courier New" w:eastAsia="Courier New" w:hAnsi="Courier New" w:cs="Courier New"/>
@@ -2787,9 +2087,15 @@
           <w:sz w:val="18"/>
           <w:szCs w:val="18"/>
         </w:rPr>
-        <w:t>priority_queue</w:t>
-      </w:r>
-      <w:proofErr w:type="spellEnd"/>
+        <w:t xml:space="preserve">    state := open.extractMin()</w:t>
+      </w:r>
+    </w:p>
+    <w:p>
+      <w:pPr>
+        <w:shd w:val="clear" w:color="auto" w:fill="F4F4F4"/>
+        <w:spacing w:line="220" w:lineRule="auto"/>
+        <w:ind w:left="360"/>
+      </w:pPr>
       <w:r>
         <w:rPr>
           <w:rFonts w:ascii="Courier New" w:eastAsia="Courier New" w:hAnsi="Courier New" w:cs="Courier New"/>
@@ -2797,7 +2103,7 @@
           <w:sz w:val="18"/>
           <w:szCs w:val="18"/>
         </w:rPr>
-        <w:t xml:space="preserve"> ordered by f = g + h</w:t>
+        <w:t xml:space="preserve">    IF state = goal THEN RETURN path</w:t>
       </w:r>
     </w:p>
     <w:p>
@@ -2813,9 +2119,15 @@
           <w:sz w:val="18"/>
           <w:szCs w:val="18"/>
         </w:rPr>
-        <w:t xml:space="preserve">  </w:t>
-      </w:r>
-      <w:proofErr w:type="spellStart"/>
+        <w:t xml:space="preserve">    FOR each successor next of state DO</w:t>
+      </w:r>
+    </w:p>
+    <w:p>
+      <w:pPr>
+        <w:shd w:val="clear" w:color="auto" w:fill="F4F4F4"/>
+        <w:spacing w:line="220" w:lineRule="auto"/>
+        <w:ind w:left="360"/>
+      </w:pPr>
       <w:r>
         <w:rPr>
           <w:rFonts w:ascii="Courier New" w:eastAsia="Courier New" w:hAnsi="Courier New" w:cs="Courier New"/>
@@ -2823,9 +2135,15 @@
           <w:sz w:val="18"/>
           <w:szCs w:val="18"/>
         </w:rPr>
-        <w:t>open.insert</w:t>
-      </w:r>
-      <w:proofErr w:type="spellEnd"/>
+        <w:t xml:space="preserve">      tentative_g := g[state] + 1</w:t>
+      </w:r>
+    </w:p>
+    <w:p>
+      <w:pPr>
+        <w:shd w:val="clear" w:color="auto" w:fill="F4F4F4"/>
+        <w:spacing w:line="220" w:lineRule="auto"/>
+        <w:ind w:left="360"/>
+      </w:pPr>
       <w:r>
         <w:rPr>
           <w:rFonts w:ascii="Courier New" w:eastAsia="Courier New" w:hAnsi="Courier New" w:cs="Courier New"/>
@@ -2833,7 +2151,7 @@
           <w:sz w:val="18"/>
           <w:szCs w:val="18"/>
         </w:rPr>
-        <w:t>(start, f=h(start));  g := {start: 0}</w:t>
+        <w:t xml:space="preserve">      IF tentative_g &lt; g.get(next, INF) THEN</w:t>
       </w:r>
     </w:p>
     <w:p>
@@ -2849,7 +2167,7 @@
           <w:sz w:val="18"/>
           <w:szCs w:val="18"/>
         </w:rPr>
-        <w:t xml:space="preserve">  WHILE open not empty DO</w:t>
+        <w:t xml:space="preserve">        g[next] := tentative_g</w:t>
       </w:r>
     </w:p>
     <w:p>
@@ -2865,234 +2183,7 @@
           <w:sz w:val="18"/>
           <w:szCs w:val="18"/>
         </w:rPr>
-        <w:t xml:space="preserve">    state := </w:t>
-      </w:r>
-      <w:proofErr w:type="spellStart"/>
-      <w:r>
-        <w:rPr>
-          <w:rFonts w:ascii="Courier New" w:eastAsia="Courier New" w:hAnsi="Courier New" w:cs="Courier New"/>
-          <w:color w:val="1A1A1A"/>
-          <w:sz w:val="18"/>
-          <w:szCs w:val="18"/>
-        </w:rPr>
-        <w:t>open.extractMin</w:t>
-      </w:r>
-      <w:proofErr w:type="spellEnd"/>
-      <w:r>
-        <w:rPr>
-          <w:rFonts w:ascii="Courier New" w:eastAsia="Courier New" w:hAnsi="Courier New" w:cs="Courier New"/>
-          <w:color w:val="1A1A1A"/>
-          <w:sz w:val="18"/>
-          <w:szCs w:val="18"/>
-        </w:rPr>
-        <w:t>()</w:t>
-      </w:r>
-    </w:p>
-    <w:p>
-      <w:pPr>
-        <w:shd w:val="clear" w:color="auto" w:fill="F4F4F4"/>
-        <w:spacing w:line="220" w:lineRule="auto"/>
-        <w:ind w:left="360"/>
-      </w:pPr>
-      <w:r>
-        <w:rPr>
-          <w:rFonts w:ascii="Courier New" w:eastAsia="Courier New" w:hAnsi="Courier New" w:cs="Courier New"/>
-          <w:color w:val="1A1A1A"/>
-          <w:sz w:val="18"/>
-          <w:szCs w:val="18"/>
-        </w:rPr>
-        <w:t xml:space="preserve">    IF state = goal THEN RETURN path</w:t>
-      </w:r>
-    </w:p>
-    <w:p>
-      <w:pPr>
-        <w:shd w:val="clear" w:color="auto" w:fill="F4F4F4"/>
-        <w:spacing w:line="220" w:lineRule="auto"/>
-        <w:ind w:left="360"/>
-      </w:pPr>
-      <w:r>
-        <w:rPr>
-          <w:rFonts w:ascii="Courier New" w:eastAsia="Courier New" w:hAnsi="Courier New" w:cs="Courier New"/>
-          <w:color w:val="1A1A1A"/>
-          <w:sz w:val="18"/>
-          <w:szCs w:val="18"/>
-        </w:rPr>
-        <w:t xml:space="preserve">    FOR each successor next of state DO</w:t>
-      </w:r>
-    </w:p>
-    <w:p>
-      <w:pPr>
-        <w:shd w:val="clear" w:color="auto" w:fill="F4F4F4"/>
-        <w:spacing w:line="220" w:lineRule="auto"/>
-        <w:ind w:left="360"/>
-      </w:pPr>
-      <w:r>
-        <w:rPr>
-          <w:rFonts w:ascii="Courier New" w:eastAsia="Courier New" w:hAnsi="Courier New" w:cs="Courier New"/>
-          <w:color w:val="1A1A1A"/>
-          <w:sz w:val="18"/>
-          <w:szCs w:val="18"/>
-        </w:rPr>
-        <w:t xml:space="preserve">      </w:t>
-      </w:r>
-      <w:proofErr w:type="spellStart"/>
-      <w:r>
-        <w:rPr>
-          <w:rFonts w:ascii="Courier New" w:eastAsia="Courier New" w:hAnsi="Courier New" w:cs="Courier New"/>
-          <w:color w:val="1A1A1A"/>
-          <w:sz w:val="18"/>
-          <w:szCs w:val="18"/>
-        </w:rPr>
-        <w:t>tentative_g</w:t>
-      </w:r>
-      <w:proofErr w:type="spellEnd"/>
-      <w:r>
-        <w:rPr>
-          <w:rFonts w:ascii="Courier New" w:eastAsia="Courier New" w:hAnsi="Courier New" w:cs="Courier New"/>
-          <w:color w:val="1A1A1A"/>
-          <w:sz w:val="18"/>
-          <w:szCs w:val="18"/>
-        </w:rPr>
-        <w:t xml:space="preserve"> := g[state] + 1</w:t>
-      </w:r>
-    </w:p>
-    <w:p>
-      <w:pPr>
-        <w:shd w:val="clear" w:color="auto" w:fill="F4F4F4"/>
-        <w:spacing w:line="220" w:lineRule="auto"/>
-        <w:ind w:left="360"/>
-      </w:pPr>
-      <w:r>
-        <w:rPr>
-          <w:rFonts w:ascii="Courier New" w:eastAsia="Courier New" w:hAnsi="Courier New" w:cs="Courier New"/>
-          <w:color w:val="1A1A1A"/>
-          <w:sz w:val="18"/>
-          <w:szCs w:val="18"/>
-        </w:rPr>
-        <w:t xml:space="preserve">      IF </w:t>
-      </w:r>
-      <w:proofErr w:type="spellStart"/>
-      <w:r>
-        <w:rPr>
-          <w:rFonts w:ascii="Courier New" w:eastAsia="Courier New" w:hAnsi="Courier New" w:cs="Courier New"/>
-          <w:color w:val="1A1A1A"/>
-          <w:sz w:val="18"/>
-          <w:szCs w:val="18"/>
-        </w:rPr>
-        <w:t>tentative_g</w:t>
-      </w:r>
-      <w:proofErr w:type="spellEnd"/>
-      <w:r>
-        <w:rPr>
-          <w:rFonts w:ascii="Courier New" w:eastAsia="Courier New" w:hAnsi="Courier New" w:cs="Courier New"/>
-          <w:color w:val="1A1A1A"/>
-          <w:sz w:val="18"/>
-          <w:szCs w:val="18"/>
-        </w:rPr>
-        <w:t xml:space="preserve"> &lt; </w:t>
-      </w:r>
-      <w:proofErr w:type="spellStart"/>
-      <w:r>
-        <w:rPr>
-          <w:rFonts w:ascii="Courier New" w:eastAsia="Courier New" w:hAnsi="Courier New" w:cs="Courier New"/>
-          <w:color w:val="1A1A1A"/>
-          <w:sz w:val="18"/>
-          <w:szCs w:val="18"/>
-        </w:rPr>
-        <w:t>g.get</w:t>
-      </w:r>
-      <w:proofErr w:type="spellEnd"/>
-      <w:r>
-        <w:rPr>
-          <w:rFonts w:ascii="Courier New" w:eastAsia="Courier New" w:hAnsi="Courier New" w:cs="Courier New"/>
-          <w:color w:val="1A1A1A"/>
-          <w:sz w:val="18"/>
-          <w:szCs w:val="18"/>
-        </w:rPr>
-        <w:t>(next, INF) THEN</w:t>
-      </w:r>
-    </w:p>
-    <w:p>
-      <w:pPr>
-        <w:shd w:val="clear" w:color="auto" w:fill="F4F4F4"/>
-        <w:spacing w:line="220" w:lineRule="auto"/>
-        <w:ind w:left="360"/>
-      </w:pPr>
-      <w:r>
-        <w:rPr>
-          <w:rFonts w:ascii="Courier New" w:eastAsia="Courier New" w:hAnsi="Courier New" w:cs="Courier New"/>
-          <w:color w:val="1A1A1A"/>
-          <w:sz w:val="18"/>
-          <w:szCs w:val="18"/>
-        </w:rPr>
-        <w:t xml:space="preserve">        g[next] := </w:t>
-      </w:r>
-      <w:proofErr w:type="spellStart"/>
-      <w:r>
-        <w:rPr>
-          <w:rFonts w:ascii="Courier New" w:eastAsia="Courier New" w:hAnsi="Courier New" w:cs="Courier New"/>
-          <w:color w:val="1A1A1A"/>
-          <w:sz w:val="18"/>
-          <w:szCs w:val="18"/>
-        </w:rPr>
-        <w:t>tentative_g</w:t>
-      </w:r>
-      <w:proofErr w:type="spellEnd"/>
-    </w:p>
-    <w:p>
-      <w:pPr>
-        <w:shd w:val="clear" w:color="auto" w:fill="F4F4F4"/>
-        <w:spacing w:line="220" w:lineRule="auto"/>
-        <w:ind w:left="360"/>
-      </w:pPr>
-      <w:r>
-        <w:rPr>
-          <w:rFonts w:ascii="Courier New" w:eastAsia="Courier New" w:hAnsi="Courier New" w:cs="Courier New"/>
-          <w:color w:val="1A1A1A"/>
-          <w:sz w:val="18"/>
-          <w:szCs w:val="18"/>
-        </w:rPr>
-        <w:t xml:space="preserve">        </w:t>
-      </w:r>
-      <w:proofErr w:type="spellStart"/>
-      <w:r>
-        <w:rPr>
-          <w:rFonts w:ascii="Courier New" w:eastAsia="Courier New" w:hAnsi="Courier New" w:cs="Courier New"/>
-          <w:color w:val="1A1A1A"/>
-          <w:sz w:val="18"/>
-          <w:szCs w:val="18"/>
-        </w:rPr>
-        <w:t>open.insert</w:t>
-      </w:r>
-      <w:proofErr w:type="spellEnd"/>
-      <w:r>
-        <w:rPr>
-          <w:rFonts w:ascii="Courier New" w:eastAsia="Courier New" w:hAnsi="Courier New" w:cs="Courier New"/>
-          <w:color w:val="1A1A1A"/>
-          <w:sz w:val="18"/>
-          <w:szCs w:val="18"/>
-        </w:rPr>
-        <w:t xml:space="preserve">(next, f = </w:t>
-      </w:r>
-      <w:proofErr w:type="spellStart"/>
-      <w:r>
-        <w:rPr>
-          <w:rFonts w:ascii="Courier New" w:eastAsia="Courier New" w:hAnsi="Courier New" w:cs="Courier New"/>
-          <w:color w:val="1A1A1A"/>
-          <w:sz w:val="18"/>
-          <w:szCs w:val="18"/>
-        </w:rPr>
-        <w:t>tentative_g</w:t>
-      </w:r>
-      <w:proofErr w:type="spellEnd"/>
-      <w:r>
-        <w:rPr>
-          <w:rFonts w:ascii="Courier New" w:eastAsia="Courier New" w:hAnsi="Courier New" w:cs="Courier New"/>
-          <w:color w:val="1A1A1A"/>
-          <w:sz w:val="18"/>
-          <w:szCs w:val="18"/>
-        </w:rPr>
-        <w:t xml:space="preserve"> + h(next))</w:t>
+        <w:t xml:space="preserve">        open.insert(next, f = tentative_g + h(next))</w:t>
       </w:r>
     </w:p>
     <w:p/>
@@ -3306,21 +2397,7 @@
         <w:rPr>
           <w:color w:val="000000"/>
         </w:rPr>
-        <w:t xml:space="preserve">A* succeeds for n ≤ 15 with adequate memory. The </w:t>
-      </w:r>
-      <w:proofErr w:type="gramStart"/>
-      <w:r>
-        <w:rPr>
-          <w:color w:val="000000"/>
-        </w:rPr>
-        <w:t>heuristic reduces</w:t>
-      </w:r>
-      <w:proofErr w:type="gramEnd"/>
-      <w:r>
-        <w:rPr>
-          <w:color w:val="000000"/>
-        </w:rPr>
-        <w:t xml:space="preserve"> the number of states explored compared to pure BFS, making n=8 tractable with modest resources and correctly finding 33 moves.</w:t>
+        <w:t>A* succeeds for n ≤ 15 with adequate memory. The heuristic reduces the number of states explored compared to pure BFS, making n=8 tractable with modest resources and correctly finding 33 moves.</w:t>
       </w:r>
     </w:p>
     <w:p>
@@ -3511,9 +2588,15 @@
           <w:sz w:val="18"/>
           <w:szCs w:val="18"/>
         </w:rPr>
-        <w:t xml:space="preserve">PROCEDURE Hanoi3(n, </w:t>
-      </w:r>
-      <w:proofErr w:type="spellStart"/>
+        <w:t>PROCEDURE Hanoi3(n, src, dst, aux):</w:t>
+      </w:r>
+    </w:p>
+    <w:p>
+      <w:pPr>
+        <w:shd w:val="clear" w:color="auto" w:fill="F4F4F4"/>
+        <w:spacing w:line="220" w:lineRule="auto"/>
+        <w:ind w:left="360"/>
+      </w:pPr>
       <w:r>
         <w:rPr>
           <w:rFonts w:ascii="Courier New" w:eastAsia="Courier New" w:hAnsi="Courier New" w:cs="Courier New"/>
@@ -3521,9 +2604,15 @@
           <w:sz w:val="18"/>
           <w:szCs w:val="18"/>
         </w:rPr>
-        <w:t>src</w:t>
-      </w:r>
-      <w:proofErr w:type="spellEnd"/>
+        <w:t xml:space="preserve">  IF n = 0 THEN RETURN</w:t>
+      </w:r>
+    </w:p>
+    <w:p>
+      <w:pPr>
+        <w:shd w:val="clear" w:color="auto" w:fill="F4F4F4"/>
+        <w:spacing w:line="220" w:lineRule="auto"/>
+        <w:ind w:left="360"/>
+      </w:pPr>
       <w:r>
         <w:rPr>
           <w:rFonts w:ascii="Courier New" w:eastAsia="Courier New" w:hAnsi="Courier New" w:cs="Courier New"/>
@@ -3531,9 +2620,15 @@
           <w:sz w:val="18"/>
           <w:szCs w:val="18"/>
         </w:rPr>
-        <w:t xml:space="preserve">, </w:t>
-      </w:r>
-      <w:proofErr w:type="spellStart"/>
+        <w:t xml:space="preserve">  Hanoi3(n-1, src, aux, dst)   // Divide: move n-1 disks to aux</w:t>
+      </w:r>
+    </w:p>
+    <w:p>
+      <w:pPr>
+        <w:shd w:val="clear" w:color="auto" w:fill="F4F4F4"/>
+        <w:spacing w:line="220" w:lineRule="auto"/>
+        <w:ind w:left="360"/>
+      </w:pPr>
       <w:r>
         <w:rPr>
           <w:rFonts w:ascii="Courier New" w:eastAsia="Courier New" w:hAnsi="Courier New" w:cs="Courier New"/>
@@ -3541,9 +2636,15 @@
           <w:sz w:val="18"/>
           <w:szCs w:val="18"/>
         </w:rPr>
-        <w:t>dst</w:t>
-      </w:r>
-      <w:proofErr w:type="spellEnd"/>
+        <w:t xml:space="preserve">  OUTPUT Move(src, dst)         // Conquer: move disk n to destination</w:t>
+      </w:r>
+    </w:p>
+    <w:p>
+      <w:pPr>
+        <w:shd w:val="clear" w:color="auto" w:fill="F4F4F4"/>
+        <w:spacing w:line="220" w:lineRule="auto"/>
+        <w:ind w:left="360"/>
+      </w:pPr>
       <w:r>
         <w:rPr>
           <w:rFonts w:ascii="Courier New" w:eastAsia="Courier New" w:hAnsi="Courier New" w:cs="Courier New"/>
@@ -3551,203 +2652,8 @@
           <w:sz w:val="18"/>
           <w:szCs w:val="18"/>
         </w:rPr>
-        <w:t>, aux):</w:t>
-      </w:r>
-    </w:p>
-    <w:p>
-      <w:pPr>
-        <w:shd w:val="clear" w:color="auto" w:fill="F4F4F4"/>
-        <w:spacing w:line="220" w:lineRule="auto"/>
-        <w:ind w:left="360"/>
-      </w:pPr>
-      <w:r>
-        <w:rPr>
-          <w:rFonts w:ascii="Courier New" w:eastAsia="Courier New" w:hAnsi="Courier New" w:cs="Courier New"/>
-          <w:color w:val="1A1A1A"/>
-          <w:sz w:val="18"/>
-          <w:szCs w:val="18"/>
-        </w:rPr>
-        <w:t xml:space="preserve">  IF n = 0 THEN RETURN</w:t>
-      </w:r>
-    </w:p>
-    <w:p>
-      <w:pPr>
-        <w:shd w:val="clear" w:color="auto" w:fill="F4F4F4"/>
-        <w:spacing w:line="220" w:lineRule="auto"/>
-        <w:ind w:left="360"/>
-      </w:pPr>
-      <w:r>
-        <w:rPr>
-          <w:rFonts w:ascii="Courier New" w:eastAsia="Courier New" w:hAnsi="Courier New" w:cs="Courier New"/>
-          <w:color w:val="1A1A1A"/>
-          <w:sz w:val="18"/>
-          <w:szCs w:val="18"/>
-        </w:rPr>
-        <w:t xml:space="preserve">  Hanoi3(n-1, </w:t>
-      </w:r>
-      <w:proofErr w:type="spellStart"/>
-      <w:r>
-        <w:rPr>
-          <w:rFonts w:ascii="Courier New" w:eastAsia="Courier New" w:hAnsi="Courier New" w:cs="Courier New"/>
-          <w:color w:val="1A1A1A"/>
-          <w:sz w:val="18"/>
-          <w:szCs w:val="18"/>
-        </w:rPr>
-        <w:t>src</w:t>
-      </w:r>
-      <w:proofErr w:type="spellEnd"/>
-      <w:r>
-        <w:rPr>
-          <w:rFonts w:ascii="Courier New" w:eastAsia="Courier New" w:hAnsi="Courier New" w:cs="Courier New"/>
-          <w:color w:val="1A1A1A"/>
-          <w:sz w:val="18"/>
-          <w:szCs w:val="18"/>
-        </w:rPr>
-        <w:t xml:space="preserve">, aux, </w:t>
-      </w:r>
-      <w:proofErr w:type="spellStart"/>
-      <w:r>
-        <w:rPr>
-          <w:rFonts w:ascii="Courier New" w:eastAsia="Courier New" w:hAnsi="Courier New" w:cs="Courier New"/>
-          <w:color w:val="1A1A1A"/>
-          <w:sz w:val="18"/>
-          <w:szCs w:val="18"/>
-        </w:rPr>
-        <w:t>dst</w:t>
-      </w:r>
-      <w:proofErr w:type="spellEnd"/>
-      <w:r>
-        <w:rPr>
-          <w:rFonts w:ascii="Courier New" w:eastAsia="Courier New" w:hAnsi="Courier New" w:cs="Courier New"/>
-          <w:color w:val="1A1A1A"/>
-          <w:sz w:val="18"/>
-          <w:szCs w:val="18"/>
-        </w:rPr>
-        <w:t>)   // Divide: move n-1 disks to aux</w:t>
-      </w:r>
-    </w:p>
-    <w:p>
-      <w:pPr>
-        <w:shd w:val="clear" w:color="auto" w:fill="F4F4F4"/>
-        <w:spacing w:line="220" w:lineRule="auto"/>
-        <w:ind w:left="360"/>
-      </w:pPr>
-      <w:r>
-        <w:rPr>
-          <w:rFonts w:ascii="Courier New" w:eastAsia="Courier New" w:hAnsi="Courier New" w:cs="Courier New"/>
-          <w:color w:val="1A1A1A"/>
-          <w:sz w:val="18"/>
-          <w:szCs w:val="18"/>
-        </w:rPr>
-        <w:t xml:space="preserve">  OUTPUT Move(</w:t>
-      </w:r>
-      <w:proofErr w:type="spellStart"/>
-      <w:r>
-        <w:rPr>
-          <w:rFonts w:ascii="Courier New" w:eastAsia="Courier New" w:hAnsi="Courier New" w:cs="Courier New"/>
-          <w:color w:val="1A1A1A"/>
-          <w:sz w:val="18"/>
-          <w:szCs w:val="18"/>
-        </w:rPr>
-        <w:t>src</w:t>
-      </w:r>
-      <w:proofErr w:type="spellEnd"/>
-      <w:r>
-        <w:rPr>
-          <w:rFonts w:ascii="Courier New" w:eastAsia="Courier New" w:hAnsi="Courier New" w:cs="Courier New"/>
-          <w:color w:val="1A1A1A"/>
-          <w:sz w:val="18"/>
-          <w:szCs w:val="18"/>
-        </w:rPr>
-        <w:t xml:space="preserve">, </w:t>
-      </w:r>
-      <w:proofErr w:type="spellStart"/>
-      <w:r>
-        <w:rPr>
-          <w:rFonts w:ascii="Courier New" w:eastAsia="Courier New" w:hAnsi="Courier New" w:cs="Courier New"/>
-          <w:color w:val="1A1A1A"/>
-          <w:sz w:val="18"/>
-          <w:szCs w:val="18"/>
-        </w:rPr>
-        <w:t>dst</w:t>
-      </w:r>
-      <w:proofErr w:type="spellEnd"/>
-      <w:r>
-        <w:rPr>
-          <w:rFonts w:ascii="Courier New" w:eastAsia="Courier New" w:hAnsi="Courier New" w:cs="Courier New"/>
-          <w:color w:val="1A1A1A"/>
-          <w:sz w:val="18"/>
-          <w:szCs w:val="18"/>
-        </w:rPr>
-        <w:t>)         // Conquer: move disk n to destination</w:t>
-      </w:r>
-    </w:p>
-    <w:p>
-      <w:pPr>
-        <w:shd w:val="clear" w:color="auto" w:fill="F4F4F4"/>
-        <w:spacing w:line="220" w:lineRule="auto"/>
-        <w:ind w:left="360"/>
-      </w:pPr>
-      <w:r>
-        <w:rPr>
-          <w:rFonts w:ascii="Courier New" w:eastAsia="Courier New" w:hAnsi="Courier New" w:cs="Courier New"/>
-          <w:color w:val="1A1A1A"/>
-          <w:sz w:val="18"/>
-          <w:szCs w:val="18"/>
-        </w:rPr>
-        <w:t xml:space="preserve">  Hanoi3(n-1, aux, </w:t>
-      </w:r>
-      <w:proofErr w:type="spellStart"/>
-      <w:r>
-        <w:rPr>
-          <w:rFonts w:ascii="Courier New" w:eastAsia="Courier New" w:hAnsi="Courier New" w:cs="Courier New"/>
-          <w:color w:val="1A1A1A"/>
-          <w:sz w:val="18"/>
-          <w:szCs w:val="18"/>
-        </w:rPr>
-        <w:t>dst</w:t>
-      </w:r>
-      <w:proofErr w:type="spellEnd"/>
-      <w:r>
-        <w:rPr>
-          <w:rFonts w:ascii="Courier New" w:eastAsia="Courier New" w:hAnsi="Courier New" w:cs="Courier New"/>
-          <w:color w:val="1A1A1A"/>
-          <w:sz w:val="18"/>
-          <w:szCs w:val="18"/>
-        </w:rPr>
-        <w:t xml:space="preserve">, </w:t>
-      </w:r>
-      <w:proofErr w:type="spellStart"/>
-      <w:r>
-        <w:rPr>
-          <w:rFonts w:ascii="Courier New" w:eastAsia="Courier New" w:hAnsi="Courier New" w:cs="Courier New"/>
-          <w:color w:val="1A1A1A"/>
-          <w:sz w:val="18"/>
-          <w:szCs w:val="18"/>
-        </w:rPr>
-        <w:t>src</w:t>
-      </w:r>
-      <w:proofErr w:type="spellEnd"/>
-      <w:r>
-        <w:rPr>
-          <w:rFonts w:ascii="Courier New" w:eastAsia="Courier New" w:hAnsi="Courier New" w:cs="Courier New"/>
-          <w:color w:val="1A1A1A"/>
-          <w:sz w:val="18"/>
-          <w:szCs w:val="18"/>
-        </w:rPr>
-        <w:t xml:space="preserve">)   // Combine: move n-1 from aux to </w:t>
-      </w:r>
-      <w:proofErr w:type="spellStart"/>
-      <w:r>
-        <w:rPr>
-          <w:rFonts w:ascii="Courier New" w:eastAsia="Courier New" w:hAnsi="Courier New" w:cs="Courier New"/>
-          <w:color w:val="1A1A1A"/>
-          <w:sz w:val="18"/>
-          <w:szCs w:val="18"/>
-        </w:rPr>
-        <w:t>dst</w:t>
-      </w:r>
-      <w:proofErr w:type="spellEnd"/>
+        <w:t xml:space="preserve">  Hanoi3(n-1, aux, dst, src)   // Combine: move n-1 from aux to dst</w:t>
+      </w:r>
     </w:p>
     <w:p>
       <w:pPr>
@@ -3823,19 +2729,11 @@
         <w:spacing w:before="60" w:after="60" w:line="360" w:lineRule="auto"/>
         <w:jc w:val="both"/>
       </w:pPr>
-      <w:proofErr w:type="gramStart"/>
       <w:r>
         <w:rPr>
           <w:color w:val="000000"/>
         </w:rPr>
-        <w:t>Provably</w:t>
-      </w:r>
-      <w:proofErr w:type="gramEnd"/>
-      <w:r>
-        <w:rPr>
-          <w:color w:val="000000"/>
-        </w:rPr>
-        <w:t xml:space="preserve"> correct and optimal for three pegs by mathematical induction.</w:t>
+        <w:t>Provably correct and optimal for three pegs by mathematical induction.</w:t>
       </w:r>
     </w:p>
     <w:p>
@@ -4047,21 +2945,7 @@
         <w:rPr>
           <w:color w:val="000000"/>
         </w:rPr>
-        <w:t>Natural enhancement: Frame-Stewart DP (Technique 1). Use the same recursive structure but replace the fixed split at n-1 with a DP-</w:t>
-      </w:r>
-      <w:proofErr w:type="spellStart"/>
-      <w:r>
-        <w:rPr>
-          <w:color w:val="000000"/>
-        </w:rPr>
-        <w:t>optimised</w:t>
-      </w:r>
-      <w:proofErr w:type="spellEnd"/>
-      <w:r>
-        <w:rPr>
-          <w:color w:val="000000"/>
-        </w:rPr>
-        <w:t xml:space="preserve"> split at k. This is precisely what Frame-Stewart accomplishes.</w:t>
+        <w:t>Natural enhancement: Frame-Stewart DP (Technique 1). Use the same recursive structure but replace the fixed split at n-1 with a DP-optimised split at k. This is precisely what Frame-Stewart accomplishes.</w:t>
       </w:r>
     </w:p>
     <w:p>
@@ -4211,35 +3095,7 @@
         <w:rPr>
           <w:color w:val="000000"/>
         </w:rPr>
-        <w:t xml:space="preserve">IDA* (Korf, 1985) combines the memory efficiency of depth-first search with the heuristic guidance of A*. It performs a series of depth-first searches, each </w:t>
-      </w:r>
-      <w:proofErr w:type="gramStart"/>
-      <w:r>
-        <w:rPr>
-          <w:color w:val="000000"/>
-        </w:rPr>
-        <w:t>bounded</w:t>
-      </w:r>
-      <w:proofErr w:type="gramEnd"/>
-      <w:r>
-        <w:rPr>
-          <w:color w:val="000000"/>
-        </w:rPr>
-        <w:t xml:space="preserve"> by a threshold on the f-value (f = g + h). Any path whose f-value exceeds the threshold is pruned. After each iteration, the threshold is increased to the minimum f-value of any pruned node from the previous iteration. IDA* uses O(d) space where d is the solution depth, compared to O(</w:t>
-      </w:r>
-      <w:proofErr w:type="spellStart"/>
-      <w:r>
-        <w:rPr>
-          <w:color w:val="000000"/>
-        </w:rPr>
-        <w:t>b^d</w:t>
-      </w:r>
-      <w:proofErr w:type="spellEnd"/>
-      <w:r>
-        <w:rPr>
-          <w:color w:val="000000"/>
-        </w:rPr>
-        <w:t>) for A*.</w:t>
+        <w:t>IDA* (Korf, 1985) combines the memory efficiency of depth-first search with the heuristic guidance of A*. It performs a series of depth-first searches, each bounded by a threshold on the f-value (f = g + h). Any path whose f-value exceeds the threshold is pruned. After each iteration, the threshold is increased to the minimum f-value of any pruned node from the previous iteration. IDA* uses O(d) space where d is the solution depth, compared to O(b^d) for A*.</w:t>
       </w:r>
     </w:p>
     <w:p>
@@ -4295,9 +3151,15 @@
           <w:sz w:val="18"/>
           <w:szCs w:val="18"/>
         </w:rPr>
-        <w:t xml:space="preserve">PROCEDURE </w:t>
-      </w:r>
-      <w:proofErr w:type="spellStart"/>
+        <w:t>PROCEDURE IDAStar(start, goal, h):</w:t>
+      </w:r>
+    </w:p>
+    <w:p>
+      <w:pPr>
+        <w:shd w:val="clear" w:color="auto" w:fill="F4F4F4"/>
+        <w:spacing w:line="220" w:lineRule="auto"/>
+        <w:ind w:left="360"/>
+      </w:pPr>
       <w:r>
         <w:rPr>
           <w:rFonts w:ascii="Courier New" w:eastAsia="Courier New" w:hAnsi="Courier New" w:cs="Courier New"/>
@@ -4305,9 +3167,15 @@
           <w:sz w:val="18"/>
           <w:szCs w:val="18"/>
         </w:rPr>
-        <w:t>IDAStar</w:t>
-      </w:r>
-      <w:proofErr w:type="spellEnd"/>
+        <w:t xml:space="preserve">  threshold := h(start)</w:t>
+      </w:r>
+    </w:p>
+    <w:p>
+      <w:pPr>
+        <w:shd w:val="clear" w:color="auto" w:fill="F4F4F4"/>
+        <w:spacing w:line="220" w:lineRule="auto"/>
+        <w:ind w:left="360"/>
+      </w:pPr>
       <w:r>
         <w:rPr>
           <w:rFonts w:ascii="Courier New" w:eastAsia="Courier New" w:hAnsi="Courier New" w:cs="Courier New"/>
@@ -4315,7 +3183,7 @@
           <w:sz w:val="18"/>
           <w:szCs w:val="18"/>
         </w:rPr>
-        <w:t>(start, goal, h):</w:t>
+        <w:t xml:space="preserve">  LOOP:</w:t>
       </w:r>
     </w:p>
     <w:p>
@@ -4331,7 +3199,7 @@
           <w:sz w:val="18"/>
           <w:szCs w:val="18"/>
         </w:rPr>
-        <w:t xml:space="preserve">  threshold := h(start)</w:t>
+        <w:t xml:space="preserve">    result := DFS_IDA(start, 0, threshold, h, goal)</w:t>
       </w:r>
     </w:p>
     <w:p>
@@ -4347,7 +3215,7 @@
           <w:sz w:val="18"/>
           <w:szCs w:val="18"/>
         </w:rPr>
-        <w:t xml:space="preserve">  LOOP:</w:t>
+        <w:t xml:space="preserve">    IF result = FOUND THEN RETURN path</w:t>
       </w:r>
     </w:p>
     <w:p>
@@ -4363,7 +3231,7 @@
           <w:sz w:val="18"/>
           <w:szCs w:val="18"/>
         </w:rPr>
-        <w:t xml:space="preserve">    result := DFS_IDA(start, 0, threshold, h, goal)</w:t>
+        <w:t xml:space="preserve">    IF result = INF THEN RETURN no_solution</w:t>
       </w:r>
     </w:p>
     <w:p>
@@ -4379,8 +3247,15 @@
           <w:sz w:val="18"/>
           <w:szCs w:val="18"/>
         </w:rPr>
-        <w:t xml:space="preserve">    IF result = FOUND THEN RETURN path</w:t>
-      </w:r>
+        <w:t xml:space="preserve">    threshold := result  // next threshold = min f exceeding current</w:t>
+      </w:r>
+    </w:p>
+    <w:p>
+      <w:pPr>
+        <w:shd w:val="clear" w:color="auto" w:fill="F4F4F4"/>
+        <w:spacing w:line="220" w:lineRule="auto"/>
+        <w:ind w:left="360"/>
+      </w:pPr>
     </w:p>
     <w:p>
       <w:pPr>
@@ -4395,9 +3270,15 @@
           <w:sz w:val="18"/>
           <w:szCs w:val="18"/>
         </w:rPr>
-        <w:t xml:space="preserve">    IF result = INF THEN RETURN </w:t>
-      </w:r>
-      <w:proofErr w:type="spellStart"/>
+        <w:t>PROCEDURE DFS_IDA(state, g, threshold, h, goal):</w:t>
+      </w:r>
+    </w:p>
+    <w:p>
+      <w:pPr>
+        <w:shd w:val="clear" w:color="auto" w:fill="F4F4F4"/>
+        <w:spacing w:line="220" w:lineRule="auto"/>
+        <w:ind w:left="360"/>
+      </w:pPr>
       <w:r>
         <w:rPr>
           <w:rFonts w:ascii="Courier New" w:eastAsia="Courier New" w:hAnsi="Courier New" w:cs="Courier New"/>
@@ -4405,9 +3286,8 @@
           <w:sz w:val="18"/>
           <w:szCs w:val="18"/>
         </w:rPr>
-        <w:t>no_solution</w:t>
-      </w:r>
-      <w:proofErr w:type="spellEnd"/>
+        <w:t xml:space="preserve">  f := g + h(state)</w:t>
+      </w:r>
     </w:p>
     <w:p>
       <w:pPr>
@@ -4422,15 +3302,8 @@
           <w:sz w:val="18"/>
           <w:szCs w:val="18"/>
         </w:rPr>
-        <w:t xml:space="preserve">    threshold := result  // next threshold = min f exceeding current</w:t>
-      </w:r>
-    </w:p>
-    <w:p>
-      <w:pPr>
-        <w:shd w:val="clear" w:color="auto" w:fill="F4F4F4"/>
-        <w:spacing w:line="220" w:lineRule="auto"/>
-        <w:ind w:left="360"/>
-      </w:pPr>
+        <w:t xml:space="preserve">  IF f &gt; threshold THEN RETURN f   // prune this branch</w:t>
+      </w:r>
     </w:p>
     <w:p>
       <w:pPr>
@@ -4445,7 +3318,7 @@
           <w:sz w:val="18"/>
           <w:szCs w:val="18"/>
         </w:rPr>
-        <w:t>PROCEDURE DFS_IDA(state, g, threshold, h, goal):</w:t>
+        <w:t xml:space="preserve">  IF state = goal THEN RETURN FOUND</w:t>
       </w:r>
     </w:p>
     <w:p>
@@ -4461,7 +3334,7 @@
           <w:sz w:val="18"/>
           <w:szCs w:val="18"/>
         </w:rPr>
-        <w:t xml:space="preserve">  f := g + h(state)</w:t>
+        <w:t xml:space="preserve">  minExceeded := INF</w:t>
       </w:r>
     </w:p>
     <w:p>
@@ -4477,7 +3350,7 @@
           <w:sz w:val="18"/>
           <w:szCs w:val="18"/>
         </w:rPr>
-        <w:t xml:space="preserve">  IF f &gt; threshold THEN RETURN f   // prune this branch</w:t>
+        <w:t xml:space="preserve">  FOR each successor next of state DO</w:t>
       </w:r>
     </w:p>
     <w:p>
@@ -4493,7 +3366,7 @@
           <w:sz w:val="18"/>
           <w:szCs w:val="18"/>
         </w:rPr>
-        <w:t xml:space="preserve">  IF state = goal THEN RETURN FOUND</w:t>
+        <w:t xml:space="preserve">    t := DFS_IDA(next, g+1, threshold, h, goal)</w:t>
       </w:r>
     </w:p>
     <w:p>
@@ -4509,10 +3382,15 @@
           <w:sz w:val="18"/>
           <w:szCs w:val="18"/>
         </w:rPr>
-        <w:t xml:space="preserve">  </w:t>
-      </w:r>
-      <w:proofErr w:type="spellStart"/>
-      <w:proofErr w:type="gramStart"/>
+        <w:t xml:space="preserve">    IF t = FOUND THEN RETURN FOUND</w:t>
+      </w:r>
+    </w:p>
+    <w:p>
+      <w:pPr>
+        <w:shd w:val="clear" w:color="auto" w:fill="F4F4F4"/>
+        <w:spacing w:line="220" w:lineRule="auto"/>
+        <w:ind w:left="360"/>
+      </w:pPr>
       <w:r>
         <w:rPr>
           <w:rFonts w:ascii="Courier New" w:eastAsia="Courier New" w:hAnsi="Courier New" w:cs="Courier New"/>
@@ -4520,10 +3398,15 @@
           <w:sz w:val="18"/>
           <w:szCs w:val="18"/>
         </w:rPr>
-        <w:t>minExceeded</w:t>
-      </w:r>
-      <w:proofErr w:type="spellEnd"/>
-      <w:proofErr w:type="gramEnd"/>
+        <w:t xml:space="preserve">    minExceeded := min(minExceeded, t)</w:t>
+      </w:r>
+    </w:p>
+    <w:p>
+      <w:pPr>
+        <w:shd w:val="clear" w:color="auto" w:fill="F4F4F4"/>
+        <w:spacing w:line="220" w:lineRule="auto"/>
+        <w:ind w:left="360"/>
+      </w:pPr>
       <w:r>
         <w:rPr>
           <w:rFonts w:ascii="Courier New" w:eastAsia="Courier New" w:hAnsi="Courier New" w:cs="Courier New"/>
@@ -4531,139 +3414,8 @@
           <w:sz w:val="18"/>
           <w:szCs w:val="18"/>
         </w:rPr>
-        <w:t xml:space="preserve"> := INF</w:t>
-      </w:r>
-    </w:p>
-    <w:p>
-      <w:pPr>
-        <w:shd w:val="clear" w:color="auto" w:fill="F4F4F4"/>
-        <w:spacing w:line="220" w:lineRule="auto"/>
-        <w:ind w:left="360"/>
-      </w:pPr>
-      <w:r>
-        <w:rPr>
-          <w:rFonts w:ascii="Courier New" w:eastAsia="Courier New" w:hAnsi="Courier New" w:cs="Courier New"/>
-          <w:color w:val="1A1A1A"/>
-          <w:sz w:val="18"/>
-          <w:szCs w:val="18"/>
-        </w:rPr>
-        <w:t xml:space="preserve">  FOR each successor next of state DO</w:t>
-      </w:r>
-    </w:p>
-    <w:p>
-      <w:pPr>
-        <w:shd w:val="clear" w:color="auto" w:fill="F4F4F4"/>
-        <w:spacing w:line="220" w:lineRule="auto"/>
-        <w:ind w:left="360"/>
-      </w:pPr>
-      <w:r>
-        <w:rPr>
-          <w:rFonts w:ascii="Courier New" w:eastAsia="Courier New" w:hAnsi="Courier New" w:cs="Courier New"/>
-          <w:color w:val="1A1A1A"/>
-          <w:sz w:val="18"/>
-          <w:szCs w:val="18"/>
-        </w:rPr>
-        <w:t xml:space="preserve">    t := DFS_IDA(next, g+1, threshold, h, goal)</w:t>
-      </w:r>
-    </w:p>
-    <w:p>
-      <w:pPr>
-        <w:shd w:val="clear" w:color="auto" w:fill="F4F4F4"/>
-        <w:spacing w:line="220" w:lineRule="auto"/>
-        <w:ind w:left="360"/>
-      </w:pPr>
-      <w:r>
-        <w:rPr>
-          <w:rFonts w:ascii="Courier New" w:eastAsia="Courier New" w:hAnsi="Courier New" w:cs="Courier New"/>
-          <w:color w:val="1A1A1A"/>
-          <w:sz w:val="18"/>
-          <w:szCs w:val="18"/>
-        </w:rPr>
-        <w:t xml:space="preserve">    IF t = FOUND THEN RETURN FOUND</w:t>
-      </w:r>
-    </w:p>
-    <w:p>
-      <w:pPr>
-        <w:shd w:val="clear" w:color="auto" w:fill="F4F4F4"/>
-        <w:spacing w:line="220" w:lineRule="auto"/>
-        <w:ind w:left="360"/>
-      </w:pPr>
-      <w:r>
-        <w:rPr>
-          <w:rFonts w:ascii="Courier New" w:eastAsia="Courier New" w:hAnsi="Courier New" w:cs="Courier New"/>
-          <w:color w:val="1A1A1A"/>
-          <w:sz w:val="18"/>
-          <w:szCs w:val="18"/>
-        </w:rPr>
-        <w:t xml:space="preserve">    </w:t>
-      </w:r>
-      <w:proofErr w:type="spellStart"/>
-      <w:r>
-        <w:rPr>
-          <w:rFonts w:ascii="Courier New" w:eastAsia="Courier New" w:hAnsi="Courier New" w:cs="Courier New"/>
-          <w:color w:val="1A1A1A"/>
-          <w:sz w:val="18"/>
-          <w:szCs w:val="18"/>
-        </w:rPr>
-        <w:t>minExceeded</w:t>
-      </w:r>
-      <w:proofErr w:type="spellEnd"/>
-      <w:r>
-        <w:rPr>
-          <w:rFonts w:ascii="Courier New" w:eastAsia="Courier New" w:hAnsi="Courier New" w:cs="Courier New"/>
-          <w:color w:val="1A1A1A"/>
-          <w:sz w:val="18"/>
-          <w:szCs w:val="18"/>
-        </w:rPr>
-        <w:t xml:space="preserve"> := min(</w:t>
-      </w:r>
-      <w:proofErr w:type="spellStart"/>
-      <w:r>
-        <w:rPr>
-          <w:rFonts w:ascii="Courier New" w:eastAsia="Courier New" w:hAnsi="Courier New" w:cs="Courier New"/>
-          <w:color w:val="1A1A1A"/>
-          <w:sz w:val="18"/>
-          <w:szCs w:val="18"/>
-        </w:rPr>
-        <w:t>minExceeded</w:t>
-      </w:r>
-      <w:proofErr w:type="spellEnd"/>
-      <w:r>
-        <w:rPr>
-          <w:rFonts w:ascii="Courier New" w:eastAsia="Courier New" w:hAnsi="Courier New" w:cs="Courier New"/>
-          <w:color w:val="1A1A1A"/>
-          <w:sz w:val="18"/>
-          <w:szCs w:val="18"/>
-        </w:rPr>
-        <w:t>, t)</w:t>
-      </w:r>
-    </w:p>
-    <w:p>
-      <w:pPr>
-        <w:shd w:val="clear" w:color="auto" w:fill="F4F4F4"/>
-        <w:spacing w:line="220" w:lineRule="auto"/>
-        <w:ind w:left="360"/>
-      </w:pPr>
-      <w:r>
-        <w:rPr>
-          <w:rFonts w:ascii="Courier New" w:eastAsia="Courier New" w:hAnsi="Courier New" w:cs="Courier New"/>
-          <w:color w:val="1A1A1A"/>
-          <w:sz w:val="18"/>
-          <w:szCs w:val="18"/>
-        </w:rPr>
-        <w:t xml:space="preserve">  RETURN </w:t>
-      </w:r>
-      <w:proofErr w:type="spellStart"/>
-      <w:r>
-        <w:rPr>
-          <w:rFonts w:ascii="Courier New" w:eastAsia="Courier New" w:hAnsi="Courier New" w:cs="Courier New"/>
-          <w:color w:val="1A1A1A"/>
-          <w:sz w:val="18"/>
-          <w:szCs w:val="18"/>
-        </w:rPr>
-        <w:t>minExceeded</w:t>
-      </w:r>
-      <w:proofErr w:type="spellEnd"/>
+        <w:t xml:space="preserve">  RETURN minExceeded</w:t>
+      </w:r>
     </w:p>
     <w:p/>
     <w:p>
@@ -5010,49 +3762,7 @@
         <w:rPr>
           <w:color w:val="000000"/>
         </w:rPr>
-        <w:t xml:space="preserve">Time: O((b · T(n,4))^2 / </w:t>
-      </w:r>
-      <w:proofErr w:type="spellStart"/>
-      <w:r>
-        <w:rPr>
-          <w:color w:val="000000"/>
-        </w:rPr>
-        <w:t>h_quality</w:t>
-      </w:r>
-      <w:proofErr w:type="spellEnd"/>
-      <w:r>
-        <w:rPr>
-          <w:color w:val="000000"/>
-        </w:rPr>
-        <w:t xml:space="preserve">) in the worst case, where </w:t>
-      </w:r>
-      <w:proofErr w:type="spellStart"/>
-      <w:r>
-        <w:rPr>
-          <w:color w:val="000000"/>
-        </w:rPr>
-        <w:t>h_quality</w:t>
-      </w:r>
-      <w:proofErr w:type="spellEnd"/>
-      <w:r>
-        <w:rPr>
-          <w:color w:val="000000"/>
-        </w:rPr>
-        <w:t xml:space="preserve"> ∈ (0,1] measures heuristic tightness. With a perfect heuristic (</w:t>
-      </w:r>
-      <w:proofErr w:type="spellStart"/>
-      <w:r>
-        <w:rPr>
-          <w:color w:val="000000"/>
-        </w:rPr>
-        <w:t>h_quality</w:t>
-      </w:r>
-      <w:proofErr w:type="spellEnd"/>
-      <w:r>
-        <w:rPr>
-          <w:color w:val="000000"/>
-        </w:rPr>
-        <w:t>=1): O(T(n,4)).</w:t>
+        <w:t>Time: O((b · T(n,4))^2 / h_quality) in the worst case, where h_quality ∈ (0,1] measures heuristic tightness. With a perfect heuristic (h_quality=1): O(T(n,4)).</w:t>
       </w:r>
     </w:p>
     <w:p>
@@ -5069,21 +3779,7 @@
         <w:rPr>
           <w:color w:val="000000"/>
         </w:rPr>
-        <w:t>Space: O(</w:t>
-      </w:r>
-      <w:proofErr w:type="gramStart"/>
-      <w:r>
-        <w:rPr>
-          <w:color w:val="000000"/>
-        </w:rPr>
-        <w:t>n) —</w:t>
-      </w:r>
-      <w:proofErr w:type="gramEnd"/>
-      <w:r>
-        <w:rPr>
-          <w:color w:val="000000"/>
-        </w:rPr>
-        <w:t xml:space="preserve"> linear, the key advantage over A*.</w:t>
+        <w:t>Space: O(n) — linear, the key advantage over A*.</w:t>
       </w:r>
     </w:p>
     <w:p>
@@ -5179,9 +3875,15 @@
           <w:sz w:val="18"/>
           <w:szCs w:val="18"/>
         </w:rPr>
-        <w:t xml:space="preserve">PROCEDURE </w:t>
-      </w:r>
-      <w:proofErr w:type="spellStart"/>
+        <w:t>PROCEDURE BuildDPTable(maxDisks):</w:t>
+      </w:r>
+    </w:p>
+    <w:p>
+      <w:pPr>
+        <w:shd w:val="clear" w:color="auto" w:fill="F4F4F4"/>
+        <w:spacing w:line="220" w:lineRule="auto"/>
+        <w:ind w:left="360"/>
+      </w:pPr>
       <w:r>
         <w:rPr>
           <w:rFonts w:ascii="Courier New" w:eastAsia="Courier New" w:hAnsi="Courier New" w:cs="Courier New"/>
@@ -5189,9 +3891,15 @@
           <w:sz w:val="18"/>
           <w:szCs w:val="18"/>
         </w:rPr>
-        <w:t>BuildDPTable</w:t>
-      </w:r>
-      <w:proofErr w:type="spellEnd"/>
+        <w:t xml:space="preserve">  dp4[0]:=0; split[0]:=0</w:t>
+      </w:r>
+    </w:p>
+    <w:p>
+      <w:pPr>
+        <w:shd w:val="clear" w:color="auto" w:fill="F4F4F4"/>
+        <w:spacing w:line="220" w:lineRule="auto"/>
+        <w:ind w:left="360"/>
+      </w:pPr>
       <w:r>
         <w:rPr>
           <w:rFonts w:ascii="Courier New" w:eastAsia="Courier New" w:hAnsi="Courier New" w:cs="Courier New"/>
@@ -5199,9 +3907,15 @@
           <w:sz w:val="18"/>
           <w:szCs w:val="18"/>
         </w:rPr>
-        <w:t>(</w:t>
-      </w:r>
-      <w:proofErr w:type="spellStart"/>
+        <w:t xml:space="preserve">  dp4[1]:=1; split[1]:=1</w:t>
+      </w:r>
+    </w:p>
+    <w:p>
+      <w:pPr>
+        <w:shd w:val="clear" w:color="auto" w:fill="F4F4F4"/>
+        <w:spacing w:line="220" w:lineRule="auto"/>
+        <w:ind w:left="360"/>
+      </w:pPr>
       <w:r>
         <w:rPr>
           <w:rFonts w:ascii="Courier New" w:eastAsia="Courier New" w:hAnsi="Courier New" w:cs="Courier New"/>
@@ -5209,85 +3923,7 @@
           <w:sz w:val="18"/>
           <w:szCs w:val="18"/>
         </w:rPr>
-        <w:t>maxDisks</w:t>
-      </w:r>
-      <w:proofErr w:type="spellEnd"/>
-      <w:r>
-        <w:rPr>
-          <w:rFonts w:ascii="Courier New" w:eastAsia="Courier New" w:hAnsi="Courier New" w:cs="Courier New"/>
-          <w:color w:val="1A1A1A"/>
-          <w:sz w:val="18"/>
-          <w:szCs w:val="18"/>
-        </w:rPr>
-        <w:t>):</w:t>
-      </w:r>
-    </w:p>
-    <w:p>
-      <w:pPr>
-        <w:shd w:val="clear" w:color="auto" w:fill="F4F4F4"/>
-        <w:spacing w:line="220" w:lineRule="auto"/>
-        <w:ind w:left="360"/>
-      </w:pPr>
-      <w:r>
-        <w:rPr>
-          <w:rFonts w:ascii="Courier New" w:eastAsia="Courier New" w:hAnsi="Courier New" w:cs="Courier New"/>
-          <w:color w:val="1A1A1A"/>
-          <w:sz w:val="18"/>
-          <w:szCs w:val="18"/>
-        </w:rPr>
-        <w:t xml:space="preserve">  dp4[0]:=0; split[0]:=0</w:t>
-      </w:r>
-    </w:p>
-    <w:p>
-      <w:pPr>
-        <w:shd w:val="clear" w:color="auto" w:fill="F4F4F4"/>
-        <w:spacing w:line="220" w:lineRule="auto"/>
-        <w:ind w:left="360"/>
-      </w:pPr>
-      <w:r>
-        <w:rPr>
-          <w:rFonts w:ascii="Courier New" w:eastAsia="Courier New" w:hAnsi="Courier New" w:cs="Courier New"/>
-          <w:color w:val="1A1A1A"/>
-          <w:sz w:val="18"/>
-          <w:szCs w:val="18"/>
-        </w:rPr>
-        <w:t xml:space="preserve">  dp4[1]:=1; split[1]:=1</w:t>
-      </w:r>
-    </w:p>
-    <w:p>
-      <w:pPr>
-        <w:shd w:val="clear" w:color="auto" w:fill="F4F4F4"/>
-        <w:spacing w:line="220" w:lineRule="auto"/>
-        <w:ind w:left="360"/>
-      </w:pPr>
-      <w:r>
-        <w:rPr>
-          <w:rFonts w:ascii="Courier New" w:eastAsia="Courier New" w:hAnsi="Courier New" w:cs="Courier New"/>
-          <w:color w:val="1A1A1A"/>
-          <w:sz w:val="18"/>
-          <w:szCs w:val="18"/>
-        </w:rPr>
-        <w:t xml:space="preserve">  FOR n:=2 TO </w:t>
-      </w:r>
-      <w:proofErr w:type="spellStart"/>
-      <w:r>
-        <w:rPr>
-          <w:rFonts w:ascii="Courier New" w:eastAsia="Courier New" w:hAnsi="Courier New" w:cs="Courier New"/>
-          <w:color w:val="1A1A1A"/>
-          <w:sz w:val="18"/>
-          <w:szCs w:val="18"/>
-        </w:rPr>
-        <w:t>maxDisks</w:t>
-      </w:r>
-      <w:proofErr w:type="spellEnd"/>
-      <w:r>
-        <w:rPr>
-          <w:rFonts w:ascii="Courier New" w:eastAsia="Courier New" w:hAnsi="Courier New" w:cs="Courier New"/>
-          <w:color w:val="1A1A1A"/>
-          <w:sz w:val="18"/>
-          <w:szCs w:val="18"/>
-        </w:rPr>
-        <w:t xml:space="preserve"> DO</w:t>
+        <w:t xml:space="preserve">  FOR n:=2 TO maxDisks DO</w:t>
       </w:r>
     </w:p>
     <w:p>
@@ -5447,9 +4083,15 @@
           <w:sz w:val="18"/>
           <w:szCs w:val="18"/>
         </w:rPr>
-        <w:t xml:space="preserve">PROCEDURE Hanoi4(n, </w:t>
-      </w:r>
-      <w:proofErr w:type="spellStart"/>
+        <w:t>PROCEDURE Hanoi4(n, src, dst, aux1, aux2, print):</w:t>
+      </w:r>
+    </w:p>
+    <w:p>
+      <w:pPr>
+        <w:shd w:val="clear" w:color="auto" w:fill="F4F4F4"/>
+        <w:spacing w:line="220" w:lineRule="auto"/>
+        <w:ind w:left="360"/>
+      </w:pPr>
       <w:r>
         <w:rPr>
           <w:rFonts w:ascii="Courier New" w:eastAsia="Courier New" w:hAnsi="Courier New" w:cs="Courier New"/>
@@ -5457,9 +4099,15 @@
           <w:sz w:val="18"/>
           <w:szCs w:val="18"/>
         </w:rPr>
-        <w:t>src</w:t>
-      </w:r>
-      <w:proofErr w:type="spellEnd"/>
+        <w:t xml:space="preserve">  IF n=0 THEN RETURN</w:t>
+      </w:r>
+    </w:p>
+    <w:p>
+      <w:pPr>
+        <w:shd w:val="clear" w:color="auto" w:fill="F4F4F4"/>
+        <w:spacing w:line="220" w:lineRule="auto"/>
+        <w:ind w:left="360"/>
+      </w:pPr>
       <w:r>
         <w:rPr>
           <w:rFonts w:ascii="Courier New" w:eastAsia="Courier New" w:hAnsi="Courier New" w:cs="Courier New"/>
@@ -5467,9 +4115,15 @@
           <w:sz w:val="18"/>
           <w:szCs w:val="18"/>
         </w:rPr>
-        <w:t xml:space="preserve">, </w:t>
-      </w:r>
-      <w:proofErr w:type="spellStart"/>
+        <w:t xml:space="preserve">  IF n=1 THEN</w:t>
+      </w:r>
+    </w:p>
+    <w:p>
+      <w:pPr>
+        <w:shd w:val="clear" w:color="auto" w:fill="F4F4F4"/>
+        <w:spacing w:line="220" w:lineRule="auto"/>
+        <w:ind w:left="360"/>
+      </w:pPr>
       <w:r>
         <w:rPr>
           <w:rFonts w:ascii="Courier New" w:eastAsia="Courier New" w:hAnsi="Courier New" w:cs="Courier New"/>
@@ -5477,9 +4131,15 @@
           <w:sz w:val="18"/>
           <w:szCs w:val="18"/>
         </w:rPr>
-        <w:t>dst</w:t>
-      </w:r>
-      <w:proofErr w:type="spellEnd"/>
+        <w:t xml:space="preserve">    moveCount++</w:t>
+      </w:r>
+    </w:p>
+    <w:p>
+      <w:pPr>
+        <w:shd w:val="clear" w:color="auto" w:fill="F4F4F4"/>
+        <w:spacing w:line="220" w:lineRule="auto"/>
+        <w:ind w:left="360"/>
+      </w:pPr>
       <w:r>
         <w:rPr>
           <w:rFonts w:ascii="Courier New" w:eastAsia="Courier New" w:hAnsi="Courier New" w:cs="Courier New"/>
@@ -5487,7 +4147,7 @@
           <w:sz w:val="18"/>
           <w:szCs w:val="18"/>
         </w:rPr>
-        <w:t>, aux1, aux2, print):</w:t>
+        <w:t xml:space="preserve">    IF print THEN OUTPUT 'Move Disk 1: '+src+' -&gt; '+dst</w:t>
       </w:r>
     </w:p>
     <w:p>
@@ -5503,7 +4163,7 @@
           <w:sz w:val="18"/>
           <w:szCs w:val="18"/>
         </w:rPr>
-        <w:t xml:space="preserve">  IF n=0 THEN RETURN</w:t>
+        <w:t xml:space="preserve">    RETURN</w:t>
       </w:r>
     </w:p>
     <w:p>
@@ -5519,7 +4179,7 @@
           <w:sz w:val="18"/>
           <w:szCs w:val="18"/>
         </w:rPr>
-        <w:t xml:space="preserve">  IF n=1 THEN</w:t>
+        <w:t xml:space="preserve">  k := split[n]                        // optimal split from DP table</w:t>
       </w:r>
     </w:p>
     <w:p>
@@ -5535,9 +4195,15 @@
           <w:sz w:val="18"/>
           <w:szCs w:val="18"/>
         </w:rPr>
-        <w:t xml:space="preserve">    </w:t>
-      </w:r>
-      <w:proofErr w:type="spellStart"/>
+        <w:t xml:space="preserve">  Hanoi4(k, src, aux1, dst, aux2, p)   // Step 1: park top-k on aux1</w:t>
+      </w:r>
+    </w:p>
+    <w:p>
+      <w:pPr>
+        <w:shd w:val="clear" w:color="auto" w:fill="F4F4F4"/>
+        <w:spacing w:line="220" w:lineRule="auto"/>
+        <w:ind w:left="360"/>
+      </w:pPr>
       <w:r>
         <w:rPr>
           <w:rFonts w:ascii="Courier New" w:eastAsia="Courier New" w:hAnsi="Courier New" w:cs="Courier New"/>
@@ -5545,9 +4211,15 @@
           <w:sz w:val="18"/>
           <w:szCs w:val="18"/>
         </w:rPr>
-        <w:t>moveCount</w:t>
-      </w:r>
-      <w:proofErr w:type="spellEnd"/>
+        <w:t xml:space="preserve">  Hanoi3(n-k, src, dst, aux2, p)        // Step 2: move n-k (3 pegs only)</w:t>
+      </w:r>
+    </w:p>
+    <w:p>
+      <w:pPr>
+        <w:shd w:val="clear" w:color="auto" w:fill="F4F4F4"/>
+        <w:spacing w:line="220" w:lineRule="auto"/>
+        <w:ind w:left="360"/>
+      </w:pPr>
       <w:r>
         <w:rPr>
           <w:rFonts w:ascii="Courier New" w:eastAsia="Courier New" w:hAnsi="Courier New" w:cs="Courier New"/>
@@ -5555,254 +4227,7 @@
           <w:sz w:val="18"/>
           <w:szCs w:val="18"/>
         </w:rPr>
-        <w:t>++</w:t>
-      </w:r>
-    </w:p>
-    <w:p>
-      <w:pPr>
-        <w:shd w:val="clear" w:color="auto" w:fill="F4F4F4"/>
-        <w:spacing w:line="220" w:lineRule="auto"/>
-        <w:ind w:left="360"/>
-      </w:pPr>
-      <w:r>
-        <w:rPr>
-          <w:rFonts w:ascii="Courier New" w:eastAsia="Courier New" w:hAnsi="Courier New" w:cs="Courier New"/>
-          <w:color w:val="1A1A1A"/>
-          <w:sz w:val="18"/>
-          <w:szCs w:val="18"/>
-        </w:rPr>
-        <w:t xml:space="preserve">    IF print THEN OUTPUT 'Move Disk 1: '+</w:t>
-      </w:r>
-      <w:proofErr w:type="spellStart"/>
-      <w:r>
-        <w:rPr>
-          <w:rFonts w:ascii="Courier New" w:eastAsia="Courier New" w:hAnsi="Courier New" w:cs="Courier New"/>
-          <w:color w:val="1A1A1A"/>
-          <w:sz w:val="18"/>
-          <w:szCs w:val="18"/>
-        </w:rPr>
-        <w:t>src</w:t>
-      </w:r>
-      <w:proofErr w:type="spellEnd"/>
-      <w:r>
-        <w:rPr>
-          <w:rFonts w:ascii="Courier New" w:eastAsia="Courier New" w:hAnsi="Courier New" w:cs="Courier New"/>
-          <w:color w:val="1A1A1A"/>
-          <w:sz w:val="18"/>
-          <w:szCs w:val="18"/>
-        </w:rPr>
-        <w:t>+' -&gt; '+</w:t>
-      </w:r>
-      <w:proofErr w:type="spellStart"/>
-      <w:r>
-        <w:rPr>
-          <w:rFonts w:ascii="Courier New" w:eastAsia="Courier New" w:hAnsi="Courier New" w:cs="Courier New"/>
-          <w:color w:val="1A1A1A"/>
-          <w:sz w:val="18"/>
-          <w:szCs w:val="18"/>
-        </w:rPr>
-        <w:t>dst</w:t>
-      </w:r>
-      <w:proofErr w:type="spellEnd"/>
-    </w:p>
-    <w:p>
-      <w:pPr>
-        <w:shd w:val="clear" w:color="auto" w:fill="F4F4F4"/>
-        <w:spacing w:line="220" w:lineRule="auto"/>
-        <w:ind w:left="360"/>
-      </w:pPr>
-      <w:r>
-        <w:rPr>
-          <w:rFonts w:ascii="Courier New" w:eastAsia="Courier New" w:hAnsi="Courier New" w:cs="Courier New"/>
-          <w:color w:val="1A1A1A"/>
-          <w:sz w:val="18"/>
-          <w:szCs w:val="18"/>
-        </w:rPr>
-        <w:t xml:space="preserve">    RETURN</w:t>
-      </w:r>
-    </w:p>
-    <w:p>
-      <w:pPr>
-        <w:shd w:val="clear" w:color="auto" w:fill="F4F4F4"/>
-        <w:spacing w:line="220" w:lineRule="auto"/>
-        <w:ind w:left="360"/>
-      </w:pPr>
-      <w:r>
-        <w:rPr>
-          <w:rFonts w:ascii="Courier New" w:eastAsia="Courier New" w:hAnsi="Courier New" w:cs="Courier New"/>
-          <w:color w:val="1A1A1A"/>
-          <w:sz w:val="18"/>
-          <w:szCs w:val="18"/>
-        </w:rPr>
-        <w:t xml:space="preserve">  k := split[n]                        // optimal split from DP table</w:t>
-      </w:r>
-    </w:p>
-    <w:p>
-      <w:pPr>
-        <w:shd w:val="clear" w:color="auto" w:fill="F4F4F4"/>
-        <w:spacing w:line="220" w:lineRule="auto"/>
-        <w:ind w:left="360"/>
-      </w:pPr>
-      <w:r>
-        <w:rPr>
-          <w:rFonts w:ascii="Courier New" w:eastAsia="Courier New" w:hAnsi="Courier New" w:cs="Courier New"/>
-          <w:color w:val="1A1A1A"/>
-          <w:sz w:val="18"/>
-          <w:szCs w:val="18"/>
-        </w:rPr>
-        <w:t xml:space="preserve">  Hanoi4(k, </w:t>
-      </w:r>
-      <w:proofErr w:type="spellStart"/>
-      <w:r>
-        <w:rPr>
-          <w:rFonts w:ascii="Courier New" w:eastAsia="Courier New" w:hAnsi="Courier New" w:cs="Courier New"/>
-          <w:color w:val="1A1A1A"/>
-          <w:sz w:val="18"/>
-          <w:szCs w:val="18"/>
-        </w:rPr>
-        <w:t>src</w:t>
-      </w:r>
-      <w:proofErr w:type="spellEnd"/>
-      <w:r>
-        <w:rPr>
-          <w:rFonts w:ascii="Courier New" w:eastAsia="Courier New" w:hAnsi="Courier New" w:cs="Courier New"/>
-          <w:color w:val="1A1A1A"/>
-          <w:sz w:val="18"/>
-          <w:szCs w:val="18"/>
-        </w:rPr>
-        <w:t xml:space="preserve">, aux1, </w:t>
-      </w:r>
-      <w:proofErr w:type="spellStart"/>
-      <w:r>
-        <w:rPr>
-          <w:rFonts w:ascii="Courier New" w:eastAsia="Courier New" w:hAnsi="Courier New" w:cs="Courier New"/>
-          <w:color w:val="1A1A1A"/>
-          <w:sz w:val="18"/>
-          <w:szCs w:val="18"/>
-        </w:rPr>
-        <w:t>dst</w:t>
-      </w:r>
-      <w:proofErr w:type="spellEnd"/>
-      <w:r>
-        <w:rPr>
-          <w:rFonts w:ascii="Courier New" w:eastAsia="Courier New" w:hAnsi="Courier New" w:cs="Courier New"/>
-          <w:color w:val="1A1A1A"/>
-          <w:sz w:val="18"/>
-          <w:szCs w:val="18"/>
-        </w:rPr>
-        <w:t>, aux2, p)   // Step 1: park top-k on aux1</w:t>
-      </w:r>
-    </w:p>
-    <w:p>
-      <w:pPr>
-        <w:shd w:val="clear" w:color="auto" w:fill="F4F4F4"/>
-        <w:spacing w:line="220" w:lineRule="auto"/>
-        <w:ind w:left="360"/>
-      </w:pPr>
-      <w:r>
-        <w:rPr>
-          <w:rFonts w:ascii="Courier New" w:eastAsia="Courier New" w:hAnsi="Courier New" w:cs="Courier New"/>
-          <w:color w:val="1A1A1A"/>
-          <w:sz w:val="18"/>
-          <w:szCs w:val="18"/>
-        </w:rPr>
-        <w:t xml:space="preserve">  Hanoi3(n-k, </w:t>
-      </w:r>
-      <w:proofErr w:type="spellStart"/>
-      <w:r>
-        <w:rPr>
-          <w:rFonts w:ascii="Courier New" w:eastAsia="Courier New" w:hAnsi="Courier New" w:cs="Courier New"/>
-          <w:color w:val="1A1A1A"/>
-          <w:sz w:val="18"/>
-          <w:szCs w:val="18"/>
-        </w:rPr>
-        <w:t>src</w:t>
-      </w:r>
-      <w:proofErr w:type="spellEnd"/>
-      <w:r>
-        <w:rPr>
-          <w:rFonts w:ascii="Courier New" w:eastAsia="Courier New" w:hAnsi="Courier New" w:cs="Courier New"/>
-          <w:color w:val="1A1A1A"/>
-          <w:sz w:val="18"/>
-          <w:szCs w:val="18"/>
-        </w:rPr>
-        <w:t xml:space="preserve">, </w:t>
-      </w:r>
-      <w:proofErr w:type="spellStart"/>
-      <w:r>
-        <w:rPr>
-          <w:rFonts w:ascii="Courier New" w:eastAsia="Courier New" w:hAnsi="Courier New" w:cs="Courier New"/>
-          <w:color w:val="1A1A1A"/>
-          <w:sz w:val="18"/>
-          <w:szCs w:val="18"/>
-        </w:rPr>
-        <w:t>dst</w:t>
-      </w:r>
-      <w:proofErr w:type="spellEnd"/>
-      <w:r>
-        <w:rPr>
-          <w:rFonts w:ascii="Courier New" w:eastAsia="Courier New" w:hAnsi="Courier New" w:cs="Courier New"/>
-          <w:color w:val="1A1A1A"/>
-          <w:sz w:val="18"/>
-          <w:szCs w:val="18"/>
-        </w:rPr>
-        <w:t>, aux2, p)        // Step 2: move n-k (3 pegs only)</w:t>
-      </w:r>
-    </w:p>
-    <w:p>
-      <w:pPr>
-        <w:shd w:val="clear" w:color="auto" w:fill="F4F4F4"/>
-        <w:spacing w:line="220" w:lineRule="auto"/>
-        <w:ind w:left="360"/>
-      </w:pPr>
-      <w:r>
-        <w:rPr>
-          <w:rFonts w:ascii="Courier New" w:eastAsia="Courier New" w:hAnsi="Courier New" w:cs="Courier New"/>
-          <w:color w:val="1A1A1A"/>
-          <w:sz w:val="18"/>
-          <w:szCs w:val="18"/>
-        </w:rPr>
-        <w:t xml:space="preserve">  Hanoi4(k, aux1, </w:t>
-      </w:r>
-      <w:proofErr w:type="spellStart"/>
-      <w:r>
-        <w:rPr>
-          <w:rFonts w:ascii="Courier New" w:eastAsia="Courier New" w:hAnsi="Courier New" w:cs="Courier New"/>
-          <w:color w:val="1A1A1A"/>
-          <w:sz w:val="18"/>
-          <w:szCs w:val="18"/>
-        </w:rPr>
-        <w:t>dst</w:t>
-      </w:r>
-      <w:proofErr w:type="spellEnd"/>
-      <w:r>
-        <w:rPr>
-          <w:rFonts w:ascii="Courier New" w:eastAsia="Courier New" w:hAnsi="Courier New" w:cs="Courier New"/>
-          <w:color w:val="1A1A1A"/>
-          <w:sz w:val="18"/>
-          <w:szCs w:val="18"/>
-        </w:rPr>
-        <w:t xml:space="preserve">, </w:t>
-      </w:r>
-      <w:proofErr w:type="spellStart"/>
-      <w:r>
-        <w:rPr>
-          <w:rFonts w:ascii="Courier New" w:eastAsia="Courier New" w:hAnsi="Courier New" w:cs="Courier New"/>
-          <w:color w:val="1A1A1A"/>
-          <w:sz w:val="18"/>
-          <w:szCs w:val="18"/>
-        </w:rPr>
-        <w:t>src</w:t>
-      </w:r>
-      <w:proofErr w:type="spellEnd"/>
-      <w:r>
-        <w:rPr>
-          <w:rFonts w:ascii="Courier New" w:eastAsia="Courier New" w:hAnsi="Courier New" w:cs="Courier New"/>
-          <w:color w:val="1A1A1A"/>
-          <w:sz w:val="18"/>
-          <w:szCs w:val="18"/>
-        </w:rPr>
-        <w:t>, aux2, p)   // Step 3: move k to destination</w:t>
+        <w:t xml:space="preserve">  Hanoi4(k, aux1, dst, src, aux2, p)   // Step 3: move k to destination</w:t>
       </w:r>
     </w:p>
     <w:p>
@@ -5850,9 +4275,15 @@
           <w:sz w:val="18"/>
           <w:szCs w:val="18"/>
         </w:rPr>
-        <w:t xml:space="preserve">PROCEDURE Hanoi3(n, </w:t>
-      </w:r>
-      <w:proofErr w:type="spellStart"/>
+        <w:t>PROCEDURE Hanoi3(n, src, dst, aux, print):</w:t>
+      </w:r>
+    </w:p>
+    <w:p>
+      <w:pPr>
+        <w:shd w:val="clear" w:color="auto" w:fill="F4F4F4"/>
+        <w:spacing w:line="220" w:lineRule="auto"/>
+        <w:ind w:left="360"/>
+      </w:pPr>
       <w:r>
         <w:rPr>
           <w:rFonts w:ascii="Courier New" w:eastAsia="Courier New" w:hAnsi="Courier New" w:cs="Courier New"/>
@@ -5860,9 +4291,15 @@
           <w:sz w:val="18"/>
           <w:szCs w:val="18"/>
         </w:rPr>
-        <w:t>src</w:t>
-      </w:r>
-      <w:proofErr w:type="spellEnd"/>
+        <w:t xml:space="preserve">  IF n=0 THEN RETURN</w:t>
+      </w:r>
+    </w:p>
+    <w:p>
+      <w:pPr>
+        <w:shd w:val="clear" w:color="auto" w:fill="F4F4F4"/>
+        <w:spacing w:line="220" w:lineRule="auto"/>
+        <w:ind w:left="360"/>
+      </w:pPr>
       <w:r>
         <w:rPr>
           <w:rFonts w:ascii="Courier New" w:eastAsia="Courier New" w:hAnsi="Courier New" w:cs="Courier New"/>
@@ -5870,9 +4307,15 @@
           <w:sz w:val="18"/>
           <w:szCs w:val="18"/>
         </w:rPr>
-        <w:t xml:space="preserve">, </w:t>
-      </w:r>
-      <w:proofErr w:type="spellStart"/>
+        <w:t xml:space="preserve">  Hanoi3(n-1, src, aux, dst, print)</w:t>
+      </w:r>
+    </w:p>
+    <w:p>
+      <w:pPr>
+        <w:shd w:val="clear" w:color="auto" w:fill="F4F4F4"/>
+        <w:spacing w:line="220" w:lineRule="auto"/>
+        <w:ind w:left="360"/>
+      </w:pPr>
       <w:r>
         <w:rPr>
           <w:rFonts w:ascii="Courier New" w:eastAsia="Courier New" w:hAnsi="Courier New" w:cs="Courier New"/>
@@ -5880,9 +4323,15 @@
           <w:sz w:val="18"/>
           <w:szCs w:val="18"/>
         </w:rPr>
-        <w:t>dst</w:t>
-      </w:r>
-      <w:proofErr w:type="spellEnd"/>
+        <w:t xml:space="preserve">  moveCount++</w:t>
+      </w:r>
+    </w:p>
+    <w:p>
+      <w:pPr>
+        <w:shd w:val="clear" w:color="auto" w:fill="F4F4F4"/>
+        <w:spacing w:line="220" w:lineRule="auto"/>
+        <w:ind w:left="360"/>
+      </w:pPr>
       <w:r>
         <w:rPr>
           <w:rFonts w:ascii="Courier New" w:eastAsia="Courier New" w:hAnsi="Courier New" w:cs="Courier New"/>
@@ -5890,7 +4339,7 @@
           <w:sz w:val="18"/>
           <w:szCs w:val="18"/>
         </w:rPr>
-        <w:t>, aux, print):</w:t>
+        <w:t xml:space="preserve">  IF print THEN OUTPUT 'Move Disk '+n+': '+src+' -&gt; '+dst</w:t>
       </w:r>
     </w:p>
     <w:p>
@@ -5906,202 +4355,7 @@
           <w:sz w:val="18"/>
           <w:szCs w:val="18"/>
         </w:rPr>
-        <w:t xml:space="preserve">  IF n=0 THEN RETURN</w:t>
-      </w:r>
-    </w:p>
-    <w:p>
-      <w:pPr>
-        <w:shd w:val="clear" w:color="auto" w:fill="F4F4F4"/>
-        <w:spacing w:line="220" w:lineRule="auto"/>
-        <w:ind w:left="360"/>
-      </w:pPr>
-      <w:r>
-        <w:rPr>
-          <w:rFonts w:ascii="Courier New" w:eastAsia="Courier New" w:hAnsi="Courier New" w:cs="Courier New"/>
-          <w:color w:val="1A1A1A"/>
-          <w:sz w:val="18"/>
-          <w:szCs w:val="18"/>
-        </w:rPr>
-        <w:t xml:space="preserve">  Hanoi3(n-1, </w:t>
-      </w:r>
-      <w:proofErr w:type="spellStart"/>
-      <w:r>
-        <w:rPr>
-          <w:rFonts w:ascii="Courier New" w:eastAsia="Courier New" w:hAnsi="Courier New" w:cs="Courier New"/>
-          <w:color w:val="1A1A1A"/>
-          <w:sz w:val="18"/>
-          <w:szCs w:val="18"/>
-        </w:rPr>
-        <w:t>src</w:t>
-      </w:r>
-      <w:proofErr w:type="spellEnd"/>
-      <w:r>
-        <w:rPr>
-          <w:rFonts w:ascii="Courier New" w:eastAsia="Courier New" w:hAnsi="Courier New" w:cs="Courier New"/>
-          <w:color w:val="1A1A1A"/>
-          <w:sz w:val="18"/>
-          <w:szCs w:val="18"/>
-        </w:rPr>
-        <w:t xml:space="preserve">, aux, </w:t>
-      </w:r>
-      <w:proofErr w:type="spellStart"/>
-      <w:r>
-        <w:rPr>
-          <w:rFonts w:ascii="Courier New" w:eastAsia="Courier New" w:hAnsi="Courier New" w:cs="Courier New"/>
-          <w:color w:val="1A1A1A"/>
-          <w:sz w:val="18"/>
-          <w:szCs w:val="18"/>
-        </w:rPr>
-        <w:t>dst</w:t>
-      </w:r>
-      <w:proofErr w:type="spellEnd"/>
-      <w:r>
-        <w:rPr>
-          <w:rFonts w:ascii="Courier New" w:eastAsia="Courier New" w:hAnsi="Courier New" w:cs="Courier New"/>
-          <w:color w:val="1A1A1A"/>
-          <w:sz w:val="18"/>
-          <w:szCs w:val="18"/>
-        </w:rPr>
-        <w:t>, print)</w:t>
-      </w:r>
-    </w:p>
-    <w:p>
-      <w:pPr>
-        <w:shd w:val="clear" w:color="auto" w:fill="F4F4F4"/>
-        <w:spacing w:line="220" w:lineRule="auto"/>
-        <w:ind w:left="360"/>
-      </w:pPr>
-      <w:r>
-        <w:rPr>
-          <w:rFonts w:ascii="Courier New" w:eastAsia="Courier New" w:hAnsi="Courier New" w:cs="Courier New"/>
-          <w:color w:val="1A1A1A"/>
-          <w:sz w:val="18"/>
-          <w:szCs w:val="18"/>
-        </w:rPr>
-        <w:t xml:space="preserve">  </w:t>
-      </w:r>
-      <w:proofErr w:type="spellStart"/>
-      <w:r>
-        <w:rPr>
-          <w:rFonts w:ascii="Courier New" w:eastAsia="Courier New" w:hAnsi="Courier New" w:cs="Courier New"/>
-          <w:color w:val="1A1A1A"/>
-          <w:sz w:val="18"/>
-          <w:szCs w:val="18"/>
-        </w:rPr>
-        <w:t>moveCount</w:t>
-      </w:r>
-      <w:proofErr w:type="spellEnd"/>
-      <w:r>
-        <w:rPr>
-          <w:rFonts w:ascii="Courier New" w:eastAsia="Courier New" w:hAnsi="Courier New" w:cs="Courier New"/>
-          <w:color w:val="1A1A1A"/>
-          <w:sz w:val="18"/>
-          <w:szCs w:val="18"/>
-        </w:rPr>
-        <w:t>++</w:t>
-      </w:r>
-    </w:p>
-    <w:p>
-      <w:pPr>
-        <w:shd w:val="clear" w:color="auto" w:fill="F4F4F4"/>
-        <w:spacing w:line="220" w:lineRule="auto"/>
-        <w:ind w:left="360"/>
-      </w:pPr>
-      <w:r>
-        <w:rPr>
-          <w:rFonts w:ascii="Courier New" w:eastAsia="Courier New" w:hAnsi="Courier New" w:cs="Courier New"/>
-          <w:color w:val="1A1A1A"/>
-          <w:sz w:val="18"/>
-          <w:szCs w:val="18"/>
-        </w:rPr>
-        <w:t xml:space="preserve">  IF print THEN OUTPUT 'Move Disk '+n+': '+</w:t>
-      </w:r>
-      <w:proofErr w:type="spellStart"/>
-      <w:r>
-        <w:rPr>
-          <w:rFonts w:ascii="Courier New" w:eastAsia="Courier New" w:hAnsi="Courier New" w:cs="Courier New"/>
-          <w:color w:val="1A1A1A"/>
-          <w:sz w:val="18"/>
-          <w:szCs w:val="18"/>
-        </w:rPr>
-        <w:t>src</w:t>
-      </w:r>
-      <w:proofErr w:type="spellEnd"/>
-      <w:r>
-        <w:rPr>
-          <w:rFonts w:ascii="Courier New" w:eastAsia="Courier New" w:hAnsi="Courier New" w:cs="Courier New"/>
-          <w:color w:val="1A1A1A"/>
-          <w:sz w:val="18"/>
-          <w:szCs w:val="18"/>
-        </w:rPr>
-        <w:t>+' -&gt; '+</w:t>
-      </w:r>
-      <w:proofErr w:type="spellStart"/>
-      <w:r>
-        <w:rPr>
-          <w:rFonts w:ascii="Courier New" w:eastAsia="Courier New" w:hAnsi="Courier New" w:cs="Courier New"/>
-          <w:color w:val="1A1A1A"/>
-          <w:sz w:val="18"/>
-          <w:szCs w:val="18"/>
-        </w:rPr>
-        <w:t>dst</w:t>
-      </w:r>
-      <w:proofErr w:type="spellEnd"/>
-    </w:p>
-    <w:p>
-      <w:pPr>
-        <w:shd w:val="clear" w:color="auto" w:fill="F4F4F4"/>
-        <w:spacing w:line="220" w:lineRule="auto"/>
-        <w:ind w:left="360"/>
-      </w:pPr>
-      <w:r>
-        <w:rPr>
-          <w:rFonts w:ascii="Courier New" w:eastAsia="Courier New" w:hAnsi="Courier New" w:cs="Courier New"/>
-          <w:color w:val="1A1A1A"/>
-          <w:sz w:val="18"/>
-          <w:szCs w:val="18"/>
-        </w:rPr>
-        <w:t xml:space="preserve">  Hanoi3(n-1, aux, </w:t>
-      </w:r>
-      <w:proofErr w:type="spellStart"/>
-      <w:r>
-        <w:rPr>
-          <w:rFonts w:ascii="Courier New" w:eastAsia="Courier New" w:hAnsi="Courier New" w:cs="Courier New"/>
-          <w:color w:val="1A1A1A"/>
-          <w:sz w:val="18"/>
-          <w:szCs w:val="18"/>
-        </w:rPr>
-        <w:t>dst</w:t>
-      </w:r>
-      <w:proofErr w:type="spellEnd"/>
-      <w:r>
-        <w:rPr>
-          <w:rFonts w:ascii="Courier New" w:eastAsia="Courier New" w:hAnsi="Courier New" w:cs="Courier New"/>
-          <w:color w:val="1A1A1A"/>
-          <w:sz w:val="18"/>
-          <w:szCs w:val="18"/>
-        </w:rPr>
-        <w:t xml:space="preserve">, </w:t>
-      </w:r>
-      <w:proofErr w:type="spellStart"/>
-      <w:r>
-        <w:rPr>
-          <w:rFonts w:ascii="Courier New" w:eastAsia="Courier New" w:hAnsi="Courier New" w:cs="Courier New"/>
-          <w:color w:val="1A1A1A"/>
-          <w:sz w:val="18"/>
-          <w:szCs w:val="18"/>
-        </w:rPr>
-        <w:t>src</w:t>
-      </w:r>
-      <w:proofErr w:type="spellEnd"/>
-      <w:r>
-        <w:rPr>
-          <w:rFonts w:ascii="Courier New" w:eastAsia="Courier New" w:hAnsi="Courier New" w:cs="Courier New"/>
-          <w:color w:val="1A1A1A"/>
-          <w:sz w:val="18"/>
-          <w:szCs w:val="18"/>
-        </w:rPr>
-        <w:t>, print)</w:t>
+        <w:t xml:space="preserve">  Hanoi3(n-1, aux, dst, src, print)</w:t>
       </w:r>
     </w:p>
     <w:p>
@@ -6149,9 +4403,15 @@
           <w:sz w:val="18"/>
           <w:szCs w:val="18"/>
         </w:rPr>
-        <w:t xml:space="preserve">public static void </w:t>
-      </w:r>
-      <w:proofErr w:type="spellStart"/>
+        <w:t>public static void buildDPTable(int maxDisks) {</w:t>
+      </w:r>
+    </w:p>
+    <w:p>
+      <w:pPr>
+        <w:shd w:val="clear" w:color="auto" w:fill="F4F4F4"/>
+        <w:spacing w:line="220" w:lineRule="auto"/>
+        <w:ind w:left="360"/>
+      </w:pPr>
       <w:r>
         <w:rPr>
           <w:rFonts w:ascii="Courier New" w:eastAsia="Courier New" w:hAnsi="Courier New" w:cs="Courier New"/>
@@ -6159,9 +4419,15 @@
           <w:sz w:val="18"/>
           <w:szCs w:val="18"/>
         </w:rPr>
-        <w:t>buildDPTable</w:t>
-      </w:r>
-      <w:proofErr w:type="spellEnd"/>
+        <w:t xml:space="preserve">    dp4 = new int[maxDisks + 1];  split = new int[maxDisks + 1];</w:t>
+      </w:r>
+    </w:p>
+    <w:p>
+      <w:pPr>
+        <w:shd w:val="clear" w:color="auto" w:fill="F4F4F4"/>
+        <w:spacing w:line="220" w:lineRule="auto"/>
+        <w:ind w:left="360"/>
+      </w:pPr>
       <w:r>
         <w:rPr>
           <w:rFonts w:ascii="Courier New" w:eastAsia="Courier New" w:hAnsi="Courier New" w:cs="Courier New"/>
@@ -6169,10 +4435,15 @@
           <w:sz w:val="18"/>
           <w:szCs w:val="18"/>
         </w:rPr>
-        <w:t xml:space="preserve">(int </w:t>
-      </w:r>
-      <w:proofErr w:type="spellStart"/>
-      <w:proofErr w:type="gramStart"/>
+        <w:t xml:space="preserve">    dp4[0] = 0;</w:t>
+      </w:r>
+    </w:p>
+    <w:p>
+      <w:pPr>
+        <w:shd w:val="clear" w:color="auto" w:fill="F4F4F4"/>
+        <w:spacing w:line="220" w:lineRule="auto"/>
+        <w:ind w:left="360"/>
+      </w:pPr>
       <w:r>
         <w:rPr>
           <w:rFonts w:ascii="Courier New" w:eastAsia="Courier New" w:hAnsi="Courier New" w:cs="Courier New"/>
@@ -6180,9 +4451,15 @@
           <w:sz w:val="18"/>
           <w:szCs w:val="18"/>
         </w:rPr>
-        <w:t>maxDisks</w:t>
-      </w:r>
-      <w:proofErr w:type="spellEnd"/>
+        <w:t xml:space="preserve">    if (maxDisks &gt;= 1) { dp4[1] = 1; split[1] = 1; }</w:t>
+      </w:r>
+    </w:p>
+    <w:p>
+      <w:pPr>
+        <w:shd w:val="clear" w:color="auto" w:fill="F4F4F4"/>
+        <w:spacing w:line="220" w:lineRule="auto"/>
+        <w:ind w:left="360"/>
+      </w:pPr>
       <w:r>
         <w:rPr>
           <w:rFonts w:ascii="Courier New" w:eastAsia="Courier New" w:hAnsi="Courier New" w:cs="Courier New"/>
@@ -6190,9 +4467,8 @@
           <w:sz w:val="18"/>
           <w:szCs w:val="18"/>
         </w:rPr>
-        <w:t>) {</w:t>
-      </w:r>
-      <w:proofErr w:type="gramEnd"/>
+        <w:t xml:space="preserve">    for (int n = 2; n &lt;= maxDisks; n++) {</w:t>
+      </w:r>
     </w:p>
     <w:p>
       <w:pPr>
@@ -6207,9 +4483,15 @@
           <w:sz w:val="18"/>
           <w:szCs w:val="18"/>
         </w:rPr>
-        <w:t xml:space="preserve">    dp4 = new int[</w:t>
-      </w:r>
-      <w:proofErr w:type="spellStart"/>
+        <w:t xml:space="preserve">        dp4[n] = Integer.MAX_VALUE;</w:t>
+      </w:r>
+    </w:p>
+    <w:p>
+      <w:pPr>
+        <w:shd w:val="clear" w:color="auto" w:fill="F4F4F4"/>
+        <w:spacing w:line="220" w:lineRule="auto"/>
+        <w:ind w:left="360"/>
+      </w:pPr>
       <w:r>
         <w:rPr>
           <w:rFonts w:ascii="Courier New" w:eastAsia="Courier New" w:hAnsi="Courier New" w:cs="Courier New"/>
@@ -6217,9 +4499,15 @@
           <w:sz w:val="18"/>
           <w:szCs w:val="18"/>
         </w:rPr>
-        <w:t>maxDisks</w:t>
-      </w:r>
-      <w:proofErr w:type="spellEnd"/>
+        <w:t xml:space="preserve">        for (int k = 1; k &lt; n; k++) {</w:t>
+      </w:r>
+    </w:p>
+    <w:p>
+      <w:pPr>
+        <w:shd w:val="clear" w:color="auto" w:fill="F4F4F4"/>
+        <w:spacing w:line="220" w:lineRule="auto"/>
+        <w:ind w:left="360"/>
+      </w:pPr>
       <w:r>
         <w:rPr>
           <w:rFonts w:ascii="Courier New" w:eastAsia="Courier New" w:hAnsi="Courier New" w:cs="Courier New"/>
@@ -6227,9 +4515,15 @@
           <w:sz w:val="18"/>
           <w:szCs w:val="18"/>
         </w:rPr>
-        <w:t xml:space="preserve"> + 1];  split = new int[</w:t>
-      </w:r>
-      <w:proofErr w:type="spellStart"/>
+        <w:t xml:space="preserve">            int candidate = 2 * dp4[k] + ((1 &lt;&lt; (n - k)) - 1);</w:t>
+      </w:r>
+    </w:p>
+    <w:p>
+      <w:pPr>
+        <w:shd w:val="clear" w:color="auto" w:fill="F4F4F4"/>
+        <w:spacing w:line="220" w:lineRule="auto"/>
+        <w:ind w:left="360"/>
+      </w:pPr>
       <w:r>
         <w:rPr>
           <w:rFonts w:ascii="Courier New" w:eastAsia="Courier New" w:hAnsi="Courier New" w:cs="Courier New"/>
@@ -6237,9 +4531,15 @@
           <w:sz w:val="18"/>
           <w:szCs w:val="18"/>
         </w:rPr>
-        <w:t>maxDisks</w:t>
-      </w:r>
-      <w:proofErr w:type="spellEnd"/>
+        <w:t xml:space="preserve">            if (candidate &lt; dp4[n]) { dp4[n]=candidate; split[n]=k; }</w:t>
+      </w:r>
+    </w:p>
+    <w:p>
+      <w:pPr>
+        <w:shd w:val="clear" w:color="auto" w:fill="F4F4F4"/>
+        <w:spacing w:line="220" w:lineRule="auto"/>
+        <w:ind w:left="360"/>
+      </w:pPr>
       <w:r>
         <w:rPr>
           <w:rFonts w:ascii="Courier New" w:eastAsia="Courier New" w:hAnsi="Courier New" w:cs="Courier New"/>
@@ -6247,7 +4547,7 @@
           <w:sz w:val="18"/>
           <w:szCs w:val="18"/>
         </w:rPr>
-        <w:t xml:space="preserve"> + 1];</w:t>
+        <w:t xml:space="preserve">        }</w:t>
       </w:r>
     </w:p>
     <w:p>
@@ -6263,7 +4563,8 @@
           <w:sz w:val="18"/>
           <w:szCs w:val="18"/>
         </w:rPr>
-        <w:t xml:space="preserve">    dp4[0] = 0;</w:t>
+        <w:lastRenderedPageBreak/>
+        <w:t xml:space="preserve">    }</w:t>
       </w:r>
     </w:p>
     <w:p>
@@ -6279,9 +4580,22 @@
           <w:sz w:val="18"/>
           <w:szCs w:val="18"/>
         </w:rPr>
-        <w:t xml:space="preserve">    if (</w:t>
-      </w:r>
-      <w:proofErr w:type="spellStart"/>
+        <w:t>}</w:t>
+      </w:r>
+    </w:p>
+    <w:p>
+      <w:pPr>
+        <w:shd w:val="clear" w:color="auto" w:fill="F4F4F4"/>
+        <w:spacing w:line="220" w:lineRule="auto"/>
+        <w:ind w:left="360"/>
+      </w:pPr>
+    </w:p>
+    <w:p>
+      <w:pPr>
+        <w:shd w:val="clear" w:color="auto" w:fill="F4F4F4"/>
+        <w:spacing w:line="220" w:lineRule="auto"/>
+        <w:ind w:left="360"/>
+      </w:pPr>
       <w:r>
         <w:rPr>
           <w:rFonts w:ascii="Courier New" w:eastAsia="Courier New" w:hAnsi="Courier New" w:cs="Courier New"/>
@@ -6289,9 +4603,15 @@
           <w:sz w:val="18"/>
           <w:szCs w:val="18"/>
         </w:rPr>
-        <w:t>maxDisks</w:t>
-      </w:r>
-      <w:proofErr w:type="spellEnd"/>
+        <w:t>public static void hanoi4(int n, String src, String dst,</w:t>
+      </w:r>
+    </w:p>
+    <w:p>
+      <w:pPr>
+        <w:shd w:val="clear" w:color="auto" w:fill="F4F4F4"/>
+        <w:spacing w:line="220" w:lineRule="auto"/>
+        <w:ind w:left="360"/>
+      </w:pPr>
       <w:r>
         <w:rPr>
           <w:rFonts w:ascii="Courier New" w:eastAsia="Courier New" w:hAnsi="Courier New" w:cs="Courier New"/>
@@ -6299,9 +4619,15 @@
           <w:sz w:val="18"/>
           <w:szCs w:val="18"/>
         </w:rPr>
-        <w:t xml:space="preserve"> &gt;= </w:t>
-      </w:r>
-      <w:proofErr w:type="gramStart"/>
+        <w:t xml:space="preserve">                          String aux1, String aux2, boolean print) {</w:t>
+      </w:r>
+    </w:p>
+    <w:p>
+      <w:pPr>
+        <w:shd w:val="clear" w:color="auto" w:fill="F4F4F4"/>
+        <w:spacing w:line="220" w:lineRule="auto"/>
+        <w:ind w:left="360"/>
+      </w:pPr>
       <w:r>
         <w:rPr>
           <w:rFonts w:ascii="Courier New" w:eastAsia="Courier New" w:hAnsi="Courier New" w:cs="Courier New"/>
@@ -6309,9 +4635,15 @@
           <w:sz w:val="18"/>
           <w:szCs w:val="18"/>
         </w:rPr>
-        <w:t>1) {</w:t>
-      </w:r>
-      <w:proofErr w:type="gramEnd"/>
+        <w:t xml:space="preserve">    if (n == 0) return;</w:t>
+      </w:r>
+    </w:p>
+    <w:p>
+      <w:pPr>
+        <w:shd w:val="clear" w:color="auto" w:fill="F4F4F4"/>
+        <w:spacing w:line="220" w:lineRule="auto"/>
+        <w:ind w:left="360"/>
+      </w:pPr>
       <w:r>
         <w:rPr>
           <w:rFonts w:ascii="Courier New" w:eastAsia="Courier New" w:hAnsi="Courier New" w:cs="Courier New"/>
@@ -6319,9 +4651,15 @@
           <w:sz w:val="18"/>
           <w:szCs w:val="18"/>
         </w:rPr>
-        <w:t xml:space="preserve"> dp4[1] = 1; split[1] = </w:t>
-      </w:r>
-      <w:proofErr w:type="gramStart"/>
+        <w:t xml:space="preserve">    if (n == 1) {</w:t>
+      </w:r>
+    </w:p>
+    <w:p>
+      <w:pPr>
+        <w:shd w:val="clear" w:color="auto" w:fill="F4F4F4"/>
+        <w:spacing w:line="220" w:lineRule="auto"/>
+        <w:ind w:left="360"/>
+      </w:pPr>
       <w:r>
         <w:rPr>
           <w:rFonts w:ascii="Courier New" w:eastAsia="Courier New" w:hAnsi="Courier New" w:cs="Courier New"/>
@@ -6329,9 +4667,8 @@
           <w:sz w:val="18"/>
           <w:szCs w:val="18"/>
         </w:rPr>
-        <w:t>1; }</w:t>
-      </w:r>
-      <w:proofErr w:type="gramEnd"/>
+        <w:t xml:space="preserve">        moveCount++;</w:t>
+      </w:r>
     </w:p>
     <w:p>
       <w:pPr>
@@ -6346,9 +4683,15 @@
           <w:sz w:val="18"/>
           <w:szCs w:val="18"/>
         </w:rPr>
-        <w:t xml:space="preserve">    for (int n = 2; n &lt;= </w:t>
-      </w:r>
-      <w:proofErr w:type="spellStart"/>
+        <w:t xml:space="preserve">        if (print) System.out.printf("  Move %3d: Disk %d | %s --&gt; %s%n",</w:t>
+      </w:r>
+    </w:p>
+    <w:p>
+      <w:pPr>
+        <w:shd w:val="clear" w:color="auto" w:fill="F4F4F4"/>
+        <w:spacing w:line="220" w:lineRule="auto"/>
+        <w:ind w:left="360"/>
+      </w:pPr>
       <w:r>
         <w:rPr>
           <w:rFonts w:ascii="Courier New" w:eastAsia="Courier New" w:hAnsi="Courier New" w:cs="Courier New"/>
@@ -6356,9 +4699,15 @@
           <w:sz w:val="18"/>
           <w:szCs w:val="18"/>
         </w:rPr>
-        <w:t>maxDisks</w:t>
-      </w:r>
-      <w:proofErr w:type="spellEnd"/>
+        <w:t xml:space="preserve">                                      moveCount, n, src, dst);</w:t>
+      </w:r>
+    </w:p>
+    <w:p>
+      <w:pPr>
+        <w:shd w:val="clear" w:color="auto" w:fill="F4F4F4"/>
+        <w:spacing w:line="220" w:lineRule="auto"/>
+        <w:ind w:left="360"/>
+      </w:pPr>
       <w:r>
         <w:rPr>
           <w:rFonts w:ascii="Courier New" w:eastAsia="Courier New" w:hAnsi="Courier New" w:cs="Courier New"/>
@@ -6366,9 +4715,15 @@
           <w:sz w:val="18"/>
           <w:szCs w:val="18"/>
         </w:rPr>
-        <w:t>; n+</w:t>
-      </w:r>
-      <w:proofErr w:type="gramStart"/>
+        <w:t xml:space="preserve">        return;</w:t>
+      </w:r>
+    </w:p>
+    <w:p>
+      <w:pPr>
+        <w:shd w:val="clear" w:color="auto" w:fill="F4F4F4"/>
+        <w:spacing w:line="220" w:lineRule="auto"/>
+        <w:ind w:left="360"/>
+      </w:pPr>
       <w:r>
         <w:rPr>
           <w:rFonts w:ascii="Courier New" w:eastAsia="Courier New" w:hAnsi="Courier New" w:cs="Courier New"/>
@@ -6376,9 +4731,8 @@
           <w:sz w:val="18"/>
           <w:szCs w:val="18"/>
         </w:rPr>
-        <w:t>+) {</w:t>
-      </w:r>
-      <w:proofErr w:type="gramEnd"/>
+        <w:t xml:space="preserve">    }</w:t>
+      </w:r>
     </w:p>
     <w:p>
       <w:pPr>
@@ -6393,9 +4747,15 @@
           <w:sz w:val="18"/>
           <w:szCs w:val="18"/>
         </w:rPr>
-        <w:t xml:space="preserve">        dp4[n] = </w:t>
-      </w:r>
-      <w:proofErr w:type="spellStart"/>
+        <w:t xml:space="preserve">    int k = split[n];</w:t>
+      </w:r>
+    </w:p>
+    <w:p>
+      <w:pPr>
+        <w:shd w:val="clear" w:color="auto" w:fill="F4F4F4"/>
+        <w:spacing w:line="220" w:lineRule="auto"/>
+        <w:ind w:left="360"/>
+      </w:pPr>
       <w:r>
         <w:rPr>
           <w:rFonts w:ascii="Courier New" w:eastAsia="Courier New" w:hAnsi="Courier New" w:cs="Courier New"/>
@@ -6403,9 +4763,15 @@
           <w:sz w:val="18"/>
           <w:szCs w:val="18"/>
         </w:rPr>
-        <w:t>Integer.MAX_VALUE</w:t>
-      </w:r>
-      <w:proofErr w:type="spellEnd"/>
+        <w:t xml:space="preserve">    hanoi4(k, src, aux1, dst, aux2, print);  // Step 1</w:t>
+      </w:r>
+    </w:p>
+    <w:p>
+      <w:pPr>
+        <w:shd w:val="clear" w:color="auto" w:fill="F4F4F4"/>
+        <w:spacing w:line="220" w:lineRule="auto"/>
+        <w:ind w:left="360"/>
+      </w:pPr>
       <w:r>
         <w:rPr>
           <w:rFonts w:ascii="Courier New" w:eastAsia="Courier New" w:hAnsi="Courier New" w:cs="Courier New"/>
@@ -6413,7 +4779,7 @@
           <w:sz w:val="18"/>
           <w:szCs w:val="18"/>
         </w:rPr>
-        <w:t>;</w:t>
+        <w:t xml:space="preserve">    hanoi3(n - k, src, dst, aux2, print);    // Step 2</w:t>
       </w:r>
     </w:p>
     <w:p>
@@ -6429,9 +4795,15 @@
           <w:sz w:val="18"/>
           <w:szCs w:val="18"/>
         </w:rPr>
-        <w:t xml:space="preserve">        for (int k = 1; k &lt; n; k+</w:t>
-      </w:r>
-      <w:proofErr w:type="gramStart"/>
+        <w:t xml:space="preserve">    hanoi4(k, aux1, dst, src, aux2, print);  // Step 3</w:t>
+      </w:r>
+    </w:p>
+    <w:p>
+      <w:pPr>
+        <w:shd w:val="clear" w:color="auto" w:fill="F4F4F4"/>
+        <w:spacing w:line="220" w:lineRule="auto"/>
+        <w:ind w:left="360"/>
+      </w:pPr>
       <w:r>
         <w:rPr>
           <w:rFonts w:ascii="Courier New" w:eastAsia="Courier New" w:hAnsi="Courier New" w:cs="Courier New"/>
@@ -6439,9 +4811,15 @@
           <w:sz w:val="18"/>
           <w:szCs w:val="18"/>
         </w:rPr>
-        <w:t>+) {</w:t>
-      </w:r>
-      <w:proofErr w:type="gramEnd"/>
+        <w:t>}</w:t>
+      </w:r>
+    </w:p>
+    <w:p>
+      <w:pPr>
+        <w:shd w:val="clear" w:color="auto" w:fill="F4F4F4"/>
+        <w:spacing w:line="220" w:lineRule="auto"/>
+        <w:ind w:left="360"/>
+      </w:pPr>
     </w:p>
     <w:p>
       <w:pPr>
@@ -6456,7 +4834,7 @@
           <w:sz w:val="18"/>
           <w:szCs w:val="18"/>
         </w:rPr>
-        <w:t xml:space="preserve">            int candidate = 2 * dp4[k] + ((1 &lt;&lt; (n - k)) - 1);</w:t>
+        <w:t>public static void hanoi3(int n, String src, String dst,</w:t>
       </w:r>
     </w:p>
     <w:p>
@@ -6472,9 +4850,15 @@
           <w:sz w:val="18"/>
           <w:szCs w:val="18"/>
         </w:rPr>
-        <w:t xml:space="preserve">            if (candidate &lt; dp4[n</w:t>
-      </w:r>
-      <w:proofErr w:type="gramStart"/>
+        <w:t xml:space="preserve">                          String aux, boolean print) {</w:t>
+      </w:r>
+    </w:p>
+    <w:p>
+      <w:pPr>
+        <w:shd w:val="clear" w:color="auto" w:fill="F4F4F4"/>
+        <w:spacing w:line="220" w:lineRule="auto"/>
+        <w:ind w:left="360"/>
+      </w:pPr>
       <w:r>
         <w:rPr>
           <w:rFonts w:ascii="Courier New" w:eastAsia="Courier New" w:hAnsi="Courier New" w:cs="Courier New"/>
@@ -6482,9 +4866,15 @@
           <w:sz w:val="18"/>
           <w:szCs w:val="18"/>
         </w:rPr>
-        <w:t>]) {</w:t>
-      </w:r>
-      <w:proofErr w:type="gramEnd"/>
+        <w:t xml:space="preserve">    if (n == 0) return;</w:t>
+      </w:r>
+    </w:p>
+    <w:p>
+      <w:pPr>
+        <w:shd w:val="clear" w:color="auto" w:fill="F4F4F4"/>
+        <w:spacing w:line="220" w:lineRule="auto"/>
+        <w:ind w:left="360"/>
+      </w:pPr>
       <w:r>
         <w:rPr>
           <w:rFonts w:ascii="Courier New" w:eastAsia="Courier New" w:hAnsi="Courier New" w:cs="Courier New"/>
@@ -6492,9 +4882,15 @@
           <w:sz w:val="18"/>
           <w:szCs w:val="18"/>
         </w:rPr>
-        <w:t xml:space="preserve"> dp4[n]=candidate; split[n]=</w:t>
-      </w:r>
-      <w:proofErr w:type="gramStart"/>
+        <w:t xml:space="preserve">    hanoi3(n - 1, src, aux, dst, print);</w:t>
+      </w:r>
+    </w:p>
+    <w:p>
+      <w:pPr>
+        <w:shd w:val="clear" w:color="auto" w:fill="F4F4F4"/>
+        <w:spacing w:line="220" w:lineRule="auto"/>
+        <w:ind w:left="360"/>
+      </w:pPr>
       <w:r>
         <w:rPr>
           <w:rFonts w:ascii="Courier New" w:eastAsia="Courier New" w:hAnsi="Courier New" w:cs="Courier New"/>
@@ -6502,9 +4898,8 @@
           <w:sz w:val="18"/>
           <w:szCs w:val="18"/>
         </w:rPr>
-        <w:t>k; }</w:t>
-      </w:r>
-      <w:proofErr w:type="gramEnd"/>
+        <w:t xml:space="preserve">    moveCount++;</w:t>
+      </w:r>
     </w:p>
     <w:p>
       <w:pPr>
@@ -6519,7 +4914,7 @@
           <w:sz w:val="18"/>
           <w:szCs w:val="18"/>
         </w:rPr>
-        <w:t xml:space="preserve">        }</w:t>
+        <w:t xml:space="preserve">    if (print) System.out.printf("  Move %3d: Disk %d | %s --&gt; %s%n",</w:t>
       </w:r>
     </w:p>
     <w:p>
@@ -6535,8 +4930,7 @@
           <w:sz w:val="18"/>
           <w:szCs w:val="18"/>
         </w:rPr>
-        <w:lastRenderedPageBreak/>
-        <w:t xml:space="preserve">    }</w:t>
+        <w:t xml:space="preserve">                                  moveCount, n, src, dst);</w:t>
       </w:r>
     </w:p>
     <w:p>
@@ -6552,966 +4946,7 @@
           <w:sz w:val="18"/>
           <w:szCs w:val="18"/>
         </w:rPr>
-        <w:t>}</w:t>
-      </w:r>
-    </w:p>
-    <w:p>
-      <w:pPr>
-        <w:shd w:val="clear" w:color="auto" w:fill="F4F4F4"/>
-        <w:spacing w:line="220" w:lineRule="auto"/>
-        <w:ind w:left="360"/>
-      </w:pPr>
-    </w:p>
-    <w:p>
-      <w:pPr>
-        <w:shd w:val="clear" w:color="auto" w:fill="F4F4F4"/>
-        <w:spacing w:line="220" w:lineRule="auto"/>
-        <w:ind w:left="360"/>
-      </w:pPr>
-      <w:r>
-        <w:rPr>
-          <w:rFonts w:ascii="Courier New" w:eastAsia="Courier New" w:hAnsi="Courier New" w:cs="Courier New"/>
-          <w:color w:val="1A1A1A"/>
-          <w:sz w:val="18"/>
-          <w:szCs w:val="18"/>
-        </w:rPr>
-        <w:t xml:space="preserve">public static void hanoi4(int n, String </w:t>
-      </w:r>
-      <w:proofErr w:type="spellStart"/>
-      <w:r>
-        <w:rPr>
-          <w:rFonts w:ascii="Courier New" w:eastAsia="Courier New" w:hAnsi="Courier New" w:cs="Courier New"/>
-          <w:color w:val="1A1A1A"/>
-          <w:sz w:val="18"/>
-          <w:szCs w:val="18"/>
-        </w:rPr>
-        <w:t>src</w:t>
-      </w:r>
-      <w:proofErr w:type="spellEnd"/>
-      <w:r>
-        <w:rPr>
-          <w:rFonts w:ascii="Courier New" w:eastAsia="Courier New" w:hAnsi="Courier New" w:cs="Courier New"/>
-          <w:color w:val="1A1A1A"/>
-          <w:sz w:val="18"/>
-          <w:szCs w:val="18"/>
-        </w:rPr>
-        <w:t xml:space="preserve">, String </w:t>
-      </w:r>
-      <w:proofErr w:type="spellStart"/>
-      <w:r>
-        <w:rPr>
-          <w:rFonts w:ascii="Courier New" w:eastAsia="Courier New" w:hAnsi="Courier New" w:cs="Courier New"/>
-          <w:color w:val="1A1A1A"/>
-          <w:sz w:val="18"/>
-          <w:szCs w:val="18"/>
-        </w:rPr>
-        <w:t>dst</w:t>
-      </w:r>
-      <w:proofErr w:type="spellEnd"/>
-      <w:r>
-        <w:rPr>
-          <w:rFonts w:ascii="Courier New" w:eastAsia="Courier New" w:hAnsi="Courier New" w:cs="Courier New"/>
-          <w:color w:val="1A1A1A"/>
-          <w:sz w:val="18"/>
-          <w:szCs w:val="18"/>
-        </w:rPr>
-        <w:t>,</w:t>
-      </w:r>
-    </w:p>
-    <w:p>
-      <w:pPr>
-        <w:shd w:val="clear" w:color="auto" w:fill="F4F4F4"/>
-        <w:spacing w:line="220" w:lineRule="auto"/>
-        <w:ind w:left="360"/>
-      </w:pPr>
-      <w:r>
-        <w:rPr>
-          <w:rFonts w:ascii="Courier New" w:eastAsia="Courier New" w:hAnsi="Courier New" w:cs="Courier New"/>
-          <w:color w:val="1A1A1A"/>
-          <w:sz w:val="18"/>
-          <w:szCs w:val="18"/>
-        </w:rPr>
-        <w:t xml:space="preserve">                          String aux1, String aux2, </w:t>
-      </w:r>
-      <w:proofErr w:type="spellStart"/>
-      <w:r>
-        <w:rPr>
-          <w:rFonts w:ascii="Courier New" w:eastAsia="Courier New" w:hAnsi="Courier New" w:cs="Courier New"/>
-          <w:color w:val="1A1A1A"/>
-          <w:sz w:val="18"/>
-          <w:szCs w:val="18"/>
-        </w:rPr>
-        <w:t>boolean</w:t>
-      </w:r>
-      <w:proofErr w:type="spellEnd"/>
-      <w:r>
-        <w:rPr>
-          <w:rFonts w:ascii="Courier New" w:eastAsia="Courier New" w:hAnsi="Courier New" w:cs="Courier New"/>
-          <w:color w:val="1A1A1A"/>
-          <w:sz w:val="18"/>
-          <w:szCs w:val="18"/>
-        </w:rPr>
-        <w:t xml:space="preserve"> </w:t>
-      </w:r>
-      <w:proofErr w:type="gramStart"/>
-      <w:r>
-        <w:rPr>
-          <w:rFonts w:ascii="Courier New" w:eastAsia="Courier New" w:hAnsi="Courier New" w:cs="Courier New"/>
-          <w:color w:val="1A1A1A"/>
-          <w:sz w:val="18"/>
-          <w:szCs w:val="18"/>
-        </w:rPr>
-        <w:t>print) {</w:t>
-      </w:r>
-      <w:proofErr w:type="gramEnd"/>
-    </w:p>
-    <w:p>
-      <w:pPr>
-        <w:shd w:val="clear" w:color="auto" w:fill="F4F4F4"/>
-        <w:spacing w:line="220" w:lineRule="auto"/>
-        <w:ind w:left="360"/>
-      </w:pPr>
-      <w:r>
-        <w:rPr>
-          <w:rFonts w:ascii="Courier New" w:eastAsia="Courier New" w:hAnsi="Courier New" w:cs="Courier New"/>
-          <w:color w:val="1A1A1A"/>
-          <w:sz w:val="18"/>
-          <w:szCs w:val="18"/>
-        </w:rPr>
-        <w:t xml:space="preserve">    if (n == 0) return;</w:t>
-      </w:r>
-    </w:p>
-    <w:p>
-      <w:pPr>
-        <w:shd w:val="clear" w:color="auto" w:fill="F4F4F4"/>
-        <w:spacing w:line="220" w:lineRule="auto"/>
-        <w:ind w:left="360"/>
-      </w:pPr>
-      <w:r>
-        <w:rPr>
-          <w:rFonts w:ascii="Courier New" w:eastAsia="Courier New" w:hAnsi="Courier New" w:cs="Courier New"/>
-          <w:color w:val="1A1A1A"/>
-          <w:sz w:val="18"/>
-          <w:szCs w:val="18"/>
-        </w:rPr>
-        <w:t xml:space="preserve">    if (n == </w:t>
-      </w:r>
-      <w:proofErr w:type="gramStart"/>
-      <w:r>
-        <w:rPr>
-          <w:rFonts w:ascii="Courier New" w:eastAsia="Courier New" w:hAnsi="Courier New" w:cs="Courier New"/>
-          <w:color w:val="1A1A1A"/>
-          <w:sz w:val="18"/>
-          <w:szCs w:val="18"/>
-        </w:rPr>
-        <w:t>1) {</w:t>
-      </w:r>
-      <w:proofErr w:type="gramEnd"/>
-    </w:p>
-    <w:p>
-      <w:pPr>
-        <w:shd w:val="clear" w:color="auto" w:fill="F4F4F4"/>
-        <w:spacing w:line="220" w:lineRule="auto"/>
-        <w:ind w:left="360"/>
-      </w:pPr>
-      <w:r>
-        <w:rPr>
-          <w:rFonts w:ascii="Courier New" w:eastAsia="Courier New" w:hAnsi="Courier New" w:cs="Courier New"/>
-          <w:color w:val="1A1A1A"/>
-          <w:sz w:val="18"/>
-          <w:szCs w:val="18"/>
-        </w:rPr>
-        <w:t xml:space="preserve">        </w:t>
-      </w:r>
-      <w:proofErr w:type="spellStart"/>
-      <w:r>
-        <w:rPr>
-          <w:rFonts w:ascii="Courier New" w:eastAsia="Courier New" w:hAnsi="Courier New" w:cs="Courier New"/>
-          <w:color w:val="1A1A1A"/>
-          <w:sz w:val="18"/>
-          <w:szCs w:val="18"/>
-        </w:rPr>
-        <w:t>moveCount</w:t>
-      </w:r>
-      <w:proofErr w:type="spellEnd"/>
-      <w:r>
-        <w:rPr>
-          <w:rFonts w:ascii="Courier New" w:eastAsia="Courier New" w:hAnsi="Courier New" w:cs="Courier New"/>
-          <w:color w:val="1A1A1A"/>
-          <w:sz w:val="18"/>
-          <w:szCs w:val="18"/>
-        </w:rPr>
-        <w:t>++;</w:t>
-      </w:r>
-    </w:p>
-    <w:p>
-      <w:pPr>
-        <w:shd w:val="clear" w:color="auto" w:fill="F4F4F4"/>
-        <w:spacing w:line="220" w:lineRule="auto"/>
-        <w:ind w:left="360"/>
-      </w:pPr>
-      <w:r>
-        <w:rPr>
-          <w:rFonts w:ascii="Courier New" w:eastAsia="Courier New" w:hAnsi="Courier New" w:cs="Courier New"/>
-          <w:color w:val="1A1A1A"/>
-          <w:sz w:val="18"/>
-          <w:szCs w:val="18"/>
-        </w:rPr>
-        <w:t xml:space="preserve">        if (print) </w:t>
-      </w:r>
-      <w:proofErr w:type="spellStart"/>
-      <w:r>
-        <w:rPr>
-          <w:rFonts w:ascii="Courier New" w:eastAsia="Courier New" w:hAnsi="Courier New" w:cs="Courier New"/>
-          <w:color w:val="1A1A1A"/>
-          <w:sz w:val="18"/>
-          <w:szCs w:val="18"/>
-        </w:rPr>
-        <w:t>System.out.printf</w:t>
-      </w:r>
-      <w:proofErr w:type="spellEnd"/>
-      <w:r>
-        <w:rPr>
-          <w:rFonts w:ascii="Courier New" w:eastAsia="Courier New" w:hAnsi="Courier New" w:cs="Courier New"/>
-          <w:color w:val="1A1A1A"/>
-          <w:sz w:val="18"/>
-          <w:szCs w:val="18"/>
-        </w:rPr>
-        <w:t>("  Move %3d: Disk %d | %s --&gt; %</w:t>
-      </w:r>
-      <w:proofErr w:type="spellStart"/>
-      <w:r>
-        <w:rPr>
-          <w:rFonts w:ascii="Courier New" w:eastAsia="Courier New" w:hAnsi="Courier New" w:cs="Courier New"/>
-          <w:color w:val="1A1A1A"/>
-          <w:sz w:val="18"/>
-          <w:szCs w:val="18"/>
-        </w:rPr>
-        <w:t>s%n</w:t>
-      </w:r>
-      <w:proofErr w:type="spellEnd"/>
-      <w:r>
-        <w:rPr>
-          <w:rFonts w:ascii="Courier New" w:eastAsia="Courier New" w:hAnsi="Courier New" w:cs="Courier New"/>
-          <w:color w:val="1A1A1A"/>
-          <w:sz w:val="18"/>
-          <w:szCs w:val="18"/>
-        </w:rPr>
-        <w:t>",</w:t>
-      </w:r>
-    </w:p>
-    <w:p>
-      <w:pPr>
-        <w:shd w:val="clear" w:color="auto" w:fill="F4F4F4"/>
-        <w:spacing w:line="220" w:lineRule="auto"/>
-        <w:ind w:left="360"/>
-      </w:pPr>
-      <w:r>
-        <w:rPr>
-          <w:rFonts w:ascii="Courier New" w:eastAsia="Courier New" w:hAnsi="Courier New" w:cs="Courier New"/>
-          <w:color w:val="1A1A1A"/>
-          <w:sz w:val="18"/>
-          <w:szCs w:val="18"/>
-        </w:rPr>
-        <w:t xml:space="preserve">                                      </w:t>
-      </w:r>
-      <w:proofErr w:type="spellStart"/>
-      <w:r>
-        <w:rPr>
-          <w:rFonts w:ascii="Courier New" w:eastAsia="Courier New" w:hAnsi="Courier New" w:cs="Courier New"/>
-          <w:color w:val="1A1A1A"/>
-          <w:sz w:val="18"/>
-          <w:szCs w:val="18"/>
-        </w:rPr>
-        <w:t>moveCount</w:t>
-      </w:r>
-      <w:proofErr w:type="spellEnd"/>
-      <w:r>
-        <w:rPr>
-          <w:rFonts w:ascii="Courier New" w:eastAsia="Courier New" w:hAnsi="Courier New" w:cs="Courier New"/>
-          <w:color w:val="1A1A1A"/>
-          <w:sz w:val="18"/>
-          <w:szCs w:val="18"/>
-        </w:rPr>
-        <w:t xml:space="preserve">, n, </w:t>
-      </w:r>
-      <w:proofErr w:type="spellStart"/>
-      <w:r>
-        <w:rPr>
-          <w:rFonts w:ascii="Courier New" w:eastAsia="Courier New" w:hAnsi="Courier New" w:cs="Courier New"/>
-          <w:color w:val="1A1A1A"/>
-          <w:sz w:val="18"/>
-          <w:szCs w:val="18"/>
-        </w:rPr>
-        <w:t>src</w:t>
-      </w:r>
-      <w:proofErr w:type="spellEnd"/>
-      <w:r>
-        <w:rPr>
-          <w:rFonts w:ascii="Courier New" w:eastAsia="Courier New" w:hAnsi="Courier New" w:cs="Courier New"/>
-          <w:color w:val="1A1A1A"/>
-          <w:sz w:val="18"/>
-          <w:szCs w:val="18"/>
-        </w:rPr>
-        <w:t xml:space="preserve">, </w:t>
-      </w:r>
-      <w:proofErr w:type="spellStart"/>
-      <w:r>
-        <w:rPr>
-          <w:rFonts w:ascii="Courier New" w:eastAsia="Courier New" w:hAnsi="Courier New" w:cs="Courier New"/>
-          <w:color w:val="1A1A1A"/>
-          <w:sz w:val="18"/>
-          <w:szCs w:val="18"/>
-        </w:rPr>
-        <w:t>dst</w:t>
-      </w:r>
-      <w:proofErr w:type="spellEnd"/>
-      <w:r>
-        <w:rPr>
-          <w:rFonts w:ascii="Courier New" w:eastAsia="Courier New" w:hAnsi="Courier New" w:cs="Courier New"/>
-          <w:color w:val="1A1A1A"/>
-          <w:sz w:val="18"/>
-          <w:szCs w:val="18"/>
-        </w:rPr>
-        <w:t>);</w:t>
-      </w:r>
-    </w:p>
-    <w:p>
-      <w:pPr>
-        <w:shd w:val="clear" w:color="auto" w:fill="F4F4F4"/>
-        <w:spacing w:line="220" w:lineRule="auto"/>
-        <w:ind w:left="360"/>
-      </w:pPr>
-      <w:r>
-        <w:rPr>
-          <w:rFonts w:ascii="Courier New" w:eastAsia="Courier New" w:hAnsi="Courier New" w:cs="Courier New"/>
-          <w:color w:val="1A1A1A"/>
-          <w:sz w:val="18"/>
-          <w:szCs w:val="18"/>
-        </w:rPr>
-        <w:t xml:space="preserve">        return;</w:t>
-      </w:r>
-    </w:p>
-    <w:p>
-      <w:pPr>
-        <w:shd w:val="clear" w:color="auto" w:fill="F4F4F4"/>
-        <w:spacing w:line="220" w:lineRule="auto"/>
-        <w:ind w:left="360"/>
-      </w:pPr>
-      <w:r>
-        <w:rPr>
-          <w:rFonts w:ascii="Courier New" w:eastAsia="Courier New" w:hAnsi="Courier New" w:cs="Courier New"/>
-          <w:color w:val="1A1A1A"/>
-          <w:sz w:val="18"/>
-          <w:szCs w:val="18"/>
-        </w:rPr>
-        <w:t xml:space="preserve">    }</w:t>
-      </w:r>
-    </w:p>
-    <w:p>
-      <w:pPr>
-        <w:shd w:val="clear" w:color="auto" w:fill="F4F4F4"/>
-        <w:spacing w:line="220" w:lineRule="auto"/>
-        <w:ind w:left="360"/>
-      </w:pPr>
-      <w:r>
-        <w:rPr>
-          <w:rFonts w:ascii="Courier New" w:eastAsia="Courier New" w:hAnsi="Courier New" w:cs="Courier New"/>
-          <w:color w:val="1A1A1A"/>
-          <w:sz w:val="18"/>
-          <w:szCs w:val="18"/>
-        </w:rPr>
-        <w:t xml:space="preserve">    int k = split[n];</w:t>
-      </w:r>
-    </w:p>
-    <w:p>
-      <w:pPr>
-        <w:shd w:val="clear" w:color="auto" w:fill="F4F4F4"/>
-        <w:spacing w:line="220" w:lineRule="auto"/>
-        <w:ind w:left="360"/>
-      </w:pPr>
-      <w:r>
-        <w:rPr>
-          <w:rFonts w:ascii="Courier New" w:eastAsia="Courier New" w:hAnsi="Courier New" w:cs="Courier New"/>
-          <w:color w:val="1A1A1A"/>
-          <w:sz w:val="18"/>
-          <w:szCs w:val="18"/>
-        </w:rPr>
-        <w:t xml:space="preserve">    hanoi4(k, </w:t>
-      </w:r>
-      <w:proofErr w:type="spellStart"/>
-      <w:r>
-        <w:rPr>
-          <w:rFonts w:ascii="Courier New" w:eastAsia="Courier New" w:hAnsi="Courier New" w:cs="Courier New"/>
-          <w:color w:val="1A1A1A"/>
-          <w:sz w:val="18"/>
-          <w:szCs w:val="18"/>
-        </w:rPr>
-        <w:t>src</w:t>
-      </w:r>
-      <w:proofErr w:type="spellEnd"/>
-      <w:r>
-        <w:rPr>
-          <w:rFonts w:ascii="Courier New" w:eastAsia="Courier New" w:hAnsi="Courier New" w:cs="Courier New"/>
-          <w:color w:val="1A1A1A"/>
-          <w:sz w:val="18"/>
-          <w:szCs w:val="18"/>
-        </w:rPr>
-        <w:t xml:space="preserve">, aux1, </w:t>
-      </w:r>
-      <w:proofErr w:type="spellStart"/>
-      <w:r>
-        <w:rPr>
-          <w:rFonts w:ascii="Courier New" w:eastAsia="Courier New" w:hAnsi="Courier New" w:cs="Courier New"/>
-          <w:color w:val="1A1A1A"/>
-          <w:sz w:val="18"/>
-          <w:szCs w:val="18"/>
-        </w:rPr>
-        <w:t>dst</w:t>
-      </w:r>
-      <w:proofErr w:type="spellEnd"/>
-      <w:r>
-        <w:rPr>
-          <w:rFonts w:ascii="Courier New" w:eastAsia="Courier New" w:hAnsi="Courier New" w:cs="Courier New"/>
-          <w:color w:val="1A1A1A"/>
-          <w:sz w:val="18"/>
-          <w:szCs w:val="18"/>
-        </w:rPr>
-        <w:t>, aux2, print);  // Step 1</w:t>
-      </w:r>
-    </w:p>
-    <w:p>
-      <w:pPr>
-        <w:shd w:val="clear" w:color="auto" w:fill="F4F4F4"/>
-        <w:spacing w:line="220" w:lineRule="auto"/>
-        <w:ind w:left="360"/>
-      </w:pPr>
-      <w:r>
-        <w:rPr>
-          <w:rFonts w:ascii="Courier New" w:eastAsia="Courier New" w:hAnsi="Courier New" w:cs="Courier New"/>
-          <w:color w:val="1A1A1A"/>
-          <w:sz w:val="18"/>
-          <w:szCs w:val="18"/>
-        </w:rPr>
-        <w:t xml:space="preserve">    hanoi3(n - k, </w:t>
-      </w:r>
-      <w:proofErr w:type="spellStart"/>
-      <w:r>
-        <w:rPr>
-          <w:rFonts w:ascii="Courier New" w:eastAsia="Courier New" w:hAnsi="Courier New" w:cs="Courier New"/>
-          <w:color w:val="1A1A1A"/>
-          <w:sz w:val="18"/>
-          <w:szCs w:val="18"/>
-        </w:rPr>
-        <w:t>src</w:t>
-      </w:r>
-      <w:proofErr w:type="spellEnd"/>
-      <w:r>
-        <w:rPr>
-          <w:rFonts w:ascii="Courier New" w:eastAsia="Courier New" w:hAnsi="Courier New" w:cs="Courier New"/>
-          <w:color w:val="1A1A1A"/>
-          <w:sz w:val="18"/>
-          <w:szCs w:val="18"/>
-        </w:rPr>
-        <w:t xml:space="preserve">, </w:t>
-      </w:r>
-      <w:proofErr w:type="spellStart"/>
-      <w:r>
-        <w:rPr>
-          <w:rFonts w:ascii="Courier New" w:eastAsia="Courier New" w:hAnsi="Courier New" w:cs="Courier New"/>
-          <w:color w:val="1A1A1A"/>
-          <w:sz w:val="18"/>
-          <w:szCs w:val="18"/>
-        </w:rPr>
-        <w:t>dst</w:t>
-      </w:r>
-      <w:proofErr w:type="spellEnd"/>
-      <w:r>
-        <w:rPr>
-          <w:rFonts w:ascii="Courier New" w:eastAsia="Courier New" w:hAnsi="Courier New" w:cs="Courier New"/>
-          <w:color w:val="1A1A1A"/>
-          <w:sz w:val="18"/>
-          <w:szCs w:val="18"/>
-        </w:rPr>
-        <w:t>, aux2, print);    // Step 2</w:t>
-      </w:r>
-    </w:p>
-    <w:p>
-      <w:pPr>
-        <w:shd w:val="clear" w:color="auto" w:fill="F4F4F4"/>
-        <w:spacing w:line="220" w:lineRule="auto"/>
-        <w:ind w:left="360"/>
-      </w:pPr>
-      <w:r>
-        <w:rPr>
-          <w:rFonts w:ascii="Courier New" w:eastAsia="Courier New" w:hAnsi="Courier New" w:cs="Courier New"/>
-          <w:color w:val="1A1A1A"/>
-          <w:sz w:val="18"/>
-          <w:szCs w:val="18"/>
-        </w:rPr>
-        <w:t xml:space="preserve">    hanoi4(k, aux1, </w:t>
-      </w:r>
-      <w:proofErr w:type="spellStart"/>
-      <w:r>
-        <w:rPr>
-          <w:rFonts w:ascii="Courier New" w:eastAsia="Courier New" w:hAnsi="Courier New" w:cs="Courier New"/>
-          <w:color w:val="1A1A1A"/>
-          <w:sz w:val="18"/>
-          <w:szCs w:val="18"/>
-        </w:rPr>
-        <w:t>dst</w:t>
-      </w:r>
-      <w:proofErr w:type="spellEnd"/>
-      <w:r>
-        <w:rPr>
-          <w:rFonts w:ascii="Courier New" w:eastAsia="Courier New" w:hAnsi="Courier New" w:cs="Courier New"/>
-          <w:color w:val="1A1A1A"/>
-          <w:sz w:val="18"/>
-          <w:szCs w:val="18"/>
-        </w:rPr>
-        <w:t xml:space="preserve">, </w:t>
-      </w:r>
-      <w:proofErr w:type="spellStart"/>
-      <w:r>
-        <w:rPr>
-          <w:rFonts w:ascii="Courier New" w:eastAsia="Courier New" w:hAnsi="Courier New" w:cs="Courier New"/>
-          <w:color w:val="1A1A1A"/>
-          <w:sz w:val="18"/>
-          <w:szCs w:val="18"/>
-        </w:rPr>
-        <w:t>src</w:t>
-      </w:r>
-      <w:proofErr w:type="spellEnd"/>
-      <w:r>
-        <w:rPr>
-          <w:rFonts w:ascii="Courier New" w:eastAsia="Courier New" w:hAnsi="Courier New" w:cs="Courier New"/>
-          <w:color w:val="1A1A1A"/>
-          <w:sz w:val="18"/>
-          <w:szCs w:val="18"/>
-        </w:rPr>
-        <w:t>, aux2, print);  // Step 3</w:t>
-      </w:r>
-    </w:p>
-    <w:p>
-      <w:pPr>
-        <w:shd w:val="clear" w:color="auto" w:fill="F4F4F4"/>
-        <w:spacing w:line="220" w:lineRule="auto"/>
-        <w:ind w:left="360"/>
-      </w:pPr>
-      <w:r>
-        <w:rPr>
-          <w:rFonts w:ascii="Courier New" w:eastAsia="Courier New" w:hAnsi="Courier New" w:cs="Courier New"/>
-          <w:color w:val="1A1A1A"/>
-          <w:sz w:val="18"/>
-          <w:szCs w:val="18"/>
-        </w:rPr>
-        <w:t>}</w:t>
-      </w:r>
-    </w:p>
-    <w:p>
-      <w:pPr>
-        <w:shd w:val="clear" w:color="auto" w:fill="F4F4F4"/>
-        <w:spacing w:line="220" w:lineRule="auto"/>
-        <w:ind w:left="360"/>
-      </w:pPr>
-    </w:p>
-    <w:p>
-      <w:pPr>
-        <w:shd w:val="clear" w:color="auto" w:fill="F4F4F4"/>
-        <w:spacing w:line="220" w:lineRule="auto"/>
-        <w:ind w:left="360"/>
-      </w:pPr>
-      <w:r>
-        <w:rPr>
-          <w:rFonts w:ascii="Courier New" w:eastAsia="Courier New" w:hAnsi="Courier New" w:cs="Courier New"/>
-          <w:color w:val="1A1A1A"/>
-          <w:sz w:val="18"/>
-          <w:szCs w:val="18"/>
-        </w:rPr>
-        <w:t xml:space="preserve">public static void hanoi3(int n, String </w:t>
-      </w:r>
-      <w:proofErr w:type="spellStart"/>
-      <w:r>
-        <w:rPr>
-          <w:rFonts w:ascii="Courier New" w:eastAsia="Courier New" w:hAnsi="Courier New" w:cs="Courier New"/>
-          <w:color w:val="1A1A1A"/>
-          <w:sz w:val="18"/>
-          <w:szCs w:val="18"/>
-        </w:rPr>
-        <w:t>src</w:t>
-      </w:r>
-      <w:proofErr w:type="spellEnd"/>
-      <w:r>
-        <w:rPr>
-          <w:rFonts w:ascii="Courier New" w:eastAsia="Courier New" w:hAnsi="Courier New" w:cs="Courier New"/>
-          <w:color w:val="1A1A1A"/>
-          <w:sz w:val="18"/>
-          <w:szCs w:val="18"/>
-        </w:rPr>
-        <w:t xml:space="preserve">, String </w:t>
-      </w:r>
-      <w:proofErr w:type="spellStart"/>
-      <w:r>
-        <w:rPr>
-          <w:rFonts w:ascii="Courier New" w:eastAsia="Courier New" w:hAnsi="Courier New" w:cs="Courier New"/>
-          <w:color w:val="1A1A1A"/>
-          <w:sz w:val="18"/>
-          <w:szCs w:val="18"/>
-        </w:rPr>
-        <w:t>dst</w:t>
-      </w:r>
-      <w:proofErr w:type="spellEnd"/>
-      <w:r>
-        <w:rPr>
-          <w:rFonts w:ascii="Courier New" w:eastAsia="Courier New" w:hAnsi="Courier New" w:cs="Courier New"/>
-          <w:color w:val="1A1A1A"/>
-          <w:sz w:val="18"/>
-          <w:szCs w:val="18"/>
-        </w:rPr>
-        <w:t>,</w:t>
-      </w:r>
-    </w:p>
-    <w:p>
-      <w:pPr>
-        <w:shd w:val="clear" w:color="auto" w:fill="F4F4F4"/>
-        <w:spacing w:line="220" w:lineRule="auto"/>
-        <w:ind w:left="360"/>
-      </w:pPr>
-      <w:r>
-        <w:rPr>
-          <w:rFonts w:ascii="Courier New" w:eastAsia="Courier New" w:hAnsi="Courier New" w:cs="Courier New"/>
-          <w:color w:val="1A1A1A"/>
-          <w:sz w:val="18"/>
-          <w:szCs w:val="18"/>
-        </w:rPr>
-        <w:t xml:space="preserve">                          String aux, </w:t>
-      </w:r>
-      <w:proofErr w:type="spellStart"/>
-      <w:r>
-        <w:rPr>
-          <w:rFonts w:ascii="Courier New" w:eastAsia="Courier New" w:hAnsi="Courier New" w:cs="Courier New"/>
-          <w:color w:val="1A1A1A"/>
-          <w:sz w:val="18"/>
-          <w:szCs w:val="18"/>
-        </w:rPr>
-        <w:t>boolean</w:t>
-      </w:r>
-      <w:proofErr w:type="spellEnd"/>
-      <w:r>
-        <w:rPr>
-          <w:rFonts w:ascii="Courier New" w:eastAsia="Courier New" w:hAnsi="Courier New" w:cs="Courier New"/>
-          <w:color w:val="1A1A1A"/>
-          <w:sz w:val="18"/>
-          <w:szCs w:val="18"/>
-        </w:rPr>
-        <w:t xml:space="preserve"> </w:t>
-      </w:r>
-      <w:proofErr w:type="gramStart"/>
-      <w:r>
-        <w:rPr>
-          <w:rFonts w:ascii="Courier New" w:eastAsia="Courier New" w:hAnsi="Courier New" w:cs="Courier New"/>
-          <w:color w:val="1A1A1A"/>
-          <w:sz w:val="18"/>
-          <w:szCs w:val="18"/>
-        </w:rPr>
-        <w:t>print) {</w:t>
-      </w:r>
-      <w:proofErr w:type="gramEnd"/>
-    </w:p>
-    <w:p>
-      <w:pPr>
-        <w:shd w:val="clear" w:color="auto" w:fill="F4F4F4"/>
-        <w:spacing w:line="220" w:lineRule="auto"/>
-        <w:ind w:left="360"/>
-      </w:pPr>
-      <w:r>
-        <w:rPr>
-          <w:rFonts w:ascii="Courier New" w:eastAsia="Courier New" w:hAnsi="Courier New" w:cs="Courier New"/>
-          <w:color w:val="1A1A1A"/>
-          <w:sz w:val="18"/>
-          <w:szCs w:val="18"/>
-        </w:rPr>
-        <w:t xml:space="preserve">    if (n == 0) return;</w:t>
-      </w:r>
-    </w:p>
-    <w:p>
-      <w:pPr>
-        <w:shd w:val="clear" w:color="auto" w:fill="F4F4F4"/>
-        <w:spacing w:line="220" w:lineRule="auto"/>
-        <w:ind w:left="360"/>
-      </w:pPr>
-      <w:r>
-        <w:rPr>
-          <w:rFonts w:ascii="Courier New" w:eastAsia="Courier New" w:hAnsi="Courier New" w:cs="Courier New"/>
-          <w:color w:val="1A1A1A"/>
-          <w:sz w:val="18"/>
-          <w:szCs w:val="18"/>
-        </w:rPr>
-        <w:t xml:space="preserve">    hanoi3(n - 1, </w:t>
-      </w:r>
-      <w:proofErr w:type="spellStart"/>
-      <w:r>
-        <w:rPr>
-          <w:rFonts w:ascii="Courier New" w:eastAsia="Courier New" w:hAnsi="Courier New" w:cs="Courier New"/>
-          <w:color w:val="1A1A1A"/>
-          <w:sz w:val="18"/>
-          <w:szCs w:val="18"/>
-        </w:rPr>
-        <w:t>src</w:t>
-      </w:r>
-      <w:proofErr w:type="spellEnd"/>
-      <w:r>
-        <w:rPr>
-          <w:rFonts w:ascii="Courier New" w:eastAsia="Courier New" w:hAnsi="Courier New" w:cs="Courier New"/>
-          <w:color w:val="1A1A1A"/>
-          <w:sz w:val="18"/>
-          <w:szCs w:val="18"/>
-        </w:rPr>
-        <w:t xml:space="preserve">, aux, </w:t>
-      </w:r>
-      <w:proofErr w:type="spellStart"/>
-      <w:r>
-        <w:rPr>
-          <w:rFonts w:ascii="Courier New" w:eastAsia="Courier New" w:hAnsi="Courier New" w:cs="Courier New"/>
-          <w:color w:val="1A1A1A"/>
-          <w:sz w:val="18"/>
-          <w:szCs w:val="18"/>
-        </w:rPr>
-        <w:t>dst</w:t>
-      </w:r>
-      <w:proofErr w:type="spellEnd"/>
-      <w:r>
-        <w:rPr>
-          <w:rFonts w:ascii="Courier New" w:eastAsia="Courier New" w:hAnsi="Courier New" w:cs="Courier New"/>
-          <w:color w:val="1A1A1A"/>
-          <w:sz w:val="18"/>
-          <w:szCs w:val="18"/>
-        </w:rPr>
-        <w:t>, print);</w:t>
-      </w:r>
-    </w:p>
-    <w:p>
-      <w:pPr>
-        <w:shd w:val="clear" w:color="auto" w:fill="F4F4F4"/>
-        <w:spacing w:line="220" w:lineRule="auto"/>
-        <w:ind w:left="360"/>
-      </w:pPr>
-      <w:r>
-        <w:rPr>
-          <w:rFonts w:ascii="Courier New" w:eastAsia="Courier New" w:hAnsi="Courier New" w:cs="Courier New"/>
-          <w:color w:val="1A1A1A"/>
-          <w:sz w:val="18"/>
-          <w:szCs w:val="18"/>
-        </w:rPr>
-        <w:t xml:space="preserve">    </w:t>
-      </w:r>
-      <w:proofErr w:type="spellStart"/>
-      <w:r>
-        <w:rPr>
-          <w:rFonts w:ascii="Courier New" w:eastAsia="Courier New" w:hAnsi="Courier New" w:cs="Courier New"/>
-          <w:color w:val="1A1A1A"/>
-          <w:sz w:val="18"/>
-          <w:szCs w:val="18"/>
-        </w:rPr>
-        <w:t>moveCount</w:t>
-      </w:r>
-      <w:proofErr w:type="spellEnd"/>
-      <w:r>
-        <w:rPr>
-          <w:rFonts w:ascii="Courier New" w:eastAsia="Courier New" w:hAnsi="Courier New" w:cs="Courier New"/>
-          <w:color w:val="1A1A1A"/>
-          <w:sz w:val="18"/>
-          <w:szCs w:val="18"/>
-        </w:rPr>
-        <w:t>++;</w:t>
-      </w:r>
-    </w:p>
-    <w:p>
-      <w:pPr>
-        <w:shd w:val="clear" w:color="auto" w:fill="F4F4F4"/>
-        <w:spacing w:line="220" w:lineRule="auto"/>
-        <w:ind w:left="360"/>
-      </w:pPr>
-      <w:r>
-        <w:rPr>
-          <w:rFonts w:ascii="Courier New" w:eastAsia="Courier New" w:hAnsi="Courier New" w:cs="Courier New"/>
-          <w:color w:val="1A1A1A"/>
-          <w:sz w:val="18"/>
-          <w:szCs w:val="18"/>
-        </w:rPr>
-        <w:t xml:space="preserve">    if (print) </w:t>
-      </w:r>
-      <w:proofErr w:type="spellStart"/>
-      <w:r>
-        <w:rPr>
-          <w:rFonts w:ascii="Courier New" w:eastAsia="Courier New" w:hAnsi="Courier New" w:cs="Courier New"/>
-          <w:color w:val="1A1A1A"/>
-          <w:sz w:val="18"/>
-          <w:szCs w:val="18"/>
-        </w:rPr>
-        <w:t>System.out.printf</w:t>
-      </w:r>
-      <w:proofErr w:type="spellEnd"/>
-      <w:r>
-        <w:rPr>
-          <w:rFonts w:ascii="Courier New" w:eastAsia="Courier New" w:hAnsi="Courier New" w:cs="Courier New"/>
-          <w:color w:val="1A1A1A"/>
-          <w:sz w:val="18"/>
-          <w:szCs w:val="18"/>
-        </w:rPr>
-        <w:t>("  Move %3d: Disk %d | %s --&gt; %</w:t>
-      </w:r>
-      <w:proofErr w:type="spellStart"/>
-      <w:r>
-        <w:rPr>
-          <w:rFonts w:ascii="Courier New" w:eastAsia="Courier New" w:hAnsi="Courier New" w:cs="Courier New"/>
-          <w:color w:val="1A1A1A"/>
-          <w:sz w:val="18"/>
-          <w:szCs w:val="18"/>
-        </w:rPr>
-        <w:t>s%n</w:t>
-      </w:r>
-      <w:proofErr w:type="spellEnd"/>
-      <w:r>
-        <w:rPr>
-          <w:rFonts w:ascii="Courier New" w:eastAsia="Courier New" w:hAnsi="Courier New" w:cs="Courier New"/>
-          <w:color w:val="1A1A1A"/>
-          <w:sz w:val="18"/>
-          <w:szCs w:val="18"/>
-        </w:rPr>
-        <w:t>",</w:t>
-      </w:r>
-    </w:p>
-    <w:p>
-      <w:pPr>
-        <w:shd w:val="clear" w:color="auto" w:fill="F4F4F4"/>
-        <w:spacing w:line="220" w:lineRule="auto"/>
-        <w:ind w:left="360"/>
-      </w:pPr>
-      <w:r>
-        <w:rPr>
-          <w:rFonts w:ascii="Courier New" w:eastAsia="Courier New" w:hAnsi="Courier New" w:cs="Courier New"/>
-          <w:color w:val="1A1A1A"/>
-          <w:sz w:val="18"/>
-          <w:szCs w:val="18"/>
-        </w:rPr>
-        <w:t xml:space="preserve">                                  </w:t>
-      </w:r>
-      <w:proofErr w:type="spellStart"/>
-      <w:r>
-        <w:rPr>
-          <w:rFonts w:ascii="Courier New" w:eastAsia="Courier New" w:hAnsi="Courier New" w:cs="Courier New"/>
-          <w:color w:val="1A1A1A"/>
-          <w:sz w:val="18"/>
-          <w:szCs w:val="18"/>
-        </w:rPr>
-        <w:t>moveCount</w:t>
-      </w:r>
-      <w:proofErr w:type="spellEnd"/>
-      <w:r>
-        <w:rPr>
-          <w:rFonts w:ascii="Courier New" w:eastAsia="Courier New" w:hAnsi="Courier New" w:cs="Courier New"/>
-          <w:color w:val="1A1A1A"/>
-          <w:sz w:val="18"/>
-          <w:szCs w:val="18"/>
-        </w:rPr>
-        <w:t xml:space="preserve">, n, </w:t>
-      </w:r>
-      <w:proofErr w:type="spellStart"/>
-      <w:r>
-        <w:rPr>
-          <w:rFonts w:ascii="Courier New" w:eastAsia="Courier New" w:hAnsi="Courier New" w:cs="Courier New"/>
-          <w:color w:val="1A1A1A"/>
-          <w:sz w:val="18"/>
-          <w:szCs w:val="18"/>
-        </w:rPr>
-        <w:t>src</w:t>
-      </w:r>
-      <w:proofErr w:type="spellEnd"/>
-      <w:r>
-        <w:rPr>
-          <w:rFonts w:ascii="Courier New" w:eastAsia="Courier New" w:hAnsi="Courier New" w:cs="Courier New"/>
-          <w:color w:val="1A1A1A"/>
-          <w:sz w:val="18"/>
-          <w:szCs w:val="18"/>
-        </w:rPr>
-        <w:t xml:space="preserve">, </w:t>
-      </w:r>
-      <w:proofErr w:type="spellStart"/>
-      <w:r>
-        <w:rPr>
-          <w:rFonts w:ascii="Courier New" w:eastAsia="Courier New" w:hAnsi="Courier New" w:cs="Courier New"/>
-          <w:color w:val="1A1A1A"/>
-          <w:sz w:val="18"/>
-          <w:szCs w:val="18"/>
-        </w:rPr>
-        <w:t>dst</w:t>
-      </w:r>
-      <w:proofErr w:type="spellEnd"/>
-      <w:r>
-        <w:rPr>
-          <w:rFonts w:ascii="Courier New" w:eastAsia="Courier New" w:hAnsi="Courier New" w:cs="Courier New"/>
-          <w:color w:val="1A1A1A"/>
-          <w:sz w:val="18"/>
-          <w:szCs w:val="18"/>
-        </w:rPr>
-        <w:t>);</w:t>
-      </w:r>
-    </w:p>
-    <w:p>
-      <w:pPr>
-        <w:shd w:val="clear" w:color="auto" w:fill="F4F4F4"/>
-        <w:spacing w:line="220" w:lineRule="auto"/>
-        <w:ind w:left="360"/>
-      </w:pPr>
-      <w:r>
-        <w:rPr>
-          <w:rFonts w:ascii="Courier New" w:eastAsia="Courier New" w:hAnsi="Courier New" w:cs="Courier New"/>
-          <w:color w:val="1A1A1A"/>
-          <w:sz w:val="18"/>
-          <w:szCs w:val="18"/>
-        </w:rPr>
-        <w:t xml:space="preserve">    hanoi3(n - 1, aux, </w:t>
-      </w:r>
-      <w:proofErr w:type="spellStart"/>
-      <w:r>
-        <w:rPr>
-          <w:rFonts w:ascii="Courier New" w:eastAsia="Courier New" w:hAnsi="Courier New" w:cs="Courier New"/>
-          <w:color w:val="1A1A1A"/>
-          <w:sz w:val="18"/>
-          <w:szCs w:val="18"/>
-        </w:rPr>
-        <w:t>dst</w:t>
-      </w:r>
-      <w:proofErr w:type="spellEnd"/>
-      <w:r>
-        <w:rPr>
-          <w:rFonts w:ascii="Courier New" w:eastAsia="Courier New" w:hAnsi="Courier New" w:cs="Courier New"/>
-          <w:color w:val="1A1A1A"/>
-          <w:sz w:val="18"/>
-          <w:szCs w:val="18"/>
-        </w:rPr>
-        <w:t xml:space="preserve">, </w:t>
-      </w:r>
-      <w:proofErr w:type="spellStart"/>
-      <w:r>
-        <w:rPr>
-          <w:rFonts w:ascii="Courier New" w:eastAsia="Courier New" w:hAnsi="Courier New" w:cs="Courier New"/>
-          <w:color w:val="1A1A1A"/>
-          <w:sz w:val="18"/>
-          <w:szCs w:val="18"/>
-        </w:rPr>
-        <w:t>src</w:t>
-      </w:r>
-      <w:proofErr w:type="spellEnd"/>
-      <w:r>
-        <w:rPr>
-          <w:rFonts w:ascii="Courier New" w:eastAsia="Courier New" w:hAnsi="Courier New" w:cs="Courier New"/>
-          <w:color w:val="1A1A1A"/>
-          <w:sz w:val="18"/>
-          <w:szCs w:val="18"/>
-        </w:rPr>
-        <w:t>, print);</w:t>
+        <w:t xml:space="preserve">    hanoi3(n - 1, aux, dst, src, print);</w:t>
       </w:r>
     </w:p>
     <w:p>
@@ -13751,6 +11186,9 @@
       </w:pPr>
       <w:bookmarkStart w:id="48" w:name="_Toc228748489"/>
       <w:r>
+        <w:rPr>
+          <w:noProof/>
+        </w:rPr>
         <w:drawing>
           <wp:inline distT="0" distB="0" distL="0" distR="0" wp14:anchorId="3A4AA7CF" wp14:editId="4DBB6461">
             <wp:extent cx="3931226" cy="2323589"/>
@@ -13803,6 +11241,9 @@
         <w:jc w:val="center"/>
       </w:pPr>
       <w:r>
+        <w:rPr>
+          <w:noProof/>
+        </w:rPr>
         <w:lastRenderedPageBreak/>
         <w:drawing>
           <wp:inline distT="0" distB="0" distL="0" distR="0" wp14:anchorId="7E551079" wp14:editId="20FFDDC0">
@@ -13888,21 +11329,7 @@
         <w:rPr>
           <w:color w:val="000000"/>
         </w:rPr>
-        <w:t xml:space="preserve">Pre-computation: The nested loop iterates over all pairs (n, k) with 1 ≤ k &lt; n ≤ </w:t>
-      </w:r>
-      <w:proofErr w:type="spellStart"/>
-      <w:r>
-        <w:rPr>
-          <w:color w:val="000000"/>
-        </w:rPr>
-        <w:t>maxDisks</w:t>
-      </w:r>
-      <w:proofErr w:type="spellEnd"/>
-      <w:r>
-        <w:rPr>
-          <w:color w:val="000000"/>
-        </w:rPr>
-        <w:t>, giving Σⁿ(n-1) = n(n-1)/2 iterations, which is O(n²). Each iteration performs a constant number of arithmetic operations. Space: two arrays of size n+1.</w:t>
+        <w:t>Pre-computation: The nested loop iterates over all pairs (n, k) with 1 ≤ k &lt; n ≤ maxDisks, giving Σⁿ(n-1) = n(n-1)/2 iterations, which is O(n²). Each iteration performs a constant number of arithmetic operations. Space: two arrays of size n+1.</w:t>
       </w:r>
     </w:p>
     <w:p>
@@ -14931,25 +12358,7 @@
                 <w:sz w:val="20"/>
                 <w:szCs w:val="20"/>
               </w:rPr>
-              <w:t>O(</w:t>
-            </w:r>
-            <w:proofErr w:type="spellStart"/>
-            <w:r>
-              <w:rPr>
-                <w:color w:val="000000"/>
-                <w:sz w:val="20"/>
-                <w:szCs w:val="20"/>
-              </w:rPr>
-              <w:t>b^d</w:t>
-            </w:r>
-            <w:proofErr w:type="spellEnd"/>
-            <w:r>
-              <w:rPr>
-                <w:color w:val="000000"/>
-                <w:sz w:val="20"/>
-                <w:szCs w:val="20"/>
-              </w:rPr>
-              <w:t>)</w:t>
+              <w:t>O(b^d)</w:t>
             </w:r>
           </w:p>
         </w:tc>
@@ -14981,25 +12390,7 @@
                 <w:sz w:val="20"/>
                 <w:szCs w:val="20"/>
               </w:rPr>
-              <w:t>O(</w:t>
-            </w:r>
-            <w:proofErr w:type="spellStart"/>
-            <w:r>
-              <w:rPr>
-                <w:color w:val="000000"/>
-                <w:sz w:val="20"/>
-                <w:szCs w:val="20"/>
-              </w:rPr>
-              <w:t>b^d</w:t>
-            </w:r>
-            <w:proofErr w:type="spellEnd"/>
-            <w:r>
-              <w:rPr>
-                <w:color w:val="000000"/>
-                <w:sz w:val="20"/>
-                <w:szCs w:val="20"/>
-              </w:rPr>
-              <w:t>)</w:t>
+              <w:t>O(b^d)</w:t>
             </w:r>
           </w:p>
         </w:tc>
@@ -15091,25 +12482,7 @@
                 <w:sz w:val="20"/>
                 <w:szCs w:val="20"/>
               </w:rPr>
-              <w:t>O(</w:t>
-            </w:r>
-            <w:proofErr w:type="spellStart"/>
-            <w:r>
-              <w:rPr>
-                <w:color w:val="000000"/>
-                <w:sz w:val="20"/>
-                <w:szCs w:val="20"/>
-              </w:rPr>
-              <w:t>b^d</w:t>
-            </w:r>
-            <w:proofErr w:type="spellEnd"/>
-            <w:r>
-              <w:rPr>
-                <w:color w:val="000000"/>
-                <w:sz w:val="20"/>
-                <w:szCs w:val="20"/>
-              </w:rPr>
-              <w:t>)</w:t>
+              <w:t>O(b^d)</w:t>
             </w:r>
           </w:p>
         </w:tc>
@@ -16052,25 +13425,7 @@
                 <w:sz w:val="20"/>
                 <w:szCs w:val="20"/>
               </w:rPr>
-              <w:t>O(</w:t>
-            </w:r>
-            <w:proofErr w:type="spellStart"/>
-            <w:r>
-              <w:rPr>
-                <w:color w:val="000000"/>
-                <w:sz w:val="20"/>
-                <w:szCs w:val="20"/>
-              </w:rPr>
-              <w:t>b^d</w:t>
-            </w:r>
-            <w:proofErr w:type="spellEnd"/>
-            <w:r>
-              <w:rPr>
-                <w:color w:val="000000"/>
-                <w:sz w:val="20"/>
-                <w:szCs w:val="20"/>
-              </w:rPr>
-              <w:t>)</w:t>
+              <w:t>O(b^d)</w:t>
             </w:r>
           </w:p>
         </w:tc>
@@ -16102,25 +13457,7 @@
                 <w:sz w:val="20"/>
                 <w:szCs w:val="20"/>
               </w:rPr>
-              <w:t>O(</w:t>
-            </w:r>
-            <w:proofErr w:type="spellStart"/>
-            <w:r>
-              <w:rPr>
-                <w:color w:val="000000"/>
-                <w:sz w:val="20"/>
-                <w:szCs w:val="20"/>
-              </w:rPr>
-              <w:t>b^d</w:t>
-            </w:r>
-            <w:proofErr w:type="spellEnd"/>
-            <w:r>
-              <w:rPr>
-                <w:color w:val="000000"/>
-                <w:sz w:val="20"/>
-                <w:szCs w:val="20"/>
-              </w:rPr>
-              <w:t>)</w:t>
+              <w:t>O(b^d)</w:t>
             </w:r>
           </w:p>
         </w:tc>
@@ -16152,25 +13489,7 @@
                 <w:sz w:val="20"/>
                 <w:szCs w:val="20"/>
               </w:rPr>
-              <w:t>O(</w:t>
-            </w:r>
-            <w:proofErr w:type="spellStart"/>
-            <w:r>
-              <w:rPr>
-                <w:color w:val="000000"/>
-                <w:sz w:val="20"/>
-                <w:szCs w:val="20"/>
-              </w:rPr>
-              <w:t>b^d</w:t>
-            </w:r>
-            <w:proofErr w:type="spellEnd"/>
-            <w:r>
-              <w:rPr>
-                <w:color w:val="000000"/>
-                <w:sz w:val="20"/>
-                <w:szCs w:val="20"/>
-              </w:rPr>
-              <w:t>)</w:t>
+              <w:t>O(b^d)</w:t>
             </w:r>
           </w:p>
         </w:tc>
@@ -16326,25 +13645,7 @@
                 <w:sz w:val="20"/>
                 <w:szCs w:val="20"/>
               </w:rPr>
-              <w:t>O(</w:t>
-            </w:r>
-            <w:proofErr w:type="spellStart"/>
-            <w:r>
-              <w:rPr>
-                <w:color w:val="000000"/>
-                <w:sz w:val="20"/>
-                <w:szCs w:val="20"/>
-              </w:rPr>
-              <w:t>b^d</w:t>
-            </w:r>
-            <w:proofErr w:type="spellEnd"/>
-            <w:r>
-              <w:rPr>
-                <w:color w:val="000000"/>
-                <w:sz w:val="20"/>
-                <w:szCs w:val="20"/>
-              </w:rPr>
-              <w:t>)</w:t>
+              <w:t>O(b^d)</w:t>
             </w:r>
           </w:p>
         </w:tc>
@@ -16376,25 +13677,7 @@
                 <w:sz w:val="20"/>
                 <w:szCs w:val="20"/>
               </w:rPr>
-              <w:t>O(</w:t>
-            </w:r>
-            <w:proofErr w:type="spellStart"/>
-            <w:r>
-              <w:rPr>
-                <w:color w:val="000000"/>
-                <w:sz w:val="20"/>
-                <w:szCs w:val="20"/>
-              </w:rPr>
-              <w:t>b^d</w:t>
-            </w:r>
-            <w:proofErr w:type="spellEnd"/>
-            <w:r>
-              <w:rPr>
-                <w:color w:val="000000"/>
-                <w:sz w:val="20"/>
-                <w:szCs w:val="20"/>
-              </w:rPr>
-              <w:t>)</w:t>
+              <w:t>O(b^d)</w:t>
             </w:r>
           </w:p>
         </w:tc>
@@ -16764,23 +14047,13 @@
             <w:vAlign w:val="center"/>
           </w:tcPr>
           <w:p>
-            <w:proofErr w:type="spellStart"/>
-            <w:r>
-              <w:rPr>
-                <w:color w:val="000000"/>
-                <w:sz w:val="20"/>
-                <w:szCs w:val="20"/>
-              </w:rPr>
-              <w:t>Memoised</w:t>
-            </w:r>
-            <w:proofErr w:type="spellEnd"/>
-            <w:r>
-              <w:rPr>
-                <w:color w:val="000000"/>
-                <w:sz w:val="20"/>
-                <w:szCs w:val="20"/>
-              </w:rPr>
-              <w:t xml:space="preserve"> Recursion</w:t>
+            <w:r>
+              <w:rPr>
+                <w:color w:val="000000"/>
+                <w:sz w:val="20"/>
+                <w:szCs w:val="20"/>
+              </w:rPr>
+              <w:t>Memoised Recursion</w:t>
             </w:r>
           </w:p>
         </w:tc>
@@ -18278,23 +15551,13 @@
             <w:vAlign w:val="center"/>
           </w:tcPr>
           <w:p>
-            <w:proofErr w:type="spellStart"/>
-            <w:r>
-              <w:rPr>
-                <w:color w:val="000000"/>
-                <w:sz w:val="20"/>
-                <w:szCs w:val="20"/>
-              </w:rPr>
-              <w:t>Memoised</w:t>
-            </w:r>
-            <w:proofErr w:type="spellEnd"/>
-            <w:r>
-              <w:rPr>
-                <w:color w:val="000000"/>
-                <w:sz w:val="20"/>
-                <w:szCs w:val="20"/>
-              </w:rPr>
-              <w:t xml:space="preserve"> Recursion</w:t>
+            <w:r>
+              <w:rPr>
+                <w:color w:val="000000"/>
+                <w:sz w:val="20"/>
+                <w:szCs w:val="20"/>
+              </w:rPr>
+              <w:t>Memoised Recursion</w:t>
             </w:r>
           </w:p>
         </w:tc>
@@ -18562,21 +15825,7 @@
         <w:rPr>
           <w:color w:val="000000"/>
         </w:rPr>
-        <w:t xml:space="preserve">87.1% Move Reduction at n=8: The four-peg Frame-Stewart algorithm requires 87.1% fewer moves than three-peg recursion for n=8, growing to 98% savings at n=12. The fourth peg is not a minor convenience; it is </w:t>
-      </w:r>
-      <w:proofErr w:type="spellStart"/>
-      <w:r>
-        <w:rPr>
-          <w:color w:val="000000"/>
-        </w:rPr>
-        <w:t>transformatively</w:t>
-      </w:r>
-      <w:proofErr w:type="spellEnd"/>
-      <w:r>
-        <w:rPr>
-          <w:color w:val="000000"/>
-        </w:rPr>
-        <w:t xml:space="preserve"> beneficial.</w:t>
+        <w:t>87.1% Move Reduction at n=8: The four-peg Frame-Stewart algorithm requires 87.1% fewer moves than three-peg recursion for n=8, growing to 98% savings at n=12. The fourth peg is not a minor convenience; it is transformatively beneficial.</w:t>
       </w:r>
     </w:p>
     <w:p>
@@ -18695,35 +15944,7 @@
         <w:rPr>
           <w:color w:val="000000"/>
         </w:rPr>
-        <w:t xml:space="preserve">[1] </w:t>
-      </w:r>
-      <w:proofErr w:type="spellStart"/>
-      <w:r>
-        <w:rPr>
-          <w:color w:val="000000"/>
-        </w:rPr>
-        <w:t>Bousch</w:t>
-      </w:r>
-      <w:proofErr w:type="spellEnd"/>
-      <w:r>
-        <w:rPr>
-          <w:color w:val="000000"/>
-        </w:rPr>
-        <w:t xml:space="preserve">, T. (2014). La </w:t>
-      </w:r>
-      <w:proofErr w:type="spellStart"/>
-      <w:r>
-        <w:rPr>
-          <w:color w:val="000000"/>
-        </w:rPr>
-        <w:t>quatrieme</w:t>
-      </w:r>
-      <w:proofErr w:type="spellEnd"/>
-      <w:r>
-        <w:rPr>
-          <w:color w:val="000000"/>
-        </w:rPr>
-        <w:t xml:space="preserve"> tour de Hanoi. Bulletin of the Belgian Mathematical Society, 21(5), 895–912. Provides the most rigorous partial proof of the Frame-Stewart conjecture.</w:t>
+        <w:t>[1] Bousch, T. (2014). La quatrieme tour de Hanoi. Bulletin of the Belgian Mathematical Society, 21(5), 895–912. Provides the most rigorous partial proof of the Frame-Stewart conjecture.</w:t>
       </w:r>
     </w:p>
     <w:p>
@@ -18735,35 +15956,7 @@
         <w:rPr>
           <w:color w:val="000000"/>
         </w:rPr>
-        <w:t xml:space="preserve">[2] </w:t>
-      </w:r>
-      <w:proofErr w:type="spellStart"/>
-      <w:r>
-        <w:rPr>
-          <w:color w:val="000000"/>
-        </w:rPr>
-        <w:t>Cormen</w:t>
-      </w:r>
-      <w:proofErr w:type="spellEnd"/>
-      <w:r>
-        <w:rPr>
-          <w:color w:val="000000"/>
-        </w:rPr>
-        <w:t xml:space="preserve">, T. H., </w:t>
-      </w:r>
-      <w:proofErr w:type="spellStart"/>
-      <w:r>
-        <w:rPr>
-          <w:color w:val="000000"/>
-        </w:rPr>
-        <w:t>Leiserson</w:t>
-      </w:r>
-      <w:proofErr w:type="spellEnd"/>
-      <w:r>
-        <w:rPr>
-          <w:color w:val="000000"/>
-        </w:rPr>
-        <w:t>, C. E., Rivest, R. L., &amp; Stein, C. (2022). Introduction to Algorithms (4th ed.). MIT Press. Standard reference for dynamic programming and algorithm complexity (Chapter 14 on DP; Chapter 22 on BFS).</w:t>
+        <w:t>[2] Cormen, T. H., Leiserson, C. E., Rivest, R. L., &amp; Stein, C. (2022). Introduction to Algorithms (4th ed.). MIT Press. Standard reference for dynamic programming and algorithm complexity (Chapter 14 on DP; Chapter 22 on BFS).</w:t>
       </w:r>
     </w:p>
     <w:p>
@@ -18919,7 +16112,7 @@
 </file>
 
 <file path=word/endnotes.xml><?xml version="1.0" encoding="utf-8"?>
-<w:endnotes xmlns:wpc="http://schemas.microsoft.com/office/word/2010/wordprocessingCanvas" xmlns:cx="http://schemas.microsoft.com/office/drawing/2014/chartex" xmlns:cx1="http://schemas.microsoft.com/office/drawing/2015/9/8/chartex" xmlns:cx2="http://schemas.microsoft.com/office/drawing/2015/10/21/chartex" xmlns:cx3="http://schemas.microsoft.com/office/drawing/2016/5/9/chartex" xmlns:cx4="http://schemas.microsoft.com/office/drawing/2016/5/10/chartex" xmlns:cx5="http://schemas.microsoft.com/office/drawing/2016/5/11/chartex" xmlns:cx6="http://schemas.microsoft.com/office/drawing/2016/5/12/chartex" xmlns:cx7="http://schemas.microsoft.com/office/drawing/2016/5/13/chartex" xmlns:cx8="http://schemas.microsoft.com/office/drawing/2016/5/14/chartex" xmlns:mc="http://schemas.openxmlformats.org/markup-compatibility/2006" xmlns:aink="http://schemas.microsoft.com/office/drawing/2016/ink" xmlns:am3d="http://schemas.microsoft.com/office/drawing/2017/model3d" xmlns:o="urn:schemas-microsoft-com:office:office" xmlns:oel="http://schemas.microsoft.com/office/2019/extlst" xmlns:r="http://schemas.openxmlformats.org/officeDocument/2006/relationships" xmlns:m="http://schemas.openxmlformats.org/officeDocument/2006/math" xmlns:v="urn:schemas-microsoft-com:vml" xmlns:wp14="http://schemas.microsoft.com/office/word/2010/wordprocessingDrawing" xmlns:wp="http://schemas.openxmlformats.org/drawingml/2006/wordprocessingDrawing" xmlns:w10="urn:schemas-microsoft-com:office:word" xmlns:w="http://schemas.openxmlformats.org/wordprocessingml/2006/main" xmlns:w14="http://schemas.microsoft.com/office/word/2010/wordml" xmlns:w15="http://schemas.microsoft.com/office/word/2012/wordml" xmlns:w16cex="http://schemas.microsoft.com/office/word/2018/wordml/cex" xmlns:w16cid="http://schemas.microsoft.com/office/word/2016/wordml/cid" xmlns:w16="http://schemas.microsoft.com/office/word/2018/wordml" xmlns:w16du="http://schemas.microsoft.com/office/word/2023/wordml/word16du" xmlns:w16sdtdh="http://schemas.microsoft.com/office/word/2020/wordml/sdtdatahash" xmlns:w16sdtfl="http://schemas.microsoft.com/office/word/2024/wordml/sdtformatlock" xmlns:w16se="http://schemas.microsoft.com/office/word/2015/wordml/symex" xmlns:wpg="http://schemas.microsoft.com/office/word/2010/wordprocessingGroup" xmlns:wpi="http://schemas.microsoft.com/office/word/2010/wordprocessingInk" xmlns:wne="http://schemas.microsoft.com/office/word/2006/wordml" xmlns:wps="http://schemas.microsoft.com/office/word/2010/wordprocessingShape" mc:Ignorable="w14 w15 w16se w16cid w16 w16cex w16sdtdh w16sdtfl w16du wp14">
+<w:endnotes xmlns:wpc="http://schemas.microsoft.com/office/word/2010/wordprocessingCanvas" xmlns:cx="http://schemas.microsoft.com/office/drawing/2014/chartex" xmlns:cx1="http://schemas.microsoft.com/office/drawing/2015/9/8/chartex" xmlns:cx2="http://schemas.microsoft.com/office/drawing/2015/10/21/chartex" xmlns:cx3="http://schemas.microsoft.com/office/drawing/2016/5/9/chartex" xmlns:cx4="http://schemas.microsoft.com/office/drawing/2016/5/10/chartex" xmlns:cx5="http://schemas.microsoft.com/office/drawing/2016/5/11/chartex" xmlns:cx6="http://schemas.microsoft.com/office/drawing/2016/5/12/chartex" xmlns:cx7="http://schemas.microsoft.com/office/drawing/2016/5/13/chartex" xmlns:cx8="http://schemas.microsoft.com/office/drawing/2016/5/14/chartex" xmlns:mc="http://schemas.openxmlformats.org/markup-compatibility/2006" xmlns:aink="http://schemas.microsoft.com/office/drawing/2016/ink" xmlns:am3d="http://schemas.microsoft.com/office/drawing/2017/model3d" xmlns:o="urn:schemas-microsoft-com:office:office" xmlns:oel="http://schemas.microsoft.com/office/2019/extlst" xmlns:r="http://schemas.openxmlformats.org/officeDocument/2006/relationships" xmlns:m="http://schemas.openxmlformats.org/officeDocument/2006/math" xmlns:v="urn:schemas-microsoft-com:vml" xmlns:wp14="http://schemas.microsoft.com/office/word/2010/wordprocessingDrawing" xmlns:wp="http://schemas.openxmlformats.org/drawingml/2006/wordprocessingDrawing" xmlns:w10="urn:schemas-microsoft-com:office:word" xmlns:w="http://schemas.openxmlformats.org/wordprocessingml/2006/main" xmlns:w14="http://schemas.microsoft.com/office/word/2010/wordml" xmlns:w15="http://schemas.microsoft.com/office/word/2012/wordml" xmlns:w16cex="http://schemas.microsoft.com/office/word/2018/wordml/cex" xmlns:w16cid="http://schemas.microsoft.com/office/word/2016/wordml/cid" xmlns:w16="http://schemas.microsoft.com/office/word/2018/wordml" xmlns:w16du="http://schemas.microsoft.com/office/word/2023/wordml/word16du" xmlns:w16sdtdh="http://schemas.microsoft.com/office/word/2020/wordml/sdtdatahash" xmlns:w16se="http://schemas.microsoft.com/office/word/2015/wordml/symex" xmlns:wpg="http://schemas.microsoft.com/office/word/2010/wordprocessingGroup" xmlns:wpi="http://schemas.microsoft.com/office/word/2010/wordprocessingInk" xmlns:wne="http://schemas.microsoft.com/office/word/2006/wordml" xmlns:wps="http://schemas.microsoft.com/office/word/2010/wordprocessingShape" mc:Ignorable="w14 w15 w16se w16cid w16 w16cex w16sdtdh wp14">
   <w:endnote w:type="separator" w:id="-1">
     <w:p>
       <w:r>
@@ -18938,7 +16131,7 @@
 </file>
 
 <file path=word/footer1.xml><?xml version="1.0" encoding="utf-8"?>
-<w:ftr xmlns:wpc="http://schemas.microsoft.com/office/word/2010/wordprocessingCanvas" xmlns:cx="http://schemas.microsoft.com/office/drawing/2014/chartex" xmlns:cx1="http://schemas.microsoft.com/office/drawing/2015/9/8/chartex" xmlns:cx2="http://schemas.microsoft.com/office/drawing/2015/10/21/chartex" xmlns:cx3="http://schemas.microsoft.com/office/drawing/2016/5/9/chartex" xmlns:cx4="http://schemas.microsoft.com/office/drawing/2016/5/10/chartex" xmlns:cx5="http://schemas.microsoft.com/office/drawing/2016/5/11/chartex" xmlns:cx6="http://schemas.microsoft.com/office/drawing/2016/5/12/chartex" xmlns:cx7="http://schemas.microsoft.com/office/drawing/2016/5/13/chartex" xmlns:cx8="http://schemas.microsoft.com/office/drawing/2016/5/14/chartex" xmlns:mc="http://schemas.openxmlformats.org/markup-compatibility/2006" xmlns:aink="http://schemas.microsoft.com/office/drawing/2016/ink" xmlns:am3d="http://schemas.microsoft.com/office/drawing/2017/model3d" xmlns:o="urn:schemas-microsoft-com:office:office" xmlns:oel="http://schemas.microsoft.com/office/2019/extlst" xmlns:r="http://schemas.openxmlformats.org/officeDocument/2006/relationships" xmlns:m="http://schemas.openxmlformats.org/officeDocument/2006/math" xmlns:v="urn:schemas-microsoft-com:vml" xmlns:wp14="http://schemas.microsoft.com/office/word/2010/wordprocessingDrawing" xmlns:wp="http://schemas.openxmlformats.org/drawingml/2006/wordprocessingDrawing" xmlns:w10="urn:schemas-microsoft-com:office:word" xmlns:w="http://schemas.openxmlformats.org/wordprocessingml/2006/main" xmlns:w14="http://schemas.microsoft.com/office/word/2010/wordml" xmlns:w15="http://schemas.microsoft.com/office/word/2012/wordml" xmlns:w16cex="http://schemas.microsoft.com/office/word/2018/wordml/cex" xmlns:w16cid="http://schemas.microsoft.com/office/word/2016/wordml/cid" xmlns:w16="http://schemas.microsoft.com/office/word/2018/wordml" xmlns:w16du="http://schemas.microsoft.com/office/word/2023/wordml/word16du" xmlns:w16sdtdh="http://schemas.microsoft.com/office/word/2020/wordml/sdtdatahash" xmlns:w16sdtfl="http://schemas.microsoft.com/office/word/2024/wordml/sdtformatlock" xmlns:w16se="http://schemas.microsoft.com/office/word/2015/wordml/symex" xmlns:wpg="http://schemas.microsoft.com/office/word/2010/wordprocessingGroup" xmlns:wpi="http://schemas.microsoft.com/office/word/2010/wordprocessingInk" xmlns:wne="http://schemas.microsoft.com/office/word/2006/wordml" xmlns:wps="http://schemas.microsoft.com/office/word/2010/wordprocessingShape" mc:Ignorable="w14 w15 w16se w16cid w16 w16cex w16sdtdh w16sdtfl w16du wp14">
+<w:ftr xmlns:wpc="http://schemas.microsoft.com/office/word/2010/wordprocessingCanvas" xmlns:cx="http://schemas.microsoft.com/office/drawing/2014/chartex" xmlns:cx1="http://schemas.microsoft.com/office/drawing/2015/9/8/chartex" xmlns:cx2="http://schemas.microsoft.com/office/drawing/2015/10/21/chartex" xmlns:cx3="http://schemas.microsoft.com/office/drawing/2016/5/9/chartex" xmlns:cx4="http://schemas.microsoft.com/office/drawing/2016/5/10/chartex" xmlns:cx5="http://schemas.microsoft.com/office/drawing/2016/5/11/chartex" xmlns:cx6="http://schemas.microsoft.com/office/drawing/2016/5/12/chartex" xmlns:cx7="http://schemas.microsoft.com/office/drawing/2016/5/13/chartex" xmlns:cx8="http://schemas.microsoft.com/office/drawing/2016/5/14/chartex" xmlns:mc="http://schemas.openxmlformats.org/markup-compatibility/2006" xmlns:aink="http://schemas.microsoft.com/office/drawing/2016/ink" xmlns:am3d="http://schemas.microsoft.com/office/drawing/2017/model3d" xmlns:o="urn:schemas-microsoft-com:office:office" xmlns:oel="http://schemas.microsoft.com/office/2019/extlst" xmlns:r="http://schemas.openxmlformats.org/officeDocument/2006/relationships" xmlns:m="http://schemas.openxmlformats.org/officeDocument/2006/math" xmlns:v="urn:schemas-microsoft-com:vml" xmlns:wp14="http://schemas.microsoft.com/office/word/2010/wordprocessingDrawing" xmlns:wp="http://schemas.openxmlformats.org/drawingml/2006/wordprocessingDrawing" xmlns:w10="urn:schemas-microsoft-com:office:word" xmlns:w="http://schemas.openxmlformats.org/wordprocessingml/2006/main" xmlns:w14="http://schemas.microsoft.com/office/word/2010/wordml" xmlns:w15="http://schemas.microsoft.com/office/word/2012/wordml" xmlns:w16cex="http://schemas.microsoft.com/office/word/2018/wordml/cex" xmlns:w16cid="http://schemas.microsoft.com/office/word/2016/wordml/cid" xmlns:w16="http://schemas.microsoft.com/office/word/2018/wordml" xmlns:w16du="http://schemas.microsoft.com/office/word/2023/wordml/word16du" xmlns:w16sdtdh="http://schemas.microsoft.com/office/word/2020/wordml/sdtdatahash" xmlns:w16se="http://schemas.microsoft.com/office/word/2015/wordml/symex" xmlns:wpg="http://schemas.microsoft.com/office/word/2010/wordprocessingGroup" xmlns:wpi="http://schemas.microsoft.com/office/word/2010/wordprocessingInk" xmlns:wne="http://schemas.microsoft.com/office/word/2006/wordml" xmlns:wps="http://schemas.microsoft.com/office/word/2010/wordprocessingShape" mc:Ignorable="w14 w15 w16se w16cid w16 w16cex w16sdtdh wp14">
   <w:p>
     <w:pPr>
       <w:pBdr>
@@ -18947,61 +16140,12 @@
       <w:spacing w:before="120"/>
       <w:jc w:val="center"/>
     </w:pPr>
-    <w:r>
-      <w:rPr>
-        <w:color w:val="888888"/>
-        <w:sz w:val="18"/>
-        <w:szCs w:val="18"/>
-      </w:rPr>
-      <w:t xml:space="preserve">Algorithm Design and Analysis – Project Report   |   Page </w:t>
-    </w:r>
-    <w:r>
-      <w:rPr>
-        <w:color w:val="2E75B6"/>
-        <w:sz w:val="18"/>
-        <w:szCs w:val="18"/>
-      </w:rPr>
-      <w:fldChar w:fldCharType="begin"/>
-    </w:r>
-    <w:r>
-      <w:rPr>
-        <w:color w:val="2E75B6"/>
-        <w:sz w:val="18"/>
-        <w:szCs w:val="18"/>
-      </w:rPr>
-      <w:instrText>PAGE</w:instrText>
-    </w:r>
-    <w:r>
-      <w:rPr>
-        <w:color w:val="2E75B6"/>
-        <w:sz w:val="18"/>
-        <w:szCs w:val="18"/>
-      </w:rPr>
-      <w:fldChar w:fldCharType="separate"/>
-    </w:r>
-    <w:r>
-      <w:rPr>
-        <w:noProof/>
-        <w:color w:val="2E75B6"/>
-        <w:sz w:val="18"/>
-        <w:szCs w:val="18"/>
-      </w:rPr>
-      <w:t>1</w:t>
-    </w:r>
-    <w:r>
-      <w:rPr>
-        <w:color w:val="2E75B6"/>
-        <w:sz w:val="18"/>
-        <w:szCs w:val="18"/>
-      </w:rPr>
-      <w:fldChar w:fldCharType="end"/>
-    </w:r>
   </w:p>
 </w:ftr>
 </file>
 
 <file path=word/footnotes.xml><?xml version="1.0" encoding="utf-8"?>
-<w:footnotes xmlns:wpc="http://schemas.microsoft.com/office/word/2010/wordprocessingCanvas" xmlns:cx="http://schemas.microsoft.com/office/drawing/2014/chartex" xmlns:cx1="http://schemas.microsoft.com/office/drawing/2015/9/8/chartex" xmlns:cx2="http://schemas.microsoft.com/office/drawing/2015/10/21/chartex" xmlns:cx3="http://schemas.microsoft.com/office/drawing/2016/5/9/chartex" xmlns:cx4="http://schemas.microsoft.com/office/drawing/2016/5/10/chartex" xmlns:cx5="http://schemas.microsoft.com/office/drawing/2016/5/11/chartex" xmlns:cx6="http://schemas.microsoft.com/office/drawing/2016/5/12/chartex" xmlns:cx7="http://schemas.microsoft.com/office/drawing/2016/5/13/chartex" xmlns:cx8="http://schemas.microsoft.com/office/drawing/2016/5/14/chartex" xmlns:mc="http://schemas.openxmlformats.org/markup-compatibility/2006" xmlns:aink="http://schemas.microsoft.com/office/drawing/2016/ink" xmlns:am3d="http://schemas.microsoft.com/office/drawing/2017/model3d" xmlns:o="urn:schemas-microsoft-com:office:office" xmlns:oel="http://schemas.microsoft.com/office/2019/extlst" xmlns:r="http://schemas.openxmlformats.org/officeDocument/2006/relationships" xmlns:m="http://schemas.openxmlformats.org/officeDocument/2006/math" xmlns:v="urn:schemas-microsoft-com:vml" xmlns:wp14="http://schemas.microsoft.com/office/word/2010/wordprocessingDrawing" xmlns:wp="http://schemas.openxmlformats.org/drawingml/2006/wordprocessingDrawing" xmlns:w10="urn:schemas-microsoft-com:office:word" xmlns:w="http://schemas.openxmlformats.org/wordprocessingml/2006/main" xmlns:w14="http://schemas.microsoft.com/office/word/2010/wordml" xmlns:w15="http://schemas.microsoft.com/office/word/2012/wordml" xmlns:w16cex="http://schemas.microsoft.com/office/word/2018/wordml/cex" xmlns:w16cid="http://schemas.microsoft.com/office/word/2016/wordml/cid" xmlns:w16="http://schemas.microsoft.com/office/word/2018/wordml" xmlns:w16du="http://schemas.microsoft.com/office/word/2023/wordml/word16du" xmlns:w16sdtdh="http://schemas.microsoft.com/office/word/2020/wordml/sdtdatahash" xmlns:w16sdtfl="http://schemas.microsoft.com/office/word/2024/wordml/sdtformatlock" xmlns:w16se="http://schemas.microsoft.com/office/word/2015/wordml/symex" xmlns:wpg="http://schemas.microsoft.com/office/word/2010/wordprocessingGroup" xmlns:wpi="http://schemas.microsoft.com/office/word/2010/wordprocessingInk" xmlns:wne="http://schemas.microsoft.com/office/word/2006/wordml" xmlns:wps="http://schemas.microsoft.com/office/word/2010/wordprocessingShape" mc:Ignorable="w14 w15 w16se w16cid w16 w16cex w16sdtdh w16sdtfl w16du wp14">
+<w:footnotes xmlns:wpc="http://schemas.microsoft.com/office/word/2010/wordprocessingCanvas" xmlns:cx="http://schemas.microsoft.com/office/drawing/2014/chartex" xmlns:cx1="http://schemas.microsoft.com/office/drawing/2015/9/8/chartex" xmlns:cx2="http://schemas.microsoft.com/office/drawing/2015/10/21/chartex" xmlns:cx3="http://schemas.microsoft.com/office/drawing/2016/5/9/chartex" xmlns:cx4="http://schemas.microsoft.com/office/drawing/2016/5/10/chartex" xmlns:cx5="http://schemas.microsoft.com/office/drawing/2016/5/11/chartex" xmlns:cx6="http://schemas.microsoft.com/office/drawing/2016/5/12/chartex" xmlns:cx7="http://schemas.microsoft.com/office/drawing/2016/5/13/chartex" xmlns:cx8="http://schemas.microsoft.com/office/drawing/2016/5/14/chartex" xmlns:mc="http://schemas.openxmlformats.org/markup-compatibility/2006" xmlns:aink="http://schemas.microsoft.com/office/drawing/2016/ink" xmlns:am3d="http://schemas.microsoft.com/office/drawing/2017/model3d" xmlns:o="urn:schemas-microsoft-com:office:office" xmlns:oel="http://schemas.microsoft.com/office/2019/extlst" xmlns:r="http://schemas.openxmlformats.org/officeDocument/2006/relationships" xmlns:m="http://schemas.openxmlformats.org/officeDocument/2006/math" xmlns:v="urn:schemas-microsoft-com:vml" xmlns:wp14="http://schemas.microsoft.com/office/word/2010/wordprocessingDrawing" xmlns:wp="http://schemas.openxmlformats.org/drawingml/2006/wordprocessingDrawing" xmlns:w10="urn:schemas-microsoft-com:office:word" xmlns:w="http://schemas.openxmlformats.org/wordprocessingml/2006/main" xmlns:w14="http://schemas.microsoft.com/office/word/2010/wordml" xmlns:w15="http://schemas.microsoft.com/office/word/2012/wordml" xmlns:w16cex="http://schemas.microsoft.com/office/word/2018/wordml/cex" xmlns:w16cid="http://schemas.microsoft.com/office/word/2016/wordml/cid" xmlns:w16="http://schemas.microsoft.com/office/word/2018/wordml" xmlns:w16du="http://schemas.microsoft.com/office/word/2023/wordml/word16du" xmlns:w16sdtdh="http://schemas.microsoft.com/office/word/2020/wordml/sdtdatahash" xmlns:w16se="http://schemas.microsoft.com/office/word/2015/wordml/symex" xmlns:wpg="http://schemas.microsoft.com/office/word/2010/wordprocessingGroup" xmlns:wpi="http://schemas.microsoft.com/office/word/2010/wordprocessingInk" xmlns:wne="http://schemas.microsoft.com/office/word/2006/wordml" xmlns:wps="http://schemas.microsoft.com/office/word/2010/wordprocessingShape" mc:Ignorable="w14 w15 w16se w16cid w16 w16cex w16sdtdh wp14">
   <w:footnote w:type="separator" w:id="-1">
     <w:p>
       <w:r>
@@ -19020,7 +16164,7 @@
 </file>
 
 <file path=word/header1.xml><?xml version="1.0" encoding="utf-8"?>
-<w:hdr xmlns:wpc="http://schemas.microsoft.com/office/word/2010/wordprocessingCanvas" xmlns:cx="http://schemas.microsoft.com/office/drawing/2014/chartex" xmlns:cx1="http://schemas.microsoft.com/office/drawing/2015/9/8/chartex" xmlns:cx2="http://schemas.microsoft.com/office/drawing/2015/10/21/chartex" xmlns:cx3="http://schemas.microsoft.com/office/drawing/2016/5/9/chartex" xmlns:cx4="http://schemas.microsoft.com/office/drawing/2016/5/10/chartex" xmlns:cx5="http://schemas.microsoft.com/office/drawing/2016/5/11/chartex" xmlns:cx6="http://schemas.microsoft.com/office/drawing/2016/5/12/chartex" xmlns:cx7="http://schemas.microsoft.com/office/drawing/2016/5/13/chartex" xmlns:cx8="http://schemas.microsoft.com/office/drawing/2016/5/14/chartex" xmlns:mc="http://schemas.openxmlformats.org/markup-compatibility/2006" xmlns:aink="http://schemas.microsoft.com/office/drawing/2016/ink" xmlns:am3d="http://schemas.microsoft.com/office/drawing/2017/model3d" xmlns:o="urn:schemas-microsoft-com:office:office" xmlns:oel="http://schemas.microsoft.com/office/2019/extlst" xmlns:r="http://schemas.openxmlformats.org/officeDocument/2006/relationships" xmlns:m="http://schemas.openxmlformats.org/officeDocument/2006/math" xmlns:v="urn:schemas-microsoft-com:vml" xmlns:wp14="http://schemas.microsoft.com/office/word/2010/wordprocessingDrawing" xmlns:wp="http://schemas.openxmlformats.org/drawingml/2006/wordprocessingDrawing" xmlns:w10="urn:schemas-microsoft-com:office:word" xmlns:w="http://schemas.openxmlformats.org/wordprocessingml/2006/main" xmlns:w14="http://schemas.microsoft.com/office/word/2010/wordml" xmlns:w15="http://schemas.microsoft.com/office/word/2012/wordml" xmlns:w16cex="http://schemas.microsoft.com/office/word/2018/wordml/cex" xmlns:w16cid="http://schemas.microsoft.com/office/word/2016/wordml/cid" xmlns:w16="http://schemas.microsoft.com/office/word/2018/wordml" xmlns:w16du="http://schemas.microsoft.com/office/word/2023/wordml/word16du" xmlns:w16sdtdh="http://schemas.microsoft.com/office/word/2020/wordml/sdtdatahash" xmlns:w16sdtfl="http://schemas.microsoft.com/office/word/2024/wordml/sdtformatlock" xmlns:w16se="http://schemas.microsoft.com/office/word/2015/wordml/symex" xmlns:wpg="http://schemas.microsoft.com/office/word/2010/wordprocessingGroup" xmlns:wpi="http://schemas.microsoft.com/office/word/2010/wordprocessingInk" xmlns:wne="http://schemas.microsoft.com/office/word/2006/wordml" xmlns:wps="http://schemas.microsoft.com/office/word/2010/wordprocessingShape" mc:Ignorable="w14 w15 w16se w16cid w16 w16cex w16sdtdh w16sdtfl w16du wp14">
+<w:hdr xmlns:wpc="http://schemas.microsoft.com/office/word/2010/wordprocessingCanvas" xmlns:cx="http://schemas.microsoft.com/office/drawing/2014/chartex" xmlns:cx1="http://schemas.microsoft.com/office/drawing/2015/9/8/chartex" xmlns:cx2="http://schemas.microsoft.com/office/drawing/2015/10/21/chartex" xmlns:cx3="http://schemas.microsoft.com/office/drawing/2016/5/9/chartex" xmlns:cx4="http://schemas.microsoft.com/office/drawing/2016/5/10/chartex" xmlns:cx5="http://schemas.microsoft.com/office/drawing/2016/5/11/chartex" xmlns:cx6="http://schemas.microsoft.com/office/drawing/2016/5/12/chartex" xmlns:cx7="http://schemas.microsoft.com/office/drawing/2016/5/13/chartex" xmlns:cx8="http://schemas.microsoft.com/office/drawing/2016/5/14/chartex" xmlns:mc="http://schemas.openxmlformats.org/markup-compatibility/2006" xmlns:aink="http://schemas.microsoft.com/office/drawing/2016/ink" xmlns:am3d="http://schemas.microsoft.com/office/drawing/2017/model3d" xmlns:o="urn:schemas-microsoft-com:office:office" xmlns:oel="http://schemas.microsoft.com/office/2019/extlst" xmlns:r="http://schemas.openxmlformats.org/officeDocument/2006/relationships" xmlns:m="http://schemas.openxmlformats.org/officeDocument/2006/math" xmlns:v="urn:schemas-microsoft-com:vml" xmlns:wp14="http://schemas.microsoft.com/office/word/2010/wordprocessingDrawing" xmlns:wp="http://schemas.openxmlformats.org/drawingml/2006/wordprocessingDrawing" xmlns:w10="urn:schemas-microsoft-com:office:word" xmlns:w="http://schemas.openxmlformats.org/wordprocessingml/2006/main" xmlns:w14="http://schemas.microsoft.com/office/word/2010/wordml" xmlns:w15="http://schemas.microsoft.com/office/word/2012/wordml" xmlns:w16cex="http://schemas.microsoft.com/office/word/2018/wordml/cex" xmlns:w16cid="http://schemas.microsoft.com/office/word/2016/wordml/cid" xmlns:w16="http://schemas.microsoft.com/office/word/2018/wordml" xmlns:w16du="http://schemas.microsoft.com/office/word/2023/wordml/word16du" xmlns:w16sdtdh="http://schemas.microsoft.com/office/word/2020/wordml/sdtdatahash" xmlns:w16se="http://schemas.microsoft.com/office/word/2015/wordml/symex" xmlns:wpg="http://schemas.microsoft.com/office/word/2010/wordprocessingGroup" xmlns:wpi="http://schemas.microsoft.com/office/word/2010/wordprocessingInk" xmlns:wne="http://schemas.microsoft.com/office/word/2006/wordml" xmlns:wps="http://schemas.microsoft.com/office/word/2010/wordprocessingShape" mc:Ignorable="w14 w15 w16se w16cid w16 w16cex w16sdtdh wp14">
   <w:p>
     <w:pPr>
       <w:pBdr>
@@ -19028,20 +16172,12 @@
       </w:pBdr>
       <w:spacing w:after="120"/>
     </w:pPr>
-    <w:r>
-      <w:rPr>
-        <w:color w:val="888888"/>
-        <w:sz w:val="18"/>
-        <w:szCs w:val="18"/>
-      </w:rPr>
-      <w:t>Tower of Hanoi – Four-Peg Dynamic Programming &amp; Technique Analysis  |  Algorithm Design and Analysis</w:t>
-    </w:r>
   </w:p>
 </w:hdr>
 </file>
 
 <file path=word/numbering.xml><?xml version="1.0" encoding="utf-8"?>
-<w:numbering xmlns:wpc="http://schemas.microsoft.com/office/word/2010/wordprocessingCanvas" xmlns:cx="http://schemas.microsoft.com/office/drawing/2014/chartex" xmlns:cx1="http://schemas.microsoft.com/office/drawing/2015/9/8/chartex" xmlns:cx2="http://schemas.microsoft.com/office/drawing/2015/10/21/chartex" xmlns:cx3="http://schemas.microsoft.com/office/drawing/2016/5/9/chartex" xmlns:cx4="http://schemas.microsoft.com/office/drawing/2016/5/10/chartex" xmlns:cx5="http://schemas.microsoft.com/office/drawing/2016/5/11/chartex" xmlns:cx6="http://schemas.microsoft.com/office/drawing/2016/5/12/chartex" xmlns:cx7="http://schemas.microsoft.com/office/drawing/2016/5/13/chartex" xmlns:cx8="http://schemas.microsoft.com/office/drawing/2016/5/14/chartex" xmlns:mc="http://schemas.openxmlformats.org/markup-compatibility/2006" xmlns:aink="http://schemas.microsoft.com/office/drawing/2016/ink" xmlns:am3d="http://schemas.microsoft.com/office/drawing/2017/model3d" xmlns:o="urn:schemas-microsoft-com:office:office" xmlns:oel="http://schemas.microsoft.com/office/2019/extlst" xmlns:r="http://schemas.openxmlformats.org/officeDocument/2006/relationships" xmlns:m="http://schemas.openxmlformats.org/officeDocument/2006/math" xmlns:v="urn:schemas-microsoft-com:vml" xmlns:wp14="http://schemas.microsoft.com/office/word/2010/wordprocessingDrawing" xmlns:wp="http://schemas.openxmlformats.org/drawingml/2006/wordprocessingDrawing" xmlns:w10="urn:schemas-microsoft-com:office:word" xmlns:w="http://schemas.openxmlformats.org/wordprocessingml/2006/main" xmlns:w14="http://schemas.microsoft.com/office/word/2010/wordml" xmlns:w15="http://schemas.microsoft.com/office/word/2012/wordml" xmlns:w16cex="http://schemas.microsoft.com/office/word/2018/wordml/cex" xmlns:w16cid="http://schemas.microsoft.com/office/word/2016/wordml/cid" xmlns:w16="http://schemas.microsoft.com/office/word/2018/wordml" xmlns:w16du="http://schemas.microsoft.com/office/word/2023/wordml/word16du" xmlns:w16sdtdh="http://schemas.microsoft.com/office/word/2020/wordml/sdtdatahash" xmlns:w16sdtfl="http://schemas.microsoft.com/office/word/2024/wordml/sdtformatlock" xmlns:w16se="http://schemas.microsoft.com/office/word/2015/wordml/symex" xmlns:wpg="http://schemas.microsoft.com/office/word/2010/wordprocessingGroup" xmlns:wpi="http://schemas.microsoft.com/office/word/2010/wordprocessingInk" xmlns:wne="http://schemas.microsoft.com/office/word/2006/wordml" xmlns:wps="http://schemas.microsoft.com/office/word/2010/wordprocessingShape" mc:Ignorable="w14 w15 w16se w16cid w16 w16cex w16sdtdh w16sdtfl w16du wp14">
+<w:numbering xmlns:wpc="http://schemas.microsoft.com/office/word/2010/wordprocessingCanvas" xmlns:cx="http://schemas.microsoft.com/office/drawing/2014/chartex" xmlns:cx1="http://schemas.microsoft.com/office/drawing/2015/9/8/chartex" xmlns:cx2="http://schemas.microsoft.com/office/drawing/2015/10/21/chartex" xmlns:cx3="http://schemas.microsoft.com/office/drawing/2016/5/9/chartex" xmlns:cx4="http://schemas.microsoft.com/office/drawing/2016/5/10/chartex" xmlns:cx5="http://schemas.microsoft.com/office/drawing/2016/5/11/chartex" xmlns:cx6="http://schemas.microsoft.com/office/drawing/2016/5/12/chartex" xmlns:cx7="http://schemas.microsoft.com/office/drawing/2016/5/13/chartex" xmlns:cx8="http://schemas.microsoft.com/office/drawing/2016/5/14/chartex" xmlns:mc="http://schemas.openxmlformats.org/markup-compatibility/2006" xmlns:aink="http://schemas.microsoft.com/office/drawing/2016/ink" xmlns:am3d="http://schemas.microsoft.com/office/drawing/2017/model3d" xmlns:o="urn:schemas-microsoft-com:office:office" xmlns:oel="http://schemas.microsoft.com/office/2019/extlst" xmlns:r="http://schemas.openxmlformats.org/officeDocument/2006/relationships" xmlns:m="http://schemas.openxmlformats.org/officeDocument/2006/math" xmlns:v="urn:schemas-microsoft-com:vml" xmlns:wp14="http://schemas.microsoft.com/office/word/2010/wordprocessingDrawing" xmlns:wp="http://schemas.openxmlformats.org/drawingml/2006/wordprocessingDrawing" xmlns:w10="urn:schemas-microsoft-com:office:word" xmlns:w="http://schemas.openxmlformats.org/wordprocessingml/2006/main" xmlns:w14="http://schemas.microsoft.com/office/word/2010/wordml" xmlns:w15="http://schemas.microsoft.com/office/word/2012/wordml" xmlns:w16cex="http://schemas.microsoft.com/office/word/2018/wordml/cex" xmlns:w16cid="http://schemas.microsoft.com/office/word/2016/wordml/cid" xmlns:w16="http://schemas.microsoft.com/office/word/2018/wordml" xmlns:w16du="http://schemas.microsoft.com/office/word/2023/wordml/word16du" xmlns:w16sdtdh="http://schemas.microsoft.com/office/word/2020/wordml/sdtdatahash" xmlns:w16se="http://schemas.microsoft.com/office/word/2015/wordml/symex" xmlns:wpg="http://schemas.microsoft.com/office/word/2010/wordprocessingGroup" xmlns:wpi="http://schemas.microsoft.com/office/word/2010/wordprocessingInk" xmlns:wne="http://schemas.microsoft.com/office/word/2006/wordml" xmlns:wps="http://schemas.microsoft.com/office/word/2010/wordprocessingShape" mc:Ignorable="w14 w15 w16se w16cid w16 w16cex w16sdtdh wp14">
   <w:abstractNum w:abstractNumId="0" w15:restartNumberingAfterBreak="0">
     <w:nsid w:val="02390378"/>
     <w:multiLevelType w:val="hybridMultilevel"/>
@@ -21499,7 +18635,7 @@
 </file>
 
 <file path=word/styles.xml><?xml version="1.0" encoding="utf-8"?>
-<w:styles xmlns:mc="http://schemas.openxmlformats.org/markup-compatibility/2006" xmlns:r="http://schemas.openxmlformats.org/officeDocument/2006/relationships" xmlns:w="http://schemas.openxmlformats.org/wordprocessingml/2006/main" xmlns:w14="http://schemas.microsoft.com/office/word/2010/wordml" xmlns:w15="http://schemas.microsoft.com/office/word/2012/wordml" xmlns:w16cex="http://schemas.microsoft.com/office/word/2018/wordml/cex" xmlns:w16cid="http://schemas.microsoft.com/office/word/2016/wordml/cid" xmlns:w16="http://schemas.microsoft.com/office/word/2018/wordml" xmlns:w16du="http://schemas.microsoft.com/office/word/2023/wordml/word16du" xmlns:w16sdtdh="http://schemas.microsoft.com/office/word/2020/wordml/sdtdatahash" xmlns:w16sdtfl="http://schemas.microsoft.com/office/word/2024/wordml/sdtformatlock" xmlns:w16se="http://schemas.microsoft.com/office/word/2015/wordml/symex" mc:Ignorable="w14 w15 w16se w16cid w16 w16cex w16sdtdh w16sdtfl w16du">
+<w:styles xmlns:mc="http://schemas.openxmlformats.org/markup-compatibility/2006" xmlns:r="http://schemas.openxmlformats.org/officeDocument/2006/relationships" xmlns:w="http://schemas.openxmlformats.org/wordprocessingml/2006/main" xmlns:w14="http://schemas.microsoft.com/office/word/2010/wordml" xmlns:w15="http://schemas.microsoft.com/office/word/2012/wordml" xmlns:w16cex="http://schemas.microsoft.com/office/word/2018/wordml/cex" xmlns:w16cid="http://schemas.microsoft.com/office/word/2016/wordml/cid" xmlns:w16="http://schemas.microsoft.com/office/word/2018/wordml" xmlns:w16sdtdh="http://schemas.microsoft.com/office/word/2020/wordml/sdtdatahash" xmlns:w16se="http://schemas.microsoft.com/office/word/2015/wordml/symex" mc:Ignorable="w14 w15 w16se w16cid w16 w16cex w16sdtdh">
   <w:docDefaults>
     <w:rPrDefault>
       <w:rPr>
@@ -22203,6 +19339,48 @@
       <w:szCs w:val="22"/>
     </w:rPr>
   </w:style>
+  <w:style w:type="paragraph" w:styleId="Header">
+    <w:name w:val="header"/>
+    <w:basedOn w:val="Normal"/>
+    <w:link w:val="HeaderChar"/>
+    <w:uiPriority w:val="99"/>
+    <w:unhideWhenUsed/>
+    <w:rsid w:val="00A770D7"/>
+    <w:pPr>
+      <w:tabs>
+        <w:tab w:val="center" w:pos="4320"/>
+        <w:tab w:val="right" w:pos="8640"/>
+      </w:tabs>
+    </w:pPr>
+  </w:style>
+  <w:style w:type="character" w:customStyle="1" w:styleId="HeaderChar">
+    <w:name w:val="Header Char"/>
+    <w:basedOn w:val="DefaultParagraphFont"/>
+    <w:link w:val="Header"/>
+    <w:uiPriority w:val="99"/>
+    <w:rsid w:val="00A770D7"/>
+  </w:style>
+  <w:style w:type="paragraph" w:styleId="Footer">
+    <w:name w:val="footer"/>
+    <w:basedOn w:val="Normal"/>
+    <w:link w:val="FooterChar"/>
+    <w:uiPriority w:val="99"/>
+    <w:unhideWhenUsed/>
+    <w:rsid w:val="00A770D7"/>
+    <w:pPr>
+      <w:tabs>
+        <w:tab w:val="center" w:pos="4320"/>
+        <w:tab w:val="right" w:pos="8640"/>
+      </w:tabs>
+    </w:pPr>
+  </w:style>
+  <w:style w:type="character" w:customStyle="1" w:styleId="FooterChar">
+    <w:name w:val="Footer Char"/>
+    <w:basedOn w:val="DefaultParagraphFont"/>
+    <w:link w:val="Footer"/>
+    <w:uiPriority w:val="99"/>
+    <w:rsid w:val="00A770D7"/>
+  </w:style>
 </w:styles>
 </file>
 

--- a/Report/Task3_TowerOfHanoi_Report.docx
+++ b/Report/Task3_TowerOfHanoi_Report.docx
@@ -25,7 +25,21 @@
         <w:rPr>
           <w:color w:val="000000"/>
         </w:rPr>
-        <w:t>The Tower of Hanoi is one of the most celebrated problems in computer science and discrete mathematics. Originally conceived by the French mathematician Edouard Lucas in 1883, the classical three-peg variant has a closed-form solution requiring exactly 2ⁿ − 1 moves for n disks. Adding a fourth peg transforms the problem into a rich optimisation challenge whose exact solution remained conjectural for decades.</w:t>
+        <w:t xml:space="preserve">The Tower of Hanoi is one of the most celebrated problems in computer science and discrete mathematics. Originally conceived by the French mathematician Edouard Lucas in 1883, the classical three-peg variant has a closed-form solution requiring exactly 2ⁿ − 1 moves for n disks. Adding a fourth peg transforms the problem into a rich </w:t>
+      </w:r>
+      <w:proofErr w:type="spellStart"/>
+      <w:r>
+        <w:rPr>
+          <w:color w:val="000000"/>
+        </w:rPr>
+        <w:t>optimisation</w:t>
+      </w:r>
+      <w:proofErr w:type="spellEnd"/>
+      <w:r>
+        <w:rPr>
+          <w:color w:val="000000"/>
+        </w:rPr>
+        <w:t xml:space="preserve"> challenge whose exact solution remained conjectural for decades.</w:t>
       </w:r>
     </w:p>
     <w:p>
@@ -37,7 +51,21 @@
         <w:rPr>
           <w:color w:val="000000"/>
         </w:rPr>
-        <w:t>This report provides an exhaustive treatment of the four-peg Tower of Hanoi. It covers six distinct algorithmic techniques, analysing each one from first principles: what the technique is, how it works, its advantages and disadvantages, the cases where it succeeds or fails, how failures can be remedied, time and space complexity, and a detailed cross-technique comparison. The primary algorithm implemented in Java is the Frame-Stewart Dynamic Programming approach, which produces the best known and verified-optimal solution of 33 moves for eight disks.</w:t>
+        <w:t xml:space="preserve">This report provides an exhaustive treatment of the four-peg Tower of Hanoi. It covers six distinct algorithmic techniques, </w:t>
+      </w:r>
+      <w:proofErr w:type="spellStart"/>
+      <w:r>
+        <w:rPr>
+          <w:color w:val="000000"/>
+        </w:rPr>
+        <w:t>analysing</w:t>
+      </w:r>
+      <w:proofErr w:type="spellEnd"/>
+      <w:r>
+        <w:rPr>
+          <w:color w:val="000000"/>
+        </w:rPr>
+        <w:t xml:space="preserve"> each one from first principles: what the technique is, how it works, its advantages and disadvantages, the cases where it succeeds or fails, how failures can be remedied, time and space complexity, and a detailed cross-technique comparison. The primary algorithm implemented in Java is the Frame-Stewart Dynamic Programming approach, which produces the best known and verified-optimal solution of 33 moves for eight disks.</w:t>
       </w:r>
     </w:p>
     <w:p>
@@ -97,7 +125,21 @@
         <w:rPr>
           <w:color w:val="000000"/>
         </w:rPr>
-        <w:t>Eight disks of strictly distinct sizes; the solution generalises to any n.</w:t>
+        <w:t xml:space="preserve">Eight disks of strictly distinct sizes; the solution </w:t>
+      </w:r>
+      <w:proofErr w:type="spellStart"/>
+      <w:r>
+        <w:rPr>
+          <w:color w:val="000000"/>
+        </w:rPr>
+        <w:t>generalises</w:t>
+      </w:r>
+      <w:proofErr w:type="spellEnd"/>
+      <w:r>
+        <w:rPr>
+          <w:color w:val="000000"/>
+        </w:rPr>
+        <w:t xml:space="preserve"> to any n.</w:t>
       </w:r>
     </w:p>
     <w:p>
@@ -182,7 +224,21 @@
         <w:rPr>
           <w:color w:val="000000"/>
         </w:rPr>
-        <w:t>The Frame-Stewart conjecture is accepted as producing the minimum move count; verified computationally for n ≤ 30 (Bousch, 2014).</w:t>
+        <w:t>The Frame-Stewart conjecture is accepted as producing the minimum move count; verified computationally for n ≤ 30 (</w:t>
+      </w:r>
+      <w:proofErr w:type="spellStart"/>
+      <w:r>
+        <w:rPr>
+          <w:color w:val="000000"/>
+        </w:rPr>
+        <w:t>Bousch</w:t>
+      </w:r>
+      <w:proofErr w:type="spellEnd"/>
+      <w:r>
+        <w:rPr>
+          <w:color w:val="000000"/>
+        </w:rPr>
+        <w:t>, 2014).</w:t>
       </w:r>
     </w:p>
     <w:p>
@@ -268,7 +324,21 @@
         <w:rPr>
           <w:color w:val="000000"/>
         </w:rPr>
-        <w:t>With four pegs, the Frame-Stewart algorithm introduces an optimised split: move k disks to a staging peg using all four pegs, transfer the remaining n−k disks to the destination using only three pegs (with the staging peg frozen), then bring the k staged disks to the destination using all four pegs again. The recurrence is:</w:t>
+        <w:t xml:space="preserve">With four pegs, the Frame-Stewart algorithm introduces an </w:t>
+      </w:r>
+      <w:proofErr w:type="spellStart"/>
+      <w:r>
+        <w:rPr>
+          <w:color w:val="000000"/>
+        </w:rPr>
+        <w:t>optimised</w:t>
+      </w:r>
+      <w:proofErr w:type="spellEnd"/>
+      <w:r>
+        <w:rPr>
+          <w:color w:val="000000"/>
+        </w:rPr>
+        <w:t xml:space="preserve"> split: move k disks to a staging peg using all four pegs, transfer the remaining n−k disks to the destination using only three pegs (with the staging peg frozen), then bring the k staged disks to the destination using all four pegs again. The recurrence is:</w:t>
       </w:r>
     </w:p>
     <w:p>
@@ -283,7 +353,27 @@
           <w:bCs/>
           <w:color w:val="1F3864"/>
         </w:rPr>
-        <w:t>T(n,4) = minₖ ∈ [1,n−1] { 2·T(k,4) + T(n−k,3) }   where   T(n,3) = 2ⁿ−1</w:t>
+        <w:t>T(n,4) = minₖ ∈ [</w:t>
+      </w:r>
+      <w:proofErr w:type="gramStart"/>
+      <w:r>
+        <w:rPr>
+          <w:rFonts w:ascii="Courier New" w:eastAsia="Courier New" w:hAnsi="Courier New" w:cs="Courier New"/>
+          <w:b/>
+          <w:bCs/>
+          <w:color w:val="1F3864"/>
+        </w:rPr>
+        <w:t>1,n</w:t>
+      </w:r>
+      <w:proofErr w:type="gramEnd"/>
+      <w:r>
+        <w:rPr>
+          <w:rFonts w:ascii="Courier New" w:eastAsia="Courier New" w:hAnsi="Courier New" w:cs="Courier New"/>
+          <w:b/>
+          <w:bCs/>
+          <w:color w:val="1F3864"/>
+        </w:rPr>
+        <w:t>−1] { 2·T(k,4) + T(n−k,3) }   where   T(n,3) = 2ⁿ−1</w:t>
       </w:r>
     </w:p>
     <w:p>
@@ -400,7 +490,21 @@
         <w:rPr>
           <w:color w:val="000000"/>
         </w:rPr>
-        <w:t>Dynamic Programming (DP) is an algorithm design paradigm that solves complex optimisation problems by decomposing them into overlapping sub-problems, solving each sub-problem exactly once, and storing results in a table to avoid redundant computation. It is applicable when the problem exhibits optimal substructure (the global optimum contains local optima) and overlapping sub-problems (identical sub-problems recur throughout the computation). For four-peg Tower of Hanoi, DP is applied through the Frame-Stewart algorithm (Frame &amp; Stewart, 1941): a bottom-up tabulation that finds the optimal disk-split k for every disk count from 1 to n.</w:t>
+        <w:t xml:space="preserve">Dynamic Programming (DP) is an algorithm design paradigm that solves complex </w:t>
+      </w:r>
+      <w:proofErr w:type="spellStart"/>
+      <w:r>
+        <w:rPr>
+          <w:color w:val="000000"/>
+        </w:rPr>
+        <w:t>optimisation</w:t>
+      </w:r>
+      <w:proofErr w:type="spellEnd"/>
+      <w:r>
+        <w:rPr>
+          <w:color w:val="000000"/>
+        </w:rPr>
+        <w:t xml:space="preserve"> problems by decomposing them into overlapping sub-problems, solving each sub-problem exactly once, and storing results in a table to avoid redundant computation. It is applicable when the problem exhibits optimal substructure (the global optimum contains local optima) and overlapping sub-problems (identical sub-problems recur throughout the computation). For four-peg Tower of Hanoi, DP is applied through the Frame-Stewart algorithm (Frame &amp; Stewart, 1941): a bottom-up tabulation that finds the optimal disk-split k for every disk count from 1 to n.</w:t>
       </w:r>
     </w:p>
     <w:p>
@@ -427,7 +531,35 @@
         <w:rPr>
           <w:color w:val="000000"/>
         </w:rPr>
-        <w:t xml:space="preserve">The algorithm has two distinct phases. First, the DP pre-computation phase fills the table dp4[0..n]. For each disk count from 2 to maxDisks, every split point k from 1 to n-1 is evaluated. The candidate cost is 2*dp4[k] + (2^(n-k) - 1), which represents: two four-peg sub-problems of size k plus one three-peg sub-problem of size n-k. The minimum candidate is stored alongside the optimal k. Second, the move generation phase uses the pre-computed split table to drive recursion: hanoi4 calls hanoi4 for the top-k sub-problem, hanoi3 for the locked middle sub-problem, and hanoi4 again for the </w:t>
+        <w:t>The algorithm has two distinct phases. First, the DP pre-computation phase fills the table dp4[</w:t>
+      </w:r>
+      <w:proofErr w:type="gramStart"/>
+      <w:r>
+        <w:rPr>
+          <w:color w:val="000000"/>
+        </w:rPr>
+        <w:t>0..</w:t>
+      </w:r>
+      <w:proofErr w:type="gramEnd"/>
+      <w:r>
+        <w:rPr>
+          <w:color w:val="000000"/>
+        </w:rPr>
+        <w:t xml:space="preserve">n]. For each disk count from 2 to </w:t>
+      </w:r>
+      <w:proofErr w:type="spellStart"/>
+      <w:r>
+        <w:rPr>
+          <w:color w:val="000000"/>
+        </w:rPr>
+        <w:t>maxDisks</w:t>
+      </w:r>
+      <w:proofErr w:type="spellEnd"/>
+      <w:r>
+        <w:rPr>
+          <w:color w:val="000000"/>
+        </w:rPr>
+        <w:t xml:space="preserve">, every split point k from 1 to n-1 is evaluated. The candidate cost is 2*dp4[k] + (2^(n-k) - 1), which represents: two four-peg sub-problems of size k plus one three-peg sub-problem of size n-k. The minimum candidate is stored alongside the optimal k. Second, the move generation phase uses the pre-computed split table to drive recursion: hanoi4 calls hanoi4 for the top-k sub-problem, hanoi3 for the locked middle sub-problem, and hanoi4 again for the </w:t>
       </w:r>
       <w:r>
         <w:rPr>
@@ -456,7 +588,47 @@
           <w:sz w:val="18"/>
           <w:szCs w:val="18"/>
         </w:rPr>
-        <w:t>PROCEDURE BuildDPTable(maxN):</w:t>
+        <w:t xml:space="preserve">PROCEDURE </w:t>
+      </w:r>
+      <w:proofErr w:type="spellStart"/>
+      <w:r>
+        <w:rPr>
+          <w:rFonts w:ascii="Courier New" w:eastAsia="Courier New" w:hAnsi="Courier New" w:cs="Courier New"/>
+          <w:color w:val="1A1A1A"/>
+          <w:sz w:val="18"/>
+          <w:szCs w:val="18"/>
+        </w:rPr>
+        <w:t>BuildDPTable</w:t>
+      </w:r>
+      <w:proofErr w:type="spellEnd"/>
+      <w:r>
+        <w:rPr>
+          <w:rFonts w:ascii="Courier New" w:eastAsia="Courier New" w:hAnsi="Courier New" w:cs="Courier New"/>
+          <w:color w:val="1A1A1A"/>
+          <w:sz w:val="18"/>
+          <w:szCs w:val="18"/>
+        </w:rPr>
+        <w:t>(</w:t>
+      </w:r>
+      <w:proofErr w:type="spellStart"/>
+      <w:r>
+        <w:rPr>
+          <w:rFonts w:ascii="Courier New" w:eastAsia="Courier New" w:hAnsi="Courier New" w:cs="Courier New"/>
+          <w:color w:val="1A1A1A"/>
+          <w:sz w:val="18"/>
+          <w:szCs w:val="18"/>
+        </w:rPr>
+        <w:t>maxN</w:t>
+      </w:r>
+      <w:proofErr w:type="spellEnd"/>
+      <w:r>
+        <w:rPr>
+          <w:rFonts w:ascii="Courier New" w:eastAsia="Courier New" w:hAnsi="Courier New" w:cs="Courier New"/>
+          <w:color w:val="1A1A1A"/>
+          <w:sz w:val="18"/>
+          <w:szCs w:val="18"/>
+        </w:rPr>
+        <w:t>):</w:t>
       </w:r>
     </w:p>
     <w:p>
@@ -472,7 +644,27 @@
           <w:sz w:val="18"/>
           <w:szCs w:val="18"/>
         </w:rPr>
-        <w:t xml:space="preserve">  dp4[0]:=0; dp4[1]:=1; split[1]:=1</w:t>
+        <w:t xml:space="preserve">  dp4[0</w:t>
+      </w:r>
+      <w:proofErr w:type="gramStart"/>
+      <w:r>
+        <w:rPr>
+          <w:rFonts w:ascii="Courier New" w:eastAsia="Courier New" w:hAnsi="Courier New" w:cs="Courier New"/>
+          <w:color w:val="1A1A1A"/>
+          <w:sz w:val="18"/>
+          <w:szCs w:val="18"/>
+        </w:rPr>
+        <w:t>]:=</w:t>
+      </w:r>
+      <w:proofErr w:type="gramEnd"/>
+      <w:r>
+        <w:rPr>
+          <w:rFonts w:ascii="Courier New" w:eastAsia="Courier New" w:hAnsi="Courier New" w:cs="Courier New"/>
+          <w:color w:val="1A1A1A"/>
+          <w:sz w:val="18"/>
+          <w:szCs w:val="18"/>
+        </w:rPr>
+        <w:t>0; dp4[1]:=1; split[1]:=1</w:t>
       </w:r>
     </w:p>
     <w:p>
@@ -488,7 +680,47 @@
           <w:sz w:val="18"/>
           <w:szCs w:val="18"/>
         </w:rPr>
-        <w:t xml:space="preserve">  FOR n:=2 TO maxN DO</w:t>
+        <w:t xml:space="preserve">  FOR </w:t>
+      </w:r>
+      <w:proofErr w:type="gramStart"/>
+      <w:r>
+        <w:rPr>
+          <w:rFonts w:ascii="Courier New" w:eastAsia="Courier New" w:hAnsi="Courier New" w:cs="Courier New"/>
+          <w:color w:val="1A1A1A"/>
+          <w:sz w:val="18"/>
+          <w:szCs w:val="18"/>
+        </w:rPr>
+        <w:t>n:=</w:t>
+      </w:r>
+      <w:proofErr w:type="gramEnd"/>
+      <w:r>
+        <w:rPr>
+          <w:rFonts w:ascii="Courier New" w:eastAsia="Courier New" w:hAnsi="Courier New" w:cs="Courier New"/>
+          <w:color w:val="1A1A1A"/>
+          <w:sz w:val="18"/>
+          <w:szCs w:val="18"/>
+        </w:rPr>
+        <w:t xml:space="preserve">2 TO </w:t>
+      </w:r>
+      <w:proofErr w:type="spellStart"/>
+      <w:r>
+        <w:rPr>
+          <w:rFonts w:ascii="Courier New" w:eastAsia="Courier New" w:hAnsi="Courier New" w:cs="Courier New"/>
+          <w:color w:val="1A1A1A"/>
+          <w:sz w:val="18"/>
+          <w:szCs w:val="18"/>
+        </w:rPr>
+        <w:t>maxN</w:t>
+      </w:r>
+      <w:proofErr w:type="spellEnd"/>
+      <w:r>
+        <w:rPr>
+          <w:rFonts w:ascii="Courier New" w:eastAsia="Courier New" w:hAnsi="Courier New" w:cs="Courier New"/>
+          <w:color w:val="1A1A1A"/>
+          <w:sz w:val="18"/>
+          <w:szCs w:val="18"/>
+        </w:rPr>
+        <w:t xml:space="preserve"> DO</w:t>
       </w:r>
     </w:p>
     <w:p>
@@ -504,7 +736,27 @@
           <w:sz w:val="18"/>
           <w:szCs w:val="18"/>
         </w:rPr>
-        <w:t xml:space="preserve">    dp4[n]:=INF</w:t>
+        <w:t xml:space="preserve">    dp4[n</w:t>
+      </w:r>
+      <w:proofErr w:type="gramStart"/>
+      <w:r>
+        <w:rPr>
+          <w:rFonts w:ascii="Courier New" w:eastAsia="Courier New" w:hAnsi="Courier New" w:cs="Courier New"/>
+          <w:color w:val="1A1A1A"/>
+          <w:sz w:val="18"/>
+          <w:szCs w:val="18"/>
+        </w:rPr>
+        <w:t>]:=</w:t>
+      </w:r>
+      <w:proofErr w:type="gramEnd"/>
+      <w:r>
+        <w:rPr>
+          <w:rFonts w:ascii="Courier New" w:eastAsia="Courier New" w:hAnsi="Courier New" w:cs="Courier New"/>
+          <w:color w:val="1A1A1A"/>
+          <w:sz w:val="18"/>
+          <w:szCs w:val="18"/>
+        </w:rPr>
+        <w:t>INF</w:t>
       </w:r>
     </w:p>
     <w:p>
@@ -520,7 +772,27 @@
           <w:sz w:val="18"/>
           <w:szCs w:val="18"/>
         </w:rPr>
-        <w:t xml:space="preserve">    FOR k:=1 TO n-1 DO</w:t>
+        <w:t xml:space="preserve">    FOR </w:t>
+      </w:r>
+      <w:proofErr w:type="gramStart"/>
+      <w:r>
+        <w:rPr>
+          <w:rFonts w:ascii="Courier New" w:eastAsia="Courier New" w:hAnsi="Courier New" w:cs="Courier New"/>
+          <w:color w:val="1A1A1A"/>
+          <w:sz w:val="18"/>
+          <w:szCs w:val="18"/>
+        </w:rPr>
+        <w:t>k:=</w:t>
+      </w:r>
+      <w:proofErr w:type="gramEnd"/>
+      <w:r>
+        <w:rPr>
+          <w:rFonts w:ascii="Courier New" w:eastAsia="Courier New" w:hAnsi="Courier New" w:cs="Courier New"/>
+          <w:color w:val="1A1A1A"/>
+          <w:sz w:val="18"/>
+          <w:szCs w:val="18"/>
+        </w:rPr>
+        <w:t>1 TO n-1 DO</w:t>
       </w:r>
     </w:p>
     <w:p>
@@ -536,7 +808,27 @@
           <w:sz w:val="18"/>
           <w:szCs w:val="18"/>
         </w:rPr>
-        <w:t xml:space="preserve">      candidate := 2*dp4[k] + (2^(n-k) - 1)</w:t>
+        <w:t xml:space="preserve">      </w:t>
+      </w:r>
+      <w:proofErr w:type="gramStart"/>
+      <w:r>
+        <w:rPr>
+          <w:rFonts w:ascii="Courier New" w:eastAsia="Courier New" w:hAnsi="Courier New" w:cs="Courier New"/>
+          <w:color w:val="1A1A1A"/>
+          <w:sz w:val="18"/>
+          <w:szCs w:val="18"/>
+        </w:rPr>
+        <w:t>candidate :</w:t>
+      </w:r>
+      <w:proofErr w:type="gramEnd"/>
+      <w:r>
+        <w:rPr>
+          <w:rFonts w:ascii="Courier New" w:eastAsia="Courier New" w:hAnsi="Courier New" w:cs="Courier New"/>
+          <w:color w:val="1A1A1A"/>
+          <w:sz w:val="18"/>
+          <w:szCs w:val="18"/>
+        </w:rPr>
+        <w:t>= 2*dp4[k] + (2^(n-k) - 1)</w:t>
       </w:r>
     </w:p>
     <w:p>
@@ -568,7 +860,27 @@
           <w:sz w:val="18"/>
           <w:szCs w:val="18"/>
         </w:rPr>
-        <w:t xml:space="preserve">        dp4[n]:=candidate; split[n]:=k</w:t>
+        <w:t xml:space="preserve">        dp4[n</w:t>
+      </w:r>
+      <w:proofErr w:type="gramStart"/>
+      <w:r>
+        <w:rPr>
+          <w:rFonts w:ascii="Courier New" w:eastAsia="Courier New" w:hAnsi="Courier New" w:cs="Courier New"/>
+          <w:color w:val="1A1A1A"/>
+          <w:sz w:val="18"/>
+          <w:szCs w:val="18"/>
+        </w:rPr>
+        <w:t>]:=</w:t>
+      </w:r>
+      <w:proofErr w:type="gramEnd"/>
+      <w:r>
+        <w:rPr>
+          <w:rFonts w:ascii="Courier New" w:eastAsia="Courier New" w:hAnsi="Courier New" w:cs="Courier New"/>
+          <w:color w:val="1A1A1A"/>
+          <w:sz w:val="18"/>
+          <w:szCs w:val="18"/>
+        </w:rPr>
+        <w:t>candidate; split[n]:=k</w:t>
       </w:r>
     </w:p>
     <w:p>
@@ -584,7 +896,47 @@
           <w:sz w:val="18"/>
           <w:szCs w:val="18"/>
         </w:rPr>
-        <w:t>PROCEDURE Hanoi4(n, src, dst, aux1, aux2):</w:t>
+        <w:t xml:space="preserve">PROCEDURE Hanoi4(n, </w:t>
+      </w:r>
+      <w:proofErr w:type="spellStart"/>
+      <w:r>
+        <w:rPr>
+          <w:rFonts w:ascii="Courier New" w:eastAsia="Courier New" w:hAnsi="Courier New" w:cs="Courier New"/>
+          <w:color w:val="1A1A1A"/>
+          <w:sz w:val="18"/>
+          <w:szCs w:val="18"/>
+        </w:rPr>
+        <w:t>src</w:t>
+      </w:r>
+      <w:proofErr w:type="spellEnd"/>
+      <w:r>
+        <w:rPr>
+          <w:rFonts w:ascii="Courier New" w:eastAsia="Courier New" w:hAnsi="Courier New" w:cs="Courier New"/>
+          <w:color w:val="1A1A1A"/>
+          <w:sz w:val="18"/>
+          <w:szCs w:val="18"/>
+        </w:rPr>
+        <w:t xml:space="preserve">, </w:t>
+      </w:r>
+      <w:proofErr w:type="spellStart"/>
+      <w:r>
+        <w:rPr>
+          <w:rFonts w:ascii="Courier New" w:eastAsia="Courier New" w:hAnsi="Courier New" w:cs="Courier New"/>
+          <w:color w:val="1A1A1A"/>
+          <w:sz w:val="18"/>
+          <w:szCs w:val="18"/>
+        </w:rPr>
+        <w:t>dst</w:t>
+      </w:r>
+      <w:proofErr w:type="spellEnd"/>
+      <w:r>
+        <w:rPr>
+          <w:rFonts w:ascii="Courier New" w:eastAsia="Courier New" w:hAnsi="Courier New" w:cs="Courier New"/>
+          <w:color w:val="1A1A1A"/>
+          <w:sz w:val="18"/>
+          <w:szCs w:val="18"/>
+        </w:rPr>
+        <w:t>, aux1, aux2):</w:t>
       </w:r>
     </w:p>
     <w:p>
@@ -616,7 +968,29 @@
           <w:sz w:val="18"/>
           <w:szCs w:val="18"/>
         </w:rPr>
-        <w:t xml:space="preserve">  IF n=1 THEN OUTPUT Move(src,dst); RETURN</w:t>
+        <w:t xml:space="preserve">  IF n=1 THEN OUTPUT Move(</w:t>
+      </w:r>
+      <w:proofErr w:type="spellStart"/>
+      <w:proofErr w:type="gramStart"/>
+      <w:r>
+        <w:rPr>
+          <w:rFonts w:ascii="Courier New" w:eastAsia="Courier New" w:hAnsi="Courier New" w:cs="Courier New"/>
+          <w:color w:val="1A1A1A"/>
+          <w:sz w:val="18"/>
+          <w:szCs w:val="18"/>
+        </w:rPr>
+        <w:t>src,dst</w:t>
+      </w:r>
+      <w:proofErr w:type="spellEnd"/>
+      <w:proofErr w:type="gramEnd"/>
+      <w:r>
+        <w:rPr>
+          <w:rFonts w:ascii="Courier New" w:eastAsia="Courier New" w:hAnsi="Courier New" w:cs="Courier New"/>
+          <w:color w:val="1A1A1A"/>
+          <w:sz w:val="18"/>
+          <w:szCs w:val="18"/>
+        </w:rPr>
+        <w:t>); RETURN</w:t>
       </w:r>
     </w:p>
     <w:p>
@@ -632,7 +1006,27 @@
           <w:sz w:val="18"/>
           <w:szCs w:val="18"/>
         </w:rPr>
-        <w:t xml:space="preserve">  k := split[n]</w:t>
+        <w:t xml:space="preserve">  </w:t>
+      </w:r>
+      <w:proofErr w:type="gramStart"/>
+      <w:r>
+        <w:rPr>
+          <w:rFonts w:ascii="Courier New" w:eastAsia="Courier New" w:hAnsi="Courier New" w:cs="Courier New"/>
+          <w:color w:val="1A1A1A"/>
+          <w:sz w:val="18"/>
+          <w:szCs w:val="18"/>
+        </w:rPr>
+        <w:t>k :</w:t>
+      </w:r>
+      <w:proofErr w:type="gramEnd"/>
+      <w:r>
+        <w:rPr>
+          <w:rFonts w:ascii="Courier New" w:eastAsia="Courier New" w:hAnsi="Courier New" w:cs="Courier New"/>
+          <w:color w:val="1A1A1A"/>
+          <w:sz w:val="18"/>
+          <w:szCs w:val="18"/>
+        </w:rPr>
+        <w:t>= split[n]</w:t>
       </w:r>
     </w:p>
     <w:p>
@@ -648,7 +1042,67 @@
           <w:sz w:val="18"/>
           <w:szCs w:val="18"/>
         </w:rPr>
-        <w:t xml:space="preserve">  Hanoi4(k, src, aux1, dst, aux2)  // park top-k disks on aux1</w:t>
+        <w:t xml:space="preserve">  Hanoi4(k, </w:t>
+      </w:r>
+      <w:proofErr w:type="spellStart"/>
+      <w:r>
+        <w:rPr>
+          <w:rFonts w:ascii="Courier New" w:eastAsia="Courier New" w:hAnsi="Courier New" w:cs="Courier New"/>
+          <w:color w:val="1A1A1A"/>
+          <w:sz w:val="18"/>
+          <w:szCs w:val="18"/>
+        </w:rPr>
+        <w:t>src</w:t>
+      </w:r>
+      <w:proofErr w:type="spellEnd"/>
+      <w:r>
+        <w:rPr>
+          <w:rFonts w:ascii="Courier New" w:eastAsia="Courier New" w:hAnsi="Courier New" w:cs="Courier New"/>
+          <w:color w:val="1A1A1A"/>
+          <w:sz w:val="18"/>
+          <w:szCs w:val="18"/>
+        </w:rPr>
+        <w:t xml:space="preserve">, aux1, </w:t>
+      </w:r>
+      <w:proofErr w:type="spellStart"/>
+      <w:r>
+        <w:rPr>
+          <w:rFonts w:ascii="Courier New" w:eastAsia="Courier New" w:hAnsi="Courier New" w:cs="Courier New"/>
+          <w:color w:val="1A1A1A"/>
+          <w:sz w:val="18"/>
+          <w:szCs w:val="18"/>
+        </w:rPr>
+        <w:t>dst</w:t>
+      </w:r>
+      <w:proofErr w:type="spellEnd"/>
+      <w:r>
+        <w:rPr>
+          <w:rFonts w:ascii="Courier New" w:eastAsia="Courier New" w:hAnsi="Courier New" w:cs="Courier New"/>
+          <w:color w:val="1A1A1A"/>
+          <w:sz w:val="18"/>
+          <w:szCs w:val="18"/>
+        </w:rPr>
+        <w:t>, aux2</w:t>
+      </w:r>
+      <w:proofErr w:type="gramStart"/>
+      <w:r>
+        <w:rPr>
+          <w:rFonts w:ascii="Courier New" w:eastAsia="Courier New" w:hAnsi="Courier New" w:cs="Courier New"/>
+          <w:color w:val="1A1A1A"/>
+          <w:sz w:val="18"/>
+          <w:szCs w:val="18"/>
+        </w:rPr>
+        <w:t>)  /</w:t>
+      </w:r>
+      <w:proofErr w:type="gramEnd"/>
+      <w:r>
+        <w:rPr>
+          <w:rFonts w:ascii="Courier New" w:eastAsia="Courier New" w:hAnsi="Courier New" w:cs="Courier New"/>
+          <w:color w:val="1A1A1A"/>
+          <w:sz w:val="18"/>
+          <w:szCs w:val="18"/>
+        </w:rPr>
+        <w:t>/ park top-k disks on aux1</w:t>
       </w:r>
     </w:p>
     <w:p>
@@ -664,7 +1118,47 @@
           <w:sz w:val="18"/>
           <w:szCs w:val="18"/>
         </w:rPr>
-        <w:t xml:space="preserve">  Hanoi3(n-k, src, dst, aux2)       // shift n-k disks (3 pegs only)</w:t>
+        <w:t xml:space="preserve">  Hanoi3(n-k, </w:t>
+      </w:r>
+      <w:proofErr w:type="spellStart"/>
+      <w:r>
+        <w:rPr>
+          <w:rFonts w:ascii="Courier New" w:eastAsia="Courier New" w:hAnsi="Courier New" w:cs="Courier New"/>
+          <w:color w:val="1A1A1A"/>
+          <w:sz w:val="18"/>
+          <w:szCs w:val="18"/>
+        </w:rPr>
+        <w:t>src</w:t>
+      </w:r>
+      <w:proofErr w:type="spellEnd"/>
+      <w:r>
+        <w:rPr>
+          <w:rFonts w:ascii="Courier New" w:eastAsia="Courier New" w:hAnsi="Courier New" w:cs="Courier New"/>
+          <w:color w:val="1A1A1A"/>
+          <w:sz w:val="18"/>
+          <w:szCs w:val="18"/>
+        </w:rPr>
+        <w:t xml:space="preserve">, </w:t>
+      </w:r>
+      <w:proofErr w:type="spellStart"/>
+      <w:r>
+        <w:rPr>
+          <w:rFonts w:ascii="Courier New" w:eastAsia="Courier New" w:hAnsi="Courier New" w:cs="Courier New"/>
+          <w:color w:val="1A1A1A"/>
+          <w:sz w:val="18"/>
+          <w:szCs w:val="18"/>
+        </w:rPr>
+        <w:t>dst</w:t>
+      </w:r>
+      <w:proofErr w:type="spellEnd"/>
+      <w:r>
+        <w:rPr>
+          <w:rFonts w:ascii="Courier New" w:eastAsia="Courier New" w:hAnsi="Courier New" w:cs="Courier New"/>
+          <w:color w:val="1A1A1A"/>
+          <w:sz w:val="18"/>
+          <w:szCs w:val="18"/>
+        </w:rPr>
+        <w:t>, aux2)       // shift n-k disks (3 pegs only)</w:t>
       </w:r>
     </w:p>
     <w:p>
@@ -680,7 +1174,67 @@
           <w:sz w:val="18"/>
           <w:szCs w:val="18"/>
         </w:rPr>
-        <w:t xml:space="preserve">  Hanoi4(k, aux1, dst, src, aux2)  // finalize top-k to destination</w:t>
+        <w:t xml:space="preserve">  Hanoi4(k, aux1, </w:t>
+      </w:r>
+      <w:proofErr w:type="spellStart"/>
+      <w:r>
+        <w:rPr>
+          <w:rFonts w:ascii="Courier New" w:eastAsia="Courier New" w:hAnsi="Courier New" w:cs="Courier New"/>
+          <w:color w:val="1A1A1A"/>
+          <w:sz w:val="18"/>
+          <w:szCs w:val="18"/>
+        </w:rPr>
+        <w:t>dst</w:t>
+      </w:r>
+      <w:proofErr w:type="spellEnd"/>
+      <w:r>
+        <w:rPr>
+          <w:rFonts w:ascii="Courier New" w:eastAsia="Courier New" w:hAnsi="Courier New" w:cs="Courier New"/>
+          <w:color w:val="1A1A1A"/>
+          <w:sz w:val="18"/>
+          <w:szCs w:val="18"/>
+        </w:rPr>
+        <w:t xml:space="preserve">, </w:t>
+      </w:r>
+      <w:proofErr w:type="spellStart"/>
+      <w:r>
+        <w:rPr>
+          <w:rFonts w:ascii="Courier New" w:eastAsia="Courier New" w:hAnsi="Courier New" w:cs="Courier New"/>
+          <w:color w:val="1A1A1A"/>
+          <w:sz w:val="18"/>
+          <w:szCs w:val="18"/>
+        </w:rPr>
+        <w:t>src</w:t>
+      </w:r>
+      <w:proofErr w:type="spellEnd"/>
+      <w:r>
+        <w:rPr>
+          <w:rFonts w:ascii="Courier New" w:eastAsia="Courier New" w:hAnsi="Courier New" w:cs="Courier New"/>
+          <w:color w:val="1A1A1A"/>
+          <w:sz w:val="18"/>
+          <w:szCs w:val="18"/>
+        </w:rPr>
+        <w:t>, aux2</w:t>
+      </w:r>
+      <w:proofErr w:type="gramStart"/>
+      <w:r>
+        <w:rPr>
+          <w:rFonts w:ascii="Courier New" w:eastAsia="Courier New" w:hAnsi="Courier New" w:cs="Courier New"/>
+          <w:color w:val="1A1A1A"/>
+          <w:sz w:val="18"/>
+          <w:szCs w:val="18"/>
+        </w:rPr>
+        <w:t>)  /</w:t>
+      </w:r>
+      <w:proofErr w:type="gramEnd"/>
+      <w:r>
+        <w:rPr>
+          <w:rFonts w:ascii="Courier New" w:eastAsia="Courier New" w:hAnsi="Courier New" w:cs="Courier New"/>
+          <w:color w:val="1A1A1A"/>
+          <w:sz w:val="18"/>
+          <w:szCs w:val="18"/>
+        </w:rPr>
+        <w:t>/ finalize top-k to destination</w:t>
       </w:r>
     </w:p>
     <w:p/>
@@ -733,7 +1287,21 @@
         <w:rPr>
           <w:color w:val="000000"/>
         </w:rPr>
-        <w:t>Pre-computation is O(n²); entirely negligible for practical n.</w:t>
+        <w:t>Pre-computation is O(n²</w:t>
+      </w:r>
+      <w:proofErr w:type="gramStart"/>
+      <w:r>
+        <w:rPr>
+          <w:color w:val="000000"/>
+        </w:rPr>
+        <w:t>);</w:t>
+      </w:r>
+      <w:proofErr w:type="gramEnd"/>
+      <w:r>
+        <w:rPr>
+          <w:color w:val="000000"/>
+        </w:rPr>
+        <w:t xml:space="preserve"> entirely negligible for practical n.</w:t>
       </w:r>
     </w:p>
     <w:p>
@@ -777,8 +1345,17 @@
           <w:rFonts w:ascii="Calibri" w:hAnsi="Calibri" w:cs="Calibri"/>
           <w:color w:val="0F1115"/>
         </w:rPr>
-        <w:t>Inner loop: up to n iterations checking k values</w:t>
-      </w:r>
+        <w:t xml:space="preserve">Inner loop: up to n iterations checking k </w:t>
+      </w:r>
+      <w:proofErr w:type="gramStart"/>
+      <w:r>
+        <w:rPr>
+          <w:rFonts w:ascii="Calibri" w:hAnsi="Calibri" w:cs="Calibri"/>
+          <w:color w:val="0F1115"/>
+        </w:rPr>
+        <w:t>values</w:t>
+      </w:r>
+      <w:proofErr w:type="gramEnd"/>
     </w:p>
     <w:p>
       <w:pPr>
@@ -821,8 +1398,17 @@
           <w:rFonts w:ascii="Calibri" w:hAnsi="Calibri" w:cs="Calibri"/>
           <w:color w:val="0F1115"/>
         </w:rPr>
-        <w:t>For any practically solvable n (e.g., n ≤ 1000), this is trivial</w:t>
-      </w:r>
+        <w:t xml:space="preserve">For any practically solvable n (e.g., n ≤ 1000), this is </w:t>
+      </w:r>
+      <w:proofErr w:type="gramStart"/>
+      <w:r>
+        <w:rPr>
+          <w:rFonts w:ascii="Calibri" w:hAnsi="Calibri" w:cs="Calibri"/>
+          <w:color w:val="0F1115"/>
+        </w:rPr>
+        <w:t>trivial</w:t>
+      </w:r>
+      <w:proofErr w:type="gramEnd"/>
     </w:p>
     <w:p>
       <w:pPr>
@@ -865,7 +1451,31 @@
           <w:szCs w:val="24"/>
           <w:shd w:val="clear" w:color="auto" w:fill="EBEEF2"/>
         </w:rPr>
-        <w:t>dp4[0..n]</w:t>
+        <w:t>dp4[</w:t>
+      </w:r>
+      <w:proofErr w:type="gramStart"/>
+      <w:r>
+        <w:rPr>
+          <w:rStyle w:val="HTMLCode"/>
+          <w:rFonts w:ascii="Calibri" w:hAnsi="Calibri" w:cs="Calibri"/>
+          <w:color w:val="0F1115"/>
+          <w:sz w:val="24"/>
+          <w:szCs w:val="24"/>
+          <w:shd w:val="clear" w:color="auto" w:fill="EBEEF2"/>
+        </w:rPr>
+        <w:t>0..</w:t>
+      </w:r>
+      <w:proofErr w:type="gramEnd"/>
+      <w:r>
+        <w:rPr>
+          <w:rStyle w:val="HTMLCode"/>
+          <w:rFonts w:ascii="Calibri" w:hAnsi="Calibri" w:cs="Calibri"/>
+          <w:color w:val="0F1115"/>
+          <w:sz w:val="24"/>
+          <w:szCs w:val="24"/>
+          <w:shd w:val="clear" w:color="auto" w:fill="EBEEF2"/>
+        </w:rPr>
+        <w:t>n]</w:t>
       </w:r>
       <w:r>
         <w:rPr>
@@ -890,6 +1500,7 @@
           <w:color w:val="0F1115"/>
         </w:rPr>
       </w:pPr>
+      <w:proofErr w:type="gramStart"/>
       <w:r>
         <w:rPr>
           <w:rStyle w:val="HTMLCode"/>
@@ -899,7 +1510,19 @@
           <w:szCs w:val="24"/>
           <w:shd w:val="clear" w:color="auto" w:fill="EBEEF2"/>
         </w:rPr>
-        <w:t>split[1..n]</w:t>
+        <w:t>split[</w:t>
+      </w:r>
+      <w:proofErr w:type="gramEnd"/>
+      <w:r>
+        <w:rPr>
+          <w:rStyle w:val="HTMLCode"/>
+          <w:rFonts w:ascii="Calibri" w:hAnsi="Calibri" w:cs="Calibri"/>
+          <w:color w:val="0F1115"/>
+          <w:sz w:val="24"/>
+          <w:szCs w:val="24"/>
+          <w:shd w:val="clear" w:color="auto" w:fill="EBEEF2"/>
+        </w:rPr>
+        <w:t>1..n]</w:t>
       </w:r>
       <w:r>
         <w:rPr>
@@ -986,7 +1609,21 @@
         <w:rPr>
           <w:color w:val="000000"/>
         </w:rPr>
-        <w:t>Naturally generalises to any number of pegs p ≥ 4 by extending the recurrence.</w:t>
+        <w:t xml:space="preserve">Naturally </w:t>
+      </w:r>
+      <w:proofErr w:type="spellStart"/>
+      <w:r>
+        <w:rPr>
+          <w:color w:val="000000"/>
+        </w:rPr>
+        <w:t>generalises</w:t>
+      </w:r>
+      <w:proofErr w:type="spellEnd"/>
+      <w:r>
+        <w:rPr>
+          <w:color w:val="000000"/>
+        </w:rPr>
+        <w:t xml:space="preserve"> to any number of pegs p ≥ 4 by extending the recurrence.</w:t>
       </w:r>
     </w:p>
     <w:p>
@@ -1232,7 +1869,65 @@
         <w:rPr>
           <w:color w:val="000000"/>
         </w:rPr>
-        <w:t>Extension to p &gt; 4 pegs: Apply the generalised recurrence T(n,p) = min { 2T(k,p) + T(n-k,p-1) }, handled by an additional DP loop over p.</w:t>
+        <w:t xml:space="preserve">Extension </w:t>
+      </w:r>
+      <w:proofErr w:type="spellStart"/>
+      <w:r>
+        <w:rPr>
+          <w:color w:val="000000"/>
+        </w:rPr>
+        <w:t>to p</w:t>
+      </w:r>
+      <w:proofErr w:type="spellEnd"/>
+      <w:r>
+        <w:rPr>
+          <w:color w:val="000000"/>
+        </w:rPr>
+        <w:t xml:space="preserve"> &gt; 4 pegs: Apply the </w:t>
+      </w:r>
+      <w:proofErr w:type="spellStart"/>
+      <w:r>
+        <w:rPr>
+          <w:color w:val="000000"/>
+        </w:rPr>
+        <w:t>generalised</w:t>
+      </w:r>
+      <w:proofErr w:type="spellEnd"/>
+      <w:r>
+        <w:rPr>
+          <w:color w:val="000000"/>
+        </w:rPr>
+        <w:t xml:space="preserve"> recurrence T(</w:t>
+      </w:r>
+      <w:proofErr w:type="spellStart"/>
+      <w:proofErr w:type="gramStart"/>
+      <w:r>
+        <w:rPr>
+          <w:color w:val="000000"/>
+        </w:rPr>
+        <w:t>n,p</w:t>
+      </w:r>
+      <w:proofErr w:type="spellEnd"/>
+      <w:proofErr w:type="gramEnd"/>
+      <w:r>
+        <w:rPr>
+          <w:color w:val="000000"/>
+        </w:rPr>
+        <w:t>) = min { 2T(</w:t>
+      </w:r>
+      <w:proofErr w:type="spellStart"/>
+      <w:r>
+        <w:rPr>
+          <w:color w:val="000000"/>
+        </w:rPr>
+        <w:t>k,p</w:t>
+      </w:r>
+      <w:proofErr w:type="spellEnd"/>
+      <w:r>
+        <w:rPr>
+          <w:color w:val="000000"/>
+        </w:rPr>
+        <w:t>) + T(n-k,p-1) }, handled by an additional DP loop over p.</w:t>
       </w:r>
     </w:p>
     <w:p>
@@ -1298,7 +1993,21 @@
         <w:rPr>
           <w:color w:val="000000"/>
         </w:rPr>
-        <w:t>Can complexity be enhanced? The O(n²) pre-computation could be reduced to O(n log n) by exploiting monotonicity of optimal k, but this is a negligible improvement in practice. Move generation cannot be improved below O(T(n,4)) since every move must be output.</w:t>
+        <w:t xml:space="preserve">Can complexity be enhanced? The O(n²) pre-computation could be reduced to </w:t>
+      </w:r>
+      <w:proofErr w:type="gramStart"/>
+      <w:r>
+        <w:rPr>
+          <w:color w:val="000000"/>
+        </w:rPr>
+        <w:t>O(</w:t>
+      </w:r>
+      <w:proofErr w:type="gramEnd"/>
+      <w:r>
+        <w:rPr>
+          <w:color w:val="000000"/>
+        </w:rPr>
+        <w:t>n log n) by exploiting monotonicity of optimal k, but this is a negligible improvement in practice. Move generation cannot be improved below O(T(n,4)) since every move must be output.</w:t>
       </w:r>
     </w:p>
     <w:p>
@@ -1373,7 +2082,35 @@
         <w:rPr>
           <w:color w:val="000000"/>
         </w:rPr>
-        <w:t xml:space="preserve">Each configuration is encoded as a state vector: an array of length n where state[i] = the peg holding disk i. The BFS explores every state reachable from the initial configuration, layer by layer, </w:t>
+        <w:t>Each configuration is encoded as a state vector: an array of length n where state[</w:t>
+      </w:r>
+      <w:proofErr w:type="spellStart"/>
+      <w:r>
+        <w:rPr>
+          <w:color w:val="000000"/>
+        </w:rPr>
+        <w:t>i</w:t>
+      </w:r>
+      <w:proofErr w:type="spellEnd"/>
+      <w:r>
+        <w:rPr>
+          <w:color w:val="000000"/>
+        </w:rPr>
+        <w:t xml:space="preserve">] = the peg holding disk </w:t>
+      </w:r>
+      <w:proofErr w:type="spellStart"/>
+      <w:r>
+        <w:rPr>
+          <w:color w:val="000000"/>
+        </w:rPr>
+        <w:t>i</w:t>
+      </w:r>
+      <w:proofErr w:type="spellEnd"/>
+      <w:r>
+        <w:rPr>
+          <w:color w:val="000000"/>
+        </w:rPr>
+        <w:t xml:space="preserve">. The BFS explores every state reachable from the initial configuration, layer by layer, </w:t>
       </w:r>
       <w:r>
         <w:rPr>
@@ -1396,7 +2133,27 @@
           <w:sz w:val="18"/>
           <w:szCs w:val="18"/>
         </w:rPr>
-        <w:t>PROCEDURE BFS(n, start, goal):</w:t>
+        <w:t xml:space="preserve">PROCEDURE </w:t>
+      </w:r>
+      <w:proofErr w:type="gramStart"/>
+      <w:r>
+        <w:rPr>
+          <w:rFonts w:ascii="Courier New" w:eastAsia="Courier New" w:hAnsi="Courier New" w:cs="Courier New"/>
+          <w:color w:val="1A1A1A"/>
+          <w:sz w:val="18"/>
+          <w:szCs w:val="18"/>
+        </w:rPr>
+        <w:t>BFS(</w:t>
+      </w:r>
+      <w:proofErr w:type="gramEnd"/>
+      <w:r>
+        <w:rPr>
+          <w:rFonts w:ascii="Courier New" w:eastAsia="Courier New" w:hAnsi="Courier New" w:cs="Courier New"/>
+          <w:color w:val="1A1A1A"/>
+          <w:sz w:val="18"/>
+          <w:szCs w:val="18"/>
+        </w:rPr>
+        <w:t>n, start, goal):</w:t>
       </w:r>
     </w:p>
     <w:p>
@@ -1412,7 +2169,27 @@
           <w:sz w:val="18"/>
           <w:szCs w:val="18"/>
         </w:rPr>
-        <w:t xml:space="preserve">  queue := {start};  visited := {start};  parent := {}</w:t>
+        <w:t xml:space="preserve">  </w:t>
+      </w:r>
+      <w:proofErr w:type="gramStart"/>
+      <w:r>
+        <w:rPr>
+          <w:rFonts w:ascii="Courier New" w:eastAsia="Courier New" w:hAnsi="Courier New" w:cs="Courier New"/>
+          <w:color w:val="1A1A1A"/>
+          <w:sz w:val="18"/>
+          <w:szCs w:val="18"/>
+        </w:rPr>
+        <w:t>queue :</w:t>
+      </w:r>
+      <w:proofErr w:type="gramEnd"/>
+      <w:r>
+        <w:rPr>
+          <w:rFonts w:ascii="Courier New" w:eastAsia="Courier New" w:hAnsi="Courier New" w:cs="Courier New"/>
+          <w:color w:val="1A1A1A"/>
+          <w:sz w:val="18"/>
+          <w:szCs w:val="18"/>
+        </w:rPr>
+        <w:t>= {start};  visited := {start};  parent := {}</w:t>
       </w:r>
     </w:p>
     <w:p>
@@ -1444,7 +2221,47 @@
           <w:sz w:val="18"/>
           <w:szCs w:val="18"/>
         </w:rPr>
-        <w:t xml:space="preserve">    state := queue.dequeue()</w:t>
+        <w:t xml:space="preserve">    </w:t>
+      </w:r>
+      <w:proofErr w:type="gramStart"/>
+      <w:r>
+        <w:rPr>
+          <w:rFonts w:ascii="Courier New" w:eastAsia="Courier New" w:hAnsi="Courier New" w:cs="Courier New"/>
+          <w:color w:val="1A1A1A"/>
+          <w:sz w:val="18"/>
+          <w:szCs w:val="18"/>
+        </w:rPr>
+        <w:t>state :</w:t>
+      </w:r>
+      <w:proofErr w:type="gramEnd"/>
+      <w:r>
+        <w:rPr>
+          <w:rFonts w:ascii="Courier New" w:eastAsia="Courier New" w:hAnsi="Courier New" w:cs="Courier New"/>
+          <w:color w:val="1A1A1A"/>
+          <w:sz w:val="18"/>
+          <w:szCs w:val="18"/>
+        </w:rPr>
+        <w:t xml:space="preserve">= </w:t>
+      </w:r>
+      <w:proofErr w:type="spellStart"/>
+      <w:r>
+        <w:rPr>
+          <w:rFonts w:ascii="Courier New" w:eastAsia="Courier New" w:hAnsi="Courier New" w:cs="Courier New"/>
+          <w:color w:val="1A1A1A"/>
+          <w:sz w:val="18"/>
+          <w:szCs w:val="18"/>
+        </w:rPr>
+        <w:t>queue.dequeue</w:t>
+      </w:r>
+      <w:proofErr w:type="spellEnd"/>
+      <w:r>
+        <w:rPr>
+          <w:rFonts w:ascii="Courier New" w:eastAsia="Courier New" w:hAnsi="Courier New" w:cs="Courier New"/>
+          <w:color w:val="1A1A1A"/>
+          <w:sz w:val="18"/>
+          <w:szCs w:val="18"/>
+        </w:rPr>
+        <w:t>()</w:t>
       </w:r>
     </w:p>
     <w:p>
@@ -1460,7 +2277,27 @@
           <w:sz w:val="18"/>
           <w:szCs w:val="18"/>
         </w:rPr>
-        <w:t xml:space="preserve">    IF state = goal THEN RETURN reconstruct(parent, state)</w:t>
+        <w:t xml:space="preserve">    IF state = goal THEN RETURN </w:t>
+      </w:r>
+      <w:proofErr w:type="gramStart"/>
+      <w:r>
+        <w:rPr>
+          <w:rFonts w:ascii="Courier New" w:eastAsia="Courier New" w:hAnsi="Courier New" w:cs="Courier New"/>
+          <w:color w:val="1A1A1A"/>
+          <w:sz w:val="18"/>
+          <w:szCs w:val="18"/>
+        </w:rPr>
+        <w:t>reconstruct(</w:t>
+      </w:r>
+      <w:proofErr w:type="gramEnd"/>
+      <w:r>
+        <w:rPr>
+          <w:rFonts w:ascii="Courier New" w:eastAsia="Courier New" w:hAnsi="Courier New" w:cs="Courier New"/>
+          <w:color w:val="1A1A1A"/>
+          <w:sz w:val="18"/>
+          <w:szCs w:val="18"/>
+        </w:rPr>
+        <w:t>parent, state)</w:t>
       </w:r>
     </w:p>
     <w:p>
@@ -1492,7 +2329,47 @@
           <w:sz w:val="18"/>
           <w:szCs w:val="18"/>
         </w:rPr>
-        <w:t xml:space="preserve">      next := applyMove(state, m)</w:t>
+        <w:t xml:space="preserve">      </w:t>
+      </w:r>
+      <w:proofErr w:type="gramStart"/>
+      <w:r>
+        <w:rPr>
+          <w:rFonts w:ascii="Courier New" w:eastAsia="Courier New" w:hAnsi="Courier New" w:cs="Courier New"/>
+          <w:color w:val="1A1A1A"/>
+          <w:sz w:val="18"/>
+          <w:szCs w:val="18"/>
+        </w:rPr>
+        <w:t>next :</w:t>
+      </w:r>
+      <w:proofErr w:type="gramEnd"/>
+      <w:r>
+        <w:rPr>
+          <w:rFonts w:ascii="Courier New" w:eastAsia="Courier New" w:hAnsi="Courier New" w:cs="Courier New"/>
+          <w:color w:val="1A1A1A"/>
+          <w:sz w:val="18"/>
+          <w:szCs w:val="18"/>
+        </w:rPr>
+        <w:t xml:space="preserve">= </w:t>
+      </w:r>
+      <w:proofErr w:type="spellStart"/>
+      <w:r>
+        <w:rPr>
+          <w:rFonts w:ascii="Courier New" w:eastAsia="Courier New" w:hAnsi="Courier New" w:cs="Courier New"/>
+          <w:color w:val="1A1A1A"/>
+          <w:sz w:val="18"/>
+          <w:szCs w:val="18"/>
+        </w:rPr>
+        <w:t>applyMove</w:t>
+      </w:r>
+      <w:proofErr w:type="spellEnd"/>
+      <w:r>
+        <w:rPr>
+          <w:rFonts w:ascii="Courier New" w:eastAsia="Courier New" w:hAnsi="Courier New" w:cs="Courier New"/>
+          <w:color w:val="1A1A1A"/>
+          <w:sz w:val="18"/>
+          <w:szCs w:val="18"/>
+        </w:rPr>
+        <w:t>(state, m)</w:t>
       </w:r>
     </w:p>
     <w:p>
@@ -1524,7 +2401,87 @@
           <w:sz w:val="18"/>
           <w:szCs w:val="18"/>
         </w:rPr>
-        <w:t xml:space="preserve">        visited.add(next);  parent[next]:=(state,m);  queue.enqueue(next)</w:t>
+        <w:t xml:space="preserve">        </w:t>
+      </w:r>
+      <w:proofErr w:type="spellStart"/>
+      <w:r>
+        <w:rPr>
+          <w:rFonts w:ascii="Courier New" w:eastAsia="Courier New" w:hAnsi="Courier New" w:cs="Courier New"/>
+          <w:color w:val="1A1A1A"/>
+          <w:sz w:val="18"/>
+          <w:szCs w:val="18"/>
+        </w:rPr>
+        <w:t>visited.add</w:t>
+      </w:r>
+      <w:proofErr w:type="spellEnd"/>
+      <w:r>
+        <w:rPr>
+          <w:rFonts w:ascii="Courier New" w:eastAsia="Courier New" w:hAnsi="Courier New" w:cs="Courier New"/>
+          <w:color w:val="1A1A1A"/>
+          <w:sz w:val="18"/>
+          <w:szCs w:val="18"/>
+        </w:rPr>
+        <w:t>(next</w:t>
+      </w:r>
+      <w:proofErr w:type="gramStart"/>
+      <w:r>
+        <w:rPr>
+          <w:rFonts w:ascii="Courier New" w:eastAsia="Courier New" w:hAnsi="Courier New" w:cs="Courier New"/>
+          <w:color w:val="1A1A1A"/>
+          <w:sz w:val="18"/>
+          <w:szCs w:val="18"/>
+        </w:rPr>
+        <w:t>);  parent</w:t>
+      </w:r>
+      <w:proofErr w:type="gramEnd"/>
+      <w:r>
+        <w:rPr>
+          <w:rFonts w:ascii="Courier New" w:eastAsia="Courier New" w:hAnsi="Courier New" w:cs="Courier New"/>
+          <w:color w:val="1A1A1A"/>
+          <w:sz w:val="18"/>
+          <w:szCs w:val="18"/>
+        </w:rPr>
+        <w:t>[next]:=(</w:t>
+      </w:r>
+      <w:proofErr w:type="spellStart"/>
+      <w:r>
+        <w:rPr>
+          <w:rFonts w:ascii="Courier New" w:eastAsia="Courier New" w:hAnsi="Courier New" w:cs="Courier New"/>
+          <w:color w:val="1A1A1A"/>
+          <w:sz w:val="18"/>
+          <w:szCs w:val="18"/>
+        </w:rPr>
+        <w:t>state,m</w:t>
+      </w:r>
+      <w:proofErr w:type="spellEnd"/>
+      <w:r>
+        <w:rPr>
+          <w:rFonts w:ascii="Courier New" w:eastAsia="Courier New" w:hAnsi="Courier New" w:cs="Courier New"/>
+          <w:color w:val="1A1A1A"/>
+          <w:sz w:val="18"/>
+          <w:szCs w:val="18"/>
+        </w:rPr>
+        <w:t xml:space="preserve">);  </w:t>
+      </w:r>
+      <w:proofErr w:type="spellStart"/>
+      <w:r>
+        <w:rPr>
+          <w:rFonts w:ascii="Courier New" w:eastAsia="Courier New" w:hAnsi="Courier New" w:cs="Courier New"/>
+          <w:color w:val="1A1A1A"/>
+          <w:sz w:val="18"/>
+          <w:szCs w:val="18"/>
+        </w:rPr>
+        <w:t>queue.enqueue</w:t>
+      </w:r>
+      <w:proofErr w:type="spellEnd"/>
+      <w:r>
+        <w:rPr>
+          <w:rFonts w:ascii="Courier New" w:eastAsia="Courier New" w:hAnsi="Courier New" w:cs="Courier New"/>
+          <w:color w:val="1A1A1A"/>
+          <w:sz w:val="18"/>
+          <w:szCs w:val="18"/>
+        </w:rPr>
+        <w:t>(next)</w:t>
       </w:r>
     </w:p>
     <w:p>
@@ -1540,7 +2497,27 @@
           <w:sz w:val="18"/>
           <w:szCs w:val="18"/>
         </w:rPr>
-        <w:t xml:space="preserve">  RETURN failure  // should not occur for valid inputs</w:t>
+        <w:t xml:space="preserve">  RETURN </w:t>
+      </w:r>
+      <w:proofErr w:type="gramStart"/>
+      <w:r>
+        <w:rPr>
+          <w:rFonts w:ascii="Courier New" w:eastAsia="Courier New" w:hAnsi="Courier New" w:cs="Courier New"/>
+          <w:color w:val="1A1A1A"/>
+          <w:sz w:val="18"/>
+          <w:szCs w:val="18"/>
+        </w:rPr>
+        <w:t>failure  /</w:t>
+      </w:r>
+      <w:proofErr w:type="gramEnd"/>
+      <w:r>
+        <w:rPr>
+          <w:rFonts w:ascii="Courier New" w:eastAsia="Courier New" w:hAnsi="Courier New" w:cs="Courier New"/>
+          <w:color w:val="1A1A1A"/>
+          <w:sz w:val="18"/>
+          <w:szCs w:val="18"/>
+        </w:rPr>
+        <w:t>/ should not occur for valid inputs</w:t>
       </w:r>
     </w:p>
     <w:p/>
@@ -1673,7 +2650,21 @@
         <w:rPr>
           <w:color w:val="000000"/>
         </w:rPr>
-        <w:t>Exponential time: O(4ⁿ · n) to process all states with n-length vector comparisons.</w:t>
+        <w:t xml:space="preserve">Exponential time: </w:t>
+      </w:r>
+      <w:proofErr w:type="gramStart"/>
+      <w:r>
+        <w:rPr>
+          <w:color w:val="000000"/>
+        </w:rPr>
+        <w:t>O(</w:t>
+      </w:r>
+      <w:proofErr w:type="gramEnd"/>
+      <w:r>
+        <w:rPr>
+          <w:color w:val="000000"/>
+        </w:rPr>
+        <w:t>4ⁿ · n) to process all states with n-length vector comparisons.</w:t>
       </w:r>
     </w:p>
     <w:p>
@@ -1888,7 +2879,21 @@
         <w:rPr>
           <w:color w:val="000000"/>
         </w:rPr>
-        <w:t>Time: O(4ⁿ · n) — exponential in n.</w:t>
+        <w:t xml:space="preserve">Time: </w:t>
+      </w:r>
+      <w:proofErr w:type="gramStart"/>
+      <w:r>
+        <w:rPr>
+          <w:color w:val="000000"/>
+        </w:rPr>
+        <w:t>O(</w:t>
+      </w:r>
+      <w:proofErr w:type="gramEnd"/>
+      <w:r>
+        <w:rPr>
+          <w:color w:val="000000"/>
+        </w:rPr>
+        <w:t>4ⁿ · n) — exponential in n.</w:t>
       </w:r>
     </w:p>
     <w:p>
@@ -1905,7 +2910,21 @@
         <w:rPr>
           <w:color w:val="000000"/>
         </w:rPr>
-        <w:t>Space: O(4ⁿ · n) — must store the entire visited frontier.</w:t>
+        <w:t xml:space="preserve">Space: </w:t>
+      </w:r>
+      <w:proofErr w:type="gramStart"/>
+      <w:r>
+        <w:rPr>
+          <w:color w:val="000000"/>
+        </w:rPr>
+        <w:t>O(</w:t>
+      </w:r>
+      <w:proofErr w:type="gramEnd"/>
+      <w:r>
+        <w:rPr>
+          <w:color w:val="000000"/>
+        </w:rPr>
+        <w:t>4ⁿ · n) — must store the entire visited frontier.</w:t>
       </w:r>
     </w:p>
     <w:p>
@@ -1973,7 +2992,21 @@
         <w:rPr>
           <w:color w:val="000000"/>
         </w:rPr>
-        <w:t>A* is an informed graph search algorithm that uses a heuristic function h(s) to estimate the remaining cost from any state s to the goal. It maintains a priority queue ordered by f(s) = g(s) + h(s), where g(s) is the actual cost from the start state to s, and h(s) is the heuristic estimate of the cost from s to the goal. When h(s) is admissible (never overestimates the true remaining cost), A* is guaranteed to find the optimal solution while exploring fewer states than uninformed BFS.</w:t>
+        <w:t xml:space="preserve">A* is an informed graph search algorithm that uses a heuristic function h(s) to estimate the remaining cost from any </w:t>
+      </w:r>
+      <w:proofErr w:type="spellStart"/>
+      <w:r>
+        <w:rPr>
+          <w:color w:val="000000"/>
+        </w:rPr>
+        <w:t>state s</w:t>
+      </w:r>
+      <w:proofErr w:type="spellEnd"/>
+      <w:r>
+        <w:rPr>
+          <w:color w:val="000000"/>
+        </w:rPr>
+        <w:t xml:space="preserve"> to the goal. It maintains a priority queue ordered by f(s) = g(s) + h(s), where g(s) is the actual cost from the start state to s, and h(s) is the heuristic estimate of the cost from s to the goal. When h(s) is admissible (never overestimates the true remaining cost), A* is guaranteed to find the optimal solution while exploring fewer states than uninformed BFS.</w:t>
       </w:r>
     </w:p>
     <w:p>
@@ -2007,7 +3040,49 @@
         <w:rPr>
           <w:color w:val="000000"/>
         </w:rPr>
-        <w:t>For Tower of Hanoi, an admissible heuristic is: h(s) = number of disks not yet on the destination peg. This is admissible because each disk not on the destination peg requires at least one move to get there. A* explores states in order of f(s) = moves_so_far + h(state), prioritising states that appear closest to the goal.</w:t>
+        <w:t xml:space="preserve">For Tower of Hanoi, an admissible heuristic </w:t>
+      </w:r>
+      <w:proofErr w:type="gramStart"/>
+      <w:r>
+        <w:rPr>
+          <w:color w:val="000000"/>
+        </w:rPr>
+        <w:t>is:</w:t>
+      </w:r>
+      <w:proofErr w:type="gramEnd"/>
+      <w:r>
+        <w:rPr>
+          <w:color w:val="000000"/>
+        </w:rPr>
+        <w:t xml:space="preserve"> h(s) = number of disks not yet on the destination peg. This is admissible because each disk not on the destination peg requires at least one move to get there. A* explores states in order of f(s) = </w:t>
+      </w:r>
+      <w:proofErr w:type="spellStart"/>
+      <w:r>
+        <w:rPr>
+          <w:color w:val="000000"/>
+        </w:rPr>
+        <w:t>moves_so_far</w:t>
+      </w:r>
+      <w:proofErr w:type="spellEnd"/>
+      <w:r>
+        <w:rPr>
+          <w:color w:val="000000"/>
+        </w:rPr>
+        <w:t xml:space="preserve"> + h(state), </w:t>
+      </w:r>
+      <w:proofErr w:type="spellStart"/>
+      <w:r>
+        <w:rPr>
+          <w:color w:val="000000"/>
+        </w:rPr>
+        <w:t>prioritising</w:t>
+      </w:r>
+      <w:proofErr w:type="spellEnd"/>
+      <w:r>
+        <w:rPr>
+          <w:color w:val="000000"/>
+        </w:rPr>
+        <w:t xml:space="preserve"> states that appear closest to the goal.</w:t>
       </w:r>
     </w:p>
     <w:p>
@@ -2023,7 +3098,38 @@
           <w:sz w:val="18"/>
           <w:szCs w:val="18"/>
         </w:rPr>
-        <w:t>PROCEDURE AStar(start, goal, h):</w:t>
+        <w:t xml:space="preserve">PROCEDURE </w:t>
+      </w:r>
+      <w:proofErr w:type="spellStart"/>
+      <w:proofErr w:type="gramStart"/>
+      <w:r>
+        <w:rPr>
+          <w:rFonts w:ascii="Courier New" w:eastAsia="Courier New" w:hAnsi="Courier New" w:cs="Courier New"/>
+          <w:color w:val="1A1A1A"/>
+          <w:sz w:val="18"/>
+          <w:szCs w:val="18"/>
+        </w:rPr>
+        <w:t>AStar</w:t>
+      </w:r>
+      <w:proofErr w:type="spellEnd"/>
+      <w:r>
+        <w:rPr>
+          <w:rFonts w:ascii="Courier New" w:eastAsia="Courier New" w:hAnsi="Courier New" w:cs="Courier New"/>
+          <w:color w:val="1A1A1A"/>
+          <w:sz w:val="18"/>
+          <w:szCs w:val="18"/>
+        </w:rPr>
+        <w:t>(</w:t>
+      </w:r>
+      <w:proofErr w:type="gramEnd"/>
+      <w:r>
+        <w:rPr>
+          <w:rFonts w:ascii="Courier New" w:eastAsia="Courier New" w:hAnsi="Courier New" w:cs="Courier New"/>
+          <w:color w:val="1A1A1A"/>
+          <w:sz w:val="18"/>
+          <w:szCs w:val="18"/>
+        </w:rPr>
+        <w:t>start, goal, h):</w:t>
       </w:r>
     </w:p>
     <w:p>
@@ -2039,7 +3145,47 @@
           <w:sz w:val="18"/>
           <w:szCs w:val="18"/>
         </w:rPr>
-        <w:t xml:space="preserve">  open := priority_queue ordered by f = g + h</w:t>
+        <w:t xml:space="preserve">  </w:t>
+      </w:r>
+      <w:proofErr w:type="gramStart"/>
+      <w:r>
+        <w:rPr>
+          <w:rFonts w:ascii="Courier New" w:eastAsia="Courier New" w:hAnsi="Courier New" w:cs="Courier New"/>
+          <w:color w:val="1A1A1A"/>
+          <w:sz w:val="18"/>
+          <w:szCs w:val="18"/>
+        </w:rPr>
+        <w:t>open :</w:t>
+      </w:r>
+      <w:proofErr w:type="gramEnd"/>
+      <w:r>
+        <w:rPr>
+          <w:rFonts w:ascii="Courier New" w:eastAsia="Courier New" w:hAnsi="Courier New" w:cs="Courier New"/>
+          <w:color w:val="1A1A1A"/>
+          <w:sz w:val="18"/>
+          <w:szCs w:val="18"/>
+        </w:rPr>
+        <w:t xml:space="preserve">= </w:t>
+      </w:r>
+      <w:proofErr w:type="spellStart"/>
+      <w:r>
+        <w:rPr>
+          <w:rFonts w:ascii="Courier New" w:eastAsia="Courier New" w:hAnsi="Courier New" w:cs="Courier New"/>
+          <w:color w:val="1A1A1A"/>
+          <w:sz w:val="18"/>
+          <w:szCs w:val="18"/>
+        </w:rPr>
+        <w:t>priority_queue</w:t>
+      </w:r>
+      <w:proofErr w:type="spellEnd"/>
+      <w:r>
+        <w:rPr>
+          <w:rFonts w:ascii="Courier New" w:eastAsia="Courier New" w:hAnsi="Courier New" w:cs="Courier New"/>
+          <w:color w:val="1A1A1A"/>
+          <w:sz w:val="18"/>
+          <w:szCs w:val="18"/>
+        </w:rPr>
+        <w:t xml:space="preserve"> ordered by f = g + h</w:t>
       </w:r>
     </w:p>
     <w:p>
@@ -2055,7 +3201,29 @@
           <w:sz w:val="18"/>
           <w:szCs w:val="18"/>
         </w:rPr>
-        <w:t xml:space="preserve">  open.insert(start, f=h(start));  g := {start: 0}</w:t>
+        <w:t xml:space="preserve">  </w:t>
+      </w:r>
+      <w:proofErr w:type="spellStart"/>
+      <w:proofErr w:type="gramStart"/>
+      <w:r>
+        <w:rPr>
+          <w:rFonts w:ascii="Courier New" w:eastAsia="Courier New" w:hAnsi="Courier New" w:cs="Courier New"/>
+          <w:color w:val="1A1A1A"/>
+          <w:sz w:val="18"/>
+          <w:szCs w:val="18"/>
+        </w:rPr>
+        <w:t>open.insert</w:t>
+      </w:r>
+      <w:proofErr w:type="spellEnd"/>
+      <w:proofErr w:type="gramEnd"/>
+      <w:r>
+        <w:rPr>
+          <w:rFonts w:ascii="Courier New" w:eastAsia="Courier New" w:hAnsi="Courier New" w:cs="Courier New"/>
+          <w:color w:val="1A1A1A"/>
+          <w:sz w:val="18"/>
+          <w:szCs w:val="18"/>
+        </w:rPr>
+        <w:t>(start, f=h(start));  g := {start: 0}</w:t>
       </w:r>
     </w:p>
     <w:p>
@@ -2087,7 +3255,47 @@
           <w:sz w:val="18"/>
           <w:szCs w:val="18"/>
         </w:rPr>
-        <w:t xml:space="preserve">    state := open.extractMin()</w:t>
+        <w:t xml:space="preserve">    </w:t>
+      </w:r>
+      <w:proofErr w:type="gramStart"/>
+      <w:r>
+        <w:rPr>
+          <w:rFonts w:ascii="Courier New" w:eastAsia="Courier New" w:hAnsi="Courier New" w:cs="Courier New"/>
+          <w:color w:val="1A1A1A"/>
+          <w:sz w:val="18"/>
+          <w:szCs w:val="18"/>
+        </w:rPr>
+        <w:t>state :</w:t>
+      </w:r>
+      <w:proofErr w:type="gramEnd"/>
+      <w:r>
+        <w:rPr>
+          <w:rFonts w:ascii="Courier New" w:eastAsia="Courier New" w:hAnsi="Courier New" w:cs="Courier New"/>
+          <w:color w:val="1A1A1A"/>
+          <w:sz w:val="18"/>
+          <w:szCs w:val="18"/>
+        </w:rPr>
+        <w:t xml:space="preserve">= </w:t>
+      </w:r>
+      <w:proofErr w:type="spellStart"/>
+      <w:r>
+        <w:rPr>
+          <w:rFonts w:ascii="Courier New" w:eastAsia="Courier New" w:hAnsi="Courier New" w:cs="Courier New"/>
+          <w:color w:val="1A1A1A"/>
+          <w:sz w:val="18"/>
+          <w:szCs w:val="18"/>
+        </w:rPr>
+        <w:t>open.extractMin</w:t>
+      </w:r>
+      <w:proofErr w:type="spellEnd"/>
+      <w:r>
+        <w:rPr>
+          <w:rFonts w:ascii="Courier New" w:eastAsia="Courier New" w:hAnsi="Courier New" w:cs="Courier New"/>
+          <w:color w:val="1A1A1A"/>
+          <w:sz w:val="18"/>
+          <w:szCs w:val="18"/>
+        </w:rPr>
+        <w:t>()</w:t>
       </w:r>
     </w:p>
     <w:p>
@@ -2135,7 +3343,47 @@
           <w:sz w:val="18"/>
           <w:szCs w:val="18"/>
         </w:rPr>
-        <w:t xml:space="preserve">      tentative_g := g[state] + 1</w:t>
+        <w:t xml:space="preserve">      </w:t>
+      </w:r>
+      <w:proofErr w:type="spellStart"/>
+      <w:r>
+        <w:rPr>
+          <w:rFonts w:ascii="Courier New" w:eastAsia="Courier New" w:hAnsi="Courier New" w:cs="Courier New"/>
+          <w:color w:val="1A1A1A"/>
+          <w:sz w:val="18"/>
+          <w:szCs w:val="18"/>
+        </w:rPr>
+        <w:t>tentative_</w:t>
+      </w:r>
+      <w:proofErr w:type="gramStart"/>
+      <w:r>
+        <w:rPr>
+          <w:rFonts w:ascii="Courier New" w:eastAsia="Courier New" w:hAnsi="Courier New" w:cs="Courier New"/>
+          <w:color w:val="1A1A1A"/>
+          <w:sz w:val="18"/>
+          <w:szCs w:val="18"/>
+        </w:rPr>
+        <w:t>g</w:t>
+      </w:r>
+      <w:proofErr w:type="spellEnd"/>
+      <w:r>
+        <w:rPr>
+          <w:rFonts w:ascii="Courier New" w:eastAsia="Courier New" w:hAnsi="Courier New" w:cs="Courier New"/>
+          <w:color w:val="1A1A1A"/>
+          <w:sz w:val="18"/>
+          <w:szCs w:val="18"/>
+        </w:rPr>
+        <w:t xml:space="preserve"> :</w:t>
+      </w:r>
+      <w:proofErr w:type="gramEnd"/>
+      <w:r>
+        <w:rPr>
+          <w:rFonts w:ascii="Courier New" w:eastAsia="Courier New" w:hAnsi="Courier New" w:cs="Courier New"/>
+          <w:color w:val="1A1A1A"/>
+          <w:sz w:val="18"/>
+          <w:szCs w:val="18"/>
+        </w:rPr>
+        <w:t>= g[state] + 1</w:t>
       </w:r>
     </w:p>
     <w:p>
@@ -2151,7 +3399,58 @@
           <w:sz w:val="18"/>
           <w:szCs w:val="18"/>
         </w:rPr>
-        <w:t xml:space="preserve">      IF tentative_g &lt; g.get(next, INF) THEN</w:t>
+        <w:t xml:space="preserve">      IF </w:t>
+      </w:r>
+      <w:proofErr w:type="spellStart"/>
+      <w:r>
+        <w:rPr>
+          <w:rFonts w:ascii="Courier New" w:eastAsia="Courier New" w:hAnsi="Courier New" w:cs="Courier New"/>
+          <w:color w:val="1A1A1A"/>
+          <w:sz w:val="18"/>
+          <w:szCs w:val="18"/>
+        </w:rPr>
+        <w:t>tentative_g</w:t>
+      </w:r>
+      <w:proofErr w:type="spellEnd"/>
+      <w:r>
+        <w:rPr>
+          <w:rFonts w:ascii="Courier New" w:eastAsia="Courier New" w:hAnsi="Courier New" w:cs="Courier New"/>
+          <w:color w:val="1A1A1A"/>
+          <w:sz w:val="18"/>
+          <w:szCs w:val="18"/>
+        </w:rPr>
+        <w:t xml:space="preserve"> &lt; </w:t>
+      </w:r>
+      <w:proofErr w:type="spellStart"/>
+      <w:proofErr w:type="gramStart"/>
+      <w:r>
+        <w:rPr>
+          <w:rFonts w:ascii="Courier New" w:eastAsia="Courier New" w:hAnsi="Courier New" w:cs="Courier New"/>
+          <w:color w:val="1A1A1A"/>
+          <w:sz w:val="18"/>
+          <w:szCs w:val="18"/>
+        </w:rPr>
+        <w:t>g.get</w:t>
+      </w:r>
+      <w:proofErr w:type="spellEnd"/>
+      <w:r>
+        <w:rPr>
+          <w:rFonts w:ascii="Courier New" w:eastAsia="Courier New" w:hAnsi="Courier New" w:cs="Courier New"/>
+          <w:color w:val="1A1A1A"/>
+          <w:sz w:val="18"/>
+          <w:szCs w:val="18"/>
+        </w:rPr>
+        <w:t>(</w:t>
+      </w:r>
+      <w:proofErr w:type="gramEnd"/>
+      <w:r>
+        <w:rPr>
+          <w:rFonts w:ascii="Courier New" w:eastAsia="Courier New" w:hAnsi="Courier New" w:cs="Courier New"/>
+          <w:color w:val="1A1A1A"/>
+          <w:sz w:val="18"/>
+          <w:szCs w:val="18"/>
+        </w:rPr>
+        <w:t>next, INF) THEN</w:t>
       </w:r>
     </w:p>
     <w:p>
@@ -2167,8 +3466,39 @@
           <w:sz w:val="18"/>
           <w:szCs w:val="18"/>
         </w:rPr>
-        <w:t xml:space="preserve">        g[next] := tentative_g</w:t>
-      </w:r>
+        <w:t xml:space="preserve">        g[next</w:t>
+      </w:r>
+      <w:proofErr w:type="gramStart"/>
+      <w:r>
+        <w:rPr>
+          <w:rFonts w:ascii="Courier New" w:eastAsia="Courier New" w:hAnsi="Courier New" w:cs="Courier New"/>
+          <w:color w:val="1A1A1A"/>
+          <w:sz w:val="18"/>
+          <w:szCs w:val="18"/>
+        </w:rPr>
+        <w:t>] :</w:t>
+      </w:r>
+      <w:proofErr w:type="gramEnd"/>
+      <w:r>
+        <w:rPr>
+          <w:rFonts w:ascii="Courier New" w:eastAsia="Courier New" w:hAnsi="Courier New" w:cs="Courier New"/>
+          <w:color w:val="1A1A1A"/>
+          <w:sz w:val="18"/>
+          <w:szCs w:val="18"/>
+        </w:rPr>
+        <w:t xml:space="preserve">= </w:t>
+      </w:r>
+      <w:proofErr w:type="spellStart"/>
+      <w:r>
+        <w:rPr>
+          <w:rFonts w:ascii="Courier New" w:eastAsia="Courier New" w:hAnsi="Courier New" w:cs="Courier New"/>
+          <w:color w:val="1A1A1A"/>
+          <w:sz w:val="18"/>
+          <w:szCs w:val="18"/>
+        </w:rPr>
+        <w:t>tentative_g</w:t>
+      </w:r>
+      <w:proofErr w:type="spellEnd"/>
     </w:p>
     <w:p>
       <w:pPr>
@@ -2183,7 +3513,49 @@
           <w:sz w:val="18"/>
           <w:szCs w:val="18"/>
         </w:rPr>
-        <w:t xml:space="preserve">        open.insert(next, f = tentative_g + h(next))</w:t>
+        <w:t xml:space="preserve">        </w:t>
+      </w:r>
+      <w:proofErr w:type="spellStart"/>
+      <w:proofErr w:type="gramStart"/>
+      <w:r>
+        <w:rPr>
+          <w:rFonts w:ascii="Courier New" w:eastAsia="Courier New" w:hAnsi="Courier New" w:cs="Courier New"/>
+          <w:color w:val="1A1A1A"/>
+          <w:sz w:val="18"/>
+          <w:szCs w:val="18"/>
+        </w:rPr>
+        <w:t>open.insert</w:t>
+      </w:r>
+      <w:proofErr w:type="spellEnd"/>
+      <w:proofErr w:type="gramEnd"/>
+      <w:r>
+        <w:rPr>
+          <w:rFonts w:ascii="Courier New" w:eastAsia="Courier New" w:hAnsi="Courier New" w:cs="Courier New"/>
+          <w:color w:val="1A1A1A"/>
+          <w:sz w:val="18"/>
+          <w:szCs w:val="18"/>
+        </w:rPr>
+        <w:t xml:space="preserve">(next, f = </w:t>
+      </w:r>
+      <w:proofErr w:type="spellStart"/>
+      <w:r>
+        <w:rPr>
+          <w:rFonts w:ascii="Courier New" w:eastAsia="Courier New" w:hAnsi="Courier New" w:cs="Courier New"/>
+          <w:color w:val="1A1A1A"/>
+          <w:sz w:val="18"/>
+          <w:szCs w:val="18"/>
+        </w:rPr>
+        <w:t>tentative_g</w:t>
+      </w:r>
+      <w:proofErr w:type="spellEnd"/>
+      <w:r>
+        <w:rPr>
+          <w:rFonts w:ascii="Courier New" w:eastAsia="Courier New" w:hAnsi="Courier New" w:cs="Courier New"/>
+          <w:color w:val="1A1A1A"/>
+          <w:sz w:val="18"/>
+          <w:szCs w:val="18"/>
+        </w:rPr>
+        <w:t xml:space="preserve"> + h(next))</w:t>
       </w:r>
     </w:p>
     <w:p/>
@@ -2308,7 +3680,21 @@
         <w:rPr>
           <w:color w:val="000000"/>
         </w:rPr>
-        <w:t>The best known admissible heuristics for Tower of Hanoi are weak, offering limited pruning.</w:t>
+        <w:t xml:space="preserve">The </w:t>
+      </w:r>
+      <w:proofErr w:type="gramStart"/>
+      <w:r>
+        <w:rPr>
+          <w:color w:val="000000"/>
+        </w:rPr>
+        <w:t>best known</w:t>
+      </w:r>
+      <w:proofErr w:type="gramEnd"/>
+      <w:r>
+        <w:rPr>
+          <w:color w:val="000000"/>
+        </w:rPr>
+        <w:t xml:space="preserve"> admissible heuristics for Tower of Hanoi are weak, offering limited pruning.</w:t>
       </w:r>
     </w:p>
     <w:p>
@@ -2588,7 +3974,47 @@
           <w:sz w:val="18"/>
           <w:szCs w:val="18"/>
         </w:rPr>
-        <w:t>PROCEDURE Hanoi3(n, src, dst, aux):</w:t>
+        <w:t xml:space="preserve">PROCEDURE Hanoi3(n, </w:t>
+      </w:r>
+      <w:proofErr w:type="spellStart"/>
+      <w:r>
+        <w:rPr>
+          <w:rFonts w:ascii="Courier New" w:eastAsia="Courier New" w:hAnsi="Courier New" w:cs="Courier New"/>
+          <w:color w:val="1A1A1A"/>
+          <w:sz w:val="18"/>
+          <w:szCs w:val="18"/>
+        </w:rPr>
+        <w:t>src</w:t>
+      </w:r>
+      <w:proofErr w:type="spellEnd"/>
+      <w:r>
+        <w:rPr>
+          <w:rFonts w:ascii="Courier New" w:eastAsia="Courier New" w:hAnsi="Courier New" w:cs="Courier New"/>
+          <w:color w:val="1A1A1A"/>
+          <w:sz w:val="18"/>
+          <w:szCs w:val="18"/>
+        </w:rPr>
+        <w:t xml:space="preserve">, </w:t>
+      </w:r>
+      <w:proofErr w:type="spellStart"/>
+      <w:r>
+        <w:rPr>
+          <w:rFonts w:ascii="Courier New" w:eastAsia="Courier New" w:hAnsi="Courier New" w:cs="Courier New"/>
+          <w:color w:val="1A1A1A"/>
+          <w:sz w:val="18"/>
+          <w:szCs w:val="18"/>
+        </w:rPr>
+        <w:t>dst</w:t>
+      </w:r>
+      <w:proofErr w:type="spellEnd"/>
+      <w:r>
+        <w:rPr>
+          <w:rFonts w:ascii="Courier New" w:eastAsia="Courier New" w:hAnsi="Courier New" w:cs="Courier New"/>
+          <w:color w:val="1A1A1A"/>
+          <w:sz w:val="18"/>
+          <w:szCs w:val="18"/>
+        </w:rPr>
+        <w:t>, aux):</w:t>
       </w:r>
     </w:p>
     <w:p>
@@ -2620,7 +4046,58 @@
           <w:sz w:val="18"/>
           <w:szCs w:val="18"/>
         </w:rPr>
-        <w:t xml:space="preserve">  Hanoi3(n-1, src, aux, dst)   // Divide: move n-1 disks to aux</w:t>
+        <w:t xml:space="preserve">  Hanoi3(n-1, </w:t>
+      </w:r>
+      <w:proofErr w:type="spellStart"/>
+      <w:r>
+        <w:rPr>
+          <w:rFonts w:ascii="Courier New" w:eastAsia="Courier New" w:hAnsi="Courier New" w:cs="Courier New"/>
+          <w:color w:val="1A1A1A"/>
+          <w:sz w:val="18"/>
+          <w:szCs w:val="18"/>
+        </w:rPr>
+        <w:t>src</w:t>
+      </w:r>
+      <w:proofErr w:type="spellEnd"/>
+      <w:r>
+        <w:rPr>
+          <w:rFonts w:ascii="Courier New" w:eastAsia="Courier New" w:hAnsi="Courier New" w:cs="Courier New"/>
+          <w:color w:val="1A1A1A"/>
+          <w:sz w:val="18"/>
+          <w:szCs w:val="18"/>
+        </w:rPr>
+        <w:t xml:space="preserve">, aux, </w:t>
+      </w:r>
+      <w:proofErr w:type="spellStart"/>
+      <w:proofErr w:type="gramStart"/>
+      <w:r>
+        <w:rPr>
+          <w:rFonts w:ascii="Courier New" w:eastAsia="Courier New" w:hAnsi="Courier New" w:cs="Courier New"/>
+          <w:color w:val="1A1A1A"/>
+          <w:sz w:val="18"/>
+          <w:szCs w:val="18"/>
+        </w:rPr>
+        <w:t>dst</w:t>
+      </w:r>
+      <w:proofErr w:type="spellEnd"/>
+      <w:r>
+        <w:rPr>
+          <w:rFonts w:ascii="Courier New" w:eastAsia="Courier New" w:hAnsi="Courier New" w:cs="Courier New"/>
+          <w:color w:val="1A1A1A"/>
+          <w:sz w:val="18"/>
+          <w:szCs w:val="18"/>
+        </w:rPr>
+        <w:t xml:space="preserve">)   </w:t>
+      </w:r>
+      <w:proofErr w:type="gramEnd"/>
+      <w:r>
+        <w:rPr>
+          <w:rFonts w:ascii="Courier New" w:eastAsia="Courier New" w:hAnsi="Courier New" w:cs="Courier New"/>
+          <w:color w:val="1A1A1A"/>
+          <w:sz w:val="18"/>
+          <w:szCs w:val="18"/>
+        </w:rPr>
+        <w:t>// Divide: move n-1 disks to aux</w:t>
       </w:r>
     </w:p>
     <w:p>
@@ -2636,7 +4113,58 @@
           <w:sz w:val="18"/>
           <w:szCs w:val="18"/>
         </w:rPr>
-        <w:t xml:space="preserve">  OUTPUT Move(src, dst)         // Conquer: move disk n to destination</w:t>
+        <w:t xml:space="preserve">  OUTPUT </w:t>
+      </w:r>
+      <w:proofErr w:type="gramStart"/>
+      <w:r>
+        <w:rPr>
+          <w:rFonts w:ascii="Courier New" w:eastAsia="Courier New" w:hAnsi="Courier New" w:cs="Courier New"/>
+          <w:color w:val="1A1A1A"/>
+          <w:sz w:val="18"/>
+          <w:szCs w:val="18"/>
+        </w:rPr>
+        <w:t>Move(</w:t>
+      </w:r>
+      <w:proofErr w:type="spellStart"/>
+      <w:proofErr w:type="gramEnd"/>
+      <w:r>
+        <w:rPr>
+          <w:rFonts w:ascii="Courier New" w:eastAsia="Courier New" w:hAnsi="Courier New" w:cs="Courier New"/>
+          <w:color w:val="1A1A1A"/>
+          <w:sz w:val="18"/>
+          <w:szCs w:val="18"/>
+        </w:rPr>
+        <w:t>src</w:t>
+      </w:r>
+      <w:proofErr w:type="spellEnd"/>
+      <w:r>
+        <w:rPr>
+          <w:rFonts w:ascii="Courier New" w:eastAsia="Courier New" w:hAnsi="Courier New" w:cs="Courier New"/>
+          <w:color w:val="1A1A1A"/>
+          <w:sz w:val="18"/>
+          <w:szCs w:val="18"/>
+        </w:rPr>
+        <w:t xml:space="preserve">, </w:t>
+      </w:r>
+      <w:proofErr w:type="spellStart"/>
+      <w:r>
+        <w:rPr>
+          <w:rFonts w:ascii="Courier New" w:eastAsia="Courier New" w:hAnsi="Courier New" w:cs="Courier New"/>
+          <w:color w:val="1A1A1A"/>
+          <w:sz w:val="18"/>
+          <w:szCs w:val="18"/>
+        </w:rPr>
+        <w:t>dst</w:t>
+      </w:r>
+      <w:proofErr w:type="spellEnd"/>
+      <w:r>
+        <w:rPr>
+          <w:rFonts w:ascii="Courier New" w:eastAsia="Courier New" w:hAnsi="Courier New" w:cs="Courier New"/>
+          <w:color w:val="1A1A1A"/>
+          <w:sz w:val="18"/>
+          <w:szCs w:val="18"/>
+        </w:rPr>
+        <w:t>)         // Conquer: move disk n to destination</w:t>
       </w:r>
     </w:p>
     <w:p>
@@ -2652,8 +4180,70 @@
           <w:sz w:val="18"/>
           <w:szCs w:val="18"/>
         </w:rPr>
-        <w:t xml:space="preserve">  Hanoi3(n-1, aux, dst, src)   // Combine: move n-1 from aux to dst</w:t>
-      </w:r>
+        <w:t xml:space="preserve">  Hanoi3(n-1, aux, </w:t>
+      </w:r>
+      <w:proofErr w:type="spellStart"/>
+      <w:r>
+        <w:rPr>
+          <w:rFonts w:ascii="Courier New" w:eastAsia="Courier New" w:hAnsi="Courier New" w:cs="Courier New"/>
+          <w:color w:val="1A1A1A"/>
+          <w:sz w:val="18"/>
+          <w:szCs w:val="18"/>
+        </w:rPr>
+        <w:t>dst</w:t>
+      </w:r>
+      <w:proofErr w:type="spellEnd"/>
+      <w:r>
+        <w:rPr>
+          <w:rFonts w:ascii="Courier New" w:eastAsia="Courier New" w:hAnsi="Courier New" w:cs="Courier New"/>
+          <w:color w:val="1A1A1A"/>
+          <w:sz w:val="18"/>
+          <w:szCs w:val="18"/>
+        </w:rPr>
+        <w:t xml:space="preserve">, </w:t>
+      </w:r>
+      <w:proofErr w:type="spellStart"/>
+      <w:proofErr w:type="gramStart"/>
+      <w:r>
+        <w:rPr>
+          <w:rFonts w:ascii="Courier New" w:eastAsia="Courier New" w:hAnsi="Courier New" w:cs="Courier New"/>
+          <w:color w:val="1A1A1A"/>
+          <w:sz w:val="18"/>
+          <w:szCs w:val="18"/>
+        </w:rPr>
+        <w:t>src</w:t>
+      </w:r>
+      <w:proofErr w:type="spellEnd"/>
+      <w:r>
+        <w:rPr>
+          <w:rFonts w:ascii="Courier New" w:eastAsia="Courier New" w:hAnsi="Courier New" w:cs="Courier New"/>
+          <w:color w:val="1A1A1A"/>
+          <w:sz w:val="18"/>
+          <w:szCs w:val="18"/>
+        </w:rPr>
+        <w:t xml:space="preserve">)   </w:t>
+      </w:r>
+      <w:proofErr w:type="gramEnd"/>
+      <w:r>
+        <w:rPr>
+          <w:rFonts w:ascii="Courier New" w:eastAsia="Courier New" w:hAnsi="Courier New" w:cs="Courier New"/>
+          <w:color w:val="1A1A1A"/>
+          <w:sz w:val="18"/>
+          <w:szCs w:val="18"/>
+        </w:rPr>
+        <w:t xml:space="preserve">// Combine: move n-1 from aux to </w:t>
+      </w:r>
+      <w:proofErr w:type="spellStart"/>
+      <w:r>
+        <w:rPr>
+          <w:rFonts w:ascii="Courier New" w:eastAsia="Courier New" w:hAnsi="Courier New" w:cs="Courier New"/>
+          <w:color w:val="1A1A1A"/>
+          <w:sz w:val="18"/>
+          <w:szCs w:val="18"/>
+        </w:rPr>
+        <w:t>dst</w:t>
+      </w:r>
+      <w:proofErr w:type="spellEnd"/>
     </w:p>
     <w:p>
       <w:pPr>
@@ -2750,7 +4340,21 @@
         <w:rPr>
           <w:color w:val="000000"/>
         </w:rPr>
-        <w:t>Minimal implementation effort; no pre-computation required.</w:t>
+        <w:t xml:space="preserve">Minimal implementation </w:t>
+      </w:r>
+      <w:proofErr w:type="gramStart"/>
+      <w:r>
+        <w:rPr>
+          <w:color w:val="000000"/>
+        </w:rPr>
+        <w:t>effort;</w:t>
+      </w:r>
+      <w:proofErr w:type="gramEnd"/>
+      <w:r>
+        <w:rPr>
+          <w:color w:val="000000"/>
+        </w:rPr>
+        <w:t xml:space="preserve"> no pre-computation required.</w:t>
       </w:r>
     </w:p>
     <w:p>
@@ -2945,7 +4549,21 @@
         <w:rPr>
           <w:color w:val="000000"/>
         </w:rPr>
-        <w:t>Natural enhancement: Frame-Stewart DP (Technique 1). Use the same recursive structure but replace the fixed split at n-1 with a DP-optimised split at k. This is precisely what Frame-Stewart accomplishes.</w:t>
+        <w:t>Natural enhancement: Frame-Stewart DP (Technique 1). Use the same recursive structure but replace the fixed split at n-1 with a DP-</w:t>
+      </w:r>
+      <w:proofErr w:type="spellStart"/>
+      <w:r>
+        <w:rPr>
+          <w:color w:val="000000"/>
+        </w:rPr>
+        <w:t>optimised</w:t>
+      </w:r>
+      <w:proofErr w:type="spellEnd"/>
+      <w:r>
+        <w:rPr>
+          <w:color w:val="000000"/>
+        </w:rPr>
+        <w:t xml:space="preserve"> split at k. This is precisely what Frame-Stewart accomplishes.</w:t>
       </w:r>
     </w:p>
     <w:p>
@@ -3095,7 +4713,21 @@
         <w:rPr>
           <w:color w:val="000000"/>
         </w:rPr>
-        <w:t>IDA* (Korf, 1985) combines the memory efficiency of depth-first search with the heuristic guidance of A*. It performs a series of depth-first searches, each bounded by a threshold on the f-value (f = g + h). Any path whose f-value exceeds the threshold is pruned. After each iteration, the threshold is increased to the minimum f-value of any pruned node from the previous iteration. IDA* uses O(d) space where d is the solution depth, compared to O(b^d) for A*.</w:t>
+        <w:t>IDA* (Korf, 1985) combines the memory efficiency of depth-first search with the heuristic guidance of A*. It performs a series of depth-first searches, each bounded by a threshold on the f-value (f = g + h). Any path whose f-value exceeds the threshold is pruned. After each iteration, the threshold is increased to the minimum f-value of any pruned node from the previous iteration. IDA* uses O(d) space where d is the solution depth, compared to O(</w:t>
+      </w:r>
+      <w:proofErr w:type="spellStart"/>
+      <w:r>
+        <w:rPr>
+          <w:color w:val="000000"/>
+        </w:rPr>
+        <w:t>b^d</w:t>
+      </w:r>
+      <w:proofErr w:type="spellEnd"/>
+      <w:r>
+        <w:rPr>
+          <w:color w:val="000000"/>
+        </w:rPr>
+        <w:t>) for A*.</w:t>
       </w:r>
     </w:p>
     <w:p>
@@ -3151,7 +4783,38 @@
           <w:sz w:val="18"/>
           <w:szCs w:val="18"/>
         </w:rPr>
-        <w:t>PROCEDURE IDAStar(start, goal, h):</w:t>
+        <w:t xml:space="preserve">PROCEDURE </w:t>
+      </w:r>
+      <w:proofErr w:type="spellStart"/>
+      <w:proofErr w:type="gramStart"/>
+      <w:r>
+        <w:rPr>
+          <w:rFonts w:ascii="Courier New" w:eastAsia="Courier New" w:hAnsi="Courier New" w:cs="Courier New"/>
+          <w:color w:val="1A1A1A"/>
+          <w:sz w:val="18"/>
+          <w:szCs w:val="18"/>
+        </w:rPr>
+        <w:t>IDAStar</w:t>
+      </w:r>
+      <w:proofErr w:type="spellEnd"/>
+      <w:r>
+        <w:rPr>
+          <w:rFonts w:ascii="Courier New" w:eastAsia="Courier New" w:hAnsi="Courier New" w:cs="Courier New"/>
+          <w:color w:val="1A1A1A"/>
+          <w:sz w:val="18"/>
+          <w:szCs w:val="18"/>
+        </w:rPr>
+        <w:t>(</w:t>
+      </w:r>
+      <w:proofErr w:type="gramEnd"/>
+      <w:r>
+        <w:rPr>
+          <w:rFonts w:ascii="Courier New" w:eastAsia="Courier New" w:hAnsi="Courier New" w:cs="Courier New"/>
+          <w:color w:val="1A1A1A"/>
+          <w:sz w:val="18"/>
+          <w:szCs w:val="18"/>
+        </w:rPr>
+        <w:t>start, goal, h):</w:t>
       </w:r>
     </w:p>
     <w:p>
@@ -3167,7 +4830,27 @@
           <w:sz w:val="18"/>
           <w:szCs w:val="18"/>
         </w:rPr>
-        <w:t xml:space="preserve">  threshold := h(start)</w:t>
+        <w:t xml:space="preserve">  </w:t>
+      </w:r>
+      <w:proofErr w:type="gramStart"/>
+      <w:r>
+        <w:rPr>
+          <w:rFonts w:ascii="Courier New" w:eastAsia="Courier New" w:hAnsi="Courier New" w:cs="Courier New"/>
+          <w:color w:val="1A1A1A"/>
+          <w:sz w:val="18"/>
+          <w:szCs w:val="18"/>
+        </w:rPr>
+        <w:t>threshold :</w:t>
+      </w:r>
+      <w:proofErr w:type="gramEnd"/>
+      <w:r>
+        <w:rPr>
+          <w:rFonts w:ascii="Courier New" w:eastAsia="Courier New" w:hAnsi="Courier New" w:cs="Courier New"/>
+          <w:color w:val="1A1A1A"/>
+          <w:sz w:val="18"/>
+          <w:szCs w:val="18"/>
+        </w:rPr>
+        <w:t>= h(start)</w:t>
       </w:r>
     </w:p>
     <w:p>
@@ -3199,7 +4882,27 @@
           <w:sz w:val="18"/>
           <w:szCs w:val="18"/>
         </w:rPr>
-        <w:t xml:space="preserve">    result := DFS_IDA(start, 0, threshold, h, goal)</w:t>
+        <w:t xml:space="preserve">    </w:t>
+      </w:r>
+      <w:proofErr w:type="gramStart"/>
+      <w:r>
+        <w:rPr>
+          <w:rFonts w:ascii="Courier New" w:eastAsia="Courier New" w:hAnsi="Courier New" w:cs="Courier New"/>
+          <w:color w:val="1A1A1A"/>
+          <w:sz w:val="18"/>
+          <w:szCs w:val="18"/>
+        </w:rPr>
+        <w:t>result :</w:t>
+      </w:r>
+      <w:proofErr w:type="gramEnd"/>
+      <w:r>
+        <w:rPr>
+          <w:rFonts w:ascii="Courier New" w:eastAsia="Courier New" w:hAnsi="Courier New" w:cs="Courier New"/>
+          <w:color w:val="1A1A1A"/>
+          <w:sz w:val="18"/>
+          <w:szCs w:val="18"/>
+        </w:rPr>
+        <w:t>= DFS_IDA(start, 0, threshold, h, goal)</w:t>
       </w:r>
     </w:p>
     <w:p>
@@ -3231,8 +4934,19 @@
           <w:sz w:val="18"/>
           <w:szCs w:val="18"/>
         </w:rPr>
-        <w:t xml:space="preserve">    IF result = INF THEN RETURN no_solution</w:t>
-      </w:r>
+        <w:t xml:space="preserve">    IF result = INF THEN RETURN </w:t>
+      </w:r>
+      <w:proofErr w:type="spellStart"/>
+      <w:r>
+        <w:rPr>
+          <w:rFonts w:ascii="Courier New" w:eastAsia="Courier New" w:hAnsi="Courier New" w:cs="Courier New"/>
+          <w:color w:val="1A1A1A"/>
+          <w:sz w:val="18"/>
+          <w:szCs w:val="18"/>
+        </w:rPr>
+        <w:t>no_solution</w:t>
+      </w:r>
+      <w:proofErr w:type="spellEnd"/>
     </w:p>
     <w:p>
       <w:pPr>
@@ -3247,7 +4961,27 @@
           <w:sz w:val="18"/>
           <w:szCs w:val="18"/>
         </w:rPr>
-        <w:t xml:space="preserve">    threshold := result  // next threshold = min f exceeding current</w:t>
+        <w:t xml:space="preserve">    </w:t>
+      </w:r>
+      <w:proofErr w:type="gramStart"/>
+      <w:r>
+        <w:rPr>
+          <w:rFonts w:ascii="Courier New" w:eastAsia="Courier New" w:hAnsi="Courier New" w:cs="Courier New"/>
+          <w:color w:val="1A1A1A"/>
+          <w:sz w:val="18"/>
+          <w:szCs w:val="18"/>
+        </w:rPr>
+        <w:t>threshold :</w:t>
+      </w:r>
+      <w:proofErr w:type="gramEnd"/>
+      <w:r>
+        <w:rPr>
+          <w:rFonts w:ascii="Courier New" w:eastAsia="Courier New" w:hAnsi="Courier New" w:cs="Courier New"/>
+          <w:color w:val="1A1A1A"/>
+          <w:sz w:val="18"/>
+          <w:szCs w:val="18"/>
+        </w:rPr>
+        <w:t>= result  // next threshold = min f exceeding current</w:t>
       </w:r>
     </w:p>
     <w:p>
@@ -3270,7 +5004,27 @@
           <w:sz w:val="18"/>
           <w:szCs w:val="18"/>
         </w:rPr>
-        <w:t>PROCEDURE DFS_IDA(state, g, threshold, h, goal):</w:t>
+        <w:t>PROCEDURE DFS_</w:t>
+      </w:r>
+      <w:proofErr w:type="gramStart"/>
+      <w:r>
+        <w:rPr>
+          <w:rFonts w:ascii="Courier New" w:eastAsia="Courier New" w:hAnsi="Courier New" w:cs="Courier New"/>
+          <w:color w:val="1A1A1A"/>
+          <w:sz w:val="18"/>
+          <w:szCs w:val="18"/>
+        </w:rPr>
+        <w:t>IDA(</w:t>
+      </w:r>
+      <w:proofErr w:type="gramEnd"/>
+      <w:r>
+        <w:rPr>
+          <w:rFonts w:ascii="Courier New" w:eastAsia="Courier New" w:hAnsi="Courier New" w:cs="Courier New"/>
+          <w:color w:val="1A1A1A"/>
+          <w:sz w:val="18"/>
+          <w:szCs w:val="18"/>
+        </w:rPr>
+        <w:t>state, g, threshold, h, goal):</w:t>
       </w:r>
     </w:p>
     <w:p>
@@ -3286,7 +5040,27 @@
           <w:sz w:val="18"/>
           <w:szCs w:val="18"/>
         </w:rPr>
-        <w:t xml:space="preserve">  f := g + h(state)</w:t>
+        <w:t xml:space="preserve">  </w:t>
+      </w:r>
+      <w:proofErr w:type="gramStart"/>
+      <w:r>
+        <w:rPr>
+          <w:rFonts w:ascii="Courier New" w:eastAsia="Courier New" w:hAnsi="Courier New" w:cs="Courier New"/>
+          <w:color w:val="1A1A1A"/>
+          <w:sz w:val="18"/>
+          <w:szCs w:val="18"/>
+        </w:rPr>
+        <w:t>f :</w:t>
+      </w:r>
+      <w:proofErr w:type="gramEnd"/>
+      <w:r>
+        <w:rPr>
+          <w:rFonts w:ascii="Courier New" w:eastAsia="Courier New" w:hAnsi="Courier New" w:cs="Courier New"/>
+          <w:color w:val="1A1A1A"/>
+          <w:sz w:val="18"/>
+          <w:szCs w:val="18"/>
+        </w:rPr>
+        <w:t>= g + h(state)</w:t>
       </w:r>
     </w:p>
     <w:p>
@@ -3334,7 +5108,38 @@
           <w:sz w:val="18"/>
           <w:szCs w:val="18"/>
         </w:rPr>
-        <w:t xml:space="preserve">  minExceeded := INF</w:t>
+        <w:t xml:space="preserve">  </w:t>
+      </w:r>
+      <w:proofErr w:type="spellStart"/>
+      <w:proofErr w:type="gramStart"/>
+      <w:r>
+        <w:rPr>
+          <w:rFonts w:ascii="Courier New" w:eastAsia="Courier New" w:hAnsi="Courier New" w:cs="Courier New"/>
+          <w:color w:val="1A1A1A"/>
+          <w:sz w:val="18"/>
+          <w:szCs w:val="18"/>
+        </w:rPr>
+        <w:t>minExceeded</w:t>
+      </w:r>
+      <w:proofErr w:type="spellEnd"/>
+      <w:r>
+        <w:rPr>
+          <w:rFonts w:ascii="Courier New" w:eastAsia="Courier New" w:hAnsi="Courier New" w:cs="Courier New"/>
+          <w:color w:val="1A1A1A"/>
+          <w:sz w:val="18"/>
+          <w:szCs w:val="18"/>
+        </w:rPr>
+        <w:t xml:space="preserve"> :</w:t>
+      </w:r>
+      <w:proofErr w:type="gramEnd"/>
+      <w:r>
+        <w:rPr>
+          <w:rFonts w:ascii="Courier New" w:eastAsia="Courier New" w:hAnsi="Courier New" w:cs="Courier New"/>
+          <w:color w:val="1A1A1A"/>
+          <w:sz w:val="18"/>
+          <w:szCs w:val="18"/>
+        </w:rPr>
+        <w:t>= INF</w:t>
       </w:r>
     </w:p>
     <w:p>
@@ -3366,7 +5171,27 @@
           <w:sz w:val="18"/>
           <w:szCs w:val="18"/>
         </w:rPr>
-        <w:t xml:space="preserve">    t := DFS_IDA(next, g+1, threshold, h, goal)</w:t>
+        <w:t xml:space="preserve">    </w:t>
+      </w:r>
+      <w:proofErr w:type="gramStart"/>
+      <w:r>
+        <w:rPr>
+          <w:rFonts w:ascii="Courier New" w:eastAsia="Courier New" w:hAnsi="Courier New" w:cs="Courier New"/>
+          <w:color w:val="1A1A1A"/>
+          <w:sz w:val="18"/>
+          <w:szCs w:val="18"/>
+        </w:rPr>
+        <w:t>t :</w:t>
+      </w:r>
+      <w:proofErr w:type="gramEnd"/>
+      <w:r>
+        <w:rPr>
+          <w:rFonts w:ascii="Courier New" w:eastAsia="Courier New" w:hAnsi="Courier New" w:cs="Courier New"/>
+          <w:color w:val="1A1A1A"/>
+          <w:sz w:val="18"/>
+          <w:szCs w:val="18"/>
+        </w:rPr>
+        <w:t>= DFS_IDA(next, g+1, threshold, h, goal)</w:t>
       </w:r>
     </w:p>
     <w:p>
@@ -3398,7 +5223,58 @@
           <w:sz w:val="18"/>
           <w:szCs w:val="18"/>
         </w:rPr>
-        <w:t xml:space="preserve">    minExceeded := min(minExceeded, t)</w:t>
+        <w:t xml:space="preserve">    </w:t>
+      </w:r>
+      <w:proofErr w:type="spellStart"/>
+      <w:proofErr w:type="gramStart"/>
+      <w:r>
+        <w:rPr>
+          <w:rFonts w:ascii="Courier New" w:eastAsia="Courier New" w:hAnsi="Courier New" w:cs="Courier New"/>
+          <w:color w:val="1A1A1A"/>
+          <w:sz w:val="18"/>
+          <w:szCs w:val="18"/>
+        </w:rPr>
+        <w:t>minExceeded</w:t>
+      </w:r>
+      <w:proofErr w:type="spellEnd"/>
+      <w:r>
+        <w:rPr>
+          <w:rFonts w:ascii="Courier New" w:eastAsia="Courier New" w:hAnsi="Courier New" w:cs="Courier New"/>
+          <w:color w:val="1A1A1A"/>
+          <w:sz w:val="18"/>
+          <w:szCs w:val="18"/>
+        </w:rPr>
+        <w:t xml:space="preserve"> :</w:t>
+      </w:r>
+      <w:proofErr w:type="gramEnd"/>
+      <w:r>
+        <w:rPr>
+          <w:rFonts w:ascii="Courier New" w:eastAsia="Courier New" w:hAnsi="Courier New" w:cs="Courier New"/>
+          <w:color w:val="1A1A1A"/>
+          <w:sz w:val="18"/>
+          <w:szCs w:val="18"/>
+        </w:rPr>
+        <w:t>= min(</w:t>
+      </w:r>
+      <w:proofErr w:type="spellStart"/>
+      <w:r>
+        <w:rPr>
+          <w:rFonts w:ascii="Courier New" w:eastAsia="Courier New" w:hAnsi="Courier New" w:cs="Courier New"/>
+          <w:color w:val="1A1A1A"/>
+          <w:sz w:val="18"/>
+          <w:szCs w:val="18"/>
+        </w:rPr>
+        <w:t>minExceeded</w:t>
+      </w:r>
+      <w:proofErr w:type="spellEnd"/>
+      <w:r>
+        <w:rPr>
+          <w:rFonts w:ascii="Courier New" w:eastAsia="Courier New" w:hAnsi="Courier New" w:cs="Courier New"/>
+          <w:color w:val="1A1A1A"/>
+          <w:sz w:val="18"/>
+          <w:szCs w:val="18"/>
+        </w:rPr>
+        <w:t>, t)</w:t>
       </w:r>
     </w:p>
     <w:p>
@@ -3414,8 +5290,19 @@
           <w:sz w:val="18"/>
           <w:szCs w:val="18"/>
         </w:rPr>
-        <w:t xml:space="preserve">  RETURN minExceeded</w:t>
-      </w:r>
+        <w:t xml:space="preserve">  RETURN </w:t>
+      </w:r>
+      <w:proofErr w:type="spellStart"/>
+      <w:r>
+        <w:rPr>
+          <w:rFonts w:ascii="Courier New" w:eastAsia="Courier New" w:hAnsi="Courier New" w:cs="Courier New"/>
+          <w:color w:val="1A1A1A"/>
+          <w:sz w:val="18"/>
+          <w:szCs w:val="18"/>
+        </w:rPr>
+        <w:t>minExceeded</w:t>
+      </w:r>
+      <w:proofErr w:type="spellEnd"/>
     </w:p>
     <w:p/>
     <w:p>
@@ -3713,7 +5600,21 @@
         <w:rPr>
           <w:color w:val="000000"/>
         </w:rPr>
-        <w:t>Parallel IDA*: Different branches of the search tree are explored in parallel threads. Each thread maintains O(n) space; overall system uses O(n × threads) space.</w:t>
+        <w:t xml:space="preserve">Parallel IDA*: Different branches of the search tree are explored in parallel threads. Each thread maintains O(n) space; overall system uses </w:t>
+      </w:r>
+      <w:proofErr w:type="gramStart"/>
+      <w:r>
+        <w:rPr>
+          <w:color w:val="000000"/>
+        </w:rPr>
+        <w:t>O(</w:t>
+      </w:r>
+      <w:proofErr w:type="gramEnd"/>
+      <w:r>
+        <w:rPr>
+          <w:color w:val="000000"/>
+        </w:rPr>
+        <w:t>n × threads) space.</w:t>
       </w:r>
     </w:p>
     <w:p>
@@ -3762,7 +5663,63 @@
         <w:rPr>
           <w:color w:val="000000"/>
         </w:rPr>
-        <w:t>Time: O((b · T(n,4))^2 / h_quality) in the worst case, where h_quality ∈ (0,1] measures heuristic tightness. With a perfect heuristic (h_quality=1): O(T(n,4)).</w:t>
+        <w:t xml:space="preserve">Time: </w:t>
+      </w:r>
+      <w:proofErr w:type="gramStart"/>
+      <w:r>
+        <w:rPr>
+          <w:color w:val="000000"/>
+        </w:rPr>
+        <w:t>O(</w:t>
+      </w:r>
+      <w:proofErr w:type="gramEnd"/>
+      <w:r>
+        <w:rPr>
+          <w:color w:val="000000"/>
+        </w:rPr>
+        <w:t xml:space="preserve">(b · T(n,4))^2 / </w:t>
+      </w:r>
+      <w:proofErr w:type="spellStart"/>
+      <w:r>
+        <w:rPr>
+          <w:color w:val="000000"/>
+        </w:rPr>
+        <w:t>h_quality</w:t>
+      </w:r>
+      <w:proofErr w:type="spellEnd"/>
+      <w:r>
+        <w:rPr>
+          <w:color w:val="000000"/>
+        </w:rPr>
+        <w:t xml:space="preserve">) in the worst case, where </w:t>
+      </w:r>
+      <w:proofErr w:type="spellStart"/>
+      <w:r>
+        <w:rPr>
+          <w:color w:val="000000"/>
+        </w:rPr>
+        <w:t>h_quality</w:t>
+      </w:r>
+      <w:proofErr w:type="spellEnd"/>
+      <w:r>
+        <w:rPr>
+          <w:color w:val="000000"/>
+        </w:rPr>
+        <w:t xml:space="preserve"> ∈ (0,1] measures heuristic tightness. With a perfect heuristic (</w:t>
+      </w:r>
+      <w:proofErr w:type="spellStart"/>
+      <w:r>
+        <w:rPr>
+          <w:color w:val="000000"/>
+        </w:rPr>
+        <w:t>h_quality</w:t>
+      </w:r>
+      <w:proofErr w:type="spellEnd"/>
+      <w:r>
+        <w:rPr>
+          <w:color w:val="000000"/>
+        </w:rPr>
+        <w:t>=1): O(T(n,4)).</w:t>
       </w:r>
     </w:p>
     <w:p>
@@ -3875,7 +5832,47 @@
           <w:sz w:val="18"/>
           <w:szCs w:val="18"/>
         </w:rPr>
-        <w:t>PROCEDURE BuildDPTable(maxDisks):</w:t>
+        <w:t xml:space="preserve">PROCEDURE </w:t>
+      </w:r>
+      <w:proofErr w:type="spellStart"/>
+      <w:r>
+        <w:rPr>
+          <w:rFonts w:ascii="Courier New" w:eastAsia="Courier New" w:hAnsi="Courier New" w:cs="Courier New"/>
+          <w:color w:val="1A1A1A"/>
+          <w:sz w:val="18"/>
+          <w:szCs w:val="18"/>
+        </w:rPr>
+        <w:t>BuildDPTable</w:t>
+      </w:r>
+      <w:proofErr w:type="spellEnd"/>
+      <w:r>
+        <w:rPr>
+          <w:rFonts w:ascii="Courier New" w:eastAsia="Courier New" w:hAnsi="Courier New" w:cs="Courier New"/>
+          <w:color w:val="1A1A1A"/>
+          <w:sz w:val="18"/>
+          <w:szCs w:val="18"/>
+        </w:rPr>
+        <w:t>(</w:t>
+      </w:r>
+      <w:proofErr w:type="spellStart"/>
+      <w:r>
+        <w:rPr>
+          <w:rFonts w:ascii="Courier New" w:eastAsia="Courier New" w:hAnsi="Courier New" w:cs="Courier New"/>
+          <w:color w:val="1A1A1A"/>
+          <w:sz w:val="18"/>
+          <w:szCs w:val="18"/>
+        </w:rPr>
+        <w:t>maxDisks</w:t>
+      </w:r>
+      <w:proofErr w:type="spellEnd"/>
+      <w:r>
+        <w:rPr>
+          <w:rFonts w:ascii="Courier New" w:eastAsia="Courier New" w:hAnsi="Courier New" w:cs="Courier New"/>
+          <w:color w:val="1A1A1A"/>
+          <w:sz w:val="18"/>
+          <w:szCs w:val="18"/>
+        </w:rPr>
+        <w:t>):</w:t>
       </w:r>
     </w:p>
     <w:p>
@@ -3891,7 +5888,27 @@
           <w:sz w:val="18"/>
           <w:szCs w:val="18"/>
         </w:rPr>
-        <w:t xml:space="preserve">  dp4[0]:=0; split[0]:=0</w:t>
+        <w:t xml:space="preserve">  dp4[0</w:t>
+      </w:r>
+      <w:proofErr w:type="gramStart"/>
+      <w:r>
+        <w:rPr>
+          <w:rFonts w:ascii="Courier New" w:eastAsia="Courier New" w:hAnsi="Courier New" w:cs="Courier New"/>
+          <w:color w:val="1A1A1A"/>
+          <w:sz w:val="18"/>
+          <w:szCs w:val="18"/>
+        </w:rPr>
+        <w:t>]:=</w:t>
+      </w:r>
+      <w:proofErr w:type="gramEnd"/>
+      <w:r>
+        <w:rPr>
+          <w:rFonts w:ascii="Courier New" w:eastAsia="Courier New" w:hAnsi="Courier New" w:cs="Courier New"/>
+          <w:color w:val="1A1A1A"/>
+          <w:sz w:val="18"/>
+          <w:szCs w:val="18"/>
+        </w:rPr>
+        <w:t>0; split[0]:=0</w:t>
       </w:r>
     </w:p>
     <w:p>
@@ -3907,7 +5924,27 @@
           <w:sz w:val="18"/>
           <w:szCs w:val="18"/>
         </w:rPr>
-        <w:t xml:space="preserve">  dp4[1]:=1; split[1]:=1</w:t>
+        <w:t xml:space="preserve">  dp4[1</w:t>
+      </w:r>
+      <w:proofErr w:type="gramStart"/>
+      <w:r>
+        <w:rPr>
+          <w:rFonts w:ascii="Courier New" w:eastAsia="Courier New" w:hAnsi="Courier New" w:cs="Courier New"/>
+          <w:color w:val="1A1A1A"/>
+          <w:sz w:val="18"/>
+          <w:szCs w:val="18"/>
+        </w:rPr>
+        <w:t>]:=</w:t>
+      </w:r>
+      <w:proofErr w:type="gramEnd"/>
+      <w:r>
+        <w:rPr>
+          <w:rFonts w:ascii="Courier New" w:eastAsia="Courier New" w:hAnsi="Courier New" w:cs="Courier New"/>
+          <w:color w:val="1A1A1A"/>
+          <w:sz w:val="18"/>
+          <w:szCs w:val="18"/>
+        </w:rPr>
+        <w:t>1; split[1]:=1</w:t>
       </w:r>
     </w:p>
     <w:p>
@@ -3923,7 +5960,47 @@
           <w:sz w:val="18"/>
           <w:szCs w:val="18"/>
         </w:rPr>
-        <w:t xml:space="preserve">  FOR n:=2 TO maxDisks DO</w:t>
+        <w:t xml:space="preserve">  FOR </w:t>
+      </w:r>
+      <w:proofErr w:type="gramStart"/>
+      <w:r>
+        <w:rPr>
+          <w:rFonts w:ascii="Courier New" w:eastAsia="Courier New" w:hAnsi="Courier New" w:cs="Courier New"/>
+          <w:color w:val="1A1A1A"/>
+          <w:sz w:val="18"/>
+          <w:szCs w:val="18"/>
+        </w:rPr>
+        <w:t>n:=</w:t>
+      </w:r>
+      <w:proofErr w:type="gramEnd"/>
+      <w:r>
+        <w:rPr>
+          <w:rFonts w:ascii="Courier New" w:eastAsia="Courier New" w:hAnsi="Courier New" w:cs="Courier New"/>
+          <w:color w:val="1A1A1A"/>
+          <w:sz w:val="18"/>
+          <w:szCs w:val="18"/>
+        </w:rPr>
+        <w:t xml:space="preserve">2 TO </w:t>
+      </w:r>
+      <w:proofErr w:type="spellStart"/>
+      <w:r>
+        <w:rPr>
+          <w:rFonts w:ascii="Courier New" w:eastAsia="Courier New" w:hAnsi="Courier New" w:cs="Courier New"/>
+          <w:color w:val="1A1A1A"/>
+          <w:sz w:val="18"/>
+          <w:szCs w:val="18"/>
+        </w:rPr>
+        <w:t>maxDisks</w:t>
+      </w:r>
+      <w:proofErr w:type="spellEnd"/>
+      <w:r>
+        <w:rPr>
+          <w:rFonts w:ascii="Courier New" w:eastAsia="Courier New" w:hAnsi="Courier New" w:cs="Courier New"/>
+          <w:color w:val="1A1A1A"/>
+          <w:sz w:val="18"/>
+          <w:szCs w:val="18"/>
+        </w:rPr>
+        <w:t xml:space="preserve"> DO</w:t>
       </w:r>
     </w:p>
     <w:p>
@@ -3939,7 +6016,27 @@
           <w:sz w:val="18"/>
           <w:szCs w:val="18"/>
         </w:rPr>
-        <w:t xml:space="preserve">    dp4[n]:=INFINITY</w:t>
+        <w:t xml:space="preserve">    dp4[n</w:t>
+      </w:r>
+      <w:proofErr w:type="gramStart"/>
+      <w:r>
+        <w:rPr>
+          <w:rFonts w:ascii="Courier New" w:eastAsia="Courier New" w:hAnsi="Courier New" w:cs="Courier New"/>
+          <w:color w:val="1A1A1A"/>
+          <w:sz w:val="18"/>
+          <w:szCs w:val="18"/>
+        </w:rPr>
+        <w:t>]:=</w:t>
+      </w:r>
+      <w:proofErr w:type="gramEnd"/>
+      <w:r>
+        <w:rPr>
+          <w:rFonts w:ascii="Courier New" w:eastAsia="Courier New" w:hAnsi="Courier New" w:cs="Courier New"/>
+          <w:color w:val="1A1A1A"/>
+          <w:sz w:val="18"/>
+          <w:szCs w:val="18"/>
+        </w:rPr>
+        <w:t>INFINITY</w:t>
       </w:r>
     </w:p>
     <w:p>
@@ -3955,7 +6052,27 @@
           <w:sz w:val="18"/>
           <w:szCs w:val="18"/>
         </w:rPr>
-        <w:t xml:space="preserve">    FOR k:=1 TO n-1 DO</w:t>
+        <w:t xml:space="preserve">    FOR </w:t>
+      </w:r>
+      <w:proofErr w:type="gramStart"/>
+      <w:r>
+        <w:rPr>
+          <w:rFonts w:ascii="Courier New" w:eastAsia="Courier New" w:hAnsi="Courier New" w:cs="Courier New"/>
+          <w:color w:val="1A1A1A"/>
+          <w:sz w:val="18"/>
+          <w:szCs w:val="18"/>
+        </w:rPr>
+        <w:t>k:=</w:t>
+      </w:r>
+      <w:proofErr w:type="gramEnd"/>
+      <w:r>
+        <w:rPr>
+          <w:rFonts w:ascii="Courier New" w:eastAsia="Courier New" w:hAnsi="Courier New" w:cs="Courier New"/>
+          <w:color w:val="1A1A1A"/>
+          <w:sz w:val="18"/>
+          <w:szCs w:val="18"/>
+        </w:rPr>
+        <w:t>1 TO n-1 DO</w:t>
       </w:r>
     </w:p>
     <w:p>
@@ -3971,7 +6088,27 @@
           <w:sz w:val="18"/>
           <w:szCs w:val="18"/>
         </w:rPr>
-        <w:t xml:space="preserve">      candidate := 2*dp4[k] + (2^(n-k) - 1)</w:t>
+        <w:t xml:space="preserve">      </w:t>
+      </w:r>
+      <w:proofErr w:type="gramStart"/>
+      <w:r>
+        <w:rPr>
+          <w:rFonts w:ascii="Courier New" w:eastAsia="Courier New" w:hAnsi="Courier New" w:cs="Courier New"/>
+          <w:color w:val="1A1A1A"/>
+          <w:sz w:val="18"/>
+          <w:szCs w:val="18"/>
+        </w:rPr>
+        <w:t>candidate :</w:t>
+      </w:r>
+      <w:proofErr w:type="gramEnd"/>
+      <w:r>
+        <w:rPr>
+          <w:rFonts w:ascii="Courier New" w:eastAsia="Courier New" w:hAnsi="Courier New" w:cs="Courier New"/>
+          <w:color w:val="1A1A1A"/>
+          <w:sz w:val="18"/>
+          <w:szCs w:val="18"/>
+        </w:rPr>
+        <w:t>= 2*dp4[k] + (2^(n-k) - 1)</w:t>
       </w:r>
     </w:p>
     <w:p>
@@ -4003,7 +6140,27 @@
           <w:sz w:val="18"/>
           <w:szCs w:val="18"/>
         </w:rPr>
-        <w:t xml:space="preserve">        dp4[n]:=candidate;  split[n]:=k</w:t>
+        <w:t xml:space="preserve">        dp4[n</w:t>
+      </w:r>
+      <w:proofErr w:type="gramStart"/>
+      <w:r>
+        <w:rPr>
+          <w:rFonts w:ascii="Courier New" w:eastAsia="Courier New" w:hAnsi="Courier New" w:cs="Courier New"/>
+          <w:color w:val="1A1A1A"/>
+          <w:sz w:val="18"/>
+          <w:szCs w:val="18"/>
+        </w:rPr>
+        <w:t>]:=</w:t>
+      </w:r>
+      <w:proofErr w:type="gramEnd"/>
+      <w:r>
+        <w:rPr>
+          <w:rFonts w:ascii="Courier New" w:eastAsia="Courier New" w:hAnsi="Courier New" w:cs="Courier New"/>
+          <w:color w:val="1A1A1A"/>
+          <w:sz w:val="18"/>
+          <w:szCs w:val="18"/>
+        </w:rPr>
+        <w:t>candidate;  split[n]:=k</w:t>
       </w:r>
     </w:p>
     <w:p>
@@ -4083,7 +6240,47 @@
           <w:sz w:val="18"/>
           <w:szCs w:val="18"/>
         </w:rPr>
-        <w:t>PROCEDURE Hanoi4(n, src, dst, aux1, aux2, print):</w:t>
+        <w:t xml:space="preserve">PROCEDURE Hanoi4(n, </w:t>
+      </w:r>
+      <w:proofErr w:type="spellStart"/>
+      <w:r>
+        <w:rPr>
+          <w:rFonts w:ascii="Courier New" w:eastAsia="Courier New" w:hAnsi="Courier New" w:cs="Courier New"/>
+          <w:color w:val="1A1A1A"/>
+          <w:sz w:val="18"/>
+          <w:szCs w:val="18"/>
+        </w:rPr>
+        <w:t>src</w:t>
+      </w:r>
+      <w:proofErr w:type="spellEnd"/>
+      <w:r>
+        <w:rPr>
+          <w:rFonts w:ascii="Courier New" w:eastAsia="Courier New" w:hAnsi="Courier New" w:cs="Courier New"/>
+          <w:color w:val="1A1A1A"/>
+          <w:sz w:val="18"/>
+          <w:szCs w:val="18"/>
+        </w:rPr>
+        <w:t xml:space="preserve">, </w:t>
+      </w:r>
+      <w:proofErr w:type="spellStart"/>
+      <w:r>
+        <w:rPr>
+          <w:rFonts w:ascii="Courier New" w:eastAsia="Courier New" w:hAnsi="Courier New" w:cs="Courier New"/>
+          <w:color w:val="1A1A1A"/>
+          <w:sz w:val="18"/>
+          <w:szCs w:val="18"/>
+        </w:rPr>
+        <w:t>dst</w:t>
+      </w:r>
+      <w:proofErr w:type="spellEnd"/>
+      <w:r>
+        <w:rPr>
+          <w:rFonts w:ascii="Courier New" w:eastAsia="Courier New" w:hAnsi="Courier New" w:cs="Courier New"/>
+          <w:color w:val="1A1A1A"/>
+          <w:sz w:val="18"/>
+          <w:szCs w:val="18"/>
+        </w:rPr>
+        <w:t>, aux1, aux2, print):</w:t>
       </w:r>
     </w:p>
     <w:p>
@@ -4131,7 +6328,27 @@
           <w:sz w:val="18"/>
           <w:szCs w:val="18"/>
         </w:rPr>
-        <w:t xml:space="preserve">    moveCount++</w:t>
+        <w:t xml:space="preserve">    </w:t>
+      </w:r>
+      <w:proofErr w:type="spellStart"/>
+      <w:r>
+        <w:rPr>
+          <w:rFonts w:ascii="Courier New" w:eastAsia="Courier New" w:hAnsi="Courier New" w:cs="Courier New"/>
+          <w:color w:val="1A1A1A"/>
+          <w:sz w:val="18"/>
+          <w:szCs w:val="18"/>
+        </w:rPr>
+        <w:t>moveCount</w:t>
+      </w:r>
+      <w:proofErr w:type="spellEnd"/>
+      <w:r>
+        <w:rPr>
+          <w:rFonts w:ascii="Courier New" w:eastAsia="Courier New" w:hAnsi="Courier New" w:cs="Courier New"/>
+          <w:color w:val="1A1A1A"/>
+          <w:sz w:val="18"/>
+          <w:szCs w:val="18"/>
+        </w:rPr>
+        <w:t>++</w:t>
       </w:r>
     </w:p>
     <w:p>
@@ -4147,8 +6364,41 @@
           <w:sz w:val="18"/>
           <w:szCs w:val="18"/>
         </w:rPr>
-        <w:t xml:space="preserve">    IF print THEN OUTPUT 'Move Disk 1: '+src+' -&gt; '+dst</w:t>
-      </w:r>
+        <w:t xml:space="preserve">    IF print THEN OUTPUT 'Move Disk 1: '+</w:t>
+      </w:r>
+      <w:proofErr w:type="spellStart"/>
+      <w:r>
+        <w:rPr>
+          <w:rFonts w:ascii="Courier New" w:eastAsia="Courier New" w:hAnsi="Courier New" w:cs="Courier New"/>
+          <w:color w:val="1A1A1A"/>
+          <w:sz w:val="18"/>
+          <w:szCs w:val="18"/>
+        </w:rPr>
+        <w:t>src</w:t>
+      </w:r>
+      <w:proofErr w:type="spellEnd"/>
+      <w:r>
+        <w:rPr>
+          <w:rFonts w:ascii="Courier New" w:eastAsia="Courier New" w:hAnsi="Courier New" w:cs="Courier New"/>
+          <w:color w:val="1A1A1A"/>
+          <w:sz w:val="18"/>
+          <w:szCs w:val="18"/>
+        </w:rPr>
+        <w:t>+' -&gt; '+</w:t>
+      </w:r>
+      <w:proofErr w:type="spellStart"/>
+      <w:proofErr w:type="gramStart"/>
+      <w:r>
+        <w:rPr>
+          <w:rFonts w:ascii="Courier New" w:eastAsia="Courier New" w:hAnsi="Courier New" w:cs="Courier New"/>
+          <w:color w:val="1A1A1A"/>
+          <w:sz w:val="18"/>
+          <w:szCs w:val="18"/>
+        </w:rPr>
+        <w:t>dst</w:t>
+      </w:r>
+      <w:proofErr w:type="spellEnd"/>
+      <w:proofErr w:type="gramEnd"/>
     </w:p>
     <w:p>
       <w:pPr>
@@ -4179,7 +6429,27 @@
           <w:sz w:val="18"/>
           <w:szCs w:val="18"/>
         </w:rPr>
-        <w:t xml:space="preserve">  k := split[n]                        // optimal split from DP table</w:t>
+        <w:t xml:space="preserve">  </w:t>
+      </w:r>
+      <w:proofErr w:type="gramStart"/>
+      <w:r>
+        <w:rPr>
+          <w:rFonts w:ascii="Courier New" w:eastAsia="Courier New" w:hAnsi="Courier New" w:cs="Courier New"/>
+          <w:color w:val="1A1A1A"/>
+          <w:sz w:val="18"/>
+          <w:szCs w:val="18"/>
+        </w:rPr>
+        <w:t>k :</w:t>
+      </w:r>
+      <w:proofErr w:type="gramEnd"/>
+      <w:r>
+        <w:rPr>
+          <w:rFonts w:ascii="Courier New" w:eastAsia="Courier New" w:hAnsi="Courier New" w:cs="Courier New"/>
+          <w:color w:val="1A1A1A"/>
+          <w:sz w:val="18"/>
+          <w:szCs w:val="18"/>
+        </w:rPr>
+        <w:t>= split[n]                        // optimal split from DP table</w:t>
       </w:r>
     </w:p>
     <w:p>
@@ -4195,7 +6465,67 @@
           <w:sz w:val="18"/>
           <w:szCs w:val="18"/>
         </w:rPr>
-        <w:t xml:space="preserve">  Hanoi4(k, src, aux1, dst, aux2, p)   // Step 1: park top-k on aux1</w:t>
+        <w:t xml:space="preserve">  Hanoi4(k, </w:t>
+      </w:r>
+      <w:proofErr w:type="spellStart"/>
+      <w:r>
+        <w:rPr>
+          <w:rFonts w:ascii="Courier New" w:eastAsia="Courier New" w:hAnsi="Courier New" w:cs="Courier New"/>
+          <w:color w:val="1A1A1A"/>
+          <w:sz w:val="18"/>
+          <w:szCs w:val="18"/>
+        </w:rPr>
+        <w:t>src</w:t>
+      </w:r>
+      <w:proofErr w:type="spellEnd"/>
+      <w:r>
+        <w:rPr>
+          <w:rFonts w:ascii="Courier New" w:eastAsia="Courier New" w:hAnsi="Courier New" w:cs="Courier New"/>
+          <w:color w:val="1A1A1A"/>
+          <w:sz w:val="18"/>
+          <w:szCs w:val="18"/>
+        </w:rPr>
+        <w:t xml:space="preserve">, aux1, </w:t>
+      </w:r>
+      <w:proofErr w:type="spellStart"/>
+      <w:r>
+        <w:rPr>
+          <w:rFonts w:ascii="Courier New" w:eastAsia="Courier New" w:hAnsi="Courier New" w:cs="Courier New"/>
+          <w:color w:val="1A1A1A"/>
+          <w:sz w:val="18"/>
+          <w:szCs w:val="18"/>
+        </w:rPr>
+        <w:t>dst</w:t>
+      </w:r>
+      <w:proofErr w:type="spellEnd"/>
+      <w:r>
+        <w:rPr>
+          <w:rFonts w:ascii="Courier New" w:eastAsia="Courier New" w:hAnsi="Courier New" w:cs="Courier New"/>
+          <w:color w:val="1A1A1A"/>
+          <w:sz w:val="18"/>
+          <w:szCs w:val="18"/>
+        </w:rPr>
+        <w:t xml:space="preserve">, aux2, </w:t>
+      </w:r>
+      <w:proofErr w:type="gramStart"/>
+      <w:r>
+        <w:rPr>
+          <w:rFonts w:ascii="Courier New" w:eastAsia="Courier New" w:hAnsi="Courier New" w:cs="Courier New"/>
+          <w:color w:val="1A1A1A"/>
+          <w:sz w:val="18"/>
+          <w:szCs w:val="18"/>
+        </w:rPr>
+        <w:t xml:space="preserve">p)   </w:t>
+      </w:r>
+      <w:proofErr w:type="gramEnd"/>
+      <w:r>
+        <w:rPr>
+          <w:rFonts w:ascii="Courier New" w:eastAsia="Courier New" w:hAnsi="Courier New" w:cs="Courier New"/>
+          <w:color w:val="1A1A1A"/>
+          <w:sz w:val="18"/>
+          <w:szCs w:val="18"/>
+        </w:rPr>
+        <w:t>// Step 1: park top-k on aux1</w:t>
       </w:r>
     </w:p>
     <w:p>
@@ -4211,7 +6541,67 @@
           <w:sz w:val="18"/>
           <w:szCs w:val="18"/>
         </w:rPr>
-        <w:t xml:space="preserve">  Hanoi3(n-k, src, dst, aux2, p)        // Step 2: move n-k (3 pegs only)</w:t>
+        <w:t xml:space="preserve">  Hanoi3(n-k, </w:t>
+      </w:r>
+      <w:proofErr w:type="spellStart"/>
+      <w:r>
+        <w:rPr>
+          <w:rFonts w:ascii="Courier New" w:eastAsia="Courier New" w:hAnsi="Courier New" w:cs="Courier New"/>
+          <w:color w:val="1A1A1A"/>
+          <w:sz w:val="18"/>
+          <w:szCs w:val="18"/>
+        </w:rPr>
+        <w:t>src</w:t>
+      </w:r>
+      <w:proofErr w:type="spellEnd"/>
+      <w:r>
+        <w:rPr>
+          <w:rFonts w:ascii="Courier New" w:eastAsia="Courier New" w:hAnsi="Courier New" w:cs="Courier New"/>
+          <w:color w:val="1A1A1A"/>
+          <w:sz w:val="18"/>
+          <w:szCs w:val="18"/>
+        </w:rPr>
+        <w:t xml:space="preserve">, </w:t>
+      </w:r>
+      <w:proofErr w:type="spellStart"/>
+      <w:r>
+        <w:rPr>
+          <w:rFonts w:ascii="Courier New" w:eastAsia="Courier New" w:hAnsi="Courier New" w:cs="Courier New"/>
+          <w:color w:val="1A1A1A"/>
+          <w:sz w:val="18"/>
+          <w:szCs w:val="18"/>
+        </w:rPr>
+        <w:t>dst</w:t>
+      </w:r>
+      <w:proofErr w:type="spellEnd"/>
+      <w:r>
+        <w:rPr>
+          <w:rFonts w:ascii="Courier New" w:eastAsia="Courier New" w:hAnsi="Courier New" w:cs="Courier New"/>
+          <w:color w:val="1A1A1A"/>
+          <w:sz w:val="18"/>
+          <w:szCs w:val="18"/>
+        </w:rPr>
+        <w:t xml:space="preserve">, aux2, </w:t>
+      </w:r>
+      <w:proofErr w:type="gramStart"/>
+      <w:r>
+        <w:rPr>
+          <w:rFonts w:ascii="Courier New" w:eastAsia="Courier New" w:hAnsi="Courier New" w:cs="Courier New"/>
+          <w:color w:val="1A1A1A"/>
+          <w:sz w:val="18"/>
+          <w:szCs w:val="18"/>
+        </w:rPr>
+        <w:t xml:space="preserve">p)   </w:t>
+      </w:r>
+      <w:proofErr w:type="gramEnd"/>
+      <w:r>
+        <w:rPr>
+          <w:rFonts w:ascii="Courier New" w:eastAsia="Courier New" w:hAnsi="Courier New" w:cs="Courier New"/>
+          <w:color w:val="1A1A1A"/>
+          <w:sz w:val="18"/>
+          <w:szCs w:val="18"/>
+        </w:rPr>
+        <w:t xml:space="preserve">     // Step 2: move n-k (3 pegs only)</w:t>
       </w:r>
     </w:p>
     <w:p>
@@ -4227,7 +6617,67 @@
           <w:sz w:val="18"/>
           <w:szCs w:val="18"/>
         </w:rPr>
-        <w:t xml:space="preserve">  Hanoi4(k, aux1, dst, src, aux2, p)   // Step 3: move k to destination</w:t>
+        <w:t xml:space="preserve">  Hanoi4(k, aux1, </w:t>
+      </w:r>
+      <w:proofErr w:type="spellStart"/>
+      <w:r>
+        <w:rPr>
+          <w:rFonts w:ascii="Courier New" w:eastAsia="Courier New" w:hAnsi="Courier New" w:cs="Courier New"/>
+          <w:color w:val="1A1A1A"/>
+          <w:sz w:val="18"/>
+          <w:szCs w:val="18"/>
+        </w:rPr>
+        <w:t>dst</w:t>
+      </w:r>
+      <w:proofErr w:type="spellEnd"/>
+      <w:r>
+        <w:rPr>
+          <w:rFonts w:ascii="Courier New" w:eastAsia="Courier New" w:hAnsi="Courier New" w:cs="Courier New"/>
+          <w:color w:val="1A1A1A"/>
+          <w:sz w:val="18"/>
+          <w:szCs w:val="18"/>
+        </w:rPr>
+        <w:t xml:space="preserve">, </w:t>
+      </w:r>
+      <w:proofErr w:type="spellStart"/>
+      <w:r>
+        <w:rPr>
+          <w:rFonts w:ascii="Courier New" w:eastAsia="Courier New" w:hAnsi="Courier New" w:cs="Courier New"/>
+          <w:color w:val="1A1A1A"/>
+          <w:sz w:val="18"/>
+          <w:szCs w:val="18"/>
+        </w:rPr>
+        <w:t>src</w:t>
+      </w:r>
+      <w:proofErr w:type="spellEnd"/>
+      <w:r>
+        <w:rPr>
+          <w:rFonts w:ascii="Courier New" w:eastAsia="Courier New" w:hAnsi="Courier New" w:cs="Courier New"/>
+          <w:color w:val="1A1A1A"/>
+          <w:sz w:val="18"/>
+          <w:szCs w:val="18"/>
+        </w:rPr>
+        <w:t xml:space="preserve">, aux2, </w:t>
+      </w:r>
+      <w:proofErr w:type="gramStart"/>
+      <w:r>
+        <w:rPr>
+          <w:rFonts w:ascii="Courier New" w:eastAsia="Courier New" w:hAnsi="Courier New" w:cs="Courier New"/>
+          <w:color w:val="1A1A1A"/>
+          <w:sz w:val="18"/>
+          <w:szCs w:val="18"/>
+        </w:rPr>
+        <w:t xml:space="preserve">p)   </w:t>
+      </w:r>
+      <w:proofErr w:type="gramEnd"/>
+      <w:r>
+        <w:rPr>
+          <w:rFonts w:ascii="Courier New" w:eastAsia="Courier New" w:hAnsi="Courier New" w:cs="Courier New"/>
+          <w:color w:val="1A1A1A"/>
+          <w:sz w:val="18"/>
+          <w:szCs w:val="18"/>
+        </w:rPr>
+        <w:t>// Step 3: move k to destination</w:t>
       </w:r>
     </w:p>
     <w:p>
@@ -4275,7 +6725,47 @@
           <w:sz w:val="18"/>
           <w:szCs w:val="18"/>
         </w:rPr>
-        <w:t>PROCEDURE Hanoi3(n, src, dst, aux, print):</w:t>
+        <w:t xml:space="preserve">PROCEDURE Hanoi3(n, </w:t>
+      </w:r>
+      <w:proofErr w:type="spellStart"/>
+      <w:r>
+        <w:rPr>
+          <w:rFonts w:ascii="Courier New" w:eastAsia="Courier New" w:hAnsi="Courier New" w:cs="Courier New"/>
+          <w:color w:val="1A1A1A"/>
+          <w:sz w:val="18"/>
+          <w:szCs w:val="18"/>
+        </w:rPr>
+        <w:t>src</w:t>
+      </w:r>
+      <w:proofErr w:type="spellEnd"/>
+      <w:r>
+        <w:rPr>
+          <w:rFonts w:ascii="Courier New" w:eastAsia="Courier New" w:hAnsi="Courier New" w:cs="Courier New"/>
+          <w:color w:val="1A1A1A"/>
+          <w:sz w:val="18"/>
+          <w:szCs w:val="18"/>
+        </w:rPr>
+        <w:t xml:space="preserve">, </w:t>
+      </w:r>
+      <w:proofErr w:type="spellStart"/>
+      <w:r>
+        <w:rPr>
+          <w:rFonts w:ascii="Courier New" w:eastAsia="Courier New" w:hAnsi="Courier New" w:cs="Courier New"/>
+          <w:color w:val="1A1A1A"/>
+          <w:sz w:val="18"/>
+          <w:szCs w:val="18"/>
+        </w:rPr>
+        <w:t>dst</w:t>
+      </w:r>
+      <w:proofErr w:type="spellEnd"/>
+      <w:r>
+        <w:rPr>
+          <w:rFonts w:ascii="Courier New" w:eastAsia="Courier New" w:hAnsi="Courier New" w:cs="Courier New"/>
+          <w:color w:val="1A1A1A"/>
+          <w:sz w:val="18"/>
+          <w:szCs w:val="18"/>
+        </w:rPr>
+        <w:t>, aux, print):</w:t>
       </w:r>
     </w:p>
     <w:p>
@@ -4307,7 +6797,47 @@
           <w:sz w:val="18"/>
           <w:szCs w:val="18"/>
         </w:rPr>
-        <w:t xml:space="preserve">  Hanoi3(n-1, src, aux, dst, print)</w:t>
+        <w:t xml:space="preserve">  Hanoi3(n-1, </w:t>
+      </w:r>
+      <w:proofErr w:type="spellStart"/>
+      <w:r>
+        <w:rPr>
+          <w:rFonts w:ascii="Courier New" w:eastAsia="Courier New" w:hAnsi="Courier New" w:cs="Courier New"/>
+          <w:color w:val="1A1A1A"/>
+          <w:sz w:val="18"/>
+          <w:szCs w:val="18"/>
+        </w:rPr>
+        <w:t>src</w:t>
+      </w:r>
+      <w:proofErr w:type="spellEnd"/>
+      <w:r>
+        <w:rPr>
+          <w:rFonts w:ascii="Courier New" w:eastAsia="Courier New" w:hAnsi="Courier New" w:cs="Courier New"/>
+          <w:color w:val="1A1A1A"/>
+          <w:sz w:val="18"/>
+          <w:szCs w:val="18"/>
+        </w:rPr>
+        <w:t xml:space="preserve">, aux, </w:t>
+      </w:r>
+      <w:proofErr w:type="spellStart"/>
+      <w:r>
+        <w:rPr>
+          <w:rFonts w:ascii="Courier New" w:eastAsia="Courier New" w:hAnsi="Courier New" w:cs="Courier New"/>
+          <w:color w:val="1A1A1A"/>
+          <w:sz w:val="18"/>
+          <w:szCs w:val="18"/>
+        </w:rPr>
+        <w:t>dst</w:t>
+      </w:r>
+      <w:proofErr w:type="spellEnd"/>
+      <w:r>
+        <w:rPr>
+          <w:rFonts w:ascii="Courier New" w:eastAsia="Courier New" w:hAnsi="Courier New" w:cs="Courier New"/>
+          <w:color w:val="1A1A1A"/>
+          <w:sz w:val="18"/>
+          <w:szCs w:val="18"/>
+        </w:rPr>
+        <w:t>, print)</w:t>
       </w:r>
     </w:p>
     <w:p>
@@ -4323,7 +6853,27 @@
           <w:sz w:val="18"/>
           <w:szCs w:val="18"/>
         </w:rPr>
-        <w:t xml:space="preserve">  moveCount++</w:t>
+        <w:t xml:space="preserve">  </w:t>
+      </w:r>
+      <w:proofErr w:type="spellStart"/>
+      <w:r>
+        <w:rPr>
+          <w:rFonts w:ascii="Courier New" w:eastAsia="Courier New" w:hAnsi="Courier New" w:cs="Courier New"/>
+          <w:color w:val="1A1A1A"/>
+          <w:sz w:val="18"/>
+          <w:szCs w:val="18"/>
+        </w:rPr>
+        <w:t>moveCount</w:t>
+      </w:r>
+      <w:proofErr w:type="spellEnd"/>
+      <w:r>
+        <w:rPr>
+          <w:rFonts w:ascii="Courier New" w:eastAsia="Courier New" w:hAnsi="Courier New" w:cs="Courier New"/>
+          <w:color w:val="1A1A1A"/>
+          <w:sz w:val="18"/>
+          <w:szCs w:val="18"/>
+        </w:rPr>
+        <w:t>++</w:t>
       </w:r>
     </w:p>
     <w:p>
@@ -4339,8 +6889,41 @@
           <w:sz w:val="18"/>
           <w:szCs w:val="18"/>
         </w:rPr>
-        <w:t xml:space="preserve">  IF print THEN OUTPUT 'Move Disk '+n+': '+src+' -&gt; '+dst</w:t>
-      </w:r>
+        <w:t xml:space="preserve">  IF print THEN OUTPUT 'Move Disk '+n+': '+</w:t>
+      </w:r>
+      <w:proofErr w:type="spellStart"/>
+      <w:r>
+        <w:rPr>
+          <w:rFonts w:ascii="Courier New" w:eastAsia="Courier New" w:hAnsi="Courier New" w:cs="Courier New"/>
+          <w:color w:val="1A1A1A"/>
+          <w:sz w:val="18"/>
+          <w:szCs w:val="18"/>
+        </w:rPr>
+        <w:t>src</w:t>
+      </w:r>
+      <w:proofErr w:type="spellEnd"/>
+      <w:r>
+        <w:rPr>
+          <w:rFonts w:ascii="Courier New" w:eastAsia="Courier New" w:hAnsi="Courier New" w:cs="Courier New"/>
+          <w:color w:val="1A1A1A"/>
+          <w:sz w:val="18"/>
+          <w:szCs w:val="18"/>
+        </w:rPr>
+        <w:t>+' -&gt; '+</w:t>
+      </w:r>
+      <w:proofErr w:type="spellStart"/>
+      <w:proofErr w:type="gramStart"/>
+      <w:r>
+        <w:rPr>
+          <w:rFonts w:ascii="Courier New" w:eastAsia="Courier New" w:hAnsi="Courier New" w:cs="Courier New"/>
+          <w:color w:val="1A1A1A"/>
+          <w:sz w:val="18"/>
+          <w:szCs w:val="18"/>
+        </w:rPr>
+        <w:t>dst</w:t>
+      </w:r>
+      <w:proofErr w:type="spellEnd"/>
+      <w:proofErr w:type="gramEnd"/>
     </w:p>
     <w:p>
       <w:pPr>
@@ -4355,7 +6938,47 @@
           <w:sz w:val="18"/>
           <w:szCs w:val="18"/>
         </w:rPr>
-        <w:t xml:space="preserve">  Hanoi3(n-1, aux, dst, src, print)</w:t>
+        <w:t xml:space="preserve">  Hanoi3(n-1, aux, </w:t>
+      </w:r>
+      <w:proofErr w:type="spellStart"/>
+      <w:r>
+        <w:rPr>
+          <w:rFonts w:ascii="Courier New" w:eastAsia="Courier New" w:hAnsi="Courier New" w:cs="Courier New"/>
+          <w:color w:val="1A1A1A"/>
+          <w:sz w:val="18"/>
+          <w:szCs w:val="18"/>
+        </w:rPr>
+        <w:t>dst</w:t>
+      </w:r>
+      <w:proofErr w:type="spellEnd"/>
+      <w:r>
+        <w:rPr>
+          <w:rFonts w:ascii="Courier New" w:eastAsia="Courier New" w:hAnsi="Courier New" w:cs="Courier New"/>
+          <w:color w:val="1A1A1A"/>
+          <w:sz w:val="18"/>
+          <w:szCs w:val="18"/>
+        </w:rPr>
+        <w:t xml:space="preserve">, </w:t>
+      </w:r>
+      <w:proofErr w:type="spellStart"/>
+      <w:r>
+        <w:rPr>
+          <w:rFonts w:ascii="Courier New" w:eastAsia="Courier New" w:hAnsi="Courier New" w:cs="Courier New"/>
+          <w:color w:val="1A1A1A"/>
+          <w:sz w:val="18"/>
+          <w:szCs w:val="18"/>
+        </w:rPr>
+        <w:t>src</w:t>
+      </w:r>
+      <w:proofErr w:type="spellEnd"/>
+      <w:r>
+        <w:rPr>
+          <w:rFonts w:ascii="Courier New" w:eastAsia="Courier New" w:hAnsi="Courier New" w:cs="Courier New"/>
+          <w:color w:val="1A1A1A"/>
+          <w:sz w:val="18"/>
+          <w:szCs w:val="18"/>
+        </w:rPr>
+        <w:t>, print)</w:t>
       </w:r>
     </w:p>
     <w:p>
@@ -4403,7 +7026,58 @@
           <w:sz w:val="18"/>
           <w:szCs w:val="18"/>
         </w:rPr>
-        <w:t>public static void buildDPTable(int maxDisks) {</w:t>
+        <w:t xml:space="preserve">public static void </w:t>
+      </w:r>
+      <w:proofErr w:type="spellStart"/>
+      <w:proofErr w:type="gramStart"/>
+      <w:r>
+        <w:rPr>
+          <w:rFonts w:ascii="Courier New" w:eastAsia="Courier New" w:hAnsi="Courier New" w:cs="Courier New"/>
+          <w:color w:val="1A1A1A"/>
+          <w:sz w:val="18"/>
+          <w:szCs w:val="18"/>
+        </w:rPr>
+        <w:t>buildDPTable</w:t>
+      </w:r>
+      <w:proofErr w:type="spellEnd"/>
+      <w:r>
+        <w:rPr>
+          <w:rFonts w:ascii="Courier New" w:eastAsia="Courier New" w:hAnsi="Courier New" w:cs="Courier New"/>
+          <w:color w:val="1A1A1A"/>
+          <w:sz w:val="18"/>
+          <w:szCs w:val="18"/>
+        </w:rPr>
+        <w:t>(</w:t>
+      </w:r>
+      <w:proofErr w:type="gramEnd"/>
+      <w:r>
+        <w:rPr>
+          <w:rFonts w:ascii="Courier New" w:eastAsia="Courier New" w:hAnsi="Courier New" w:cs="Courier New"/>
+          <w:color w:val="1A1A1A"/>
+          <w:sz w:val="18"/>
+          <w:szCs w:val="18"/>
+        </w:rPr>
+        <w:t xml:space="preserve">int </w:t>
+      </w:r>
+      <w:proofErr w:type="spellStart"/>
+      <w:r>
+        <w:rPr>
+          <w:rFonts w:ascii="Courier New" w:eastAsia="Courier New" w:hAnsi="Courier New" w:cs="Courier New"/>
+          <w:color w:val="1A1A1A"/>
+          <w:sz w:val="18"/>
+          <w:szCs w:val="18"/>
+        </w:rPr>
+        <w:t>maxDisks</w:t>
+      </w:r>
+      <w:proofErr w:type="spellEnd"/>
+      <w:r>
+        <w:rPr>
+          <w:rFonts w:ascii="Courier New" w:eastAsia="Courier New" w:hAnsi="Courier New" w:cs="Courier New"/>
+          <w:color w:val="1A1A1A"/>
+          <w:sz w:val="18"/>
+          <w:szCs w:val="18"/>
+        </w:rPr>
+        <w:t>) {</w:t>
       </w:r>
     </w:p>
     <w:p>
@@ -4419,7 +7093,58 @@
           <w:sz w:val="18"/>
           <w:szCs w:val="18"/>
         </w:rPr>
-        <w:t xml:space="preserve">    dp4 = new int[maxDisks + 1];  split = new int[maxDisks + 1];</w:t>
+        <w:t xml:space="preserve">    dp4 = new </w:t>
+      </w:r>
+      <w:proofErr w:type="gramStart"/>
+      <w:r>
+        <w:rPr>
+          <w:rFonts w:ascii="Courier New" w:eastAsia="Courier New" w:hAnsi="Courier New" w:cs="Courier New"/>
+          <w:color w:val="1A1A1A"/>
+          <w:sz w:val="18"/>
+          <w:szCs w:val="18"/>
+        </w:rPr>
+        <w:t>int[</w:t>
+      </w:r>
+      <w:proofErr w:type="spellStart"/>
+      <w:proofErr w:type="gramEnd"/>
+      <w:r>
+        <w:rPr>
+          <w:rFonts w:ascii="Courier New" w:eastAsia="Courier New" w:hAnsi="Courier New" w:cs="Courier New"/>
+          <w:color w:val="1A1A1A"/>
+          <w:sz w:val="18"/>
+          <w:szCs w:val="18"/>
+        </w:rPr>
+        <w:t>maxDisks</w:t>
+      </w:r>
+      <w:proofErr w:type="spellEnd"/>
+      <w:r>
+        <w:rPr>
+          <w:rFonts w:ascii="Courier New" w:eastAsia="Courier New" w:hAnsi="Courier New" w:cs="Courier New"/>
+          <w:color w:val="1A1A1A"/>
+          <w:sz w:val="18"/>
+          <w:szCs w:val="18"/>
+        </w:rPr>
+        <w:t xml:space="preserve"> + 1];  split = new int[</w:t>
+      </w:r>
+      <w:proofErr w:type="spellStart"/>
+      <w:r>
+        <w:rPr>
+          <w:rFonts w:ascii="Courier New" w:eastAsia="Courier New" w:hAnsi="Courier New" w:cs="Courier New"/>
+          <w:color w:val="1A1A1A"/>
+          <w:sz w:val="18"/>
+          <w:szCs w:val="18"/>
+        </w:rPr>
+        <w:t>maxDisks</w:t>
+      </w:r>
+      <w:proofErr w:type="spellEnd"/>
+      <w:r>
+        <w:rPr>
+          <w:rFonts w:ascii="Courier New" w:eastAsia="Courier New" w:hAnsi="Courier New" w:cs="Courier New"/>
+          <w:color w:val="1A1A1A"/>
+          <w:sz w:val="18"/>
+          <w:szCs w:val="18"/>
+        </w:rPr>
+        <w:t xml:space="preserve"> + 1];</w:t>
       </w:r>
     </w:p>
     <w:p>
@@ -4435,8 +7160,19 @@
           <w:sz w:val="18"/>
           <w:szCs w:val="18"/>
         </w:rPr>
-        <w:t xml:space="preserve">    dp4[0] = 0;</w:t>
-      </w:r>
+        <w:t xml:space="preserve">    dp4[0] = </w:t>
+      </w:r>
+      <w:proofErr w:type="gramStart"/>
+      <w:r>
+        <w:rPr>
+          <w:rFonts w:ascii="Courier New" w:eastAsia="Courier New" w:hAnsi="Courier New" w:cs="Courier New"/>
+          <w:color w:val="1A1A1A"/>
+          <w:sz w:val="18"/>
+          <w:szCs w:val="18"/>
+        </w:rPr>
+        <w:t>0;</w:t>
+      </w:r>
+      <w:proofErr w:type="gramEnd"/>
     </w:p>
     <w:p>
       <w:pPr>
@@ -4451,7 +7187,47 @@
           <w:sz w:val="18"/>
           <w:szCs w:val="18"/>
         </w:rPr>
-        <w:t xml:space="preserve">    if (maxDisks &gt;= 1) { dp4[1] = 1; split[1] = 1; }</w:t>
+        <w:t xml:space="preserve">    if (</w:t>
+      </w:r>
+      <w:proofErr w:type="spellStart"/>
+      <w:r>
+        <w:rPr>
+          <w:rFonts w:ascii="Courier New" w:eastAsia="Courier New" w:hAnsi="Courier New" w:cs="Courier New"/>
+          <w:color w:val="1A1A1A"/>
+          <w:sz w:val="18"/>
+          <w:szCs w:val="18"/>
+        </w:rPr>
+        <w:t>maxDisks</w:t>
+      </w:r>
+      <w:proofErr w:type="spellEnd"/>
+      <w:r>
+        <w:rPr>
+          <w:rFonts w:ascii="Courier New" w:eastAsia="Courier New" w:hAnsi="Courier New" w:cs="Courier New"/>
+          <w:color w:val="1A1A1A"/>
+          <w:sz w:val="18"/>
+          <w:szCs w:val="18"/>
+        </w:rPr>
+        <w:t xml:space="preserve"> &gt;= 1) </w:t>
+      </w:r>
+      <w:proofErr w:type="gramStart"/>
+      <w:r>
+        <w:rPr>
+          <w:rFonts w:ascii="Courier New" w:eastAsia="Courier New" w:hAnsi="Courier New" w:cs="Courier New"/>
+          <w:color w:val="1A1A1A"/>
+          <w:sz w:val="18"/>
+          <w:szCs w:val="18"/>
+        </w:rPr>
+        <w:t>{ dp</w:t>
+      </w:r>
+      <w:proofErr w:type="gramEnd"/>
+      <w:r>
+        <w:rPr>
+          <w:rFonts w:ascii="Courier New" w:eastAsia="Courier New" w:hAnsi="Courier New" w:cs="Courier New"/>
+          <w:color w:val="1A1A1A"/>
+          <w:sz w:val="18"/>
+          <w:szCs w:val="18"/>
+        </w:rPr>
+        <w:t>4[1] = 1; split[1] = 1; }</w:t>
       </w:r>
     </w:p>
     <w:p>
@@ -4467,7 +7243,27 @@
           <w:sz w:val="18"/>
           <w:szCs w:val="18"/>
         </w:rPr>
-        <w:t xml:space="preserve">    for (int n = 2; n &lt;= maxDisks; n++) {</w:t>
+        <w:t xml:space="preserve">    for (int n = 2; n &lt;= </w:t>
+      </w:r>
+      <w:proofErr w:type="spellStart"/>
+      <w:r>
+        <w:rPr>
+          <w:rFonts w:ascii="Courier New" w:eastAsia="Courier New" w:hAnsi="Courier New" w:cs="Courier New"/>
+          <w:color w:val="1A1A1A"/>
+          <w:sz w:val="18"/>
+          <w:szCs w:val="18"/>
+        </w:rPr>
+        <w:t>maxDisks</w:t>
+      </w:r>
+      <w:proofErr w:type="spellEnd"/>
+      <w:r>
+        <w:rPr>
+          <w:rFonts w:ascii="Courier New" w:eastAsia="Courier New" w:hAnsi="Courier New" w:cs="Courier New"/>
+          <w:color w:val="1A1A1A"/>
+          <w:sz w:val="18"/>
+          <w:szCs w:val="18"/>
+        </w:rPr>
+        <w:t>; n++) {</w:t>
       </w:r>
     </w:p>
     <w:p>
@@ -4483,8 +7279,39 @@
           <w:sz w:val="18"/>
           <w:szCs w:val="18"/>
         </w:rPr>
-        <w:t xml:space="preserve">        dp4[n] = Integer.MAX_VALUE;</w:t>
-      </w:r>
+        <w:t xml:space="preserve">        dp4[n] = </w:t>
+      </w:r>
+      <w:proofErr w:type="spellStart"/>
+      <w:r>
+        <w:rPr>
+          <w:rFonts w:ascii="Courier New" w:eastAsia="Courier New" w:hAnsi="Courier New" w:cs="Courier New"/>
+          <w:color w:val="1A1A1A"/>
+          <w:sz w:val="18"/>
+          <w:szCs w:val="18"/>
+        </w:rPr>
+        <w:t>Integer.MAX_</w:t>
+      </w:r>
+      <w:proofErr w:type="gramStart"/>
+      <w:r>
+        <w:rPr>
+          <w:rFonts w:ascii="Courier New" w:eastAsia="Courier New" w:hAnsi="Courier New" w:cs="Courier New"/>
+          <w:color w:val="1A1A1A"/>
+          <w:sz w:val="18"/>
+          <w:szCs w:val="18"/>
+        </w:rPr>
+        <w:t>VALUE</w:t>
+      </w:r>
+      <w:proofErr w:type="spellEnd"/>
+      <w:r>
+        <w:rPr>
+          <w:rFonts w:ascii="Courier New" w:eastAsia="Courier New" w:hAnsi="Courier New" w:cs="Courier New"/>
+          <w:color w:val="1A1A1A"/>
+          <w:sz w:val="18"/>
+          <w:szCs w:val="18"/>
+        </w:rPr>
+        <w:t>;</w:t>
+      </w:r>
+      <w:proofErr w:type="gramEnd"/>
     </w:p>
     <w:p>
       <w:pPr>
@@ -4515,8 +7342,19 @@
           <w:sz w:val="18"/>
           <w:szCs w:val="18"/>
         </w:rPr>
-        <w:t xml:space="preserve">            int candidate = 2 * dp4[k] + ((1 &lt;&lt; (n - k)) - 1);</w:t>
-      </w:r>
+        <w:t xml:space="preserve">            int candidate = 2 * dp4[k] + ((1 &lt;&lt; (n - k)) - 1</w:t>
+      </w:r>
+      <w:proofErr w:type="gramStart"/>
+      <w:r>
+        <w:rPr>
+          <w:rFonts w:ascii="Courier New" w:eastAsia="Courier New" w:hAnsi="Courier New" w:cs="Courier New"/>
+          <w:color w:val="1A1A1A"/>
+          <w:sz w:val="18"/>
+          <w:szCs w:val="18"/>
+        </w:rPr>
+        <w:t>);</w:t>
+      </w:r>
+      <w:proofErr w:type="gramEnd"/>
     </w:p>
     <w:p>
       <w:pPr>
@@ -4531,7 +7369,27 @@
           <w:sz w:val="18"/>
           <w:szCs w:val="18"/>
         </w:rPr>
-        <w:t xml:space="preserve">            if (candidate &lt; dp4[n]) { dp4[n]=candidate; split[n]=k; }</w:t>
+        <w:t xml:space="preserve">            if (candidate &lt; dp4[n]) </w:t>
+      </w:r>
+      <w:proofErr w:type="gramStart"/>
+      <w:r>
+        <w:rPr>
+          <w:rFonts w:ascii="Courier New" w:eastAsia="Courier New" w:hAnsi="Courier New" w:cs="Courier New"/>
+          <w:color w:val="1A1A1A"/>
+          <w:sz w:val="18"/>
+          <w:szCs w:val="18"/>
+        </w:rPr>
+        <w:t>{ dp</w:t>
+      </w:r>
+      <w:proofErr w:type="gramEnd"/>
+      <w:r>
+        <w:rPr>
+          <w:rFonts w:ascii="Courier New" w:eastAsia="Courier New" w:hAnsi="Courier New" w:cs="Courier New"/>
+          <w:color w:val="1A1A1A"/>
+          <w:sz w:val="18"/>
+          <w:szCs w:val="18"/>
+        </w:rPr>
+        <w:t>4[n]=candidate; split[n]=k; }</w:t>
       </w:r>
     </w:p>
     <w:p>
@@ -4603,7 +7461,47 @@
           <w:sz w:val="18"/>
           <w:szCs w:val="18"/>
         </w:rPr>
-        <w:t>public static void hanoi4(int n, String src, String dst,</w:t>
+        <w:t xml:space="preserve">public static void hanoi4(int n, String </w:t>
+      </w:r>
+      <w:proofErr w:type="spellStart"/>
+      <w:r>
+        <w:rPr>
+          <w:rFonts w:ascii="Courier New" w:eastAsia="Courier New" w:hAnsi="Courier New" w:cs="Courier New"/>
+          <w:color w:val="1A1A1A"/>
+          <w:sz w:val="18"/>
+          <w:szCs w:val="18"/>
+        </w:rPr>
+        <w:t>src</w:t>
+      </w:r>
+      <w:proofErr w:type="spellEnd"/>
+      <w:r>
+        <w:rPr>
+          <w:rFonts w:ascii="Courier New" w:eastAsia="Courier New" w:hAnsi="Courier New" w:cs="Courier New"/>
+          <w:color w:val="1A1A1A"/>
+          <w:sz w:val="18"/>
+          <w:szCs w:val="18"/>
+        </w:rPr>
+        <w:t xml:space="preserve">, String </w:t>
+      </w:r>
+      <w:proofErr w:type="spellStart"/>
+      <w:r>
+        <w:rPr>
+          <w:rFonts w:ascii="Courier New" w:eastAsia="Courier New" w:hAnsi="Courier New" w:cs="Courier New"/>
+          <w:color w:val="1A1A1A"/>
+          <w:sz w:val="18"/>
+          <w:szCs w:val="18"/>
+        </w:rPr>
+        <w:t>dst</w:t>
+      </w:r>
+      <w:proofErr w:type="spellEnd"/>
+      <w:r>
+        <w:rPr>
+          <w:rFonts w:ascii="Courier New" w:eastAsia="Courier New" w:hAnsi="Courier New" w:cs="Courier New"/>
+          <w:color w:val="1A1A1A"/>
+          <w:sz w:val="18"/>
+          <w:szCs w:val="18"/>
+        </w:rPr>
+        <w:t>,</w:t>
       </w:r>
     </w:p>
     <w:p>
@@ -4619,7 +7517,27 @@
           <w:sz w:val="18"/>
           <w:szCs w:val="18"/>
         </w:rPr>
-        <w:t xml:space="preserve">                          String aux1, String aux2, boolean print) {</w:t>
+        <w:t xml:space="preserve">                          String aux1, String aux2, </w:t>
+      </w:r>
+      <w:proofErr w:type="spellStart"/>
+      <w:r>
+        <w:rPr>
+          <w:rFonts w:ascii="Courier New" w:eastAsia="Courier New" w:hAnsi="Courier New" w:cs="Courier New"/>
+          <w:color w:val="1A1A1A"/>
+          <w:sz w:val="18"/>
+          <w:szCs w:val="18"/>
+        </w:rPr>
+        <w:t>boolean</w:t>
+      </w:r>
+      <w:proofErr w:type="spellEnd"/>
+      <w:r>
+        <w:rPr>
+          <w:rFonts w:ascii="Courier New" w:eastAsia="Courier New" w:hAnsi="Courier New" w:cs="Courier New"/>
+          <w:color w:val="1A1A1A"/>
+          <w:sz w:val="18"/>
+          <w:szCs w:val="18"/>
+        </w:rPr>
+        <w:t xml:space="preserve"> print) {</w:t>
       </w:r>
     </w:p>
     <w:p>
@@ -4635,8 +7553,19 @@
           <w:sz w:val="18"/>
           <w:szCs w:val="18"/>
         </w:rPr>
-        <w:t xml:space="preserve">    if (n == 0) return;</w:t>
-      </w:r>
+        <w:t xml:space="preserve">    if (n == 0) </w:t>
+      </w:r>
+      <w:proofErr w:type="gramStart"/>
+      <w:r>
+        <w:rPr>
+          <w:rFonts w:ascii="Courier New" w:eastAsia="Courier New" w:hAnsi="Courier New" w:cs="Courier New"/>
+          <w:color w:val="1A1A1A"/>
+          <w:sz w:val="18"/>
+          <w:szCs w:val="18"/>
+        </w:rPr>
+        <w:t>return;</w:t>
+      </w:r>
+      <w:proofErr w:type="gramEnd"/>
     </w:p>
     <w:p>
       <w:pPr>
@@ -4667,8 +7596,39 @@
           <w:sz w:val="18"/>
           <w:szCs w:val="18"/>
         </w:rPr>
-        <w:t xml:space="preserve">        moveCount++;</w:t>
-      </w:r>
+        <w:t xml:space="preserve">        </w:t>
+      </w:r>
+      <w:proofErr w:type="spellStart"/>
+      <w:r>
+        <w:rPr>
+          <w:rFonts w:ascii="Courier New" w:eastAsia="Courier New" w:hAnsi="Courier New" w:cs="Courier New"/>
+          <w:color w:val="1A1A1A"/>
+          <w:sz w:val="18"/>
+          <w:szCs w:val="18"/>
+        </w:rPr>
+        <w:t>moveCount</w:t>
+      </w:r>
+      <w:proofErr w:type="spellEnd"/>
+      <w:r>
+        <w:rPr>
+          <w:rFonts w:ascii="Courier New" w:eastAsia="Courier New" w:hAnsi="Courier New" w:cs="Courier New"/>
+          <w:color w:val="1A1A1A"/>
+          <w:sz w:val="18"/>
+          <w:szCs w:val="18"/>
+        </w:rPr>
+        <w:t>+</w:t>
+      </w:r>
+      <w:proofErr w:type="gramStart"/>
+      <w:r>
+        <w:rPr>
+          <w:rFonts w:ascii="Courier New" w:eastAsia="Courier New" w:hAnsi="Courier New" w:cs="Courier New"/>
+          <w:color w:val="1A1A1A"/>
+          <w:sz w:val="18"/>
+          <w:szCs w:val="18"/>
+        </w:rPr>
+        <w:t>+;</w:t>
+      </w:r>
+      <w:proofErr w:type="gramEnd"/>
     </w:p>
     <w:p>
       <w:pPr>
@@ -4683,7 +7643,67 @@
           <w:sz w:val="18"/>
           <w:szCs w:val="18"/>
         </w:rPr>
-        <w:t xml:space="preserve">        if (print) System.out.printf("  Move %3d: Disk %d | %s --&gt; %s%n",</w:t>
+        <w:t xml:space="preserve">        if (print) </w:t>
+      </w:r>
+      <w:proofErr w:type="spellStart"/>
+      <w:r>
+        <w:rPr>
+          <w:rFonts w:ascii="Courier New" w:eastAsia="Courier New" w:hAnsi="Courier New" w:cs="Courier New"/>
+          <w:color w:val="1A1A1A"/>
+          <w:sz w:val="18"/>
+          <w:szCs w:val="18"/>
+        </w:rPr>
+        <w:t>System.out.printf</w:t>
+      </w:r>
+      <w:proofErr w:type="spellEnd"/>
+      <w:r>
+        <w:rPr>
+          <w:rFonts w:ascii="Courier New" w:eastAsia="Courier New" w:hAnsi="Courier New" w:cs="Courier New"/>
+          <w:color w:val="1A1A1A"/>
+          <w:sz w:val="18"/>
+          <w:szCs w:val="18"/>
+        </w:rPr>
+        <w:t>(</w:t>
+      </w:r>
+      <w:proofErr w:type="gramStart"/>
+      <w:r>
+        <w:rPr>
+          <w:rFonts w:ascii="Courier New" w:eastAsia="Courier New" w:hAnsi="Courier New" w:cs="Courier New"/>
+          <w:color w:val="1A1A1A"/>
+          <w:sz w:val="18"/>
+          <w:szCs w:val="18"/>
+        </w:rPr>
+        <w:t>"  Move</w:t>
+      </w:r>
+      <w:proofErr w:type="gramEnd"/>
+      <w:r>
+        <w:rPr>
+          <w:rFonts w:ascii="Courier New" w:eastAsia="Courier New" w:hAnsi="Courier New" w:cs="Courier New"/>
+          <w:color w:val="1A1A1A"/>
+          <w:sz w:val="18"/>
+          <w:szCs w:val="18"/>
+        </w:rPr>
+        <w:t xml:space="preserve"> %3d: Disk %d | %s --&gt; %</w:t>
+      </w:r>
+      <w:proofErr w:type="spellStart"/>
+      <w:r>
+        <w:rPr>
+          <w:rFonts w:ascii="Courier New" w:eastAsia="Courier New" w:hAnsi="Courier New" w:cs="Courier New"/>
+          <w:color w:val="1A1A1A"/>
+          <w:sz w:val="18"/>
+          <w:szCs w:val="18"/>
+        </w:rPr>
+        <w:t>s%n</w:t>
+      </w:r>
+      <w:proofErr w:type="spellEnd"/>
+      <w:r>
+        <w:rPr>
+          <w:rFonts w:ascii="Courier New" w:eastAsia="Courier New" w:hAnsi="Courier New" w:cs="Courier New"/>
+          <w:color w:val="1A1A1A"/>
+          <w:sz w:val="18"/>
+          <w:szCs w:val="18"/>
+        </w:rPr>
+        <w:t>",</w:t>
       </w:r>
     </w:p>
     <w:p>
@@ -4699,8 +7719,70 @@
           <w:sz w:val="18"/>
           <w:szCs w:val="18"/>
         </w:rPr>
-        <w:t xml:space="preserve">                                      moveCount, n, src, dst);</w:t>
-      </w:r>
+        <w:t xml:space="preserve">                                      </w:t>
+      </w:r>
+      <w:proofErr w:type="spellStart"/>
+      <w:r>
+        <w:rPr>
+          <w:rFonts w:ascii="Courier New" w:eastAsia="Courier New" w:hAnsi="Courier New" w:cs="Courier New"/>
+          <w:color w:val="1A1A1A"/>
+          <w:sz w:val="18"/>
+          <w:szCs w:val="18"/>
+        </w:rPr>
+        <w:t>moveCount</w:t>
+      </w:r>
+      <w:proofErr w:type="spellEnd"/>
+      <w:r>
+        <w:rPr>
+          <w:rFonts w:ascii="Courier New" w:eastAsia="Courier New" w:hAnsi="Courier New" w:cs="Courier New"/>
+          <w:color w:val="1A1A1A"/>
+          <w:sz w:val="18"/>
+          <w:szCs w:val="18"/>
+        </w:rPr>
+        <w:t xml:space="preserve">, n, </w:t>
+      </w:r>
+      <w:proofErr w:type="spellStart"/>
+      <w:r>
+        <w:rPr>
+          <w:rFonts w:ascii="Courier New" w:eastAsia="Courier New" w:hAnsi="Courier New" w:cs="Courier New"/>
+          <w:color w:val="1A1A1A"/>
+          <w:sz w:val="18"/>
+          <w:szCs w:val="18"/>
+        </w:rPr>
+        <w:t>src</w:t>
+      </w:r>
+      <w:proofErr w:type="spellEnd"/>
+      <w:r>
+        <w:rPr>
+          <w:rFonts w:ascii="Courier New" w:eastAsia="Courier New" w:hAnsi="Courier New" w:cs="Courier New"/>
+          <w:color w:val="1A1A1A"/>
+          <w:sz w:val="18"/>
+          <w:szCs w:val="18"/>
+        </w:rPr>
+        <w:t xml:space="preserve">, </w:t>
+      </w:r>
+      <w:proofErr w:type="spellStart"/>
+      <w:r>
+        <w:rPr>
+          <w:rFonts w:ascii="Courier New" w:eastAsia="Courier New" w:hAnsi="Courier New" w:cs="Courier New"/>
+          <w:color w:val="1A1A1A"/>
+          <w:sz w:val="18"/>
+          <w:szCs w:val="18"/>
+        </w:rPr>
+        <w:t>dst</w:t>
+      </w:r>
+      <w:proofErr w:type="spellEnd"/>
+      <w:proofErr w:type="gramStart"/>
+      <w:r>
+        <w:rPr>
+          <w:rFonts w:ascii="Courier New" w:eastAsia="Courier New" w:hAnsi="Courier New" w:cs="Courier New"/>
+          <w:color w:val="1A1A1A"/>
+          <w:sz w:val="18"/>
+          <w:szCs w:val="18"/>
+        </w:rPr>
+        <w:t>);</w:t>
+      </w:r>
+      <w:proofErr w:type="gramEnd"/>
     </w:p>
     <w:p>
       <w:pPr>
@@ -4715,8 +7797,19 @@
           <w:sz w:val="18"/>
           <w:szCs w:val="18"/>
         </w:rPr>
-        <w:t xml:space="preserve">        return;</w:t>
-      </w:r>
+        <w:t xml:space="preserve">        </w:t>
+      </w:r>
+      <w:proofErr w:type="gramStart"/>
+      <w:r>
+        <w:rPr>
+          <w:rFonts w:ascii="Courier New" w:eastAsia="Courier New" w:hAnsi="Courier New" w:cs="Courier New"/>
+          <w:color w:val="1A1A1A"/>
+          <w:sz w:val="18"/>
+          <w:szCs w:val="18"/>
+        </w:rPr>
+        <w:t>return;</w:t>
+      </w:r>
+      <w:proofErr w:type="gramEnd"/>
     </w:p>
     <w:p>
       <w:pPr>
@@ -4747,8 +7840,19 @@
           <w:sz w:val="18"/>
           <w:szCs w:val="18"/>
         </w:rPr>
-        <w:t xml:space="preserve">    int k = split[n];</w:t>
-      </w:r>
+        <w:t xml:space="preserve">    int k = split[n</w:t>
+      </w:r>
+      <w:proofErr w:type="gramStart"/>
+      <w:r>
+        <w:rPr>
+          <w:rFonts w:ascii="Courier New" w:eastAsia="Courier New" w:hAnsi="Courier New" w:cs="Courier New"/>
+          <w:color w:val="1A1A1A"/>
+          <w:sz w:val="18"/>
+          <w:szCs w:val="18"/>
+        </w:rPr>
+        <w:t>];</w:t>
+      </w:r>
+      <w:proofErr w:type="gramEnd"/>
     </w:p>
     <w:p>
       <w:pPr>
@@ -4763,7 +7867,67 @@
           <w:sz w:val="18"/>
           <w:szCs w:val="18"/>
         </w:rPr>
-        <w:t xml:space="preserve">    hanoi4(k, src, aux1, dst, aux2, print);  // Step 1</w:t>
+        <w:t xml:space="preserve">    hanoi4(k, </w:t>
+      </w:r>
+      <w:proofErr w:type="spellStart"/>
+      <w:r>
+        <w:rPr>
+          <w:rFonts w:ascii="Courier New" w:eastAsia="Courier New" w:hAnsi="Courier New" w:cs="Courier New"/>
+          <w:color w:val="1A1A1A"/>
+          <w:sz w:val="18"/>
+          <w:szCs w:val="18"/>
+        </w:rPr>
+        <w:t>src</w:t>
+      </w:r>
+      <w:proofErr w:type="spellEnd"/>
+      <w:r>
+        <w:rPr>
+          <w:rFonts w:ascii="Courier New" w:eastAsia="Courier New" w:hAnsi="Courier New" w:cs="Courier New"/>
+          <w:color w:val="1A1A1A"/>
+          <w:sz w:val="18"/>
+          <w:szCs w:val="18"/>
+        </w:rPr>
+        <w:t xml:space="preserve">, aux1, </w:t>
+      </w:r>
+      <w:proofErr w:type="spellStart"/>
+      <w:r>
+        <w:rPr>
+          <w:rFonts w:ascii="Courier New" w:eastAsia="Courier New" w:hAnsi="Courier New" w:cs="Courier New"/>
+          <w:color w:val="1A1A1A"/>
+          <w:sz w:val="18"/>
+          <w:szCs w:val="18"/>
+        </w:rPr>
+        <w:t>dst</w:t>
+      </w:r>
+      <w:proofErr w:type="spellEnd"/>
+      <w:r>
+        <w:rPr>
+          <w:rFonts w:ascii="Courier New" w:eastAsia="Courier New" w:hAnsi="Courier New" w:cs="Courier New"/>
+          <w:color w:val="1A1A1A"/>
+          <w:sz w:val="18"/>
+          <w:szCs w:val="18"/>
+        </w:rPr>
+        <w:t>, aux2, print</w:t>
+      </w:r>
+      <w:proofErr w:type="gramStart"/>
+      <w:r>
+        <w:rPr>
+          <w:rFonts w:ascii="Courier New" w:eastAsia="Courier New" w:hAnsi="Courier New" w:cs="Courier New"/>
+          <w:color w:val="1A1A1A"/>
+          <w:sz w:val="18"/>
+          <w:szCs w:val="18"/>
+        </w:rPr>
+        <w:t>);  /</w:t>
+      </w:r>
+      <w:proofErr w:type="gramEnd"/>
+      <w:r>
+        <w:rPr>
+          <w:rFonts w:ascii="Courier New" w:eastAsia="Courier New" w:hAnsi="Courier New" w:cs="Courier New"/>
+          <w:color w:val="1A1A1A"/>
+          <w:sz w:val="18"/>
+          <w:szCs w:val="18"/>
+        </w:rPr>
+        <w:t>/ Step 1</w:t>
       </w:r>
     </w:p>
     <w:p>
@@ -4779,7 +7943,67 @@
           <w:sz w:val="18"/>
           <w:szCs w:val="18"/>
         </w:rPr>
-        <w:t xml:space="preserve">    hanoi3(n - k, src, dst, aux2, print);    // Step 2</w:t>
+        <w:t xml:space="preserve">    hanoi3(n - k, </w:t>
+      </w:r>
+      <w:proofErr w:type="spellStart"/>
+      <w:r>
+        <w:rPr>
+          <w:rFonts w:ascii="Courier New" w:eastAsia="Courier New" w:hAnsi="Courier New" w:cs="Courier New"/>
+          <w:color w:val="1A1A1A"/>
+          <w:sz w:val="18"/>
+          <w:szCs w:val="18"/>
+        </w:rPr>
+        <w:t>src</w:t>
+      </w:r>
+      <w:proofErr w:type="spellEnd"/>
+      <w:r>
+        <w:rPr>
+          <w:rFonts w:ascii="Courier New" w:eastAsia="Courier New" w:hAnsi="Courier New" w:cs="Courier New"/>
+          <w:color w:val="1A1A1A"/>
+          <w:sz w:val="18"/>
+          <w:szCs w:val="18"/>
+        </w:rPr>
+        <w:t xml:space="preserve">, </w:t>
+      </w:r>
+      <w:proofErr w:type="spellStart"/>
+      <w:r>
+        <w:rPr>
+          <w:rFonts w:ascii="Courier New" w:eastAsia="Courier New" w:hAnsi="Courier New" w:cs="Courier New"/>
+          <w:color w:val="1A1A1A"/>
+          <w:sz w:val="18"/>
+          <w:szCs w:val="18"/>
+        </w:rPr>
+        <w:t>dst</w:t>
+      </w:r>
+      <w:proofErr w:type="spellEnd"/>
+      <w:r>
+        <w:rPr>
+          <w:rFonts w:ascii="Courier New" w:eastAsia="Courier New" w:hAnsi="Courier New" w:cs="Courier New"/>
+          <w:color w:val="1A1A1A"/>
+          <w:sz w:val="18"/>
+          <w:szCs w:val="18"/>
+        </w:rPr>
+        <w:t>, aux2, print</w:t>
+      </w:r>
+      <w:proofErr w:type="gramStart"/>
+      <w:r>
+        <w:rPr>
+          <w:rFonts w:ascii="Courier New" w:eastAsia="Courier New" w:hAnsi="Courier New" w:cs="Courier New"/>
+          <w:color w:val="1A1A1A"/>
+          <w:sz w:val="18"/>
+          <w:szCs w:val="18"/>
+        </w:rPr>
+        <w:t xml:space="preserve">);   </w:t>
+      </w:r>
+      <w:proofErr w:type="gramEnd"/>
+      <w:r>
+        <w:rPr>
+          <w:rFonts w:ascii="Courier New" w:eastAsia="Courier New" w:hAnsi="Courier New" w:cs="Courier New"/>
+          <w:color w:val="1A1A1A"/>
+          <w:sz w:val="18"/>
+          <w:szCs w:val="18"/>
+        </w:rPr>
+        <w:t xml:space="preserve"> // Step 2</w:t>
       </w:r>
     </w:p>
     <w:p>
@@ -4795,7 +8019,67 @@
           <w:sz w:val="18"/>
           <w:szCs w:val="18"/>
         </w:rPr>
-        <w:t xml:space="preserve">    hanoi4(k, aux1, dst, src, aux2, print);  // Step 3</w:t>
+        <w:t xml:space="preserve">    hanoi4(k, aux1, </w:t>
+      </w:r>
+      <w:proofErr w:type="spellStart"/>
+      <w:r>
+        <w:rPr>
+          <w:rFonts w:ascii="Courier New" w:eastAsia="Courier New" w:hAnsi="Courier New" w:cs="Courier New"/>
+          <w:color w:val="1A1A1A"/>
+          <w:sz w:val="18"/>
+          <w:szCs w:val="18"/>
+        </w:rPr>
+        <w:t>dst</w:t>
+      </w:r>
+      <w:proofErr w:type="spellEnd"/>
+      <w:r>
+        <w:rPr>
+          <w:rFonts w:ascii="Courier New" w:eastAsia="Courier New" w:hAnsi="Courier New" w:cs="Courier New"/>
+          <w:color w:val="1A1A1A"/>
+          <w:sz w:val="18"/>
+          <w:szCs w:val="18"/>
+        </w:rPr>
+        <w:t xml:space="preserve">, </w:t>
+      </w:r>
+      <w:proofErr w:type="spellStart"/>
+      <w:r>
+        <w:rPr>
+          <w:rFonts w:ascii="Courier New" w:eastAsia="Courier New" w:hAnsi="Courier New" w:cs="Courier New"/>
+          <w:color w:val="1A1A1A"/>
+          <w:sz w:val="18"/>
+          <w:szCs w:val="18"/>
+        </w:rPr>
+        <w:t>src</w:t>
+      </w:r>
+      <w:proofErr w:type="spellEnd"/>
+      <w:r>
+        <w:rPr>
+          <w:rFonts w:ascii="Courier New" w:eastAsia="Courier New" w:hAnsi="Courier New" w:cs="Courier New"/>
+          <w:color w:val="1A1A1A"/>
+          <w:sz w:val="18"/>
+          <w:szCs w:val="18"/>
+        </w:rPr>
+        <w:t>, aux2, print</w:t>
+      </w:r>
+      <w:proofErr w:type="gramStart"/>
+      <w:r>
+        <w:rPr>
+          <w:rFonts w:ascii="Courier New" w:eastAsia="Courier New" w:hAnsi="Courier New" w:cs="Courier New"/>
+          <w:color w:val="1A1A1A"/>
+          <w:sz w:val="18"/>
+          <w:szCs w:val="18"/>
+        </w:rPr>
+        <w:t>);  /</w:t>
+      </w:r>
+      <w:proofErr w:type="gramEnd"/>
+      <w:r>
+        <w:rPr>
+          <w:rFonts w:ascii="Courier New" w:eastAsia="Courier New" w:hAnsi="Courier New" w:cs="Courier New"/>
+          <w:color w:val="1A1A1A"/>
+          <w:sz w:val="18"/>
+          <w:szCs w:val="18"/>
+        </w:rPr>
+        <w:t>/ Step 3</w:t>
       </w:r>
     </w:p>
     <w:p>
@@ -4834,7 +8118,47 @@
           <w:sz w:val="18"/>
           <w:szCs w:val="18"/>
         </w:rPr>
-        <w:t>public static void hanoi3(int n, String src, String dst,</w:t>
+        <w:t xml:space="preserve">public static void hanoi3(int n, String </w:t>
+      </w:r>
+      <w:proofErr w:type="spellStart"/>
+      <w:r>
+        <w:rPr>
+          <w:rFonts w:ascii="Courier New" w:eastAsia="Courier New" w:hAnsi="Courier New" w:cs="Courier New"/>
+          <w:color w:val="1A1A1A"/>
+          <w:sz w:val="18"/>
+          <w:szCs w:val="18"/>
+        </w:rPr>
+        <w:t>src</w:t>
+      </w:r>
+      <w:proofErr w:type="spellEnd"/>
+      <w:r>
+        <w:rPr>
+          <w:rFonts w:ascii="Courier New" w:eastAsia="Courier New" w:hAnsi="Courier New" w:cs="Courier New"/>
+          <w:color w:val="1A1A1A"/>
+          <w:sz w:val="18"/>
+          <w:szCs w:val="18"/>
+        </w:rPr>
+        <w:t xml:space="preserve">, String </w:t>
+      </w:r>
+      <w:proofErr w:type="spellStart"/>
+      <w:r>
+        <w:rPr>
+          <w:rFonts w:ascii="Courier New" w:eastAsia="Courier New" w:hAnsi="Courier New" w:cs="Courier New"/>
+          <w:color w:val="1A1A1A"/>
+          <w:sz w:val="18"/>
+          <w:szCs w:val="18"/>
+        </w:rPr>
+        <w:t>dst</w:t>
+      </w:r>
+      <w:proofErr w:type="spellEnd"/>
+      <w:r>
+        <w:rPr>
+          <w:rFonts w:ascii="Courier New" w:eastAsia="Courier New" w:hAnsi="Courier New" w:cs="Courier New"/>
+          <w:color w:val="1A1A1A"/>
+          <w:sz w:val="18"/>
+          <w:szCs w:val="18"/>
+        </w:rPr>
+        <w:t>,</w:t>
       </w:r>
     </w:p>
     <w:p>
@@ -4850,7 +8174,27 @@
           <w:sz w:val="18"/>
           <w:szCs w:val="18"/>
         </w:rPr>
-        <w:t xml:space="preserve">                          String aux, boolean print) {</w:t>
+        <w:t xml:space="preserve">                          String aux, </w:t>
+      </w:r>
+      <w:proofErr w:type="spellStart"/>
+      <w:r>
+        <w:rPr>
+          <w:rFonts w:ascii="Courier New" w:eastAsia="Courier New" w:hAnsi="Courier New" w:cs="Courier New"/>
+          <w:color w:val="1A1A1A"/>
+          <w:sz w:val="18"/>
+          <w:szCs w:val="18"/>
+        </w:rPr>
+        <w:t>boolean</w:t>
+      </w:r>
+      <w:proofErr w:type="spellEnd"/>
+      <w:r>
+        <w:rPr>
+          <w:rFonts w:ascii="Courier New" w:eastAsia="Courier New" w:hAnsi="Courier New" w:cs="Courier New"/>
+          <w:color w:val="1A1A1A"/>
+          <w:sz w:val="18"/>
+          <w:szCs w:val="18"/>
+        </w:rPr>
+        <w:t xml:space="preserve"> print) {</w:t>
       </w:r>
     </w:p>
     <w:p>
@@ -4866,8 +8210,19 @@
           <w:sz w:val="18"/>
           <w:szCs w:val="18"/>
         </w:rPr>
-        <w:t xml:space="preserve">    if (n == 0) return;</w:t>
-      </w:r>
+        <w:t xml:space="preserve">    if (n == 0) </w:t>
+      </w:r>
+      <w:proofErr w:type="gramStart"/>
+      <w:r>
+        <w:rPr>
+          <w:rFonts w:ascii="Courier New" w:eastAsia="Courier New" w:hAnsi="Courier New" w:cs="Courier New"/>
+          <w:color w:val="1A1A1A"/>
+          <w:sz w:val="18"/>
+          <w:szCs w:val="18"/>
+        </w:rPr>
+        <w:t>return;</w:t>
+      </w:r>
+      <w:proofErr w:type="gramEnd"/>
     </w:p>
     <w:p>
       <w:pPr>
@@ -4882,8 +8237,59 @@
           <w:sz w:val="18"/>
           <w:szCs w:val="18"/>
         </w:rPr>
-        <w:t xml:space="preserve">    hanoi3(n - 1, src, aux, dst, print);</w:t>
-      </w:r>
+        <w:t xml:space="preserve">    hanoi3(n - 1, </w:t>
+      </w:r>
+      <w:proofErr w:type="spellStart"/>
+      <w:r>
+        <w:rPr>
+          <w:rFonts w:ascii="Courier New" w:eastAsia="Courier New" w:hAnsi="Courier New" w:cs="Courier New"/>
+          <w:color w:val="1A1A1A"/>
+          <w:sz w:val="18"/>
+          <w:szCs w:val="18"/>
+        </w:rPr>
+        <w:t>src</w:t>
+      </w:r>
+      <w:proofErr w:type="spellEnd"/>
+      <w:r>
+        <w:rPr>
+          <w:rFonts w:ascii="Courier New" w:eastAsia="Courier New" w:hAnsi="Courier New" w:cs="Courier New"/>
+          <w:color w:val="1A1A1A"/>
+          <w:sz w:val="18"/>
+          <w:szCs w:val="18"/>
+        </w:rPr>
+        <w:t xml:space="preserve">, aux, </w:t>
+      </w:r>
+      <w:proofErr w:type="spellStart"/>
+      <w:r>
+        <w:rPr>
+          <w:rFonts w:ascii="Courier New" w:eastAsia="Courier New" w:hAnsi="Courier New" w:cs="Courier New"/>
+          <w:color w:val="1A1A1A"/>
+          <w:sz w:val="18"/>
+          <w:szCs w:val="18"/>
+        </w:rPr>
+        <w:t>dst</w:t>
+      </w:r>
+      <w:proofErr w:type="spellEnd"/>
+      <w:r>
+        <w:rPr>
+          <w:rFonts w:ascii="Courier New" w:eastAsia="Courier New" w:hAnsi="Courier New" w:cs="Courier New"/>
+          <w:color w:val="1A1A1A"/>
+          <w:sz w:val="18"/>
+          <w:szCs w:val="18"/>
+        </w:rPr>
+        <w:t>, print</w:t>
+      </w:r>
+      <w:proofErr w:type="gramStart"/>
+      <w:r>
+        <w:rPr>
+          <w:rFonts w:ascii="Courier New" w:eastAsia="Courier New" w:hAnsi="Courier New" w:cs="Courier New"/>
+          <w:color w:val="1A1A1A"/>
+          <w:sz w:val="18"/>
+          <w:szCs w:val="18"/>
+        </w:rPr>
+        <w:t>);</w:t>
+      </w:r>
+      <w:proofErr w:type="gramEnd"/>
     </w:p>
     <w:p>
       <w:pPr>
@@ -4898,8 +8304,39 @@
           <w:sz w:val="18"/>
           <w:szCs w:val="18"/>
         </w:rPr>
-        <w:t xml:space="preserve">    moveCount++;</w:t>
-      </w:r>
+        <w:t xml:space="preserve">    </w:t>
+      </w:r>
+      <w:proofErr w:type="spellStart"/>
+      <w:r>
+        <w:rPr>
+          <w:rFonts w:ascii="Courier New" w:eastAsia="Courier New" w:hAnsi="Courier New" w:cs="Courier New"/>
+          <w:color w:val="1A1A1A"/>
+          <w:sz w:val="18"/>
+          <w:szCs w:val="18"/>
+        </w:rPr>
+        <w:t>moveCount</w:t>
+      </w:r>
+      <w:proofErr w:type="spellEnd"/>
+      <w:r>
+        <w:rPr>
+          <w:rFonts w:ascii="Courier New" w:eastAsia="Courier New" w:hAnsi="Courier New" w:cs="Courier New"/>
+          <w:color w:val="1A1A1A"/>
+          <w:sz w:val="18"/>
+          <w:szCs w:val="18"/>
+        </w:rPr>
+        <w:t>+</w:t>
+      </w:r>
+      <w:proofErr w:type="gramStart"/>
+      <w:r>
+        <w:rPr>
+          <w:rFonts w:ascii="Courier New" w:eastAsia="Courier New" w:hAnsi="Courier New" w:cs="Courier New"/>
+          <w:color w:val="1A1A1A"/>
+          <w:sz w:val="18"/>
+          <w:szCs w:val="18"/>
+        </w:rPr>
+        <w:t>+;</w:t>
+      </w:r>
+      <w:proofErr w:type="gramEnd"/>
     </w:p>
     <w:p>
       <w:pPr>
@@ -4914,7 +8351,67 @@
           <w:sz w:val="18"/>
           <w:szCs w:val="18"/>
         </w:rPr>
-        <w:t xml:space="preserve">    if (print) System.out.printf("  Move %3d: Disk %d | %s --&gt; %s%n",</w:t>
+        <w:t xml:space="preserve">    if (print) </w:t>
+      </w:r>
+      <w:proofErr w:type="spellStart"/>
+      <w:r>
+        <w:rPr>
+          <w:rFonts w:ascii="Courier New" w:eastAsia="Courier New" w:hAnsi="Courier New" w:cs="Courier New"/>
+          <w:color w:val="1A1A1A"/>
+          <w:sz w:val="18"/>
+          <w:szCs w:val="18"/>
+        </w:rPr>
+        <w:t>System.out.printf</w:t>
+      </w:r>
+      <w:proofErr w:type="spellEnd"/>
+      <w:r>
+        <w:rPr>
+          <w:rFonts w:ascii="Courier New" w:eastAsia="Courier New" w:hAnsi="Courier New" w:cs="Courier New"/>
+          <w:color w:val="1A1A1A"/>
+          <w:sz w:val="18"/>
+          <w:szCs w:val="18"/>
+        </w:rPr>
+        <w:t>(</w:t>
+      </w:r>
+      <w:proofErr w:type="gramStart"/>
+      <w:r>
+        <w:rPr>
+          <w:rFonts w:ascii="Courier New" w:eastAsia="Courier New" w:hAnsi="Courier New" w:cs="Courier New"/>
+          <w:color w:val="1A1A1A"/>
+          <w:sz w:val="18"/>
+          <w:szCs w:val="18"/>
+        </w:rPr>
+        <w:t>"  Move</w:t>
+      </w:r>
+      <w:proofErr w:type="gramEnd"/>
+      <w:r>
+        <w:rPr>
+          <w:rFonts w:ascii="Courier New" w:eastAsia="Courier New" w:hAnsi="Courier New" w:cs="Courier New"/>
+          <w:color w:val="1A1A1A"/>
+          <w:sz w:val="18"/>
+          <w:szCs w:val="18"/>
+        </w:rPr>
+        <w:t xml:space="preserve"> %3d: Disk %d | %s --&gt; %</w:t>
+      </w:r>
+      <w:proofErr w:type="spellStart"/>
+      <w:r>
+        <w:rPr>
+          <w:rFonts w:ascii="Courier New" w:eastAsia="Courier New" w:hAnsi="Courier New" w:cs="Courier New"/>
+          <w:color w:val="1A1A1A"/>
+          <w:sz w:val="18"/>
+          <w:szCs w:val="18"/>
+        </w:rPr>
+        <w:t>s%n</w:t>
+      </w:r>
+      <w:proofErr w:type="spellEnd"/>
+      <w:r>
+        <w:rPr>
+          <w:rFonts w:ascii="Courier New" w:eastAsia="Courier New" w:hAnsi="Courier New" w:cs="Courier New"/>
+          <w:color w:val="1A1A1A"/>
+          <w:sz w:val="18"/>
+          <w:szCs w:val="18"/>
+        </w:rPr>
+        <w:t>",</w:t>
       </w:r>
     </w:p>
     <w:p>
@@ -4930,8 +8427,70 @@
           <w:sz w:val="18"/>
           <w:szCs w:val="18"/>
         </w:rPr>
-        <w:t xml:space="preserve">                                  moveCount, n, src, dst);</w:t>
-      </w:r>
+        <w:t xml:space="preserve">                                  </w:t>
+      </w:r>
+      <w:proofErr w:type="spellStart"/>
+      <w:r>
+        <w:rPr>
+          <w:rFonts w:ascii="Courier New" w:eastAsia="Courier New" w:hAnsi="Courier New" w:cs="Courier New"/>
+          <w:color w:val="1A1A1A"/>
+          <w:sz w:val="18"/>
+          <w:szCs w:val="18"/>
+        </w:rPr>
+        <w:t>moveCount</w:t>
+      </w:r>
+      <w:proofErr w:type="spellEnd"/>
+      <w:r>
+        <w:rPr>
+          <w:rFonts w:ascii="Courier New" w:eastAsia="Courier New" w:hAnsi="Courier New" w:cs="Courier New"/>
+          <w:color w:val="1A1A1A"/>
+          <w:sz w:val="18"/>
+          <w:szCs w:val="18"/>
+        </w:rPr>
+        <w:t xml:space="preserve">, n, </w:t>
+      </w:r>
+      <w:proofErr w:type="spellStart"/>
+      <w:r>
+        <w:rPr>
+          <w:rFonts w:ascii="Courier New" w:eastAsia="Courier New" w:hAnsi="Courier New" w:cs="Courier New"/>
+          <w:color w:val="1A1A1A"/>
+          <w:sz w:val="18"/>
+          <w:szCs w:val="18"/>
+        </w:rPr>
+        <w:t>src</w:t>
+      </w:r>
+      <w:proofErr w:type="spellEnd"/>
+      <w:r>
+        <w:rPr>
+          <w:rFonts w:ascii="Courier New" w:eastAsia="Courier New" w:hAnsi="Courier New" w:cs="Courier New"/>
+          <w:color w:val="1A1A1A"/>
+          <w:sz w:val="18"/>
+          <w:szCs w:val="18"/>
+        </w:rPr>
+        <w:t xml:space="preserve">, </w:t>
+      </w:r>
+      <w:proofErr w:type="spellStart"/>
+      <w:r>
+        <w:rPr>
+          <w:rFonts w:ascii="Courier New" w:eastAsia="Courier New" w:hAnsi="Courier New" w:cs="Courier New"/>
+          <w:color w:val="1A1A1A"/>
+          <w:sz w:val="18"/>
+          <w:szCs w:val="18"/>
+        </w:rPr>
+        <w:t>dst</w:t>
+      </w:r>
+      <w:proofErr w:type="spellEnd"/>
+      <w:proofErr w:type="gramStart"/>
+      <w:r>
+        <w:rPr>
+          <w:rFonts w:ascii="Courier New" w:eastAsia="Courier New" w:hAnsi="Courier New" w:cs="Courier New"/>
+          <w:color w:val="1A1A1A"/>
+          <w:sz w:val="18"/>
+          <w:szCs w:val="18"/>
+        </w:rPr>
+        <w:t>);</w:t>
+      </w:r>
+      <w:proofErr w:type="gramEnd"/>
     </w:p>
     <w:p>
       <w:pPr>
@@ -4946,8 +8505,59 @@
           <w:sz w:val="18"/>
           <w:szCs w:val="18"/>
         </w:rPr>
-        <w:t xml:space="preserve">    hanoi3(n - 1, aux, dst, src, print);</w:t>
-      </w:r>
+        <w:t xml:space="preserve">    hanoi3(n - 1, aux, </w:t>
+      </w:r>
+      <w:proofErr w:type="spellStart"/>
+      <w:r>
+        <w:rPr>
+          <w:rFonts w:ascii="Courier New" w:eastAsia="Courier New" w:hAnsi="Courier New" w:cs="Courier New"/>
+          <w:color w:val="1A1A1A"/>
+          <w:sz w:val="18"/>
+          <w:szCs w:val="18"/>
+        </w:rPr>
+        <w:t>dst</w:t>
+      </w:r>
+      <w:proofErr w:type="spellEnd"/>
+      <w:r>
+        <w:rPr>
+          <w:rFonts w:ascii="Courier New" w:eastAsia="Courier New" w:hAnsi="Courier New" w:cs="Courier New"/>
+          <w:color w:val="1A1A1A"/>
+          <w:sz w:val="18"/>
+          <w:szCs w:val="18"/>
+        </w:rPr>
+        <w:t xml:space="preserve">, </w:t>
+      </w:r>
+      <w:proofErr w:type="spellStart"/>
+      <w:r>
+        <w:rPr>
+          <w:rFonts w:ascii="Courier New" w:eastAsia="Courier New" w:hAnsi="Courier New" w:cs="Courier New"/>
+          <w:color w:val="1A1A1A"/>
+          <w:sz w:val="18"/>
+          <w:szCs w:val="18"/>
+        </w:rPr>
+        <w:t>src</w:t>
+      </w:r>
+      <w:proofErr w:type="spellEnd"/>
+      <w:r>
+        <w:rPr>
+          <w:rFonts w:ascii="Courier New" w:eastAsia="Courier New" w:hAnsi="Courier New" w:cs="Courier New"/>
+          <w:color w:val="1A1A1A"/>
+          <w:sz w:val="18"/>
+          <w:szCs w:val="18"/>
+        </w:rPr>
+        <w:t>, print</w:t>
+      </w:r>
+      <w:proofErr w:type="gramStart"/>
+      <w:r>
+        <w:rPr>
+          <w:rFonts w:ascii="Courier New" w:eastAsia="Courier New" w:hAnsi="Courier New" w:cs="Courier New"/>
+          <w:color w:val="1A1A1A"/>
+          <w:sz w:val="18"/>
+          <w:szCs w:val="18"/>
+        </w:rPr>
+        <w:t>);</w:t>
+      </w:r>
+      <w:proofErr w:type="gramEnd"/>
     </w:p>
     <w:p>
       <w:pPr>
@@ -4989,7 +8599,21 @@
         <w:rPr>
           <w:color w:val="000000"/>
         </w:rPr>
-        <w:t>The eight-disk solution decomposes into exactly three top-level calls. k = split[8] = 4.</w:t>
+        <w:t xml:space="preserve">The eight-disk solution decomposes into exactly three top-level calls. k = </w:t>
+      </w:r>
+      <w:proofErr w:type="gramStart"/>
+      <w:r>
+        <w:rPr>
+          <w:color w:val="000000"/>
+        </w:rPr>
+        <w:t>split[</w:t>
+      </w:r>
+      <w:proofErr w:type="gramEnd"/>
+      <w:r>
+        <w:rPr>
+          <w:color w:val="000000"/>
+        </w:rPr>
+        <w:t>8] = 4.</w:t>
       </w:r>
     </w:p>
     <w:p>
@@ -5006,7 +8630,21 @@
         <w:rPr>
           <w:color w:val="000000"/>
         </w:rPr>
-        <w:t>hanoi4(4, A, B, D, C): Move disks 1–4 from A to B using all 4 pegs. This internally recurses with split[4]=2: move 2 to C (3 moves), move 2 to B (3 moves), move 2 from C to B (3 moves). Total: 9 moves.</w:t>
+        <w:t xml:space="preserve">hanoi4(4, A, B, D, C): Move disks 1–4 from A to B using all 4 pegs. This internally recurses with </w:t>
+      </w:r>
+      <w:proofErr w:type="gramStart"/>
+      <w:r>
+        <w:rPr>
+          <w:color w:val="000000"/>
+        </w:rPr>
+        <w:t>split[</w:t>
+      </w:r>
+      <w:proofErr w:type="gramEnd"/>
+      <w:r>
+        <w:rPr>
+          <w:color w:val="000000"/>
+        </w:rPr>
+        <w:t>4]=2: move 2 to C (3 moves), move 2 to B (3 moves), move 2 from C to B (3 moves). Total: 9 moves.</w:t>
       </w:r>
     </w:p>
     <w:p>
@@ -5023,7 +8661,21 @@
         <w:rPr>
           <w:color w:val="000000"/>
         </w:rPr>
-        <w:t>hanoi3(4, A, D, C): Move disks 5–8 from A to D using only 3 pegs. Peg B is frozen. T(4,3) = 2⁴ − 1 = 15 moves.</w:t>
+        <w:t xml:space="preserve">hanoi3(4, A, D, C): Move disks 5–8 from A to D using only 3 pegs. Peg B is frozen. </w:t>
+      </w:r>
+      <w:proofErr w:type="gramStart"/>
+      <w:r>
+        <w:rPr>
+          <w:color w:val="000000"/>
+        </w:rPr>
+        <w:t>T(</w:t>
+      </w:r>
+      <w:proofErr w:type="gramEnd"/>
+      <w:r>
+        <w:rPr>
+          <w:color w:val="000000"/>
+        </w:rPr>
+        <w:t>4,3) = 2⁴ − 1 = 15 moves.</w:t>
       </w:r>
     </w:p>
     <w:p>
@@ -11329,7 +14981,21 @@
         <w:rPr>
           <w:color w:val="000000"/>
         </w:rPr>
-        <w:t>Pre-computation: The nested loop iterates over all pairs (n, k) with 1 ≤ k &lt; n ≤ maxDisks, giving Σⁿ(n-1) = n(n-1)/2 iterations, which is O(n²). Each iteration performs a constant number of arithmetic operations. Space: two arrays of size n+1.</w:t>
+        <w:t xml:space="preserve">Pre-computation: The nested loop iterates over all pairs (n, k) with 1 ≤ k &lt; n ≤ </w:t>
+      </w:r>
+      <w:proofErr w:type="spellStart"/>
+      <w:r>
+        <w:rPr>
+          <w:color w:val="000000"/>
+        </w:rPr>
+        <w:t>maxDisks</w:t>
+      </w:r>
+      <w:proofErr w:type="spellEnd"/>
+      <w:r>
+        <w:rPr>
+          <w:color w:val="000000"/>
+        </w:rPr>
+        <w:t>, giving Σⁿ(n-1) = n(n-1)/2 iterations, which is O(n²). Each iteration performs a constant number of arithmetic operations. Space: two arrays of size n+1.</w:t>
       </w:r>
     </w:p>
     <w:p>
@@ -11341,7 +15007,21 @@
         <w:rPr>
           <w:color w:val="000000"/>
         </w:rPr>
-        <w:t>Move generation: Each of the T(n,4) moves is generated by exactly one leaf-level call to hanoi4 or hanoi3, each doing O(1) work. Total time is O(T(n,4)). Recursion depth is at most n (disk count decreases by at least 1 per level). Space: O(n) call stack.</w:t>
+        <w:t xml:space="preserve">Move generation: Each of the T(n,4) moves is generated by exactly one leaf-level call to hanoi4 or hanoi3, each doing </w:t>
+      </w:r>
+      <w:proofErr w:type="gramStart"/>
+      <w:r>
+        <w:rPr>
+          <w:color w:val="000000"/>
+        </w:rPr>
+        <w:t>O(</w:t>
+      </w:r>
+      <w:proofErr w:type="gramEnd"/>
+      <w:r>
+        <w:rPr>
+          <w:color w:val="000000"/>
+        </w:rPr>
+        <w:t>1) work. Total time is O(T(n,4)). Recursion depth is at most n (disk count decreases by at least 1 per level). Space: O(n) call stack.</w:t>
       </w:r>
     </w:p>
     <w:p>
@@ -12228,13 +15908,23 @@
             <w:pPr>
               <w:jc w:val="center"/>
             </w:pPr>
-            <w:r>
-              <w:rPr>
-                <w:color w:val="000000"/>
-                <w:sz w:val="20"/>
-                <w:szCs w:val="20"/>
-              </w:rPr>
-              <w:t>O(4ⁿ · n)</w:t>
+            <w:proofErr w:type="gramStart"/>
+            <w:r>
+              <w:rPr>
+                <w:color w:val="000000"/>
+                <w:sz w:val="20"/>
+                <w:szCs w:val="20"/>
+              </w:rPr>
+              <w:t>O(</w:t>
+            </w:r>
+            <w:proofErr w:type="gramEnd"/>
+            <w:r>
+              <w:rPr>
+                <w:color w:val="000000"/>
+                <w:sz w:val="20"/>
+                <w:szCs w:val="20"/>
+              </w:rPr>
+              <w:t>4ⁿ · n)</w:t>
             </w:r>
           </w:p>
         </w:tc>
@@ -12358,7 +16048,25 @@
                 <w:sz w:val="20"/>
                 <w:szCs w:val="20"/>
               </w:rPr>
-              <w:t>O(b^d)</w:t>
+              <w:t>O(</w:t>
+            </w:r>
+            <w:proofErr w:type="spellStart"/>
+            <w:r>
+              <w:rPr>
+                <w:color w:val="000000"/>
+                <w:sz w:val="20"/>
+                <w:szCs w:val="20"/>
+              </w:rPr>
+              <w:t>b^d</w:t>
+            </w:r>
+            <w:proofErr w:type="spellEnd"/>
+            <w:r>
+              <w:rPr>
+                <w:color w:val="000000"/>
+                <w:sz w:val="20"/>
+                <w:szCs w:val="20"/>
+              </w:rPr>
+              <w:t>)</w:t>
             </w:r>
           </w:p>
         </w:tc>
@@ -12390,7 +16098,25 @@
                 <w:sz w:val="20"/>
                 <w:szCs w:val="20"/>
               </w:rPr>
-              <w:t>O(b^d)</w:t>
+              <w:t>O(</w:t>
+            </w:r>
+            <w:proofErr w:type="spellStart"/>
+            <w:r>
+              <w:rPr>
+                <w:color w:val="000000"/>
+                <w:sz w:val="20"/>
+                <w:szCs w:val="20"/>
+              </w:rPr>
+              <w:t>b^d</w:t>
+            </w:r>
+            <w:proofErr w:type="spellEnd"/>
+            <w:r>
+              <w:rPr>
+                <w:color w:val="000000"/>
+                <w:sz w:val="20"/>
+                <w:szCs w:val="20"/>
+              </w:rPr>
+              <w:t>)</w:t>
             </w:r>
           </w:p>
         </w:tc>
@@ -12482,7 +16208,25 @@
                 <w:sz w:val="20"/>
                 <w:szCs w:val="20"/>
               </w:rPr>
-              <w:t>O(b^d)</w:t>
+              <w:t>O(</w:t>
+            </w:r>
+            <w:proofErr w:type="spellStart"/>
+            <w:r>
+              <w:rPr>
+                <w:color w:val="000000"/>
+                <w:sz w:val="20"/>
+                <w:szCs w:val="20"/>
+              </w:rPr>
+              <w:t>b^d</w:t>
+            </w:r>
+            <w:proofErr w:type="spellEnd"/>
+            <w:r>
+              <w:rPr>
+                <w:color w:val="000000"/>
+                <w:sz w:val="20"/>
+                <w:szCs w:val="20"/>
+              </w:rPr>
+              <w:t>)</w:t>
             </w:r>
           </w:p>
         </w:tc>
@@ -13425,7 +17169,25 @@
                 <w:sz w:val="20"/>
                 <w:szCs w:val="20"/>
               </w:rPr>
-              <w:t>O(b^d)</w:t>
+              <w:t>O(</w:t>
+            </w:r>
+            <w:proofErr w:type="spellStart"/>
+            <w:r>
+              <w:rPr>
+                <w:color w:val="000000"/>
+                <w:sz w:val="20"/>
+                <w:szCs w:val="20"/>
+              </w:rPr>
+              <w:t>b^d</w:t>
+            </w:r>
+            <w:proofErr w:type="spellEnd"/>
+            <w:r>
+              <w:rPr>
+                <w:color w:val="000000"/>
+                <w:sz w:val="20"/>
+                <w:szCs w:val="20"/>
+              </w:rPr>
+              <w:t>)</w:t>
             </w:r>
           </w:p>
         </w:tc>
@@ -13457,7 +17219,25 @@
                 <w:sz w:val="20"/>
                 <w:szCs w:val="20"/>
               </w:rPr>
-              <w:t>O(b^d)</w:t>
+              <w:t>O(</w:t>
+            </w:r>
+            <w:proofErr w:type="spellStart"/>
+            <w:r>
+              <w:rPr>
+                <w:color w:val="000000"/>
+                <w:sz w:val="20"/>
+                <w:szCs w:val="20"/>
+              </w:rPr>
+              <w:t>b^d</w:t>
+            </w:r>
+            <w:proofErr w:type="spellEnd"/>
+            <w:r>
+              <w:rPr>
+                <w:color w:val="000000"/>
+                <w:sz w:val="20"/>
+                <w:szCs w:val="20"/>
+              </w:rPr>
+              <w:t>)</w:t>
             </w:r>
           </w:p>
         </w:tc>
@@ -13489,7 +17269,25 @@
                 <w:sz w:val="20"/>
                 <w:szCs w:val="20"/>
               </w:rPr>
-              <w:t>O(b^d)</w:t>
+              <w:t>O(</w:t>
+            </w:r>
+            <w:proofErr w:type="spellStart"/>
+            <w:r>
+              <w:rPr>
+                <w:color w:val="000000"/>
+                <w:sz w:val="20"/>
+                <w:szCs w:val="20"/>
+              </w:rPr>
+              <w:t>b^d</w:t>
+            </w:r>
+            <w:proofErr w:type="spellEnd"/>
+            <w:r>
+              <w:rPr>
+                <w:color w:val="000000"/>
+                <w:sz w:val="20"/>
+                <w:szCs w:val="20"/>
+              </w:rPr>
+              <w:t>)</w:t>
             </w:r>
           </w:p>
         </w:tc>
@@ -13645,7 +17443,25 @@
                 <w:sz w:val="20"/>
                 <w:szCs w:val="20"/>
               </w:rPr>
-              <w:t>O(b^d)</w:t>
+              <w:t>O(</w:t>
+            </w:r>
+            <w:proofErr w:type="spellStart"/>
+            <w:r>
+              <w:rPr>
+                <w:color w:val="000000"/>
+                <w:sz w:val="20"/>
+                <w:szCs w:val="20"/>
+              </w:rPr>
+              <w:t>b^d</w:t>
+            </w:r>
+            <w:proofErr w:type="spellEnd"/>
+            <w:r>
+              <w:rPr>
+                <w:color w:val="000000"/>
+                <w:sz w:val="20"/>
+                <w:szCs w:val="20"/>
+              </w:rPr>
+              <w:t>)</w:t>
             </w:r>
           </w:p>
         </w:tc>
@@ -13677,7 +17493,25 @@
                 <w:sz w:val="20"/>
                 <w:szCs w:val="20"/>
               </w:rPr>
-              <w:t>O(b^d)</w:t>
+              <w:t>O(</w:t>
+            </w:r>
+            <w:proofErr w:type="spellStart"/>
+            <w:r>
+              <w:rPr>
+                <w:color w:val="000000"/>
+                <w:sz w:val="20"/>
+                <w:szCs w:val="20"/>
+              </w:rPr>
+              <w:t>b^d</w:t>
+            </w:r>
+            <w:proofErr w:type="spellEnd"/>
+            <w:r>
+              <w:rPr>
+                <w:color w:val="000000"/>
+                <w:sz w:val="20"/>
+                <w:szCs w:val="20"/>
+              </w:rPr>
+              <w:t>)</w:t>
             </w:r>
           </w:p>
         </w:tc>
@@ -13859,13 +17693,23 @@
             <w:pPr>
               <w:jc w:val="center"/>
             </w:pPr>
-            <w:r>
-              <w:rPr>
-                <w:color w:val="000000"/>
-                <w:sz w:val="20"/>
-                <w:szCs w:val="20"/>
-              </w:rPr>
-              <w:t>O(1)</w:t>
+            <w:proofErr w:type="gramStart"/>
+            <w:r>
+              <w:rPr>
+                <w:color w:val="000000"/>
+                <w:sz w:val="20"/>
+                <w:szCs w:val="20"/>
+              </w:rPr>
+              <w:t>O(</w:t>
+            </w:r>
+            <w:proofErr w:type="gramEnd"/>
+            <w:r>
+              <w:rPr>
+                <w:color w:val="000000"/>
+                <w:sz w:val="20"/>
+                <w:szCs w:val="20"/>
+              </w:rPr>
+              <w:t>1)</w:t>
             </w:r>
           </w:p>
         </w:tc>
@@ -14047,13 +17891,23 @@
             <w:vAlign w:val="center"/>
           </w:tcPr>
           <w:p>
-            <w:r>
-              <w:rPr>
-                <w:color w:val="000000"/>
-                <w:sz w:val="20"/>
-                <w:szCs w:val="20"/>
-              </w:rPr>
-              <w:t>Memoised Recursion</w:t>
+            <w:proofErr w:type="spellStart"/>
+            <w:r>
+              <w:rPr>
+                <w:color w:val="000000"/>
+                <w:sz w:val="20"/>
+                <w:szCs w:val="20"/>
+              </w:rPr>
+              <w:t>Memoised</w:t>
+            </w:r>
+            <w:proofErr w:type="spellEnd"/>
+            <w:r>
+              <w:rPr>
+                <w:color w:val="000000"/>
+                <w:sz w:val="20"/>
+                <w:szCs w:val="20"/>
+              </w:rPr>
+              <w:t xml:space="preserve"> Recursion</w:t>
             </w:r>
           </w:p>
         </w:tc>
@@ -15551,13 +19405,23 @@
             <w:vAlign w:val="center"/>
           </w:tcPr>
           <w:p>
-            <w:r>
-              <w:rPr>
-                <w:color w:val="000000"/>
-                <w:sz w:val="20"/>
-                <w:szCs w:val="20"/>
-              </w:rPr>
-              <w:t>Memoised Recursion</w:t>
+            <w:proofErr w:type="spellStart"/>
+            <w:r>
+              <w:rPr>
+                <w:color w:val="000000"/>
+                <w:sz w:val="20"/>
+                <w:szCs w:val="20"/>
+              </w:rPr>
+              <w:t>Memoised</w:t>
+            </w:r>
+            <w:proofErr w:type="spellEnd"/>
+            <w:r>
+              <w:rPr>
+                <w:color w:val="000000"/>
+                <w:sz w:val="20"/>
+                <w:szCs w:val="20"/>
+              </w:rPr>
+              <w:t xml:space="preserve"> Recursion</w:t>
             </w:r>
           </w:p>
         </w:tc>
@@ -15825,7 +19689,21 @@
         <w:rPr>
           <w:color w:val="000000"/>
         </w:rPr>
-        <w:t>87.1% Move Reduction at n=8: The four-peg Frame-Stewart algorithm requires 87.1% fewer moves than three-peg recursion for n=8, growing to 98% savings at n=12. The fourth peg is not a minor convenience; it is transformatively beneficial.</w:t>
+        <w:t xml:space="preserve">87.1% Move Reduction at n=8: The four-peg Frame-Stewart algorithm requires 87.1% fewer moves than three-peg recursion for n=8, growing to 98% savings at n=12. The fourth peg is not a minor convenience; it is </w:t>
+      </w:r>
+      <w:proofErr w:type="spellStart"/>
+      <w:r>
+        <w:rPr>
+          <w:color w:val="000000"/>
+        </w:rPr>
+        <w:t>transformatively</w:t>
+      </w:r>
+      <w:proofErr w:type="spellEnd"/>
+      <w:r>
+        <w:rPr>
+          <w:color w:val="000000"/>
+        </w:rPr>
+        <w:t xml:space="preserve"> beneficial.</w:t>
       </w:r>
     </w:p>
     <w:p>
@@ -15919,183 +19797,6 @@
           <w:color w:val="000000"/>
         </w:rPr>
         <w:t>Open Mathematical Question: The Frame-Stewart conjecture remains unproven for general n. This is one of the few instances where a classical puzzle intersects with an unsolved mathematical problem, illustrating that algorithmic correctness and mathematical proof are distinct standards of verification.</w:t>
-      </w:r>
-    </w:p>
-    <w:p>
-      <w:pPr>
-        <w:pStyle w:val="Heading1"/>
-        <w:numPr>
-          <w:ilvl w:val="0"/>
-          <w:numId w:val="7"/>
-        </w:numPr>
-      </w:pPr>
-      <w:bookmarkStart w:id="56" w:name="_Toc228748499"/>
-      <w:r>
-        <w:t>References</w:t>
-      </w:r>
-      <w:bookmarkEnd w:id="56"/>
-    </w:p>
-    <w:p>
-      <w:pPr>
-        <w:spacing w:before="240" w:after="120" w:line="360" w:lineRule="auto"/>
-        <w:jc w:val="both"/>
-      </w:pPr>
-      <w:r>
-        <w:rPr>
-          <w:color w:val="000000"/>
-        </w:rPr>
-        <w:t>[1] Bousch, T. (2014). La quatrieme tour de Hanoi. Bulletin of the Belgian Mathematical Society, 21(5), 895–912. Provides the most rigorous partial proof of the Frame-Stewart conjecture.</w:t>
-      </w:r>
-    </w:p>
-    <w:p>
-      <w:pPr>
-        <w:spacing w:before="240" w:after="120" w:line="360" w:lineRule="auto"/>
-        <w:jc w:val="both"/>
-      </w:pPr>
-      <w:r>
-        <w:rPr>
-          <w:color w:val="000000"/>
-        </w:rPr>
-        <w:t>[2] Cormen, T. H., Leiserson, C. E., Rivest, R. L., &amp; Stein, C. (2022). Introduction to Algorithms (4th ed.). MIT Press. Standard reference for dynamic programming and algorithm complexity (Chapter 14 on DP; Chapter 22 on BFS).</w:t>
-      </w:r>
-    </w:p>
-    <w:p>
-      <w:pPr>
-        <w:spacing w:before="240" w:after="120" w:line="360" w:lineRule="auto"/>
-        <w:jc w:val="both"/>
-      </w:pPr>
-      <w:r>
-        <w:rPr>
-          <w:color w:val="000000"/>
-        </w:rPr>
-        <w:t>[</w:t>
-      </w:r>
-      <w:r>
-        <w:rPr>
-          <w:color w:val="000000"/>
-        </w:rPr>
-        <w:t>3</w:t>
-      </w:r>
-      <w:r>
-        <w:rPr>
-          <w:color w:val="000000"/>
-        </w:rPr>
-        <w:t>] Korf, R. E. (1985). Depth-first iterative deepening: An optimal admissible tree search. Artificial Intelligence, 27(1), 97–109. Original paper introducing IDA*.</w:t>
-      </w:r>
-    </w:p>
-    <w:p>
-      <w:pPr>
-        <w:spacing w:before="240" w:after="120" w:line="360" w:lineRule="auto"/>
-        <w:jc w:val="both"/>
-      </w:pPr>
-      <w:r>
-        <w:rPr>
-          <w:color w:val="000000"/>
-        </w:rPr>
-        <w:t>[</w:t>
-      </w:r>
-      <w:r>
-        <w:rPr>
-          <w:color w:val="000000"/>
-        </w:rPr>
-        <w:t>4</w:t>
-      </w:r>
-      <w:r>
-        <w:rPr>
-          <w:color w:val="000000"/>
-        </w:rPr>
-        <w:t>] Levitin, A. (2011). Introduction to the Design and Analysis of Algorithms (3rd ed.). Pearson. Covers divide and conquer (Chapter 4)</w:t>
-      </w:r>
-      <w:r>
-        <w:rPr>
-          <w:color w:val="000000"/>
-        </w:rPr>
-        <w:t xml:space="preserve"> and</w:t>
-      </w:r>
-      <w:r>
-        <w:rPr>
-          <w:color w:val="000000"/>
-        </w:rPr>
-        <w:t xml:space="preserve"> dynamic programming (Chapter 8)</w:t>
-      </w:r>
-      <w:r>
-        <w:rPr>
-          <w:color w:val="000000"/>
-        </w:rPr>
-        <w:t>.</w:t>
-      </w:r>
-    </w:p>
-    <w:p>
-      <w:pPr>
-        <w:spacing w:before="240" w:after="120" w:line="360" w:lineRule="auto"/>
-        <w:jc w:val="both"/>
-      </w:pPr>
-      <w:r>
-        <w:rPr>
-          <w:color w:val="000000"/>
-        </w:rPr>
-        <w:t>[</w:t>
-      </w:r>
-      <w:r>
-        <w:rPr>
-          <w:color w:val="000000"/>
-        </w:rPr>
-        <w:t>5</w:t>
-      </w:r>
-      <w:r>
-        <w:rPr>
-          <w:color w:val="000000"/>
-        </w:rPr>
-        <w:t>] Pearl, J. (1984). Heuristics: Intelligent Search Strategies for Computer Problem Solving. Addison-Wesley. Foundational reference for A* search and admissible heuristics.</w:t>
-      </w:r>
-    </w:p>
-    <w:p>
-      <w:pPr>
-        <w:spacing w:before="240" w:after="120" w:line="360" w:lineRule="auto"/>
-        <w:jc w:val="both"/>
-      </w:pPr>
-      <w:r>
-        <w:rPr>
-          <w:color w:val="000000"/>
-        </w:rPr>
-        <w:lastRenderedPageBreak/>
-        <w:t>[</w:t>
-      </w:r>
-      <w:r>
-        <w:rPr>
-          <w:color w:val="000000"/>
-        </w:rPr>
-        <w:t>6</w:t>
-      </w:r>
-      <w:r>
-        <w:rPr>
-          <w:color w:val="000000"/>
-        </w:rPr>
-        <w:t>] Russell, S., &amp; Norvig, P. (2020). Artificial Intelligence: A Modern Approach (4th ed.). Pearson. Chapter 3 covers BFS, A*, IDA*, and heuristic design.</w:t>
-      </w:r>
-    </w:p>
-    <w:p>
-      <w:pPr>
-        <w:spacing w:before="240" w:after="120" w:line="360" w:lineRule="auto"/>
-        <w:jc w:val="both"/>
-      </w:pPr>
-      <w:r>
-        <w:rPr>
-          <w:color w:val="000000"/>
-        </w:rPr>
-        <w:t>[</w:t>
-      </w:r>
-      <w:r>
-        <w:rPr>
-          <w:color w:val="000000"/>
-        </w:rPr>
-        <w:t>7</w:t>
-      </w:r>
-      <w:r>
-        <w:rPr>
-          <w:color w:val="000000"/>
-        </w:rPr>
-        <w:t>] Stewart, B. M. (1941). Solution to problem 3918. American Mathematical Monthly, 48(3), 217–219. Companion solution to Frame's original paper, establishing the independent discovery of the algorithm.</w:t>
       </w:r>
     </w:p>
     <w:sectPr>
